--- a/exports/synthetic-roth-contribution.docx
+++ b/exports/synthetic-roth-contribution.docx
@@ -715,7 +715,7 @@
         <w:pStyle w:val="BodyText"/>
       </w:pPr>
       <w:r>
-        <w:t xml:space="preserve">This is the closest published decomposition of outside-funded conversion value. It differs from the SRC framework in three ways: (a) the value depends on</w:t>
+        <w:t xml:space="preserve">This is the closest published decomposition of outside-funded conversion value. It differs from the SRC framework in two ways: (a) the value depends on</w:t>
       </w:r>
       <w:r>
         <w:t xml:space="preserve"> </w:t>
@@ -738,7 +738,7 @@
         <w:t xml:space="preserve"> </w:t>
       </w:r>
       <w:r>
-        <w:t xml:space="preserve">— i.e., it operates entirely through tax-drag arbitrage in the alternative wrapper — and collapses to zero when the taxable account has no drag, whereas the SRC’s PV-equivalence identity (§4) holds at the wrapper level itself and survives even when</w:t>
+        <w:t xml:space="preserve">— it operates entirely through tax-drag arbitrage in the alternative wrapper and collapses to zero when the taxable account has no drag, whereas the SRC’s PV-equivalence identity (§4) holds at the wrapper level itself and survives even when</w:t>
       </w:r>
       <w:r>
         <w:t xml:space="preserve"> </w:t>
@@ -758,7 +758,7 @@
         </m:r>
       </m:oMath>
       <w:r>
-        <w:t xml:space="preserve">; (b) Reichenstein &amp; Meyer give an end-of-period FV expression but do not provide a per-year cash-flow stream isolating the tax-payment-source as a separable IRR; and (c) they do not state the present-value identity</w:t>
+        <w:t xml:space="preserve">; and (b) Reichenstein &amp; Meyer give an end-of-period FV expression without the per-year cash-flow stream, separable IRR, or PV-equivalence identity</w:t>
       </w:r>
       <w:r>
         <w:t xml:space="preserve"> </w:t>
@@ -822,7 +822,7 @@
         <w:t xml:space="preserve"> </w:t>
       </w:r>
       <w:r>
-        <w:t xml:space="preserve">at the portfolio rate or derive a separable Break-Even Tax Rate adjustment. Their Strategy 3 captures the same economic phenomenon the SRC names; their formalism leaves the per-year structure, PV identity, and BETR extension unstated.</w:t>
+        <w:t xml:space="preserve">at the portfolio rate that the SRC framework develops.</w:t>
       </w:r>
     </w:p>
     <w:p>
@@ -1025,7 +1025,7 @@
         <w:t xml:space="preserve"> </w:t>
       </w:r>
       <w:r>
-        <w:t xml:space="preserve">algebraic proof of PV equivalence at the portfolio rate; (b) empirical paired-run validation against a production calculation engine to within rounding; (c) the RMD generalization showing the identity holds under non-uniform distribution paths; and (d) the separable IRR decomposition contrasting Outside (real IRR) with Inside (sentinel-flag IRR). The present work is positioned as a rigorous extension, not a re-claim, of the framework introduced there.</w:t>
+        <w:t xml:space="preserve">algebraic proof of PV equivalence at the portfolio rate; (b) empirical paired-run validation against a production calculation engine to within rounding; (c) the RMD generalization showing the identity holds under non-uniform distribution paths; and (d) the separable IRR decomposition on the Outside-funded cash-flow stream. The present work is positioned as a rigorous extension, not a re-claim, of the framework introduced there.</w:t>
       </w:r>
     </w:p>
     <w:p>
@@ -1056,7 +1056,7 @@
         <w:t xml:space="preserve">Size Matters in the Roth IRA Conversion Decision</w:t>
       </w:r>
       <w:r>
-        <w:t xml:space="preserve">, Elm Wealth (June 18, 2025); republished by Advisor Perspectives (July 14, 2025) — is the closest independent later articulation. Nalebuff supplies the mathematical core; Haghani and White publish it. Their</w:t>
+        <w:t xml:space="preserve">, Elm Wealth (June 18, 2025); republished by Advisor Perspectives (July 14, 2025) — is the closest independent later articulation. Their</w:t>
       </w:r>
       <w:r>
         <w:t xml:space="preserve"> </w:t>
@@ -1193,7 +1193,7 @@
         <w:t xml:space="preserve"> </w:t>
       </w:r>
       <w:r>
-        <w:t xml:space="preserve">heuristic. The framing is independently arrived at and substantively aligned with the SRC concept, but their formula collapses ordinary-income and capital-gains rates into one expression and presents the wrapper-transition benefit as a single Benefit and Break-Even-Tax-Rate calculation rather than as a per-year separable stream with its own IRR and PV identity. Notably, this work post-dates Cheshire (2025) by approximately ten weeks; we cite it as parallel evidence that the concept is being independently surfaced, not as priority.</w:t>
+        <w:t xml:space="preserve">heuristic. The framing is substantively aligned with the SRC concept, but the formula collapses ordinary-income and capital-gains rates into one expression and presents the wrapper-transition benefit as a single Benefit and BETR calculation rather than a per-year separable stream with its own IRR and PV identity. This work post-dates Cheshire (2025) by approximately ten weeks; we cite it as parallel evidence that the concept is being independently surfaced, not as priority.</w:t>
       </w:r>
     </w:p>
     <w:p>
@@ -1255,7 +1255,42 @@
         <w:t xml:space="preserve"> </w:t>
       </w:r>
       <w:r>
-        <w:t xml:space="preserve">— extends the Break-Even Tax Rate framework by treating the conversion-tax-payment source as an input. Their Appendix A worked example shows BETR dropping from 35% (no outside payment) to 29.6%, 23.5%, and 14.1% as the outside source becomes more tax-inefficient (or as backdoor contribution capacity is invoked). Outside-payment is folded into a single break-even number, not a separate IRR / FV / PV bucket. Our SRC extension treats the outside-payment value as a first-class quantity with its own measurement, complementing Vanguard’s BETR by making explicit what Vanguard’s model treats as a parameter adjustment.</w:t>
+        <w:t xml:space="preserve">— extends the Break-Even Tax Rate framework to take the conversion-tax-payment source as a parameter input. BETR subtracts a</w:t>
+      </w:r>
+      <w:r>
+        <w:t xml:space="preserve"> </w:t>
+      </w:r>
+      <w:r>
+        <w:t xml:space="preserve">“forgone after-tax value”</w:t>
+      </w:r>
+      <w:r>
+        <w:t xml:space="preserve"> </w:t>
+      </w:r>
+      <w:r>
+        <w:t xml:space="preserve">of the conversion-tax dollar from the Roth side of the comparison, collapsing the Roth and outside-cash position into a single net figure; the deduction cancels symmetrically against an analogous implicit omission in the no-conversion counterfactual, so the BETR rate itself is mathematically correct. The convention, however, obscures the wrapper-migration mechanic, and the assumed taxable-account growth rate multiple,</w:t>
+      </w:r>
+      <w:r>
+        <w:t xml:space="preserve"> </w:t>
+      </w:r>
+      <m:oMath>
+        <m:sSup>
+          <m:e>
+            <m:r>
+              <m:t>M</m:t>
+            </m:r>
+          </m:e>
+          <m:sup>
+            <m:r>
+              <m:rPr>
+                <m:sty m:val="p"/>
+              </m:rPr>
+              <m:t>′</m:t>
+            </m:r>
+          </m:sup>
+        </m:sSup>
+      </m:oMath>
+      <w:r>
+        <w:t xml:space="preserve">, that the convention treats as a neutral input is in fact the recommendation driver. The SRC framework makes the wrapper migration explicit and quantifies the outside-payment value as a first-class component rather than embedding it in a parameter adjustment.</w:t>
       </w:r>
     </w:p>
     <w:p>
@@ -1286,19 +1321,68 @@
         <w:t xml:space="preserve">The Arithmetic of Roth Conversions</w:t>
       </w:r>
       <w:r>
-        <w:t xml:space="preserve">, Journal of Financial Planning, May 2023 — explicitly tabulates the year-by-year wealth wedge between Inside-paid and Outside-paid branches at constant tax rates ($1,343 at year 3, $8,319 at year 10, $40,386 at year 20 in their illustration) and names</w:t>
-      </w:r>
-      <w:r>
-        <w:t xml:space="preserve"> </w:t>
-      </w:r>
-      <w:r>
-        <w:t xml:space="preserve">“tax drag compounding”</w:t>
-      </w:r>
-      <w:r>
-        <w:t xml:space="preserve"> </w:t>
-      </w:r>
-      <w:r>
-        <w:t xml:space="preserve">as the source. They report this as a wealth-difference time series rather than as a separable IRR / PV / FV bucket and do not state the PV-equivalence identity. Their numerical evidence is consistent with the SRC framework’s predictions and provides additional empirical support for the wrapper-transition mechanism.</w:t>
+        <w:t xml:space="preserve">, Journal of Financial Planning, May 2023 — explicitly tabulates the year-by-year wealth wedge between Inside-paid and Outside-paid branches at constant tax rates ($1,343 at year 3, $8,319 at year 10, $40,386 at year 20 in their illustration), with the drag-rate differential between Roth (</w:t>
+      </w:r>
+      <m:oMath>
+        <m:r>
+          <m:t>r</m:t>
+        </m:r>
+      </m:oMath>
+      <w:r>
+        <w:t xml:space="preserve">) and taxable wrapper (</w:t>
+      </w:r>
+      <m:oMath>
+        <m:sSup>
+          <m:e>
+            <m:r>
+              <m:t>r</m:t>
+            </m:r>
+          </m:e>
+          <m:sup>
+            <m:r>
+              <m:rPr>
+                <m:sty m:val="p"/>
+              </m:rPr>
+              <m:t>′</m:t>
+            </m:r>
+          </m:sup>
+        </m:sSup>
+        <m:r>
+          <m:rPr>
+            <m:sty m:val="p"/>
+          </m:rPr>
+          <m:t>=</m:t>
+        </m:r>
+        <m:r>
+          <m:t>r</m:t>
+        </m:r>
+        <m:r>
+          <m:rPr>
+            <m:sty m:val="p"/>
+          </m:rPr>
+          <m:t>(</m:t>
+        </m:r>
+        <m:r>
+          <m:t>1</m:t>
+        </m:r>
+        <m:r>
+          <m:rPr>
+            <m:sty m:val="p"/>
+          </m:rPr>
+          <m:t>−</m:t>
+        </m:r>
+        <m:r>
+          <m:t>t</m:t>
+        </m:r>
+        <m:r>
+          <m:rPr>
+            <m:sty m:val="p"/>
+          </m:rPr>
+          <m:t>)</m:t>
+        </m:r>
+      </m:oMath>
+      <w:r>
+        <w:t xml:space="preserve">) as the underlying source. They report this as a wealth-difference time series rather than as a separable IRR / PV / FV bucket and do not state the PV-equivalence identity. Their numerical evidence is consistent with the SRC framework’s predictions and provides additional empirical support for the wrapper-transition mechanism.</w:t>
       </w:r>
     </w:p>
     <w:p>
@@ -1346,12 +1430,61 @@
       <w:r>
         <w:t xml:space="preserve"> </w:t>
       </w:r>
-      <w:r>
-        <w:rPr>
-          <w:rStyle w:val="VerbatimChar"/>
-        </w:rPr>
-        <w:t xml:space="preserve">PV(Outside − Inside) = 0</w:t>
-      </w:r>
+      <m:oMath>
+        <m:r>
+          <m:rPr>
+            <m:sty m:val="p"/>
+          </m:rPr>
+          <m:t>P</m:t>
+        </m:r>
+        <m:r>
+          <m:rPr>
+            <m:sty m:val="p"/>
+          </m:rPr>
+          <m:t>V</m:t>
+        </m:r>
+        <m:r>
+          <m:rPr>
+            <m:sty m:val="p"/>
+          </m:rPr>
+          <m:t>(</m:t>
+        </m:r>
+        <m:r>
+          <m:rPr>
+            <m:nor/>
+            <m:sty m:val="p"/>
+          </m:rPr>
+          <m:t>Outside</m:t>
+        </m:r>
+        <m:r>
+          <m:rPr>
+            <m:sty m:val="p"/>
+          </m:rPr>
+          <m:t>−</m:t>
+        </m:r>
+        <m:r>
+          <m:rPr>
+            <m:nor/>
+            <m:sty m:val="p"/>
+          </m:rPr>
+          <m:t>Inside</m:t>
+        </m:r>
+        <m:r>
+          <m:rPr>
+            <m:sty m:val="p"/>
+          </m:rPr>
+          <m:t>)</m:t>
+        </m:r>
+        <m:r>
+          <m:rPr>
+            <m:sty m:val="p"/>
+          </m:rPr>
+          <m:t>=</m:t>
+        </m:r>
+        <m:r>
+          <m:t>0</m:t>
+        </m:r>
+      </m:oMath>
       <w:r>
         <w:t xml:space="preserve"> </w:t>
       </w:r>
@@ -1361,14 +1494,67 @@
       <w:r>
         <w:t xml:space="preserve"> </w:t>
       </w:r>
-      <w:r>
-        <w:rPr>
-          <w:rStyle w:val="VerbatimChar"/>
-        </w:rPr>
-        <w:t xml:space="preserve">discount = r</w:t>
-      </w:r>
-      <w:r>
-        <w:t xml:space="preserve">. Where McQuarrie reads this identity as a refutation of the practical importance of outside-payment, the SRC framework reads it as confirmation that the outside-payment value is exactly the conversion tax in year-0 dollars (the contribution-equivalent), with lasting economic significance arising through the tax-drag channel of §6.1. The two readings are mathematically identical and economically opposite; clarifying this distinction is one of the contributions of the present paper.</w:t>
+      <m:oMath>
+        <m:r>
+          <m:rPr>
+            <m:sty m:val="p"/>
+          </m:rPr>
+          <m:t>d</m:t>
+        </m:r>
+        <m:r>
+          <m:rPr>
+            <m:sty m:val="p"/>
+          </m:rPr>
+          <m:t>i</m:t>
+        </m:r>
+        <m:r>
+          <m:rPr>
+            <m:sty m:val="p"/>
+          </m:rPr>
+          <m:t>s</m:t>
+        </m:r>
+        <m:r>
+          <m:rPr>
+            <m:sty m:val="p"/>
+          </m:rPr>
+          <m:t>c</m:t>
+        </m:r>
+        <m:r>
+          <m:rPr>
+            <m:sty m:val="p"/>
+          </m:rPr>
+          <m:t>o</m:t>
+        </m:r>
+        <m:r>
+          <m:rPr>
+            <m:sty m:val="p"/>
+          </m:rPr>
+          <m:t>u</m:t>
+        </m:r>
+        <m:r>
+          <m:rPr>
+            <m:sty m:val="p"/>
+          </m:rPr>
+          <m:t>n</m:t>
+        </m:r>
+        <m:r>
+          <m:rPr>
+            <m:sty m:val="p"/>
+          </m:rPr>
+          <m:t>t</m:t>
+        </m:r>
+        <m:r>
+          <m:rPr>
+            <m:sty m:val="p"/>
+          </m:rPr>
+          <m:t>=</m:t>
+        </m:r>
+        <m:r>
+          <m:t>r</m:t>
+        </m:r>
+      </m:oMath>
+      <w:r>
+        <w:t xml:space="preserve">. Where McQuarrie reads this identity as a refutation of the practical importance of outside-payment, the SRC framework reads it as confirmation that the outside-payment value is exactly the conversion tax in year-0 dollars (the contribution-equivalent), with lasting economic significance arising through the tax-drag channel of §6.1. The two readings are mathematically identical and economically opposite.</w:t>
       </w:r>
     </w:p>
     <w:p>
@@ -2017,7 +2203,7 @@
         <w:t xml:space="preserve"> </w:t>
       </w:r>
       <w:r>
-        <w:t xml:space="preserve">and Advisor Perspectives series); the Bogleheads NPV threads; Williams (AAII Research Triangle, June 2024); White Coat Investor; Allan Roth; Christine Benz / Morningstar; and the Schwab / Fidelity / T. Rowe Price retirement-research series — all advise paying conversion tax from outside funds when feasible. To our knowledge, none separates the value of that practice as a standalone IRR / PV / FV bucket, none states the PV identity, and none derives a separable BETR extension. The qualitative advice is widely repeated; the formal decomposition appears to be absent from this body of work.</w:t>
+        <w:t xml:space="preserve">and Advisor Perspectives series); the Bogleheads NPV threads; and major retirement-research publications from Schwab, Fidelity, T. Rowe Price, and Morningstar — all advise paying conversion tax from outside funds when feasible. To our knowledge, none separates the value of that practice as a standalone IRR / PV / FV bucket, none states the PV identity, and none derives a separable BETR extension. The qualitative advice is widely repeated; the formal decomposition appears to be absent from this body of work.</w:t>
       </w:r>
     </w:p>
     <w:p>
@@ -2126,7 +2312,7 @@
               <w:pStyle w:val="Compact"/>
             </w:pPr>
             <w:r>
-              <w:t xml:space="preserve">Effective marginal conversion-year tax rate (after Social Security, IRMAA, bracket effects)</w:t>
+              <w:t xml:space="preserve">Effective marginal conversion-year tax rate (after Social Security and bracket effects)</w:t>
             </w:r>
           </w:p>
         </w:tc>
@@ -2248,7 +2434,45 @@
               <w:pStyle w:val="Compact"/>
             </w:pPr>
             <w:r>
-              <w:t xml:space="preserve">Effective return rate on a taxable account, after tax drag</w:t>
+              <w:t xml:space="preserve">Effective return rate on a taxable account, after tax drag;</w:t>
+            </w:r>
+            <w:r>
+              <w:t xml:space="preserve"> </w:t>
+            </w:r>
+            <w:r>
+              <w:rPr>
+                <w:i/>
+                <w:iCs/>
+              </w:rPr>
+              <w:t xml:space="preserve">r_d = r · (1 - d)</w:t>
+            </w:r>
+          </w:p>
+        </w:tc>
+      </w:tr>
+      <w:tr>
+        <w:tc>
+          <w:tcPr/>
+          <w:p>
+            <w:pPr>
+              <w:pStyle w:val="Compact"/>
+            </w:pPr>
+            <w:r>
+              <w:rPr>
+                <w:i/>
+                <w:iCs/>
+              </w:rPr>
+              <w:t xml:space="preserve">d</w:t>
+            </w:r>
+          </w:p>
+        </w:tc>
+        <w:tc>
+          <w:tcPr/>
+          <w:p>
+            <w:pPr>
+              <w:pStyle w:val="Compact"/>
+            </w:pPr>
+            <w:r>
+              <w:t xml:space="preserve">Annual drag fraction on a taxable account’s return</w:t>
             </w:r>
           </w:p>
         </w:tc>
@@ -3183,7 +3407,7 @@
         </m:r>
       </m:oMath>
       <w:r>
-        <w:t xml:space="preserve">, the $22,000 immediate settlement extinguishes a liability with face value $25,000 in PV terms. The household captures the $3,000 difference as a balance-sheet gain — the rate-arbitrage Core of the conversion’s NPV.</w:t>
+        <w:t xml:space="preserve">, the $22,000 immediate settlement extinguishes a $25,000 liability. The household captures the $3,000 difference as a balance-sheet gain — the rate-arbitrage Core of the conversion’s NPV.</w:t>
       </w:r>
     </w:p>
     <w:p>

--- a/exports/synthetic-roth-contribution.docx
+++ b/exports/synthetic-roth-contribution.docx
@@ -391,7 +391,7 @@
         </m:r>
       </m:oMath>
       <w:r>
-        <w:t xml:space="preserve">, modulated by time, growth, and Social Security / IRMAA / tax-drag interactions.</w:t>
+        <w:t xml:space="preserve">, modulated by time, growth, Social Security, and inflation.</w:t>
       </w:r>
     </w:p>
     <w:p>
@@ -4564,7 +4564,7 @@
         <w:t xml:space="preserve"> </w:t>
       </w:r>
       <w:r>
-        <w:t xml:space="preserve">Hold all spread / IRMAA / tax-drag effects equal across the two scenarios (they are, by construction). Isolate the SRC component.</w:t>
+        <w:t xml:space="preserve">Hold all spread / tax-drag effects equal across the two scenarios (they are, by construction). Isolate the SRC component.</w:t>
       </w:r>
     </w:p>
     <w:p>
@@ -5889,7 +5889,7 @@
         <w:pStyle w:val="FirstParagraph"/>
       </w:pPr>
       <w:r>
-        <w:t xml:space="preserve">For each year we compute ΔATCF = ATCF(conversion scenario) − ATCF(no-conversion baseline), where the conversion scenario applies the $123,850 conversion described above (which fills cumulatively through the 22% federal bracket under the assumed inputs) and the baseline applies no conversion at all. The application separates ΔATCF into three sub-streams (distribution-driven ATCF excluding IRMAA; IRMAA savings; reduced-RMD tax drag); to isolate the SRC effect cleanly we work with the distribution-driven ATCF excluding IRMAA.</w:t>
+        <w:t xml:space="preserve">For each year we compute ΔATCF = ATCF(conversion scenario) − ATCF(no-conversion baseline), where the conversion scenario applies the $123,850 conversion described above (which fills cumulatively through the 22% federal bracket under the assumed inputs) and the baseline applies no conversion at all.</w:t>
       </w:r>
     </w:p>
     <w:tbl>
@@ -5940,18 +5940,18 @@
               <w:pStyle w:val="Compact"/>
             </w:pPr>
             <w:r>
-              <w:t xml:space="preserve">Inside ΔATCF ex-IRMAA</w:t>
-            </w:r>
-          </w:p>
-        </w:tc>
-        <w:tc>
-          <w:tcPr/>
-          <w:p>
-            <w:pPr>
-              <w:pStyle w:val="Compact"/>
-            </w:pPr>
-            <w:r>
-              <w:t xml:space="preserve">Outside ΔATCF ex-IRMAA</w:t>
+              <w:t xml:space="preserve">Inside ΔATCF</w:t>
+            </w:r>
+          </w:p>
+        </w:tc>
+        <w:tc>
+          <w:tcPr/>
+          <w:p>
+            <w:pPr>
+              <w:pStyle w:val="Compact"/>
+            </w:pPr>
+            <w:r>
+              <w:t xml:space="preserve">Outside ΔATCF</w:t>
             </w:r>
           </w:p>
         </w:tc>
@@ -7319,7 +7319,7 @@
         <w:t xml:space="preserve">$1,696 (rounded; $1,695.86 unrounded) in every distribution year 2027–2046</w:t>
       </w:r>
       <w:r>
-        <w:t xml:space="preserve">. The Outside-scenario data reports per-year increments matching the algebraic prediction to the dollar in 20 of 20 years; the single non-matching year (2028) is the IRMAA conversion-year lookback effect (IRMAA savings of −$1,254 for that year only, a separately accounted effect orthogonal to the SRC). Adding the IRMAA hit back to 2028’s increment recovers $1,696, making the SRC’s structural per-year contribution</w:t>
+        <w:t xml:space="preserve">. The Outside-scenario data reports per-year increments matching the algebraic prediction to the dollar in all 20 distribution years — the SRC’s structural per-year contribution is</w:t>
       </w:r>
       <w:r>
         <w:t xml:space="preserve"> </w:t>
@@ -7700,7 +7700,7 @@
         <w:t xml:space="preserve">to the dollar</w:t>
       </w:r>
       <w:r>
-        <w:t xml:space="preserve">. The full IRR Cash Flow Decomposition PV totals (which add IRMAA savings PV and tax-drag-RMD PV to the ΔATCF-ex-IRMAA PV) also match between scenarios — both report total IRR cash-flow PV of $14,327 in the application’s display. Identical PV is the empirical signature of the algebraic identity proved in Section 4.</w:t>
+        <w:t xml:space="preserve">. Identical PV is the empirical signature of the algebraic identity proved in Section 4.</w:t>
       </w:r>
     </w:p>
     <w:p>
@@ -8299,18 +8299,18 @@
               <w:pStyle w:val="Compact"/>
             </w:pPr>
             <w:r>
-              <w:t xml:space="preserve">$178*</w:t>
-            </w:r>
-          </w:p>
-        </w:tc>
-        <w:tc>
-          <w:tcPr/>
-          <w:p>
-            <w:pPr>
-              <w:pStyle w:val="Compact"/>
-            </w:pPr>
-            <w:r>
-              <w:t xml:space="preserve">$1,069</w:t>
+              <w:t xml:space="preserve">$1,609</w:t>
+            </w:r>
+          </w:p>
+        </w:tc>
+        <w:tc>
+          <w:tcPr/>
+          <w:p>
+            <w:pPr>
+              <w:pStyle w:val="Compact"/>
+            </w:pPr>
+            <w:r>
+              <w:t xml:space="preserve">$2,500</w:t>
             </w:r>
           </w:p>
         </w:tc>
@@ -9596,7 +9596,7 @@
                 <w:b/>
                 <w:bCs/>
               </w:rPr>
-              <w:t xml:space="preserve">$30,409</w:t>
+              <w:t xml:space="preserve">$31,840</w:t>
             </w:r>
           </w:p>
         </w:tc>
@@ -9611,7 +9611,7 @@
                 <w:b/>
                 <w:bCs/>
               </w:rPr>
-              <w:t xml:space="preserve">$62,633</w:t>
+              <w:t xml:space="preserve">$64,064</w:t>
             </w:r>
           </w:p>
         </w:tc>
@@ -10446,7 +10446,7 @@
                 <w:b/>
                 <w:bCs/>
               </w:rPr>
-              <w:t xml:space="preserve">$50,559</w:t>
+              <w:t xml:space="preserve">$51,990</w:t>
             </w:r>
           </w:p>
         </w:tc>
@@ -10461,7 +10461,7 @@
                 <w:b/>
                 <w:bCs/>
               </w:rPr>
-              <w:t xml:space="preserve">$121,788</w:t>
+              <w:t xml:space="preserve">$123,219</w:t>
             </w:r>
           </w:p>
         </w:tc>
@@ -10497,14 +10497,6 @@
         </w:tc>
       </w:tr>
     </w:tbl>
-    <w:p>
-      <w:pPr>
-        <w:pStyle w:val="BodyText"/>
-      </w:pPr>
-      <w:r>
-        <w:t xml:space="preserve">* 2031 contains the IRMAA conversion-year lookback hit (IRMAA savings of −$1,431 for that year only).</w:t>
-      </w:r>
-    </w:p>
     <w:bookmarkEnd w:id="28"/>
     <w:bookmarkStart w:id="29" w:name="b.3-the-pv-identity-holds-to-the-penny"/>
     <w:p>
@@ -11504,7 +11496,7 @@
         <w:pStyle w:val="BodyText"/>
       </w:pPr>
       <w:r>
-        <w:t xml:space="preserve">Under FA distribution (§5), the inheritance channel does not appear because FA depletes the balance to zero at owner death. The SRC’s owner-period contribution still exists but the inheritance channel is absent by construction. RMD’s 10-year beneficiary distribution makes the inheritance channel structurally visible — and the application correctly captures it.</w:t>
+        <w:t xml:space="preserve">Under FA distribution (§5), the inheritance channel does not appear because FA depletes the balance to zero at owner death. The SRC’s owner-period contribution still exists but the inheritance channel is absent by construction. RMD’s 10-year beneficiary distribution makes the inheritance channel structurally visible.</w:t>
       </w:r>
     </w:p>
     <w:bookmarkEnd w:id="35"/>
@@ -11529,7 +11521,7 @@
       </w:r>
       <m:oMath>
         <m:r>
-          <m:t>d</m:t>
+          <m:t>ρ</m:t>
         </m:r>
         <m:r>
           <m:rPr>
@@ -11549,7 +11541,7 @@
       </w:r>
       <m:oMath>
         <m:r>
-          <m:t>d</m:t>
+          <m:t>ρ</m:t>
         </m:r>
         <m:r>
           <m:rPr>
@@ -12069,7 +12061,7 @@
         <w:t xml:space="preserve"> </w:t>
       </w:r>
       <w:r>
-        <w:t xml:space="preserve">increment in 19 of 20 distribution years (the 20th year contains a separately accounted IRMAA conversion-year lookback hit), matching the algebraic prediction $17,966 ×</w:t>
+        <w:t xml:space="preserve">increment in all 20 distribution years, matching the algebraic prediction $17,966 ×</w:t>
       </w:r>
       <w:r>
         <w:t xml:space="preserve"> </w:t>

--- a/exports/synthetic-roth-contribution.docx
+++ b/exports/synthetic-roth-contribution.docx
@@ -10692,7 +10692,7 @@
         <w:pStyle w:val="BodyText"/>
       </w:pPr>
       <w:r>
-        <w:t xml:space="preserve">The engine computes it via a closed-form multiplier rather than by integrating the year stream:</w:t>
+        <w:t xml:space="preserve">The engine computes the lifetime nominal payout as a per-dollar multiple of the conversion-tax outlay:</w:t>
       </w:r>
     </w:p>
     <w:p>
@@ -10704,92 +10704,35 @@
           <m:jc m:val="center"/>
         </m:oMathParaPr>
         <m:oMath>
-          <m:eqArr>
-            <m:e>
-              <m:r>
-                <m:rPr>
-                  <m:nor/>
-                  <m:sty m:val="p"/>
-                </m:rPr>
-                <m:t>Lifetime nominal payout</m:t>
-              </m:r>
-              <m:r>
-                <m:t>&amp;</m:t>
-              </m:r>
-              <m:r>
-                <m:rPr>
-                  <m:sty m:val="p"/>
-                </m:rPr>
-                <m:t>=</m:t>
-              </m:r>
-              <m:r>
-                <m:t>K</m:t>
-              </m:r>
-              <m:r>
-                <m:rPr>
-                  <m:sty m:val="p"/>
-                </m:rPr>
-                <m:t>⋅</m:t>
-              </m:r>
-              <m:r>
-                <m:rPr>
-                  <m:nor/>
-                  <m:sty m:val="p"/>
-                </m:rPr>
-                <m:t>payout multiple</m:t>
-              </m:r>
-            </m:e>
-            <m:e>
-              <m:r>
-                <m:rPr>
-                  <m:nor/>
-                  <m:sty m:val="p"/>
-                </m:rPr>
-                <m:t>payout multiple</m:t>
-              </m:r>
-              <m:r>
-                <m:t>&amp;</m:t>
-              </m:r>
-              <m:r>
-                <m:rPr>
-                  <m:sty m:val="p"/>
-                </m:rPr>
-                <m:t>=</m:t>
-              </m:r>
-              <m:f>
-                <m:fPr>
-                  <m:type m:val="bar"/>
-                </m:fPr>
-                <m:num>
-                  <m:r>
-                    <m:rPr>
-                      <m:nor/>
-                      <m:sty m:val="p"/>
-                    </m:rPr>
-                    <m:t>Total ATCF Change (FV)</m:t>
-                  </m:r>
-                </m:num>
-                <m:den>
-                  <m:r>
-                    <m:t>K</m:t>
-                  </m:r>
-                  <m:r>
-                    <m:rPr>
-                      <m:sty m:val="p"/>
-                    </m:rPr>
-                    <m:t>+</m:t>
-                  </m:r>
-                  <m:r>
-                    <m:rPr>
-                      <m:nor/>
-                      <m:sty m:val="p"/>
-                    </m:rPr>
-                    <m:t>Tax-Rate Spread (FV)</m:t>
-                  </m:r>
-                </m:den>
-              </m:f>
-            </m:e>
-          </m:eqArr>
+          <m:r>
+            <m:rPr>
+              <m:nor/>
+              <m:sty m:val="p"/>
+            </m:rPr>
+            <m:t>Lifetime nominal payout</m:t>
+          </m:r>
+          <m:r>
+            <m:rPr>
+              <m:sty m:val="p"/>
+            </m:rPr>
+            <m:t>=</m:t>
+          </m:r>
+          <m:r>
+            <m:t>K</m:t>
+          </m:r>
+          <m:r>
+            <m:rPr>
+              <m:sty m:val="p"/>
+            </m:rPr>
+            <m:t>⋅</m:t>
+          </m:r>
+          <m:r>
+            <m:rPr>
+              <m:nor/>
+              <m:sty m:val="p"/>
+            </m:rPr>
+            <m:t>payout multiple</m:t>
+          </m:r>
         </m:oMath>
       </m:oMathPara>
     </w:p>
@@ -10798,7 +10741,123 @@
         <w:pStyle w:val="FirstParagraph"/>
       </w:pPr>
       <w:r>
-        <w:t xml:space="preserve">For the Outside RMD scenario, the payout multiple is 3.9647, so the lifetime nominal payout = $17,966 × 3.9647 = $71,229.59.</w:t>
+        <w:t xml:space="preserve">The payout multiple is a structural property of the household’s distribution schedule. Under FA distribution, it equals</w:t>
+      </w:r>
+      <w:r>
+        <w:t xml:space="preserve"> </w:t>
+      </w:r>
+      <m:oMath>
+        <m:r>
+          <m:rPr>
+            <m:sty m:val="p"/>
+          </m:rPr>
+          <m:t>A</m:t>
+        </m:r>
+        <m:r>
+          <m:rPr>
+            <m:sty m:val="p"/>
+          </m:rPr>
+          <m:t>F</m:t>
+        </m:r>
+        <m:r>
+          <m:rPr>
+            <m:sty m:val="p"/>
+          </m:rPr>
+          <m:t>(</m:t>
+        </m:r>
+        <m:r>
+          <m:t>r</m:t>
+        </m:r>
+        <m:r>
+          <m:rPr>
+            <m:sty m:val="p"/>
+          </m:rPr>
+          <m:t>,</m:t>
+        </m:r>
+        <m:r>
+          <m:t>N</m:t>
+        </m:r>
+        <m:r>
+          <m:rPr>
+            <m:sty m:val="p"/>
+          </m:rPr>
+          <m:t>)</m:t>
+        </m:r>
+        <m:r>
+          <m:rPr>
+            <m:sty m:val="p"/>
+          </m:rPr>
+          <m:t>⋅</m:t>
+        </m:r>
+        <m:r>
+          <m:t>N</m:t>
+        </m:r>
+      </m:oMath>
+      <w:r>
+        <w:t xml:space="preserve"> </w:t>
+      </w:r>
+      <w:r>
+        <w:t xml:space="preserve">(1.88786 in our scenario, with</w:t>
+      </w:r>
+      <w:r>
+        <w:t xml:space="preserve"> </w:t>
+      </w:r>
+      <m:oMath>
+        <m:r>
+          <m:t>r</m:t>
+        </m:r>
+        <m:r>
+          <m:rPr>
+            <m:sty m:val="p"/>
+          </m:rPr>
+          <m:t>=</m:t>
+        </m:r>
+        <m:r>
+          <m:t>7</m:t>
+        </m:r>
+        <m:r>
+          <m:rPr>
+            <m:sty m:val="p"/>
+          </m:rPr>
+          <m:t>%</m:t>
+        </m:r>
+      </m:oMath>
+      <w:r>
+        <w:t xml:space="preserve">,</w:t>
+      </w:r>
+      <w:r>
+        <w:t xml:space="preserve"> </w:t>
+      </w:r>
+      <m:oMath>
+        <m:r>
+          <m:t>N</m:t>
+        </m:r>
+        <m:r>
+          <m:rPr>
+            <m:sty m:val="p"/>
+          </m:rPr>
+          <m:t>=</m:t>
+        </m:r>
+        <m:r>
+          <m:t>20</m:t>
+        </m:r>
+      </m:oMath>
+      <w:r>
+        <w:t xml:space="preserve">). Under RMD distribution, it is determined empirically from the year-by-year RMD divisor schedule applied to the SRC’s</w:t>
+      </w:r>
+      <w:r>
+        <w:t xml:space="preserve"> </w:t>
+      </w:r>
+      <m:oMath>
+        <m:r>
+          <m:t>K</m:t>
+        </m:r>
+      </m:oMath>
+      <w:r>
+        <w:t xml:space="preserve"> </w:t>
+      </w:r>
+      <w:r>
+        <w:t xml:space="preserve">dollars. For the Outside RMD scenario, the payout multiple is 3.9647, so the lifetime nominal payout = $17,966 × 3.9647 = $71,229.59.</w:t>
       </w:r>
     </w:p>
     <w:p>
@@ -11687,7 +11746,7 @@
         <w:t xml:space="preserve"> </w:t>
       </w:r>
       <w:r>
-        <w:t xml:space="preserve">on the converted principal); the IRMAA / Medicare alpha (a separable channel for households whose post-conversion income strategy improves their Medicare-surcharge bracket exposure; not decomposed in this paper); and the RMD tax-drag alpha (drag avoided on the reinvested-RMD stream the household no longer has to take, since the conversion shrinks the Traditional balance and thereby reduces lifetime RMDs — a channel present for both Inside and Outside conversions, since the RMD reduction is a consequence of the conversion event itself, not the funding source). An Inside conversion is rational if the sum of these alpha components is PV-positive, since Inside funding requires no outside cash outlay.</w:t>
+        <w:t xml:space="preserve">on the converted principal); the IRMAA / Medicare alpha (a separable channel for households whose post-conversion income strategy improves their Medicare-surcharge bracket exposure; not decomposed in this paper); and the RMD tax-drag alpha (drag avoided on the reinvested-RMD stream that the conversion eliminates by shrinking the Traditional balance; present for both Inside and Outside conversions, since the RMD reduction follows from the conversion event itself, not the funding source). An Inside conversion is rational if the sum of these alpha components is PV-positive, since Inside funding requires no outside cash outlay.</w:t>
       </w:r>
     </w:p>
     <w:p>
@@ -13932,6 +13991,41 @@
             </w:pPr>
             <w:r>
               <w:t xml:space="preserve">$3,362.08</w:t>
+            </w:r>
+          </w:p>
+        </w:tc>
+      </w:tr>
+      <w:tr>
+        <w:tc>
+          <w:tcPr/>
+          <w:p>
+            <w:pPr>
+              <w:pStyle w:val="Compact"/>
+            </w:pPr>
+            <w:r>
+              <w:t xml:space="preserve">Payout Multiple</w:t>
+            </w:r>
+          </w:p>
+        </w:tc>
+        <w:tc>
+          <w:tcPr/>
+          <w:p>
+            <w:pPr>
+              <w:pStyle w:val="Compact"/>
+            </w:pPr>
+            <w:r>
+              <w:t xml:space="preserve">3.9647</w:t>
+            </w:r>
+          </w:p>
+        </w:tc>
+        <w:tc>
+          <w:tcPr/>
+          <w:p>
+            <w:pPr>
+              <w:pStyle w:val="Compact"/>
+            </w:pPr>
+            <w:r>
+              <w:t xml:space="preserve">3.9647</w:t>
             </w:r>
           </w:p>
         </w:tc>

--- a/exports/synthetic-roth-contribution.docx
+++ b/exports/synthetic-roth-contribution.docx
@@ -51,7 +51,13 @@
           <w:b/>
           <w:bCs/>
         </w:rPr>
-        <w:t xml:space="preserve">Working draft — 2026-05-06</w:t>
+        <w:t xml:space="preserve">Steven Cheshire, CFA</w:t>
+      </w:r>
+      <w:r>
+        <w:t xml:space="preserve"> </w:t>
+      </w:r>
+      <w:r>
+        <w:t xml:space="preserve">Draft: 2026-05-13</w:t>
       </w:r>
     </w:p>
     <w:p>

--- a/exports/synthetic-roth-contribution.docx
+++ b/exports/synthetic-roth-contribution.docx
@@ -2,37 +2,6 @@
 <file path=word/document.xml><?xml version="1.0" encoding="utf-8"?>
 <w:document xmlns:w="http://schemas.openxmlformats.org/wordprocessingml/2006/main" xmlns:m="http://schemas.openxmlformats.org/officeDocument/2006/math" xmlns:r="http://schemas.openxmlformats.org/officeDocument/2006/relationships" xmlns:o="urn:schemas-microsoft-com:office:office" xmlns:v="urn:schemas-microsoft-com:vml" xmlns:w10="urn:schemas-microsoft-com:office:word" xmlns:a="http://schemas.openxmlformats.org/drawingml/2006/main" xmlns:pic="http://schemas.openxmlformats.org/drawingml/2006/picture" xmlns:wp="http://schemas.openxmlformats.org/drawingml/2006/wordprocessingDrawing">
   <w:body>
-    <w:sdt>
-      <w:sdtPr>
-        <w:docPartObj>
-          <w:docPartGallery w:val="Table of Contents"/>
-          <w:docPartUnique/>
-        </w:docPartObj>
-      </w:sdtPr>
-      <w:sdtContent>
-        <w:p>
-          <w:pPr>
-            <w:pStyle w:val="TOCHeading"/>
-          </w:pPr>
-          <w:r>
-            <w:t xml:space="preserve">Table of Contents</w:t>
-          </w:r>
-        </w:p>
-        <w:p>
-          <w:r>
-            <w:fldChar w:fldCharType="begin" w:dirty="true"/>
-            <w:instrText xml:space="preserve">TOC \o "1-3" \h \z \u</w:instrText>
-            <w:fldChar w:fldCharType="separate"/>
-            <w:fldChar w:fldCharType="end"/>
-          </w:r>
-        </w:p>
-      </w:sdtContent>
-    </w:sdt>
-    <w:p>
-      <w:r>
-        <w:br w:type="page"/>
-      </w:r>
-    </w:p>
     <w:bookmarkStart w:id="44" w:name="X6d2ad215d2e6367c7cb1eff0628692cb8617c07"/>
     <w:p>
       <w:pPr>
@@ -5968,18 +5937,18 @@
               <w:pStyle w:val="Compact"/>
             </w:pPr>
             <w:r>
-              <w:t xml:space="preserve">Outside − Inside</w:t>
-            </w:r>
-          </w:p>
-        </w:tc>
-        <w:tc>
-          <w:tcPr/>
-          <w:p>
-            <w:pPr>
-              <w:pStyle w:val="Compact"/>
-            </w:pPr>
-            <w:r>
-              <w:t xml:space="preserve">Predicted increment</w:t>
+              <w:t xml:space="preserve">Outside − Inside (nom)</w:t>
+            </w:r>
+          </w:p>
+        </w:tc>
+        <w:tc>
+          <w:tcPr/>
+          <w:p>
+            <w:pPr>
+              <w:pStyle w:val="Compact"/>
+            </w:pPr>
+            <w:r>
+              <w:t xml:space="preserve">Outside − Inside (PV @ 7%)</w:t>
             </w:r>
           </w:p>
         </w:tc>
@@ -6047,7 +6016,7 @@
               <w:pStyle w:val="Compact"/>
             </w:pPr>
             <w:r>
-              <w:t xml:space="preserve">year-0 outflow</w:t>
+              <w:t xml:space="preserve">$−17,966</w:t>
             </w:r>
           </w:p>
         </w:tc>
@@ -6115,7 +6084,7 @@
               <w:pStyle w:val="Compact"/>
             </w:pPr>
             <w:r>
-              <w:t xml:space="preserve">$1,695.86 ✓</w:t>
+              <w:t xml:space="preserve">$1,585</w:t>
             </w:r>
           </w:p>
         </w:tc>
@@ -6183,7 +6152,7 @@
               <w:pStyle w:val="Compact"/>
             </w:pPr>
             <w:r>
-              <w:t xml:space="preserve">$1,695.86 ✓</w:t>
+              <w:t xml:space="preserve">$1,481</w:t>
             </w:r>
           </w:p>
         </w:tc>
@@ -6251,7 +6220,7 @@
               <w:pStyle w:val="Compact"/>
             </w:pPr>
             <w:r>
-              <w:t xml:space="preserve">$1,695.86 ✓</w:t>
+              <w:t xml:space="preserve">$1,384</w:t>
             </w:r>
           </w:p>
         </w:tc>
@@ -6319,7 +6288,7 @@
               <w:pStyle w:val="Compact"/>
             </w:pPr>
             <w:r>
-              <w:t xml:space="preserve">$1,695.86 ✓</w:t>
+              <w:t xml:space="preserve">$1,294</w:t>
             </w:r>
           </w:p>
         </w:tc>
@@ -6387,7 +6356,7 @@
               <w:pStyle w:val="Compact"/>
             </w:pPr>
             <w:r>
-              <w:t xml:space="preserve">$1,695.86 ✓</w:t>
+              <w:t xml:space="preserve">$1,209</w:t>
             </w:r>
           </w:p>
         </w:tc>
@@ -6455,7 +6424,7 @@
               <w:pStyle w:val="Compact"/>
             </w:pPr>
             <w:r>
-              <w:t xml:space="preserve">$1,695.86 ✓</w:t>
+              <w:t xml:space="preserve">$1,130</w:t>
             </w:r>
           </w:p>
         </w:tc>
@@ -6523,7 +6492,7 @@
               <w:pStyle w:val="Compact"/>
             </w:pPr>
             <w:r>
-              <w:t xml:space="preserve">$1,695.86 ✓</w:t>
+              <w:t xml:space="preserve">$1,056</w:t>
             </w:r>
           </w:p>
         </w:tc>
@@ -6591,7 +6560,7 @@
               <w:pStyle w:val="Compact"/>
             </w:pPr>
             <w:r>
-              <w:t xml:space="preserve">$1,695.86 ✓</w:t>
+              <w:t xml:space="preserve">$987</w:t>
             </w:r>
           </w:p>
         </w:tc>
@@ -6659,7 +6628,7 @@
               <w:pStyle w:val="Compact"/>
             </w:pPr>
             <w:r>
-              <w:t xml:space="preserve">$1,695.86 ✓</w:t>
+              <w:t xml:space="preserve">$923</w:t>
             </w:r>
           </w:p>
         </w:tc>
@@ -6727,7 +6696,7 @@
               <w:pStyle w:val="Compact"/>
             </w:pPr>
             <w:r>
-              <w:t xml:space="preserve">$1,695.86 ✓</w:t>
+              <w:t xml:space="preserve">$862</w:t>
             </w:r>
           </w:p>
         </w:tc>
@@ -6795,7 +6764,7 @@
               <w:pStyle w:val="Compact"/>
             </w:pPr>
             <w:r>
-              <w:t xml:space="preserve">$1,695.86 ✓</w:t>
+              <w:t xml:space="preserve">$806</w:t>
             </w:r>
           </w:p>
         </w:tc>
@@ -6863,7 +6832,7 @@
               <w:pStyle w:val="Compact"/>
             </w:pPr>
             <w:r>
-              <w:t xml:space="preserve">$1,695.86 ✓</w:t>
+              <w:t xml:space="preserve">$753</w:t>
             </w:r>
           </w:p>
         </w:tc>
@@ -6931,7 +6900,7 @@
               <w:pStyle w:val="Compact"/>
             </w:pPr>
             <w:r>
-              <w:t xml:space="preserve">$1,695.86 ✓</w:t>
+              <w:t xml:space="preserve">$704</w:t>
             </w:r>
           </w:p>
         </w:tc>
@@ -6999,7 +6968,7 @@
               <w:pStyle w:val="Compact"/>
             </w:pPr>
             <w:r>
-              <w:t xml:space="preserve">$1,695.86 ✓</w:t>
+              <w:t xml:space="preserve">$658</w:t>
             </w:r>
           </w:p>
         </w:tc>
@@ -7067,7 +7036,7 @@
               <w:pStyle w:val="Compact"/>
             </w:pPr>
             <w:r>
-              <w:t xml:space="preserve">$1,695.86 ✓</w:t>
+              <w:t xml:space="preserve">⋯</w:t>
             </w:r>
           </w:p>
         </w:tc>
@@ -7135,7 +7104,7 @@
               <w:pStyle w:val="Compact"/>
             </w:pPr>
             <w:r>
-              <w:t xml:space="preserve">$1,695.86 ✓</w:t>
+              <w:t xml:space="preserve">$438</w:t>
             </w:r>
           </w:p>
         </w:tc>
@@ -7205,20 +7174,10 @@
                 <w:b/>
                 <w:bCs/>
               </w:rPr>
-              <w:t xml:space="preserve">$15,951</w:t>
-            </w:r>
-          </w:p>
-        </w:tc>
-        <w:tc>
-          <w:tcPr/>
-          <w:p>
-            <w:pPr>
-              <w:pStyle w:val="Compact"/>
-            </w:pPr>
-          </w:p>
-        </w:tc>
-      </w:tr>
-      <w:tr>
+              <w:t xml:space="preserve">+$15,951</w:t>
+            </w:r>
+          </w:p>
+        </w:tc>
         <w:tc>
           <w:tcPr/>
           <w:p>
@@ -7230,69 +7189,8 @@
                 <w:b/>
                 <w:bCs/>
               </w:rPr>
-              <w:t xml:space="preserve">20-yr PV @ 7%</w:t>
-            </w:r>
-          </w:p>
-        </w:tc>
-        <w:tc>
-          <w:tcPr/>
-          <w:p>
-            <w:pPr>
-              <w:pStyle w:val="Compact"/>
-            </w:pPr>
-          </w:p>
-        </w:tc>
-        <w:tc>
-          <w:tcPr/>
-          <w:p>
-            <w:pPr>
-              <w:pStyle w:val="Compact"/>
-            </w:pPr>
-            <w:r>
-              <w:rPr>
-                <w:b/>
-                <w:bCs/>
-              </w:rPr>
-              <w:t xml:space="preserve">$9,766</w:t>
-            </w:r>
-          </w:p>
-        </w:tc>
-        <w:tc>
-          <w:tcPr/>
-          <w:p>
-            <w:pPr>
-              <w:pStyle w:val="Compact"/>
-            </w:pPr>
-            <w:r>
-              <w:rPr>
-                <w:b/>
-                <w:bCs/>
-              </w:rPr>
-              <w:t xml:space="preserve">$9,766</w:t>
-            </w:r>
-          </w:p>
-        </w:tc>
-        <w:tc>
-          <w:tcPr/>
-          <w:p>
-            <w:pPr>
-              <w:pStyle w:val="Compact"/>
-            </w:pPr>
-            <w:r>
-              <w:rPr>
-                <w:b/>
-                <w:bCs/>
-              </w:rPr>
-              <w:t xml:space="preserve">$0</w:t>
-            </w:r>
-          </w:p>
-        </w:tc>
-        <w:tc>
-          <w:tcPr/>
-          <w:p>
-            <w:pPr>
-              <w:pStyle w:val="Compact"/>
-            </w:pPr>
+              <w:t xml:space="preserve">+$0</w:t>
+            </w:r>
           </w:p>
         </w:tc>
       </w:tr>
@@ -7322,31 +7220,13 @@
           <w:b/>
           <w:bCs/>
         </w:rPr>
-        <w:t xml:space="preserve">$1,696 (rounded; $1,695.86 unrounded) in every distribution year 2027–2046</w:t>
-      </w:r>
-      <w:r>
-        <w:t xml:space="preserve">. The Outside-scenario data reports per-year increments matching the algebraic prediction to the dollar in all 20 distribution years — the SRC’s structural per-year contribution is</w:t>
-      </w:r>
-      <w:r>
-        <w:t xml:space="preserve"> </w:t>
-      </w:r>
-      <w:r>
-        <w:rPr>
-          <w:b/>
-          <w:bCs/>
-        </w:rPr>
-        <w:t xml:space="preserve">uniform across all 20 years</w:t>
-      </w:r>
-      <w:r>
-        <w:t xml:space="preserve">.</w:t>
-      </w:r>
-    </w:p>
-    <w:p>
-      <w:pPr>
-        <w:pStyle w:val="BodyText"/>
-      </w:pPr>
-      <w:r>
-        <w:t xml:space="preserve">We verify the predicted constant against the algebraic formula:</w:t>
+        <w:t xml:space="preserve">constant at $1,696 in every distribution year 2027–2046</w:t>
+      </w:r>
+      <w:r>
+        <w:t xml:space="preserve"> </w:t>
+      </w:r>
+      <w:r>
+        <w:t xml:space="preserve">($1,695.86 to two decimals). The SRC’s structural per-year contribution is uniform across all 20 years, matching the algebraic prediction:</w:t>
       </w:r>
     </w:p>
     <w:p>
@@ -7653,68 +7533,7 @@
         <w:pStyle w:val="FirstParagraph"/>
       </w:pPr>
       <w:r>
-        <w:t xml:space="preserve">The PV column is the decisive empirical evidence:</w:t>
-      </w:r>
-    </w:p>
-    <w:p>
-      <w:pPr>
-        <w:pStyle w:val="Compact"/>
-        <w:numPr>
-          <w:ilvl w:val="0"/>
-          <w:numId w:val="1003"/>
-        </w:numPr>
-      </w:pPr>
-      <w:r>
-        <w:rPr>
-          <w:b/>
-          <w:bCs/>
-        </w:rPr>
-        <w:t xml:space="preserve">Inside ΔATCF total PV at 7%: $9,766</w:t>
-      </w:r>
-    </w:p>
-    <w:p>
-      <w:pPr>
-        <w:pStyle w:val="Compact"/>
-        <w:numPr>
-          <w:ilvl w:val="0"/>
-          <w:numId w:val="1003"/>
-        </w:numPr>
-      </w:pPr>
-      <w:r>
-        <w:rPr>
-          <w:b/>
-          <w:bCs/>
-        </w:rPr>
-        <w:t xml:space="preserve">Outside ΔATCF total PV at 7%: $9,766</w:t>
-      </w:r>
-    </w:p>
-    <w:p>
-      <w:pPr>
-        <w:pStyle w:val="FirstParagraph"/>
-      </w:pPr>
-      <w:r>
-        <w:t xml:space="preserve">These are equal</w:t>
-      </w:r>
-      <w:r>
-        <w:t xml:space="preserve"> </w:t>
-      </w:r>
-      <w:r>
-        <w:rPr>
-          <w:b/>
-          <w:bCs/>
-        </w:rPr>
-        <w:t xml:space="preserve">to the dollar</w:t>
-      </w:r>
-      <w:r>
-        <w:t xml:space="preserve">. Identical PV is the empirical signature of the algebraic identity proved in Section 4.</w:t>
-      </w:r>
-    </w:p>
-    <w:p>
-      <w:pPr>
-        <w:pStyle w:val="BodyText"/>
-      </w:pPr>
-      <w:r>
-        <w:t xml:space="preserve">Reconciliation: The −$17,966 year-0 outflow under Outside funding is exactly compensated by the present value of the constant $1,695.86/year stream:</w:t>
+        <w:t xml:space="preserve">The Outside − Inside (PV @ 7%) column sums to approximately zero across all 21 rows — the decisive empirical evidence of the algebraic identity proved in Section 4. The −$17,966 year-0 outflow is exactly compensated by the present value of the 20-year constant $1,696 distribution stream:</w:t>
       </w:r>
     </w:p>
     <w:p>
@@ -7915,6 +7734,14 @@
         <w:pStyle w:val="FirstParagraph"/>
       </w:pPr>
       <w:r>
+        <w:t xml:space="preserve">Equivalently, the Inside ΔATCF total PV at 7% ($9,766) equals the Outside ΔATCF total PV at 7% ($9,766) to the dollar — the two paths produce identical PV value at the portfolio rate.</w:t>
+      </w:r>
+    </w:p>
+    <w:p>
+      <w:pPr>
+        <w:pStyle w:val="BodyText"/>
+      </w:pPr>
+      <w:r>
         <w:t xml:space="preserve">The household paid $17,966 at year 0 and received its present-value equivalent back over 20 years — at the portfolio rate. This is the algebraic identity in production-system numbers. The Outside scenario’s full-cash-flow IRR of 15.01% exceeds the portfolio rate by ~8 percentage points; this excess captures the rate-arbitrage Core, IRMAA savings, and tax-drag components that ride on top of the (PV-zero-at-7%) SRC. The Inside scenario has no outside outlay, so its full-cash-flow IRR is undefined; only the Outside path admits a meaningful IRR measurement on the</w:t>
       </w:r>
       <w:r>
@@ -7963,7 +7790,7 @@
         <w:pStyle w:val="Compact"/>
         <w:numPr>
           <w:ilvl w:val="0"/>
-          <w:numId w:val="1004"/>
+          <w:numId w:val="1003"/>
         </w:numPr>
       </w:pPr>
       <w:r>
@@ -8033,7 +7860,7 @@
         <w:pStyle w:val="Compact"/>
         <w:numPr>
           <w:ilvl w:val="0"/>
-          <w:numId w:val="1004"/>
+          <w:numId w:val="1003"/>
         </w:numPr>
       </w:pPr>
       <w:r>
@@ -11144,7 +10971,7 @@
         <w:pStyle w:val="Compact"/>
         <w:numPr>
           <w:ilvl w:val="0"/>
-          <w:numId w:val="1005"/>
+          <w:numId w:val="1004"/>
         </w:numPr>
       </w:pPr>
       <w:r>
@@ -11172,7 +10999,7 @@
         <w:pStyle w:val="Compact"/>
         <w:numPr>
           <w:ilvl w:val="0"/>
-          <w:numId w:val="1005"/>
+          <w:numId w:val="1004"/>
         </w:numPr>
       </w:pPr>
       <w:r>
@@ -11184,7 +11011,7 @@
         <w:pStyle w:val="Compact"/>
         <w:numPr>
           <w:ilvl w:val="0"/>
-          <w:numId w:val="1005"/>
+          <w:numId w:val="1004"/>
         </w:numPr>
       </w:pPr>
       <w:r>
@@ -11196,7 +11023,7 @@
         <w:pStyle w:val="Compact"/>
         <w:numPr>
           <w:ilvl w:val="0"/>
-          <w:numId w:val="1005"/>
+          <w:numId w:val="1004"/>
         </w:numPr>
       </w:pPr>
       <w:r>
@@ -11483,7 +11310,7 @@
         <w:pStyle w:val="Compact"/>
         <w:numPr>
           <w:ilvl w:val="0"/>
-          <w:numId w:val="1006"/>
+          <w:numId w:val="1005"/>
         </w:numPr>
       </w:pPr>
       <w:r>
@@ -11505,7 +11332,7 @@
         <w:pStyle w:val="Compact"/>
         <w:numPr>
           <w:ilvl w:val="0"/>
-          <w:numId w:val="1006"/>
+          <w:numId w:val="1005"/>
         </w:numPr>
       </w:pPr>
       <w:r>
@@ -11692,7 +11519,7 @@
       <w:pPr>
         <w:numPr>
           <w:ilvl w:val="0"/>
-          <w:numId w:val="1007"/>
+          <w:numId w:val="1006"/>
         </w:numPr>
       </w:pPr>
       <w:r>
@@ -11759,7 +11586,7 @@
       <w:pPr>
         <w:numPr>
           <w:ilvl w:val="0"/>
-          <w:numId w:val="1007"/>
+          <w:numId w:val="1006"/>
         </w:numPr>
       </w:pPr>
       <w:r>
@@ -12019,7 +11846,7 @@
       <w:pPr>
         <w:numPr>
           <w:ilvl w:val="0"/>
-          <w:numId w:val="1008"/>
+          <w:numId w:val="1007"/>
         </w:numPr>
       </w:pPr>
       <w:r>
@@ -12096,7 +11923,7 @@
       <w:pPr>
         <w:numPr>
           <w:ilvl w:val="0"/>
-          <w:numId w:val="1008"/>
+          <w:numId w:val="1007"/>
         </w:numPr>
       </w:pPr>
       <w:r>
@@ -12278,7 +12105,7 @@
       <w:pPr>
         <w:numPr>
           <w:ilvl w:val="0"/>
-          <w:numId w:val="1008"/>
+          <w:numId w:val="1007"/>
         </w:numPr>
       </w:pPr>
       <w:r>
@@ -12325,7 +12152,7 @@
       <w:pPr>
         <w:numPr>
           <w:ilvl w:val="0"/>
-          <w:numId w:val="1008"/>
+          <w:numId w:val="1007"/>
         </w:numPr>
       </w:pPr>
       <w:r>
@@ -14272,7 +14099,7 @@
         <w:pStyle w:val="Compact"/>
         <w:numPr>
           <w:ilvl w:val="0"/>
-          <w:numId w:val="1009"/>
+          <w:numId w:val="1008"/>
         </w:numPr>
       </w:pPr>
       <w:r>
@@ -14320,7 +14147,7 @@
         <w:pStyle w:val="Compact"/>
         <w:numPr>
           <w:ilvl w:val="0"/>
-          <w:numId w:val="1009"/>
+          <w:numId w:val="1008"/>
         </w:numPr>
       </w:pPr>
       <w:r>
@@ -14353,7 +14180,7 @@
         <w:pStyle w:val="Compact"/>
         <w:numPr>
           <w:ilvl w:val="0"/>
-          <w:numId w:val="1009"/>
+          <w:numId w:val="1008"/>
         </w:numPr>
       </w:pPr>
       <w:r>
@@ -14410,7 +14237,7 @@
         <w:pStyle w:val="Compact"/>
         <w:numPr>
           <w:ilvl w:val="0"/>
-          <w:numId w:val="1009"/>
+          <w:numId w:val="1008"/>
         </w:numPr>
       </w:pPr>
       <w:r>
@@ -14478,7 +14305,7 @@
         <w:pStyle w:val="Compact"/>
         <w:numPr>
           <w:ilvl w:val="0"/>
-          <w:numId w:val="1009"/>
+          <w:numId w:val="1008"/>
         </w:numPr>
       </w:pPr>
       <w:r>
@@ -14500,7 +14327,7 @@
         <w:pStyle w:val="Compact"/>
         <w:numPr>
           <w:ilvl w:val="0"/>
-          <w:numId w:val="1009"/>
+          <w:numId w:val="1008"/>
         </w:numPr>
       </w:pPr>
       <w:r>
@@ -14539,7 +14366,7 @@
         <w:pStyle w:val="Compact"/>
         <w:numPr>
           <w:ilvl w:val="0"/>
-          <w:numId w:val="1009"/>
+          <w:numId w:val="1008"/>
         </w:numPr>
       </w:pPr>
       <w:r>
@@ -14897,9 +14724,6 @@
     <w:abstractNumId w:val="991"/>
   </w:num>
   <w:num w:numId="1003">
-    <w:abstractNumId w:val="991"/>
-  </w:num>
-  <w:num w:numId="1004">
     <w:abstractNumId w:val="99411"/>
     <w:lvlOverride w:ilvl="0">
       <w:startOverride w:val="1"/>
@@ -14929,6 +14753,9 @@
       <w:startOverride w:val="1"/>
     </w:lvlOverride>
   </w:num>
+  <w:num w:numId="1004">
+    <w:abstractNumId w:val="991"/>
+  </w:num>
   <w:num w:numId="1005">
     <w:abstractNumId w:val="991"/>
   </w:num>
@@ -14936,9 +14763,6 @@
     <w:abstractNumId w:val="991"/>
   </w:num>
   <w:num w:numId="1007">
-    <w:abstractNumId w:val="991"/>
-  </w:num>
-  <w:num w:numId="1008">
     <w:abstractNumId w:val="99411"/>
     <w:lvlOverride w:ilvl="0">
       <w:startOverride w:val="1"/>
@@ -14968,7 +14792,7 @@
       <w:startOverride w:val="1"/>
     </w:lvlOverride>
   </w:num>
-  <w:num w:numId="1009">
+  <w:num w:numId="1008">
     <w:abstractNumId w:val="991"/>
   </w:num>
 </w:numbering>

--- a/exports/synthetic-roth-contribution.docx
+++ b/exports/synthetic-roth-contribution.docx
@@ -2638,7 +2638,7 @@
           <w:b/>
           <w:bCs/>
         </w:rPr>
-        <w:t xml:space="preserve">Outside funding:</w:t>
+        <w:t xml:space="preserve">Inside funding:</w:t>
       </w:r>
       <w:r>
         <w:t xml:space="preserve"> </w:t>
@@ -2658,7 +2658,7 @@
         <w:t xml:space="preserve"> </w:t>
       </w:r>
       <w:r>
-        <w:t xml:space="preserve">is settled from a taxable account in the conversion year. The Roth receives the full</w:t>
+        <w:t xml:space="preserve">is settled from inside the Traditional account (a separate pre-tax distribution in the conversion year). The Roth receives</w:t>
       </w:r>
       <w:r>
         <w:t xml:space="preserve"> </w:t>
@@ -2667,9 +2667,18 @@
         <m:r>
           <m:t>C</m:t>
         </m:r>
+        <m:r>
+          <m:rPr>
+            <m:sty m:val="p"/>
+          </m:rPr>
+          <m:t>−</m:t>
+        </m:r>
+        <m:r>
+          <m:t>K</m:t>
+        </m:r>
       </m:oMath>
       <w:r>
-        <w:t xml:space="preserve">.</w:t>
+        <w:t xml:space="preserve">. No taxable-account dollars are spent.</w:t>
       </w:r>
     </w:p>
     <w:p>
@@ -2685,7 +2694,7 @@
           <w:b/>
           <w:bCs/>
         </w:rPr>
-        <w:t xml:space="preserve">Inside funding:</w:t>
+        <w:t xml:space="preserve">Outside funding:</w:t>
       </w:r>
       <w:r>
         <w:t xml:space="preserve"> </w:t>
@@ -2705,7 +2714,7 @@
         <w:t xml:space="preserve"> </w:t>
       </w:r>
       <w:r>
-        <w:t xml:space="preserve">is settled from inside the Traditional account (an additional pre-tax distribution in the conversion year). The Roth receives</w:t>
+        <w:t xml:space="preserve">is settled from a taxable account in the conversion year. The Roth receives the</w:t>
       </w:r>
       <w:r>
         <w:t xml:space="preserve"> </w:t>
@@ -2725,7 +2734,24 @@
         </m:r>
       </m:oMath>
       <w:r>
-        <w:t xml:space="preserve">. No taxable-account dollars are spent.</w:t>
+        <w:t xml:space="preserve"> </w:t>
+      </w:r>
+      <w:r>
+        <w:t xml:space="preserve">converted amount plus the</w:t>
+      </w:r>
+      <w:r>
+        <w:t xml:space="preserve"> </w:t>
+      </w:r>
+      <m:oMath>
+        <m:r>
+          <m:t>K</m:t>
+        </m:r>
+      </m:oMath>
+      <w:r>
+        <w:t xml:space="preserve"> </w:t>
+      </w:r>
+      <w:r>
+        <w:t xml:space="preserve">tax payment.</w:t>
       </w:r>
     </w:p>
     <w:p>
@@ -2733,7 +2759,7 @@
         <w:pStyle w:val="FirstParagraph"/>
       </w:pPr>
       <w:r>
-        <w:t xml:space="preserve">The Traditional balance is reduced equally in both scenarios by</w:t>
+        <w:t xml:space="preserve">In both scenarios the Traditional balance is reduced by</w:t>
       </w:r>
       <w:r>
         <w:t xml:space="preserve"> </w:t>
@@ -2744,7 +2770,7 @@
         </m:r>
       </m:oMath>
       <w:r>
-        <w:t xml:space="preserve">, with an additional</w:t>
+        <w:t xml:space="preserve">. The two paths differ only in the source of the</w:t>
       </w:r>
       <w:r>
         <w:t xml:space="preserve"> </w:t>
@@ -2758,7 +2784,7 @@
         <w:t xml:space="preserve"> </w:t>
       </w:r>
       <w:r>
-        <w:t xml:space="preserve">consumed from Traditional only in the Inside case.</w:t>
+        <w:t xml:space="preserve">tax payment: a separate inside-the-Traditional pre-tax distribution (Inside funding) or a Bank account distribution (Outside funding).</w:t>
       </w:r>
     </w:p>
     <w:p>
@@ -3464,21 +3490,12 @@
         <m:r>
           <m:t>C</m:t>
         </m:r>
-        <m:r>
-          <m:rPr>
-            <m:sty m:val="p"/>
-          </m:rPr>
-          <m:t>+</m:t>
-        </m:r>
-        <m:r>
-          <m:t>K</m:t>
-        </m:r>
       </m:oMath>
       <w:r>
         <w:t xml:space="preserve"> </w:t>
       </w:r>
       <w:r>
-        <w:t xml:space="preserve">= $122,000: $100,000 of converted principal moves to Roth, $22,000 is withheld and remitted to the tax authority. The Roth holds $78,000 (the converted principal less the withheld conversion tax); the Bank’s $22,000 reserve remains untouched.</w:t>
+        <w:t xml:space="preserve">= $100,000: $78,000 of converted principal moves to Roth (the converted balance net of withheld conversion tax), and $22,000 is withheld and remitted to the tax authority. The Bank’s $22,000 reserve remains untouched.</w:t>
       </w:r>
     </w:p>
     <w:p>

--- a/exports/synthetic-roth-contribution.docx
+++ b/exports/synthetic-roth-contribution.docx
@@ -3449,13 +3449,13 @@
       </w:r>
     </w:p>
     <w:bookmarkEnd w:id="14"/>
-    <w:bookmarkStart w:id="15" w:name="two-settlement-options"/>
+    <w:bookmarkStart w:id="15" w:name="two-tax-settlement-options"/>
     <w:p>
       <w:pPr>
         <w:pStyle w:val="Heading3"/>
       </w:pPr>
       <w:r>
-        <w:t xml:space="preserve">3.3 Two Settlement Options</w:t>
+        <w:t xml:space="preserve">3.3 Two Tax Settlement Options</w:t>
       </w:r>
     </w:p>
     <w:p>
@@ -3481,7 +3481,7 @@
         <w:t xml:space="preserve"> </w:t>
       </w:r>
       <w:r>
-        <w:t xml:space="preserve">The settlement is paid from inside the converted balance. The Trad gross is reduced by</w:t>
+        <w:t xml:space="preserve">The settlement is paid from inside the converted balance. The Traditional gross is reduced by</w:t>
       </w:r>
       <w:r>
         <w:t xml:space="preserve"> </w:t>
@@ -3495,7 +3495,7 @@
         <w:t xml:space="preserve"> </w:t>
       </w:r>
       <w:r>
-        <w:t xml:space="preserve">= $100,000: $78,000 of converted principal moves to Roth (the converted balance net of withheld conversion tax), and $22,000 is withheld and remitted to the tax authority. The Bank’s $22,000 reserve remains untouched.</w:t>
+        <w:t xml:space="preserve">= $100,000: $78,000 of converted principal moves to Roth (the Traditional conversion amount net of the distributed conversion tax amount), and the $22,000 distribution is paid to the IRS. The $22,000 bank account asset is untouched.</w:t>
       </w:r>
     </w:p>
     <w:p>

--- a/exports/synthetic-roth-contribution.docx
+++ b/exports/synthetic-roth-contribution.docx
@@ -3481,7 +3481,7 @@
         <w:t xml:space="preserve"> </w:t>
       </w:r>
       <w:r>
-        <w:t xml:space="preserve">The settlement is paid from inside the converted balance. The Traditional gross is reduced by</w:t>
+        <w:t xml:space="preserve">The settlement is paid from inside the Traditional account. The Traditional gross is reduced by</w:t>
       </w:r>
       <w:r>
         <w:t xml:space="preserve"> </w:t>

--- a/exports/synthetic-roth-contribution.docx
+++ b/exports/synthetic-roth-contribution.docx
@@ -3513,7 +3513,7 @@
         <w:t xml:space="preserve"> </w:t>
       </w:r>
       <w:r>
-        <w:t xml:space="preserve">The settlement is paid from the Bank reserve. The Trad gross is reduced by</w:t>
+        <w:t xml:space="preserve">The settlement is paid from the bank account. The Traditional gross is reduced by</w:t>
       </w:r>
       <w:r>
         <w:t xml:space="preserve"> </w:t>
@@ -3527,7 +3527,7 @@
         <w:t xml:space="preserve"> </w:t>
       </w:r>
       <w:r>
-        <w:t xml:space="preserve">= $100,000: all $100,000 of converted principal moves to Roth. The Bank’s $22,000 reserve transfers to the tax authority as the conversion-tax settlement.</w:t>
+        <w:t xml:space="preserve">= $100,000: the $78,000 converted principal and the $22,000 paid to the IRS from the bank account together leave $100,000 in the Roth and $0 in the bank account.</w:t>
       </w:r>
     </w:p>
     <w:p>

--- a/exports/synthetic-roth-contribution.docx
+++ b/exports/synthetic-roth-contribution.docx
@@ -3535,7 +3535,7 @@
         <w:pStyle w:val="BodyText"/>
       </w:pPr>
       <w:r>
-        <w:t xml:space="preserve">Both options extinguish the same deferred-tax liability, capture the same $3,000 rate-arbitrage gain in net after-tax wealth, and leave the household at the same total wealth of $100,000:</w:t>
+        <w:t xml:space="preserve">Both options settle the same deferred-tax liability and capture the same $3,000 rate-arbitrage gain, leaving the same $100,000 total household wealth:</w:t>
       </w:r>
     </w:p>
     <w:tbl>
@@ -3710,7 +3710,7 @@
         <w:pStyle w:val="BodyText"/>
       </w:pPr>
       <w:r>
-        <w:t xml:space="preserve">The two options differ only in</w:t>
+        <w:t xml:space="preserve">The $22,000</w:t>
       </w:r>
       <w:r>
         <w:t xml:space="preserve"> </w:t>
@@ -3720,10 +3720,13 @@
           <w:b/>
           <w:bCs/>
         </w:rPr>
-        <w:t xml:space="preserve">wrapper composition</w:t>
-      </w:r>
-      <w:r>
-        <w:t xml:space="preserve">. The $22,000 wrapper-composition difference between Outside and Inside — $22K more in Roth, $22K less in Bank, identical total after-tax wealth —</w:t>
+        <w:t xml:space="preserve">wrapper-composition</w:t>
+      </w:r>
+      <w:r>
+        <w:t xml:space="preserve"> </w:t>
+      </w:r>
+      <w:r>
+        <w:t xml:space="preserve">difference between Outside and Inside — $22,000 more in Roth, $22,000 less in Bank, identical total after-tax wealth —</w:t>
       </w:r>
       <w:r>
         <w:t xml:space="preserve"> </w:t>

--- a/exports/synthetic-roth-contribution.docx
+++ b/exports/synthetic-roth-contribution.docx
@@ -3710,7 +3710,7 @@
         <w:pStyle w:val="BodyText"/>
       </w:pPr>
       <w:r>
-        <w:t xml:space="preserve">The $22,000</w:t>
+        <w:t xml:space="preserve">The $22,000 Outside/Inside</w:t>
       </w:r>
       <w:r>
         <w:t xml:space="preserve"> </w:t>
@@ -3726,7 +3726,7 @@
         <w:t xml:space="preserve"> </w:t>
       </w:r>
       <w:r>
-        <w:t xml:space="preserve">difference between Outside and Inside — $22,000 more in Roth, $22,000 less in Bank, identical total after-tax wealth —</w:t>
+        <w:t xml:space="preserve">difference — $22,000 more in Roth, $22,000 less in Bank, identical total after-tax wealth —</w:t>
       </w:r>
       <w:r>
         <w:t xml:space="preserve"> </w:t>
@@ -3764,7 +3764,7 @@
           <w:i/>
           <w:iCs/>
         </w:rPr>
-        <w:t xml:space="preserve">re-wrapped</w:t>
+        <w:t xml:space="preserve">moved</w:t>
       </w:r>
       <w:r>
         <w:t xml:space="preserve"> </w:t>

--- a/exports/synthetic-roth-contribution.docx
+++ b/exports/synthetic-roth-contribution.docx
@@ -3770,7 +3770,7 @@
         <w:t xml:space="preserve"> </w:t>
       </w:r>
       <w:r>
-        <w:t xml:space="preserve">$22,000 of after-tax cash from a tax-drag-bearing Bank wrapper into a tax-free Roth wrapper.</w:t>
+        <w:t xml:space="preserve">$22,000 of after-tax cash from a taxable bank account into a tax-free Roth.</w:t>
       </w:r>
     </w:p>
     <w:bookmarkEnd w:id="15"/>
@@ -3788,7 +3788,7 @@
         <w:pStyle w:val="FirstParagraph"/>
       </w:pPr>
       <w:r>
-        <w:t xml:space="preserve">The</w:t>
+        <w:t xml:space="preserve">The SRC</w:t>
       </w:r>
       <w:r>
         <w:t xml:space="preserve"> </w:t>
@@ -3800,7 +3800,7 @@
         <w:t xml:space="preserve"> </w:t>
       </w:r>
       <w:r>
-        <w:t xml:space="preserve">framing of the SRC has a direct structural analogue in the statutory Roth contribution.</w:t>
+        <w:t xml:space="preserve">framing has a structural analogue in the statutory Roth contribution.</w:t>
       </w:r>
     </w:p>
     <w:p>
@@ -3808,7 +3808,7 @@
         <w:pStyle w:val="BodyText"/>
       </w:pPr>
       <w:r>
-        <w:t xml:space="preserve">A household that contributes $22,000 to a Roth 401K from after-tax Bank cash performs an explicit wrapper migration: $22,000 of after-tax cash that previously sat in the Bank wrapper now sits in the Roth wrapper. The income tax originally paid on the earnings that produced the $22,000 is universally not considered a</w:t>
+        <w:t xml:space="preserve">A household that contributes $22,000 to a Roth 401K performs an explicit wrapper migration: $22,000 of after-tax cash that was in a bank wrapper now sits in a Roth wrapper. The income tax originally paid on the earnings that produced the $22,000 is universally not considered a</w:t>
       </w:r>
       <w:r>
         <w:t xml:space="preserve"> </w:t>
@@ -3820,7 +3820,7 @@
         <w:t xml:space="preserve"> </w:t>
       </w:r>
       <w:r>
-        <w:t xml:space="preserve">— it is the income tax that was always owed on those earnings, settled at the household’s marginal rate. The contribution itself is wrapper migration alone, with no reduction in after-tax wealth at the migration moment.</w:t>
+        <w:t xml:space="preserve">— it is the income tax that was always owed on those earnings, settled at the household’s marginal rate.</w:t>
       </w:r>
     </w:p>
     <w:p>

--- a/exports/synthetic-roth-contribution.docx
+++ b/exports/synthetic-roth-contribution.docx
@@ -3820,7 +3820,7 @@
         <w:t xml:space="preserve"> </w:t>
       </w:r>
       <w:r>
-        <w:t xml:space="preserve">— it is the income tax that was always owed on those earnings, settled at the household’s marginal rate.</w:t>
+        <w:t xml:space="preserve">— it is the income tax that was always owed on those earnings.</w:t>
       </w:r>
     </w:p>
     <w:p>
@@ -3828,13 +3828,13 @@
         <w:pStyle w:val="BodyText"/>
       </w:pPr>
       <w:r>
-        <w:t xml:space="preserve">The SRC mechanic is the same wrapper migration, performed implicitly via the conversion-tax settlement. The tax that the household pays to settle the deferred Traditional liability is not a</w:t>
-      </w:r>
-      <w:r>
-        <w:t xml:space="preserve"> </w:t>
-      </w:r>
-      <w:r>
-        <w:t xml:space="preserve">“cost of the conversion”</w:t>
+        <w:t xml:space="preserve">The SRC is the same wrapper migration, performed implicitly via the Outside-tax payment. The tax paid to settle the deferred Traditional liability is not a</w:t>
+      </w:r>
+      <w:r>
+        <w:t xml:space="preserve"> </w:t>
+      </w:r>
+      <w:r>
+        <w:t xml:space="preserve">“conversion cost”</w:t>
       </w:r>
       <w:r>
         <w:t xml:space="preserve"> </w:t>
@@ -3846,13 +3846,13 @@
         <w:t xml:space="preserve"> </w:t>
       </w:r>
       <w:r>
-        <w:t xml:space="preserve">“cost of the Roth contribution.”</w:t>
-      </w:r>
-      <w:r>
-        <w:t xml:space="preserve"> </w:t>
-      </w:r>
-      <w:r>
-        <w:t xml:space="preserve">Both are settlements of tax obligations that were always owed; both leave after-tax wealth unchanged at the wrapper-migration moment; both produce the same prospective tax-free compounding of the migrated dollars and the same inherited-Roth treatment for beneficiaries.</w:t>
+        <w:t xml:space="preserve">“Roth contribution cost.”</w:t>
+      </w:r>
+      <w:r>
+        <w:t xml:space="preserve"> </w:t>
+      </w:r>
+      <w:r>
+        <w:t xml:space="preserve">Both settle tax obligations that were always owed; both leave after-tax wealth unchanged at the wrapper-migration moment; both produce the same tax-free compounding of the migrated dollars and the same inherited-Roth treatment for beneficiaries.</w:t>
       </w:r>
     </w:p>
     <w:p>

--- a/exports/synthetic-roth-contribution.docx
+++ b/exports/synthetic-roth-contribution.docx
@@ -3860,39 +3860,7 @@
         <w:pStyle w:val="BodyText"/>
       </w:pPr>
       <w:r>
-        <w:t xml:space="preserve">If the liquidity-surrender of moving after-tax cash into a Roth wrapper is not considered a cost of a statutory contribution — and universally it is not — then it cannot be considered a cost of the SRC either. The two mechanics differ only in</w:t>
-      </w:r>
-      <w:r>
-        <w:t xml:space="preserve"> </w:t>
-      </w:r>
-      <w:r>
-        <w:rPr>
-          <w:i/>
-          <w:iCs/>
-        </w:rPr>
-        <w:t xml:space="preserve">which</w:t>
-      </w:r>
-      <w:r>
-        <w:t xml:space="preserve"> </w:t>
-      </w:r>
-      <w:r>
-        <w:t xml:space="preserve">tax obligation is being settled (income tax on W-2 earnings vs. deferred tax on Traditional balances) and</w:t>
-      </w:r>
-      <w:r>
-        <w:t xml:space="preserve"> </w:t>
-      </w:r>
-      <w:r>
-        <w:rPr>
-          <w:i/>
-          <w:iCs/>
-        </w:rPr>
-        <w:t xml:space="preserve">when</w:t>
-      </w:r>
-      <w:r>
-        <w:t xml:space="preserve"> </w:t>
-      </w:r>
-      <w:r>
-        <w:t xml:space="preserve">the corresponding wrapper migration is initiated. The economic structure is identical.</w:t>
+        <w:t xml:space="preserve">If the liquidity-surrender of moving after-tax cash into a Roth wrapper is not considered a cost of a statutory contribution — and universally it is not — then it cannot be considered a cost of the SRC either. The two differ only in when the income-tax obligation is settled — at earning time (statutory contribution) or at conversion time (SRC). The economic structure is identical.</w:t>
       </w:r>
     </w:p>
     <w:bookmarkEnd w:id="16"/>

--- a/exports/synthetic-roth-contribution.docx
+++ b/exports/synthetic-roth-contribution.docx
@@ -3878,7 +3878,7 @@
         <w:pStyle w:val="FirstParagraph"/>
       </w:pPr>
       <w:r>
-        <w:t xml:space="preserve">The structural pattern visible in §3.3 (Two Settlement Options) and §3.4 (Symmetry to Statutory Roth Contributions) generalizes to a primitive principle that the SRC instantiates:</w:t>
+        <w:t xml:space="preserve">The structural pattern visible in §3.3 (Two Settlement Options) and §3.4 (Symmetry to Statutory Roth Contributions) leads to a general principle:</w:t>
       </w:r>
     </w:p>
     <w:p>
@@ -3890,29 +3890,13 @@
           <w:b/>
           <w:bCs/>
         </w:rPr>
-        <w:t xml:space="preserve">Definition (Wrapper Migration Neutrality).</w:t>
-      </w:r>
-      <w:r>
-        <w:t xml:space="preserve"> </w:t>
-      </w:r>
-      <w:r>
-        <w:t xml:space="preserve">A</w:t>
-      </w:r>
-      <w:r>
-        <w:t xml:space="preserve"> </w:t>
-      </w:r>
-      <w:r>
-        <w:rPr>
-          <w:i/>
-          <w:iCs/>
-        </w:rPr>
-        <w:t xml:space="preserve">pure wrapper migration</w:t>
-      </w:r>
-      <w:r>
-        <w:t xml:space="preserve"> </w:t>
-      </w:r>
-      <w:r>
-        <w:t xml:space="preserve">is any transaction that alters the tax-wrapper composition of a household’s after-tax wealth without changing contemporaneous total after-tax household wealth. The moment of a pure wrapper migration imposes no cost — it is a reallocation, not an expense.</w:t>
+        <w:t xml:space="preserve">Wrapper Migration Neutrality</w:t>
+      </w:r>
+      <w:r>
+        <w:t xml:space="preserve"> </w:t>
+      </w:r>
+      <w:r>
+        <w:t xml:space="preserve">postulates that any transaction that alters a household’s tax-wrapper composition without changing its contemporaneous after-tax wealth imposes no cost — it is a reallocation, not an expense.</w:t>
       </w:r>
     </w:p>
     <w:p>
@@ -3920,7 +3904,7 @@
         <w:pStyle w:val="BodyText"/>
       </w:pPr>
       <w:r>
-        <w:t xml:space="preserve">Instances of the principle:</w:t>
+        <w:t xml:space="preserve">Examples:</w:t>
       </w:r>
     </w:p>
     <w:p>
@@ -3976,7 +3960,7 @@
         <w:t xml:space="preserve"> </w:t>
       </w:r>
       <w:r>
-        <w:t xml:space="preserve">of after-tax cash from the Bank wrapper to the Roth wrapper.</w:t>
+        <w:t xml:space="preserve">of after-tax cash from the bank wrapper to the Roth wrapper.</w:t>
       </w:r>
     </w:p>
     <w:p>
@@ -4018,7 +4002,7 @@
         <w:t xml:space="preserve"> </w:t>
       </w:r>
       <w:r>
-        <w:t xml:space="preserve">of after-tax cash from the Bank wrapper to the Roth wrapper (implicitly, via the conversion-tax settlement mechanic), in addition to the rate-arbitrage gain captured on the converted principal.</w:t>
+        <w:t xml:space="preserve">after-tax dollars from the bank wrapper to the Roth wrapper (implicitly, via the conversion-tax payment), in addition to the rate-arbitrage on converted principal.</w:t>
       </w:r>
     </w:p>
     <w:p>
@@ -4046,7 +4030,7 @@
         <w:t xml:space="preserve"> </w:t>
       </w:r>
       <w:r>
-        <w:t xml:space="preserve">moves after-tax dollars from a Bank wrapper into a triple-tax-advantaged HSA wrapper.</w:t>
+        <w:t xml:space="preserve">moves after-tax dollars from a bank wrapper into a triple-tax-advantaged HSA wrapper.</w:t>
       </w:r>
     </w:p>
     <w:p>

--- a/exports/synthetic-roth-contribution.docx
+++ b/exports/synthetic-roth-contribution.docx
@@ -4038,7 +4038,7 @@
         <w:pStyle w:val="FirstParagraph"/>
       </w:pPr>
       <w:r>
-        <w:t xml:space="preserve">Each is structurally identical at the migration moment: total after-tax wealth is conserved, only wrapper composition changes. The forward economic value of each migration emerges over time through the differential growth rates of the source and destination wrappers — drag in the source, no drag in the destination — but at the moment of migration, none of these transactions imposes a cost.</w:t>
+        <w:t xml:space="preserve">Each is structurally identical at the migration moment: total after-tax wealth is conserved, only wrapper composition changes. The future economic value of each emerges over time through the source/destination growth rate differential — drag in the source, no drag in the destination — but at the moment of migration, none of these imposes a cost.</w:t>
       </w:r>
     </w:p>
     <w:p>
@@ -4058,7 +4058,7 @@
         <w:t xml:space="preserve"> </w:t>
       </w:r>
       <w:r>
-        <w:t xml:space="preserve">claim is therefore not a special-pleading exception for Roth conversions; it is the application of a general principle of wrapper migration neutrality to the conversion-tax settlement mechanic.</w:t>
+        <w:t xml:space="preserve">claim is therefore not a special exception for Roth conversions; it is the application of a general principle of wrapper migration neutrality.</w:t>
       </w:r>
     </w:p>
     <w:bookmarkEnd w:id="17"/>

--- a/exports/synthetic-roth-contribution.docx
+++ b/exports/synthetic-roth-contribution.docx
@@ -4038,7 +4038,7 @@
         <w:pStyle w:val="FirstParagraph"/>
       </w:pPr>
       <w:r>
-        <w:t xml:space="preserve">Each is structurally identical at the migration moment: total after-tax wealth is conserved, only wrapper composition changes. The future economic value of each emerges over time through the source/destination growth rate differential — drag in the source, no drag in the destination — but at the moment of migration, none of these imposes a cost.</w:t>
+        <w:t xml:space="preserve">Each is structurally identical at the migration moment: total after-tax wealth is conserved, only wrapper composition changes. The future economic value of each emerges over time through the source/destination growth rate differential — drag in the source, no drag in the destination — but at the moment of migration, none impose a cost.</w:t>
       </w:r>
     </w:p>
     <w:p>

--- a/exports/synthetic-roth-contribution.docx
+++ b/exports/synthetic-roth-contribution.docx
@@ -4039,26 +4039,6 @@
       </w:pPr>
       <w:r>
         <w:t xml:space="preserve">Each is structurally identical at the migration moment: total after-tax wealth is conserved, only wrapper composition changes. The future economic value of each emerges over time through the source/destination growth rate differential — drag in the source, no drag in the destination — but at the moment of migration, none impose a cost.</w:t>
-      </w:r>
-    </w:p>
-    <w:p>
-      <w:pPr>
-        <w:pStyle w:val="BodyText"/>
-      </w:pPr>
-      <w:r>
-        <w:t xml:space="preserve">The SRC framework’s</w:t>
-      </w:r>
-      <w:r>
-        <w:t xml:space="preserve"> </w:t>
-      </w:r>
-      <w:r>
-        <w:t xml:space="preserve">“no cost”</w:t>
-      </w:r>
-      <w:r>
-        <w:t xml:space="preserve"> </w:t>
-      </w:r>
-      <w:r>
-        <w:t xml:space="preserve">claim is therefore not a special exception for Roth conversions; it is the application of a general principle of wrapper migration neutrality.</w:t>
       </w:r>
     </w:p>
     <w:bookmarkEnd w:id="17"/>

--- a/exports/synthetic-roth-contribution.docx
+++ b/exports/synthetic-roth-contribution.docx
@@ -4056,20 +4056,7 @@
         <w:pStyle w:val="FirstParagraph"/>
       </w:pPr>
       <w:r>
-        <w:rPr>
-          <w:b/>
-          <w:bCs/>
-        </w:rPr>
-        <w:t xml:space="preserve">Definition (SRC).</w:t>
-      </w:r>
-      <w:r>
-        <w:t xml:space="preserve"> </w:t>
-      </w:r>
-      <w:r>
-        <w:t xml:space="preserve">The Synthetic Roth Contribution is the dollar amount that, in the Outside-funded scenario, migrates from the taxable wrapper into the tax-free Roth wrapper at the moment of conversion-tax settlement. Its magnitude equals</w:t>
-      </w:r>
-      <w:r>
-        <w:t xml:space="preserve"> </w:t>
+        <w:t xml:space="preserve">The Synthetic Roth Contribution (SRC) is the conversion-tax amount (</w:t>
       </w:r>
       <m:oMath>
         <m:r>
@@ -4077,7 +4064,7 @@
         </m:r>
       </m:oMath>
       <w:r>
-        <w:t xml:space="preserve">. It is economically equivalent to a same-day statutory Roth contribution of</w:t>
+        <w:t xml:space="preserve">) that migrates from the bank account into the Roth wrapper via the conversion-tax payment in an Outside-funded conversion. It is economically equivalent to a same-day statutory Roth contribution of</w:t>
       </w:r>
       <w:r>
         <w:t xml:space="preserve"> </w:t>
@@ -4088,7 +4075,7 @@
         </m:r>
       </m:oMath>
       <w:r>
-        <w:t xml:space="preserve">, but is not subject to the IRS annual contribution limit because it is not formally a contribution — it is the implicit by-product of settling the deferred tax liability from outside the retirement account.</w:t>
+        <w:t xml:space="preserve">, but is not subject to IRS annual contribution limits.</w:t>
       </w:r>
     </w:p>
     <w:bookmarkEnd w:id="18"/>

--- a/exports/synthetic-roth-contribution.docx
+++ b/exports/synthetic-roth-contribution.docx
@@ -4236,7 +4236,7 @@
         </m:r>
       </m:oMath>
       <w:r>
-        <w:t xml:space="preserve">. The annual benefit of this transition is approximately</w:t>
+        <w:t xml:space="preserve">. This benefit is approximately</w:t>
       </w:r>
       <w:r>
         <w:t xml:space="preserve"> </w:t>
@@ -4289,7 +4289,7 @@
         <w:t xml:space="preserve"> </w:t>
       </w:r>
       <w:r>
-        <w:t xml:space="preserve">per year in the simplest case where the</w:t>
+        <w:t xml:space="preserve">per year if the</w:t>
       </w:r>
       <w:r>
         <w:t xml:space="preserve"> </w:t>
@@ -4303,7 +4303,7 @@
         <w:t xml:space="preserve"> </w:t>
       </w:r>
       <w:r>
-        <w:t xml:space="preserve">cash would otherwise have remained invested at</w:t>
+        <w:t xml:space="preserve">cash would have remained invested at</w:t>
       </w:r>
       <w:r>
         <w:t xml:space="preserve"> </w:t>
@@ -4359,7 +4359,7 @@
         <w:pStyle w:val="FirstParagraph"/>
       </w:pPr>
       <w:r>
-        <w:t xml:space="preserve">The SRC is not the rate-arbitrage Core. The rate-arbitrage Core — the</w:t>
+        <w:t xml:space="preserve">The SRC is not the rate-arbitrage,</w:t>
       </w:r>
       <w:r>
         <w:t xml:space="preserve"> </w:t>
@@ -4418,10 +4418,7 @@
         </m:r>
       </m:oMath>
       <w:r>
-        <w:t xml:space="preserve"> </w:t>
-      </w:r>
-      <w:r>
-        <w:t xml:space="preserve">PV gain captured at conversion — is present under both Outside and Inside settlement. The SRC is a separate, additional economic component visible only under Outside settlement, and visible only as a</w:t>
+        <w:t xml:space="preserve">, captured at conversion — present in both Outside and Inside settlement. The SRC is a separate, additional economic component visible only under Outside settlement, and visible only as a</w:t>
       </w:r>
       <w:r>
         <w:t xml:space="preserve"> </w:t>

--- a/exports/synthetic-roth-contribution.docx
+++ b/exports/synthetic-roth-contribution.docx
@@ -4418,20 +4418,7 @@
         </m:r>
       </m:oMath>
       <w:r>
-        <w:t xml:space="preserve">, captured at conversion — present in both Outside and Inside settlement. The SRC is a separate, additional economic component visible only under Outside settlement, and visible only as a</w:t>
-      </w:r>
-      <w:r>
-        <w:t xml:space="preserve"> </w:t>
-      </w:r>
-      <w:r>
-        <w:rPr>
-          <w:i/>
-          <w:iCs/>
-        </w:rPr>
-        <w:t xml:space="preserve">wrapper-composition difference</w:t>
-      </w:r>
-      <w:r>
-        <w:t xml:space="preserve">, not as a difference in net after-tax wealth at the moment of conversion.</w:t>
+        <w:t xml:space="preserve">, captured at conversion — present in both Outside and Inside settlement. The SRC appears only under Outside settlement, and only as a wrapper-composition difference — not a change in net after-tax wealth.</w:t>
       </w:r>
     </w:p>
     <w:p>
@@ -4457,7 +4444,21 @@
         <w:pStyle w:val="FirstParagraph"/>
       </w:pPr>
       <w:r>
-        <w:t xml:space="preserve">We now prove that, when the discount rate equals the portfolio rate, the Outside-funded path’s net present value equals the Inside-funded path’s net present value, despite their different cash-flow timings. The SRC is therefore a present-value-zero phenomenon at the moment of conversion — yet a nominal-cash-flow-positive phenomenon over the distribution period.</w:t>
+        <w:t xml:space="preserve">We now prove the SRC’s central PV identity: when the discount rate equals the portfolio rate, the SRC’s incremental cash-flow stream produces exactly zero net present value. Outside funding’s year-0 tax outflow (</w:t>
+      </w:r>
+      <m:oMath>
+        <m:r>
+          <m:rPr>
+            <m:sty m:val="p"/>
+          </m:rPr>
+          <m:t>−</m:t>
+        </m:r>
+        <m:r>
+          <m:t>K</m:t>
+        </m:r>
+      </m:oMath>
+      <w:r>
+        <w:t xml:space="preserve">) is exactly compensated in PV by the larger per-year nominal distributions over the distribution period. The SRC is therefore a present-value-zero phenomenon at the moment of conversion — yet a nominal-cash-flow-positive phenomenon over the distribution period.</w:t>
       </w:r>
     </w:p>
     <w:p>

--- a/exports/synthetic-roth-contribution.docx
+++ b/exports/synthetic-roth-contribution.docx
@@ -4458,7 +4458,7 @@
         </m:r>
       </m:oMath>
       <w:r>
-        <w:t xml:space="preserve">) is exactly compensated in PV by the larger per-year nominal distributions over the distribution period. The SRC is therefore a present-value-zero phenomenon at the moment of conversion — yet a nominal-cash-flow-positive phenomenon over the distribution period.</w:t>
+        <w:t xml:space="preserve">) is exactly compensated by the present value of the larger per-year nominal distributions over the distribution period. The SRC is therefore a present-value-zero phenomenon at the moment of conversion — yet a nominal-cash-flow-positive phenomenon over the distribution period.</w:t>
       </w:r>
     </w:p>
     <w:p>
@@ -5584,7 +5584,7 @@
           <w:b/>
           <w:bCs/>
         </w:rPr>
-        <w:t xml:space="preserve">all inputs identical except the tax payment source</w:t>
+        <w:t xml:space="preserve">all conversion inputs identical except the tax payment source</w:t>
       </w:r>
       <w:r>
         <w:t xml:space="preserve"> </w:t>
@@ -5608,7 +5608,7 @@
         <w:t xml:space="preserve"> </w:t>
       </w:r>
       <w:r>
-        <w:t xml:space="preserve">- Age 69, single filer</w:t>
+        <w:t xml:space="preserve">- Age 69, Single filer</w:t>
       </w:r>
       <w:r>
         <w:t xml:space="preserve"> </w:t>
@@ -5657,12 +5657,6 @@
       </w:r>
       <w:r>
         <w:t xml:space="preserve">- Social Security benefit: $50,000/yr starting age 70</w:t>
-      </w:r>
-      <w:r>
-        <w:t xml:space="preserve"> </w:t>
-      </w:r>
-      <w:r>
-        <w:t xml:space="preserve">- Marital status: single</w:t>
       </w:r>
       <w:r>
         <w:t xml:space="preserve"> </w:t>
@@ -5801,7 +5795,7 @@
         <w:pStyle w:val="FirstParagraph"/>
       </w:pPr>
       <w:r>
-        <w:t xml:space="preserve">For each year we compute ΔATCF = ATCF(conversion scenario) − ATCF(no-conversion baseline), where the conversion scenario applies the $123,850 conversion described above (which fills cumulatively through the 22% federal bracket under the assumed inputs) and the baseline applies no conversion at all.</w:t>
+        <w:t xml:space="preserve">For each year we compute ΔATCF = ATCF(conversion) − ATCF(no-conversion baseline), the $123,850 conversion scenario described above minus the no-conversion baseline.</w:t>
       </w:r>
     </w:p>
     <w:tbl>

--- a/exports/synthetic-roth-contribution.docx
+++ b/exports/synthetic-roth-contribution.docx
@@ -5795,7 +5795,7 @@
         <w:pStyle w:val="FirstParagraph"/>
       </w:pPr>
       <w:r>
-        <w:t xml:space="preserve">For each year we compute ΔATCF = ATCF(conversion) − ATCF(no-conversion baseline), the $123,850 conversion scenario described above minus the no-conversion baseline.</w:t>
+        <w:t xml:space="preserve">For each year we compute ΔATCF = ATCF(conversion) − ATCF(no-conversion baseline) for both Inside and Outside scenarios.</w:t>
       </w:r>
     </w:p>
     <w:tbl>

--- a/exports/synthetic-roth-contribution.docx
+++ b/exports/synthetic-roth-contribution.docx
@@ -7665,7 +7665,7 @@
         <w:pStyle w:val="FirstParagraph"/>
       </w:pPr>
       <w:r>
-        <w:t xml:space="preserve">Equivalently, the Inside ΔATCF total PV at 7% ($9,766) equals the Outside ΔATCF total PV at 7% ($9,766) to the dollar — the two paths produce identical PV value at the portfolio rate.</w:t>
+        <w:t xml:space="preserve">Equivalently, the Inside ΔATCF total PV at 7% ($9,766) equals the Outside ΔATCF total PV at 7% ($9,766) to the dollar — identical PV values at the portfolio rate!</w:t>
       </w:r>
     </w:p>
     <w:p>
@@ -7673,7 +7673,7 @@
         <w:pStyle w:val="BodyText"/>
       </w:pPr>
       <w:r>
-        <w:t xml:space="preserve">The household paid $17,966 at year 0 and received its present-value equivalent back over 20 years — at the portfolio rate. This is the algebraic identity in production-system numbers. The Outside scenario’s full-cash-flow IRR of 15.01% exceeds the portfolio rate by ~8 percentage points; this excess captures the rate-arbitrage Core, IRMAA savings, and tax-drag components that ride on top of the (PV-zero-at-7%) SRC. The Inside scenario has no outside outlay, so its full-cash-flow IRR is undefined; only the Outside path admits a meaningful IRR measurement on the</w:t>
+        <w:t xml:space="preserve">The household paid $17,966 at year 0 and received its present-value equivalent back over 20 years. This is the algebraic identity in production-system numbers. The Outside scenario’s 15.01% full-cash-flow IRR exceeds the portfolio rate by ~8 percentage points; this excess captures the rate-arbitrage Core, IRMAA savings, and tax-drag components that ride on top of the (PV-zero-at-7%) SRC. The Inside scenario has no outside outlay, so its full-cash-flow IRR is undefined; only the Outside path admits a meaningful IRR measurement on the</w:t>
       </w:r>
       <w:r>
         <w:t xml:space="preserve"> </w:t>

--- a/exports/synthetic-roth-contribution.docx
+++ b/exports/synthetic-roth-contribution.docx
@@ -7665,7 +7665,7 @@
         <w:pStyle w:val="FirstParagraph"/>
       </w:pPr>
       <w:r>
-        <w:t xml:space="preserve">Equivalently, the Inside ΔATCF total PV at 7% ($9,766) equals the Outside ΔATCF total PV at 7% ($9,766) to the dollar — identical PV values at the portfolio rate!</w:t>
+        <w:t xml:space="preserve">Equivalently, the Inside ΔATCF total PV at 7% ($9,766) equals the Outside ΔATCF total PV at 7% ($9,766) to the dollar — identical present values at the portfolio rate!</w:t>
       </w:r>
     </w:p>
     <w:p>
@@ -7673,7 +7673,7 @@
         <w:pStyle w:val="BodyText"/>
       </w:pPr>
       <w:r>
-        <w:t xml:space="preserve">The household paid $17,966 at year 0 and received its present-value equivalent back over 20 years. This is the algebraic identity in production-system numbers. The Outside scenario’s 15.01% full-cash-flow IRR exceeds the portfolio rate by ~8 percentage points; this excess captures the rate-arbitrage Core, IRMAA savings, and tax-drag components that ride on top of the (PV-zero-at-7%) SRC. The Inside scenario has no outside outlay, so its full-cash-flow IRR is undefined; only the Outside path admits a meaningful IRR measurement on the</w:t>
+        <w:t xml:space="preserve">The household paid $17,966 at year 0 and received its present-value equivalent back over 20 years — the algebraic identity in production-system numbers. The conversion’s alpha components (rate-arbitrage Core, IRMAA savings, tax-drag) are identical between Inside and Outside; both scenarios report $9,766 of alpha in PV terms. Outside also admits an IRR measurement on the</w:t>
       </w:r>
       <w:r>
         <w:t xml:space="preserve"> </w:t>
@@ -7687,7 +7687,7 @@
         <w:t xml:space="preserve"> </w:t>
       </w:r>
       <w:r>
-        <w:t xml:space="preserve">outlay.</w:t>
+        <w:t xml:space="preserve">outlay: 15.01%, exceeding the portfolio rate by ~8 percentage points — capturing the same alpha components on top of the (PV-zero-at-7%) SRC. Inside’s IRR is undefined due to lack of a cash outlay.</w:t>
       </w:r>
     </w:p>
     <w:p>

--- a/exports/synthetic-roth-contribution.docx
+++ b/exports/synthetic-roth-contribution.docx
@@ -7713,7 +7713,7 @@
         <w:pStyle w:val="FirstParagraph"/>
       </w:pPr>
       <w:r>
-        <w:t xml:space="preserve">The Section 5 demonstration uses Fixed Annuity (FA) distributions, which deplete the retirement balance to zero at the end of the owner’s life. The constant-per-year SRC increment of $1,695.86 emerges from FA’s flat distribution schedule. Two natural questions follow:</w:t>
+        <w:t xml:space="preserve">Section 5 uses Fixed Annuity (FA) distributions: a constant nominal payment depleting the balance to zero over the owner’s 20-year life expectancy and producing the constant $1,695.86 per-year SRC increment. Two natural questions follow:</w:t>
       </w:r>
     </w:p>
     <w:p>

--- a/exports/synthetic-roth-contribution.docx
+++ b/exports/synthetic-roth-contribution.docx
@@ -7845,7 +7845,7 @@
         <w:t xml:space="preserve"> </w:t>
       </w:r>
       <w:r>
-        <w:t xml:space="preserve">= $17,966), same portfolio return assumption (7.00%), same 20-year owner life expectancy. RMD-Only distributions begin at the IRS-mandated age 73 (year 2030), running through age 92 (year 2049), followed by a 10-year statutory beneficiary distribution period (years 2050–2059), distributed as a constant annuity-payment stream over the 10 years (not as continued RMDs, since the inherited Roth has no annual RMD requirement under SECURE Act’s 10-year rule).</w:t>
+        <w:t xml:space="preserve">= $17,966), same portfolio return assumption (7.00%), same 20-year owner life expectancy. RMD-Only distributions begin at the IRS-mandated age 73 (year 2030), running through age 92 (year 2049), followed by the SECURE Act’s 10-year beneficiary distribution period (years 2050–2059), distributed as a constant annuity-payment stream rather than continued RMDs (the inherited Roth has no annual RMD requirement).</w:t>
       </w:r>
     </w:p>
     <w:bookmarkEnd w:id="27"/>

--- a/exports/synthetic-roth-contribution.docx
+++ b/exports/synthetic-roth-contribution.docx
@@ -7820,7 +7820,10 @@
         <w:pStyle w:val="FirstParagraph"/>
       </w:pPr>
       <w:r>
-        <w:t xml:space="preserve">Same profile, same conversion (</w:t>
+        <w:t xml:space="preserve">All §5 inputs apply except the distribution method:</w:t>
+      </w:r>
+      <w:r>
+        <w:t xml:space="preserve"> </w:t>
       </w:r>
       <m:oMath>
         <m:r>
@@ -7845,7 +7848,7 @@
         <w:t xml:space="preserve"> </w:t>
       </w:r>
       <w:r>
-        <w:t xml:space="preserve">= $17,966), same portfolio return assumption (7.00%), same 20-year owner life expectancy. RMD-Only distributions begin at the IRS-mandated age 73 (year 2030), running through age 92 (year 2049), followed by the SECURE Act’s 10-year beneficiary distribution period (years 2050–2059), distributed as a constant annuity-payment stream rather than continued RMDs (the inherited Roth has no annual RMD requirement).</w:t>
+        <w:t xml:space="preserve">= $17,966, 7.00% portfolio return, 20-year life expectancy. RMDs run from the IRS-mandated age 73 (year 2030) through age 92 (year 2049), followed by the SECURE Act’s 10-year beneficiary distribution period (years 2050–2059), distributed as a constant annuity-payment.not continued RMDs.</w:t>
       </w:r>
     </w:p>
     <w:bookmarkEnd w:id="27"/>

--- a/exports/synthetic-roth-contribution.docx
+++ b/exports/synthetic-roth-contribution.docx
@@ -7848,7 +7848,7 @@
         <w:t xml:space="preserve"> </w:t>
       </w:r>
       <w:r>
-        <w:t xml:space="preserve">= $17,966, 7.00% portfolio return, 20-year life expectancy. RMDs run from the IRS-mandated age 73 (year 2030) through age 92 (year 2049), followed by the SECURE Act’s 10-year beneficiary distribution period (years 2050–2059), distributed as a constant annuity-payment.not continued RMDs.</w:t>
+        <w:t xml:space="preserve">= $17,966, 7.00% portfolio return, 20-year life expectancy. RMDs run from the IRS-mandated age 73 (year 2030) through age 92 (year 2049), followed by the SECURE Act’s 10-year beneficiary distribution period (years 2050–2059), distributed as a constant annuity-payment, not continued RMDs.</w:t>
       </w:r>
     </w:p>
     <w:bookmarkEnd w:id="27"/>
@@ -7866,7 +7866,7 @@
         <w:pStyle w:val="FirstParagraph"/>
       </w:pPr>
       <w:r>
-        <w:t xml:space="preserve">The crucial RMD finding is that the per-year</w:t>
+        <w:t xml:space="preserve">The crucial RMD finding: the per-year</w:t>
       </w:r>
       <w:r>
         <w:t xml:space="preserve"> </w:t>
@@ -7876,10 +7876,13 @@
           <w:b/>
           <w:bCs/>
         </w:rPr>
-        <w:t xml:space="preserve">(Outside − Inside) increment is NOT constant</w:t>
-      </w:r>
-      <w:r>
-        <w:t xml:space="preserve">. RMD distributions vary with the age-indexed divisor and with the post-conversion balance trajectory. The SRC’s per-year contribution therefore tracks RMD’s varying schedule rather than producing a flat dollar value.</w:t>
+        <w:t xml:space="preserve">(Outside − Inside) increment is not constant</w:t>
+      </w:r>
+      <w:r>
+        <w:t xml:space="preserve"> </w:t>
+      </w:r>
+      <w:r>
+        <w:t xml:space="preserve">but varies with the age-indexed RMD divisor and post-conversion balance trajectory.</w:t>
       </w:r>
     </w:p>
     <w:tbl>

--- a/exports/synthetic-roth-contribution.docx
+++ b/exports/synthetic-roth-contribution.docx
@@ -10396,7 +10396,7 @@
         <w:t xml:space="preserve">The SRC’s algebraic identity is empirically confirmed under RMD distributions to within 0.0002%</w:t>
       </w:r>
       <w:r>
-        <w:t xml:space="preserve">, despite the per-year increment varying from $831 (year 2030) to $2,596 (year 2049) in the owner period and to a flat $3,901 (years 2050–2059) in the beneficiary period. The variation matters; the PV total does not.</w:t>
+        <w:t xml:space="preserve">, despite varying per-year differentials from $831 (year 2030) to $2,596 (year 2049) for the owner plus a flat $3,901 (years 2050–2059) for the beneficiary.</w:t>
       </w:r>
     </w:p>
     <w:p>

--- a/exports/synthetic-roth-contribution.docx
+++ b/exports/synthetic-roth-contribution.docx
@@ -10404,7 +10404,7 @@
         <w:pStyle w:val="BodyText"/>
       </w:pPr>
       <w:r>
-        <w:t xml:space="preserve">Compare to the FA case (§5.3), where each year’s increment was a flat $1,695.86 because FA’s distribution schedule itself is flat. RMD’s per-year increment varies because RMD’s distribution amounts vary year-by-year, which in turn modulates the year-by-year benefit of having a larger (Outside) versus smaller (Inside) starting Roth balance.</w:t>
+        <w:t xml:space="preserve">Unlike FA’s flat $1,695.86 per-year increment (§5.3), RMD’s varies because each year’s distribution is the prior balance divided by an age-indexed divisor that changes annually.</w:t>
       </w:r>
       <w:r>
         <w:t xml:space="preserve"> </w:t>
@@ -10414,7 +10414,7 @@
           <w:b/>
           <w:bCs/>
         </w:rPr>
-        <w:t xml:space="preserve">The varying per-year SRC increment is a feature of distribution-method-specific cash-flow shapes, not a violation of the SRC framework.</w:t>
+        <w:t xml:space="preserve">The varying per-year SRC increment is a feature of distribution-method-specific cash flows, not a violation of the SRC framework.</w:t>
       </w:r>
       <w:r>
         <w:t xml:space="preserve"> </w:t>

--- a/exports/synthetic-roth-contribution.docx
+++ b/exports/synthetic-roth-contribution.docx
@@ -10404,7 +10404,7 @@
         <w:pStyle w:val="BodyText"/>
       </w:pPr>
       <w:r>
-        <w:t xml:space="preserve">Unlike FA’s flat $1,695.86 per-year increment (§5.3), RMD’s varies because each year’s distribution is the prior balance divided by an age-indexed divisor that changes annually.</w:t>
+        <w:t xml:space="preserve">Unlike FA’s flat $1,695.86 per-year differential (§5.3), RMD’s varies because each year’s distribution is the prior balance divided by an age-indexed divisor that changes annually.</w:t>
       </w:r>
       <w:r>
         <w:t xml:space="preserve"> </w:t>
@@ -10414,7 +10414,7 @@
           <w:b/>
           <w:bCs/>
         </w:rPr>
-        <w:t xml:space="preserve">The varying per-year SRC increment is a feature of distribution-method-specific cash flows, not a violation of the SRC framework.</w:t>
+        <w:t xml:space="preserve">The varying per-year SRC differential is a feature of distribution-method-specific cash flows, not a violation of the SRC framework.</w:t>
       </w:r>
       <w:r>
         <w:t xml:space="preserve"> </w:t>
@@ -10424,13 +10424,13 @@
       </w:r>
     </w:p>
     <w:bookmarkEnd w:id="29"/>
-    <w:bookmarkStart w:id="30" w:name="X2c317d26497880f028adf5524dc89e526149274"/>
+    <w:bookmarkStart w:id="30" w:name="X5150a744c07535a95ca29330042f04413b6e4b5"/>
     <w:p>
       <w:pPr>
         <w:pStyle w:val="Heading3"/>
       </w:pPr>
       <w:r>
-        <w:t xml:space="preserve">5B.4 The SRC’s Lifetime Nominal Payout — Engine Formula and Empirical Cross-Validation</w:t>
+        <w:t xml:space="preserve">5B.4 The Payout Multiple — Closed Form and Cross-Validation</w:t>
       </w:r>
     </w:p>
     <w:p>
@@ -10454,7 +10454,7 @@
         <w:t xml:space="preserve"> </w:t>
       </w:r>
       <w:r>
-        <w:t xml:space="preserve">is the total of all year-by-year after-tax distributions the household receives from the Roth attributable to the conversion-tax dollar entering the Roth (the synthetic contribution). Conceptually this is the sum of the per-year (Outside − Inside) ΔATCF column over the full distribution horizon: the SRC’s nominal lifetime cash payoff.</w:t>
+        <w:t xml:space="preserve">is the total of all year-by-year after-tax distributions the household receives from the Roth attributable to the conversion-tax dollar entering the Roth (the synthetic contribution). Conceptually this is the sum of the per-year (Outside − Inside) ΔATCF column over the full distribution horizon.</w:t>
       </w:r>
     </w:p>
     <w:p>

--- a/exports/synthetic-roth-contribution.docx
+++ b/exports/synthetic-roth-contribution.docx
@@ -10424,13 +10424,13 @@
       </w:r>
     </w:p>
     <w:bookmarkEnd w:id="29"/>
-    <w:bookmarkStart w:id="30" w:name="X5150a744c07535a95ca29330042f04413b6e4b5"/>
+    <w:bookmarkStart w:id="30" w:name="Xb87e6099050fbf12f4f5dd010b3c526c68ff61d"/>
     <w:p>
       <w:pPr>
         <w:pStyle w:val="Heading3"/>
       </w:pPr>
       <w:r>
-        <w:t xml:space="preserve">5B.4 The Payout Multiple — Closed Form and Cross-Validation</w:t>
+        <w:t xml:space="preserve">5B.4 The Payout Multiple — Closed Form and Empirical Validation</w:t>
       </w:r>
     </w:p>
     <w:p>
@@ -10454,7 +10454,7 @@
         <w:t xml:space="preserve"> </w:t>
       </w:r>
       <w:r>
-        <w:t xml:space="preserve">is the total of all year-by-year after-tax distributions the household receives from the Roth attributable to the conversion-tax dollar entering the Roth (the synthetic contribution). Conceptually this is the sum of the per-year (Outside − Inside) ΔATCF column over the full distribution horizon.</w:t>
+        <w:t xml:space="preserve">is the sum of yearly after-tax Roth distributions attributable to the tax payment entering the Roth, conceptually equal to the sum of per-year (Outside − Inside) ΔATCFs over the full distribution horizon.</w:t>
       </w:r>
     </w:p>
     <w:p>

--- a/exports/synthetic-roth-contribution.docx
+++ b/exports/synthetic-roth-contribution.docx
@@ -10511,13 +10511,62 @@
         <w:pStyle w:val="FirstParagraph"/>
       </w:pPr>
       <w:r>
-        <w:t xml:space="preserve">The payout multiple is a structural property of the household’s distribution schedule. Under FA distribution, it equals</w:t>
+        <w:t xml:space="preserve">The payout multiple is a structural property of the distribution schedule. In our</w:t>
       </w:r>
       <w:r>
         <w:t xml:space="preserve"> </w:t>
       </w:r>
       <m:oMath>
         <m:r>
+          <m:t>r</m:t>
+        </m:r>
+        <m:r>
+          <m:rPr>
+            <m:sty m:val="p"/>
+          </m:rPr>
+          <m:t>=</m:t>
+        </m:r>
+        <m:r>
+          <m:t>7</m:t>
+        </m:r>
+        <m:r>
+          <m:rPr>
+            <m:sty m:val="p"/>
+          </m:rPr>
+          <m:t>%</m:t>
+        </m:r>
+      </m:oMath>
+      <w:r>
+        <w:t xml:space="preserve">,</w:t>
+      </w:r>
+      <w:r>
+        <w:t xml:space="preserve"> </w:t>
+      </w:r>
+      <m:oMath>
+        <m:r>
+          <m:t>N</m:t>
+        </m:r>
+        <m:r>
+          <m:rPr>
+            <m:sty m:val="p"/>
+          </m:rPr>
+          <m:t>=</m:t>
+        </m:r>
+        <m:r>
+          <m:t>20</m:t>
+        </m:r>
+      </m:oMath>
+      <w:r>
+        <w:t xml:space="preserve"> </w:t>
+      </w:r>
+      <w:r>
+        <w:t xml:space="preserve">scenario, with Fixed Annuity it equals</w:t>
+      </w:r>
+      <w:r>
+        <w:t xml:space="preserve"> </w:t>
+      </w:r>
+      <m:oMath>
+        <m:r>
           <m:rPr>
             <m:sty m:val="p"/>
           </m:rPr>
@@ -10567,53 +10616,7 @@
         <w:t xml:space="preserve"> </w:t>
       </w:r>
       <w:r>
-        <w:t xml:space="preserve">(1.88786 in our scenario, with</w:t>
-      </w:r>
-      <w:r>
-        <w:t xml:space="preserve"> </w:t>
-      </w:r>
-      <m:oMath>
-        <m:r>
-          <m:t>r</m:t>
-        </m:r>
-        <m:r>
-          <m:rPr>
-            <m:sty m:val="p"/>
-          </m:rPr>
-          <m:t>=</m:t>
-        </m:r>
-        <m:r>
-          <m:t>7</m:t>
-        </m:r>
-        <m:r>
-          <m:rPr>
-            <m:sty m:val="p"/>
-          </m:rPr>
-          <m:t>%</m:t>
-        </m:r>
-      </m:oMath>
-      <w:r>
-        <w:t xml:space="preserve">,</w:t>
-      </w:r>
-      <w:r>
-        <w:t xml:space="preserve"> </w:t>
-      </w:r>
-      <m:oMath>
-        <m:r>
-          <m:t>N</m:t>
-        </m:r>
-        <m:r>
-          <m:rPr>
-            <m:sty m:val="p"/>
-          </m:rPr>
-          <m:t>=</m:t>
-        </m:r>
-        <m:r>
-          <m:t>20</m:t>
-        </m:r>
-      </m:oMath>
-      <w:r>
-        <w:t xml:space="preserve">). Under RMD distribution, it is determined empirically from the year-by-year RMD divisor schedule applied to the SRC’s</w:t>
+        <w:t xml:space="preserve">= 1.88786 . With RMD distributions, it is determined empirically from the year-by-year RMD divisor applied to the SRC’s</w:t>
       </w:r>
       <w:r>
         <w:t xml:space="preserve"> </w:t>

--- a/exports/synthetic-roth-contribution.docx
+++ b/exports/synthetic-roth-contribution.docx
@@ -10511,7 +10511,7 @@
         <w:pStyle w:val="FirstParagraph"/>
       </w:pPr>
       <w:r>
-        <w:t xml:space="preserve">The payout multiple is a structural property of the distribution schedule. In our</w:t>
+        <w:t xml:space="preserve">The payout multiple is a structural property of the distribution schedule. Under FA distribution at</w:t>
       </w:r>
       <w:r>
         <w:t xml:space="preserve"> </w:t>
@@ -10537,7 +10537,10 @@
         </m:r>
       </m:oMath>
       <w:r>
-        <w:t xml:space="preserve">,</w:t>
+        <w:t xml:space="preserve"> </w:t>
+      </w:r>
+      <w:r>
+        <w:t xml:space="preserve">over</w:t>
       </w:r>
       <w:r>
         <w:t xml:space="preserve"> </w:t>
@@ -10560,7 +10563,7 @@
         <w:t xml:space="preserve"> </w:t>
       </w:r>
       <w:r>
-        <w:t xml:space="preserve">scenario, with Fixed Annuity it equals</w:t>
+        <w:t xml:space="preserve">years, it equals</w:t>
       </w:r>
       <w:r>
         <w:t xml:space="preserve"> </w:t>
@@ -10616,7 +10619,7 @@
         <w:t xml:space="preserve"> </w:t>
       </w:r>
       <w:r>
-        <w:t xml:space="preserve">= 1.88786 . With RMD distributions, it is determined empirically from the year-by-year RMD divisor applied to the SRC’s</w:t>
+        <w:t xml:space="preserve">= 1.88786. Under RMD distribution (20-year owner period plus 10-year SECURE beneficiary period), it is determined empirically from the year-by-year RMD divisor applied to the SRC’s</w:t>
       </w:r>
       <w:r>
         <w:t xml:space="preserve"> </w:t>
@@ -10630,7 +10633,7 @@
         <w:t xml:space="preserve"> </w:t>
       </w:r>
       <w:r>
-        <w:t xml:space="preserve">dollars. For the Outside RMD scenario, the payout multiple is 3.9647, so the lifetime nominal payout = $17,966 × 3.9647 = $71,229.59.</w:t>
+        <w:t xml:space="preserve">dollars; the Outside RMD scenario yields 3.9647, so the lifetime nominal payout = $17,966 × 3.9647 = $71,229.59.</w:t>
       </w:r>
     </w:p>
     <w:p>
@@ -10638,17 +10641,7 @@
         <w:pStyle w:val="BodyText"/>
       </w:pPr>
       <w:r>
-        <w:rPr>
-          <w:b/>
-          <w:bCs/>
-        </w:rPr>
-        <w:t xml:space="preserve">What 3.9647 is.</w:t>
-      </w:r>
-      <w:r>
-        <w:t xml:space="preserve"> </w:t>
-      </w:r>
-      <w:r>
-        <w:t xml:space="preserve">The payout multiple is the</w:t>
+        <w:t xml:space="preserve">The 3.9647 payout multiple is the</w:t>
       </w:r>
       <w:r>
         <w:t xml:space="preserve"> </w:t>

--- a/exports/synthetic-roth-contribution.docx
+++ b/exports/synthetic-roth-contribution.docx
@@ -10657,7 +10657,7 @@
         <w:t xml:space="preserve"> </w:t>
       </w:r>
       <w:r>
-        <w:t xml:space="preserve">— the SRC’s structural growth factor. The 10% bracket conversion (Group 1) is computed first and serves as the benchmark.</w:t>
+        <w:t xml:space="preserve">— the SRC’s structural growth factor. The 10% bracket conversion is computed first and serves as the benchmark.</w:t>
       </w:r>
     </w:p>
     <w:p>

--- a/exports/synthetic-roth-contribution.docx
+++ b/exports/synthetic-roth-contribution.docx
@@ -10675,7 +10675,7 @@
         <w:t xml:space="preserve"> </w:t>
       </w:r>
       <w:r>
-        <w:t xml:space="preserve">Each bracket — Group 1 (10%), Group 2 (12%), Group 3 (22%), Group 4 (the $123,850 conversion) — independently computes its own payout multiple from its own ΔATCF,</w:t>
+        <w:t xml:space="preserve">Conversions of different cumulative sizes — filling through the 10%, 12%, or 22% bracket (the $123,850 case examined here) — each independently compute the same 3.9647 payout multiple from their own ΔATCF,</w:t>
       </w:r>
       <w:r>
         <w:t xml:space="preserve"> </w:t>
@@ -10686,7 +10686,7 @@
         </m:r>
       </m:oMath>
       <w:r>
-        <w:t xml:space="preserve">, and rate-spread inputs. That every subsequent bracket reproduces Group 1’s benchmark value of 3.9647 is the empirical signature of the SRC framework’s internal consistency. The payout multiple is a</w:t>
+        <w:t xml:space="preserve">, and rate-spread inputs. This is the empirical signature of the SRC framework’s internal consistency. The payout multiple is a</w:t>
       </w:r>
       <w:r>
         <w:t xml:space="preserve"> </w:t>
@@ -10696,7 +10696,7 @@
           <w:b/>
           <w:bCs/>
         </w:rPr>
-        <w:t xml:space="preserve">structural property of the household’s distribution schedule</w:t>
+        <w:t xml:space="preserve">structural property of the distribution schedule</w:t>
       </w:r>
       <w:r>
         <w:t xml:space="preserve">, not an artifact of any particular conversion size.</w:t>

--- a/exports/synthetic-roth-contribution.docx
+++ b/exports/synthetic-roth-contribution.docx
@@ -10711,13 +10711,13 @@
           <w:b/>
           <w:bCs/>
         </w:rPr>
-        <w:t xml:space="preserve">Cross-validation against the year-by-year sum.</w:t>
-      </w:r>
-      <w:r>
-        <w:t xml:space="preserve"> </w:t>
-      </w:r>
-      <w:r>
-        <w:t xml:space="preserve">The closed-form lifetime nominal payout of $71,229.59 matches the §5B.2 table’s year-by-year nominal sum of (Outside − Inside) ΔATCF of $71,229.46 to within $0.13. Two independent computational paths — the multiplier formula and the empirical year-stream sum — converge to the same dollar amount. This is what §5B.4 demonstrates: cross-validation of the multiplier-based output against an independent empirical sum.</w:t>
+        <w:t xml:space="preserve">Empirical validation against the year-by-year sum.</w:t>
+      </w:r>
+      <w:r>
+        <w:t xml:space="preserve"> </w:t>
+      </w:r>
+      <w:r>
+        <w:t xml:space="preserve">The closed-form lifetime nominal payout of $71,229.59 matches the §5B.2 table’s year-by-year nominal sum of (Outside − Inside) ΔATCF of $71,229.46 to within $0.13.</w:t>
       </w:r>
     </w:p>
     <w:p>

--- a/exports/synthetic-roth-contribution.docx
+++ b/exports/synthetic-roth-contribution.docx
@@ -10735,7 +10735,21 @@
         <w:t xml:space="preserve"> </w:t>
       </w:r>
       <w:r>
-        <w:t xml:space="preserve">For the Outside FA scenario, the lifetime nominal payout = $17,966 × 1.88786 = $33,917.27, with the FA annuity-factor multiple of 1.88786 playing the structural role of the payout multiple under FA distribution. The RMD multiplier (3.9647) exceeds the FA multiplier (1.88786) by ~2.1× because RMD’s effective compounding horizon extends 10 years past the owner-only 20-year FA horizon (into the beneficiary period — see §5B.5). This empirical observation reinforces §6.2’s claim that the SRC’s largest practical value channel is its compounding through the inheritance period — visible under RMD method but absent under FA.</w:t>
+        <w:t xml:space="preserve">For the Outside FA scenario, the lifetime nominal payout = $17,966 × 1.88786 = $33,917.27. The RMD multiplier (3.9647) exceeds the FA multiplier (1.88786) by ~2.1× because RMD’s distribution horizon is longer (30 years vs 20 for FA): the SRC’s</w:t>
+      </w:r>
+      <w:r>
+        <w:t xml:space="preserve"> </w:t>
+      </w:r>
+      <m:oMath>
+        <m:r>
+          <m:t>K</m:t>
+        </m:r>
+      </m:oMath>
+      <w:r>
+        <w:t xml:space="preserve"> </w:t>
+      </w:r>
+      <w:r>
+        <w:t xml:space="preserve">dollars compound more years inside the Roth before being fully distributed, producing larger nominal cash flows over the longer horizon. In PV terms at the portfolio rate, both methods produce the same SRC value of zero by §4’s identity — the difference is purely in nominal lifetime cash flow, not in SRC economic value.</w:t>
       </w:r>
     </w:p>
     <w:bookmarkEnd w:id="30"/>

--- a/exports/synthetic-roth-contribution.docx
+++ b/exports/synthetic-roth-contribution.docx
@@ -10735,7 +10735,45 @@
         <w:t xml:space="preserve"> </w:t>
       </w:r>
       <w:r>
-        <w:t xml:space="preserve">For the Outside FA scenario, the lifetime nominal payout = $17,966 × 1.88786 = $33,917.27. The RMD multiplier (3.9647) exceeds the FA multiplier (1.88786) by ~2.1× because RMD’s distribution horizon is longer (30 years vs 20 for FA): the SRC’s</w:t>
+        <w:t xml:space="preserve">Holding</w:t>
+      </w:r>
+      <w:r>
+        <w:t xml:space="preserve"> </w:t>
+      </w:r>
+      <m:oMath>
+        <m:r>
+          <m:t>K</m:t>
+        </m:r>
+        <m:r>
+          <m:rPr>
+            <m:sty m:val="p"/>
+          </m:rPr>
+          <m:t>=</m:t>
+        </m:r>
+        <m:r>
+          <m:rPr>
+            <m:sty m:val="p"/>
+          </m:rPr>
+          <m:t>$</m:t>
+        </m:r>
+        <m:r>
+          <m:t>17</m:t>
+        </m:r>
+        <m:r>
+          <m:rPr>
+            <m:sty m:val="p"/>
+          </m:rPr>
+          <m:t>,</m:t>
+        </m:r>
+        <m:r>
+          <m:t>966</m:t>
+        </m:r>
+      </m:oMath>
+      <w:r>
+        <w:t xml:space="preserve"> </w:t>
+      </w:r>
+      <w:r>
+        <w:t xml:space="preserve">constant, if these same SRC dollars distributed via FA over 20 years instead of RMD, the lifetime nominal payout would be $17,966 × 1.88786 = $33,917.27. The RMD multiplier (3.9647) exceeds the FA multiplier (1.88786) by ~2.1× because RMD’s distribution horizon is longer (30 years vs 20 for FA): the</w:t>
       </w:r>
       <w:r>
         <w:t xml:space="preserve"> </w:t>

--- a/exports/synthetic-roth-contribution.docx
+++ b/exports/synthetic-roth-contribution.docx
@@ -10735,7 +10735,7 @@
         <w:t xml:space="preserve"> </w:t>
       </w:r>
       <w:r>
-        <w:t xml:space="preserve">Holding</w:t>
+        <w:t xml:space="preserve">The same</w:t>
       </w:r>
       <w:r>
         <w:t xml:space="preserve"> </w:t>
@@ -10773,7 +10773,7 @@
         <w:t xml:space="preserve"> </w:t>
       </w:r>
       <w:r>
-        <w:t xml:space="preserve">constant, if these same SRC dollars distributed via FA over 20 years instead of RMD, the lifetime nominal payout would be $17,966 × 1.88786 = $33,917.27. The RMD multiplier (3.9647) exceeds the FA multiplier (1.88786) by ~2.1× because RMD’s distribution horizon is longer (30 years vs 20 for FA): the</w:t>
+        <w:t xml:space="preserve">distributed via FA over 20 years would yield a lifetime nominal payout of $17,966 × 1.88786 = $33,917.27. RMD’s multiplier exceeds FA’s by ~2.1× because RMD distributes over 30 years instead of 20, giving</w:t>
       </w:r>
       <w:r>
         <w:t xml:space="preserve"> </w:t>
@@ -10787,7 +10787,7 @@
         <w:t xml:space="preserve"> </w:t>
       </w:r>
       <w:r>
-        <w:t xml:space="preserve">dollars compound more years inside the Roth before being fully distributed, producing larger nominal cash flows over the longer horizon. In PV terms at the portfolio rate, both methods produce the same SRC value of zero by §4’s identity — the difference is purely in nominal lifetime cash flow, not in SRC economic value.</w:t>
+        <w:t xml:space="preserve">more years of tax-free compounding before full distribution. Both methods produce the same PV at the portfolio rate (zero, by §4’s identity); only nominal cash flow differs.</w:t>
       </w:r>
     </w:p>
     <w:bookmarkEnd w:id="30"/>

--- a/exports/synthetic-roth-contribution.docx
+++ b/exports/synthetic-roth-contribution.docx
@@ -10744,36 +10744,12 @@
         <m:r>
           <m:t>K</m:t>
         </m:r>
-        <m:r>
-          <m:rPr>
-            <m:sty m:val="p"/>
-          </m:rPr>
-          <m:t>=</m:t>
-        </m:r>
-        <m:r>
-          <m:rPr>
-            <m:sty m:val="p"/>
-          </m:rPr>
-          <m:t>$</m:t>
-        </m:r>
-        <m:r>
-          <m:t>17</m:t>
-        </m:r>
-        <m:r>
-          <m:rPr>
-            <m:sty m:val="p"/>
-          </m:rPr>
-          <m:t>,</m:t>
-        </m:r>
-        <m:r>
-          <m:t>966</m:t>
-        </m:r>
       </m:oMath>
       <w:r>
         <w:t xml:space="preserve"> </w:t>
       </w:r>
       <w:r>
-        <w:t xml:space="preserve">distributed via FA over 20 years would yield a lifetime nominal payout of $17,966 × 1.88786 = $33,917.27. RMD’s multiplier exceeds FA’s by ~2.1× because RMD distributes over 30 years instead of 20, giving</w:t>
+        <w:t xml:space="preserve">= $17,966 distributed via FA over 20 years would yield a lifetime nominal payout of $17,966 × 1.88786 = $33,917.27. RMD’s multiplier exceeds FA’s by ~2.1× because RMD distributes over 30 years instead of 20, giving</w:t>
       </w:r>
       <w:r>
         <w:t xml:space="preserve"> </w:t>

--- a/exports/synthetic-roth-contribution.docx
+++ b/exports/synthetic-roth-contribution.docx
@@ -10781,7 +10781,7 @@
         <w:pStyle w:val="FirstParagraph"/>
       </w:pPr>
       <w:r>
-        <w:t xml:space="preserve">The Outside RMD beneficiary period (years 2050–2059, ages 93–102 of the inheriting cohort) shows a flat $3,901/year (Outside − Inside) increment. Across 10 years, this contributes nominal $39,006 — 55% of the SRC’s total nominal value, a slight majority. In PV @ 7%, the beneficiary-period contribution is $5,780, or 32% of the total — less weight because of the ~30-year discount horizon back to conversion date. Both shares are non-trivial.</w:t>
+        <w:t xml:space="preserve">The Outside RMD beneficiary period (2050–2059) has $3,901/year (Outside − Inside) differentials. Over 10 years, this contributes $39,006 — 55% of the SRC’s total nominal value. In PV @ 7%, the contribution is $5,780, or 32% of the total — less PV weight because of the long discount horizon.</w:t>
       </w:r>
     </w:p>
     <w:p>

--- a/exports/synthetic-roth-contribution.docx
+++ b/exports/synthetic-roth-contribution.docx
@@ -10781,7 +10781,7 @@
         <w:pStyle w:val="FirstParagraph"/>
       </w:pPr>
       <w:r>
-        <w:t xml:space="preserve">The Outside RMD beneficiary period (2050–2059) has $3,901/year (Outside − Inside) differentials. Over 10 years, this contributes $39,006 — 55% of the SRC’s total nominal value. In PV @ 7%, the contribution is $5,780, or 32% of the total — less PV weight because of the long discount horizon.</w:t>
+        <w:t xml:space="preserve">The Outside RMD beneficiary period (2050–2059) has $3,901/year (Outside − Inside) differentials. Over 10 years, this $39,006 is 55% of the SRC’s total nominal value. In PV @ 7%, it is $5,780, or 32% of the total — less PV weight due to the long discount horizon.</w:t>
       </w:r>
     </w:p>
     <w:p>

--- a/exports/synthetic-roth-contribution.docx
+++ b/exports/synthetic-roth-contribution.docx
@@ -2,7 +2,7 @@
 <file path=word/document.xml><?xml version="1.0" encoding="utf-8"?>
 <w:document xmlns:w="http://schemas.openxmlformats.org/wordprocessingml/2006/main" xmlns:m="http://schemas.openxmlformats.org/officeDocument/2006/math" xmlns:r="http://schemas.openxmlformats.org/officeDocument/2006/relationships" xmlns:o="urn:schemas-microsoft-com:office:office" xmlns:v="urn:schemas-microsoft-com:vml" xmlns:w10="urn:schemas-microsoft-com:office:word" xmlns:a="http://schemas.openxmlformats.org/drawingml/2006/main" xmlns:pic="http://schemas.openxmlformats.org/drawingml/2006/picture" xmlns:wp="http://schemas.openxmlformats.org/drawingml/2006/wordprocessingDrawing">
   <w:body>
-    <w:bookmarkStart w:id="44" w:name="X6d2ad215d2e6367c7cb1eff0628692cb8617c07"/>
+    <w:bookmarkStart w:id="43" w:name="X6d2ad215d2e6367c7cb1eff0628692cb8617c07"/>
     <w:p>
       <w:pPr>
         <w:pStyle w:val="Heading1"/>
@@ -7699,7 +7699,7 @@
     </w:p>
     <w:bookmarkEnd w:id="25"/>
     <w:bookmarkEnd w:id="26"/>
-    <w:bookmarkStart w:id="33" w:name="X2f321f8c0570938977d6c03976ef4e3bb78bcf7"/>
+    <w:bookmarkStart w:id="32" w:name="X2f321f8c0570938977d6c03976ef4e3bb78bcf7"/>
     <w:p>
       <w:pPr>
         <w:pStyle w:val="Heading2"/>
@@ -10767,104 +10767,7 @@
       </w:r>
     </w:p>
     <w:bookmarkEnd w:id="30"/>
-    <w:bookmarkStart w:id="31" w:name="Xe6bb372a884396a93a06cdf411b1b1253442fe8"/>
-    <w:p>
-      <w:pPr>
-        <w:pStyle w:val="Heading3"/>
-      </w:pPr>
-      <w:r>
-        <w:t xml:space="preserve">5B.5 Beneficiary-Period Empirical Evidence for Inheritance Asymmetry</w:t>
-      </w:r>
-    </w:p>
-    <w:p>
-      <w:pPr>
-        <w:pStyle w:val="FirstParagraph"/>
-      </w:pPr>
-      <w:r>
-        <w:t xml:space="preserve">The Outside RMD beneficiary period (2050–2059) has $3,901/year (Outside − Inside) differentials. Over 10 years, this $39,006 is 55% of the SRC’s total nominal value. In PV @ 7%, it is $5,780, or 32% of the total — less PV weight due to the long discount horizon.</w:t>
-      </w:r>
-    </w:p>
-    <w:p>
-      <w:pPr>
-        <w:pStyle w:val="BodyText"/>
-      </w:pPr>
-      <w:r>
-        <w:t xml:space="preserve">The beneficiary-period $3,901/yr increment exists</w:t>
-      </w:r>
-      <w:r>
-        <w:t xml:space="preserve"> </w:t>
-      </w:r>
-      <w:r>
-        <w:rPr>
-          <w:b/>
-          <w:bCs/>
-        </w:rPr>
-        <w:t xml:space="preserve">only because Outside funding leaves the beneficiary’s inherited Roth balance larger by</w:t>
-      </w:r>
-      <w:r>
-        <w:rPr>
-          <w:b/>
-          <w:bCs/>
-        </w:rPr>
-        <w:t xml:space="preserve"> </w:t>
-      </w:r>
-      <m:oMath>
-        <m:r>
-          <m:t>K</m:t>
-        </m:r>
-      </m:oMath>
-      <w:r>
-        <w:rPr>
-          <w:b/>
-          <w:bCs/>
-        </w:rPr>
-        <w:t xml:space="preserve"> </w:t>
-      </w:r>
-      <w:r>
-        <w:rPr>
-          <w:b/>
-          <w:bCs/>
-        </w:rPr>
-        <w:t xml:space="preserve">times the growth factor at the moment of owner death</w:t>
-      </w:r>
-      <w:r>
-        <w:t xml:space="preserve">. The 10-year statutory distribution of that excess Roth balance — entirely tax-free to the beneficiary — is the mechanism through which §6.2’s</w:t>
-      </w:r>
-      <w:r>
-        <w:t xml:space="preserve"> </w:t>
-      </w:r>
-      <w:r>
-        <w:t xml:space="preserve">“Roth-vs-taxable inheritance asymmetry”</w:t>
-      </w:r>
-      <w:r>
-        <w:t xml:space="preserve"> </w:t>
-      </w:r>
-      <w:r>
-        <w:t xml:space="preserve">channel materializes empirically. Under FA distribution, this channel is invisible because FA depletes the balance to zero at owner death; under RMD it is structurally visible.</w:t>
-      </w:r>
-    </w:p>
-    <w:p>
-      <w:pPr>
-        <w:pStyle w:val="BodyText"/>
-      </w:pPr>
-      <w:r>
-        <w:t xml:space="preserve">This fact has practical importance: the SRC’s value channel of inheritance asymmetry should not be treated as theoretical</w:t>
-      </w:r>
-      <w:r>
-        <w:t xml:space="preserve"> </w:t>
-      </w:r>
-      <w:r>
-        <w:t xml:space="preserve">“extra benefit”</w:t>
-      </w:r>
-      <w:r>
-        <w:t xml:space="preserve"> </w:t>
-      </w:r>
-      <w:r>
-        <w:t xml:space="preserve">when planning RMD-method conversions. It is empirically present and produces measurable beneficiary-period cash flows that the calculation engine captures directly.</w:t>
-      </w:r>
-    </w:p>
-    <w:bookmarkEnd w:id="31"/>
-    <w:bookmarkStart w:id="32" w:name="Xd989f50ff819d6879ade1bf069e8c99285f6a7b"/>
+    <w:bookmarkStart w:id="31" w:name="Xd989f50ff819d6879ade1bf069e8c99285f6a7b"/>
     <w:p>
       <w:pPr>
         <w:pStyle w:val="Heading3"/>
@@ -11016,9 +10919,9 @@
         </w:pict>
       </w:r>
     </w:p>
+    <w:bookmarkEnd w:id="31"/>
     <w:bookmarkEnd w:id="32"/>
-    <w:bookmarkEnd w:id="33"/>
-    <w:bookmarkStart w:id="37" w:name="where-the-src-has-real-value"/>
+    <w:bookmarkStart w:id="36" w:name="where-the-src-has-real-value"/>
     <w:p>
       <w:pPr>
         <w:pStyle w:val="Heading2"/>
@@ -11035,7 +10938,7 @@
         <w:t xml:space="preserve">Section 4 proved that the SRC present value is zero when the discount rate equals the portfolio rate. This makes the SRC appear neutral. It is not. The SRC has real economic value through three channels that escape a pure PV-at-portfolio-rate framing.</w:t>
       </w:r>
     </w:p>
-    <w:bookmarkStart w:id="34" w:name="tax-drag-differential"/>
+    <w:bookmarkStart w:id="33" w:name="tax-drag-differential"/>
     <w:p>
       <w:pPr>
         <w:pStyle w:val="Heading3"/>
@@ -11318,42 +11221,42 @@
         <w:t xml:space="preserve">The RMD-scenario values exceed the FA-scenario values on both metrics. The owner 20 years plus beneficiary 10 years horizon keeps the SRC dollars compounding inside the Roth wrapper longer before distribution than FA’s 20-year owner-only horizon, producing a larger cumulative drag-avoidance differential. The FV ratio (~5.5×) is larger than the PV ratio (~2.1×) because the additional drag-avoidance accruing in the beneficiary period is heavily discounted back across 30 years at the portfolio rate.</w:t>
       </w:r>
     </w:p>
+    <w:bookmarkEnd w:id="33"/>
+    <w:bookmarkStart w:id="34" w:name="estate-beneficiary-asymmetry"/>
+    <w:p>
+      <w:pPr>
+        <w:pStyle w:val="Heading3"/>
+      </w:pPr>
+      <w:r>
+        <w:t xml:space="preserve">6.2 Estate / Beneficiary Asymmetry</w:t>
+      </w:r>
+    </w:p>
+    <w:p>
+      <w:pPr>
+        <w:pStyle w:val="FirstParagraph"/>
+      </w:pPr>
+      <w:r>
+        <w:t xml:space="preserve">Roth dollars passed to a non-spouse beneficiary distribute over a 10-year window with no income tax. Taxable-account dollars receive a step-up in basis at death but no income-tax preference for the inheritor. For an estate that will pass to children or non-spouse heirs, the SRC effectively converts taxable-inheritance-bracket future dollars into tax-free-inheritance dollars.</w:t>
+      </w:r>
+    </w:p>
+    <w:p>
+      <w:pPr>
+        <w:pStyle w:val="BodyText"/>
+      </w:pPr>
+      <w:r>
+        <w:t xml:space="preserve">Empirical evidence for this channel emerges under RMD distributions. The Outside RMD beneficiary period (years 2050–2059) shows a constant $3,901/year ATCF advantage of Outside over Inside — entirely the product of Outside’s larger inherited Roth balance at the moment of owner death (the SRC has compounded for 20 years). This contributes $39,006 of nominal SRC value over the 10-year statutory distribution window, or 55% of the total SRC value across the full 30-year horizon. The PV-at-portfolio-rate share is $5,780 (32% of total). When the discount rate equals the portfolio rate, the inheritance channel still nets to zero (the algebraic identity holds across the full horizon as shown in §5B.3); but the channel is tangible, observable, and shifts the timing of when the SRC value is realized. Households evaluating Roth conversions for estate-planning purposes — a substantial subset of practitioner cases — should treat this beneficiary-period contribution as a first-class component of the conversion’s value, not a footnote.</w:t>
+      </w:r>
+    </w:p>
+    <w:p>
+      <w:pPr>
+        <w:pStyle w:val="BodyText"/>
+      </w:pPr>
+      <w:r>
+        <w:t xml:space="preserve">Under FA distribution (§5), the inheritance channel does not appear because FA depletes the balance to zero at owner death. The SRC’s owner-period contribution still exists but the inheritance channel is absent by construction. RMD’s 10-year beneficiary distribution makes the inheritance channel structurally visible.</w:t>
+      </w:r>
+    </w:p>
     <w:bookmarkEnd w:id="34"/>
-    <w:bookmarkStart w:id="35" w:name="estate-beneficiary-asymmetry"/>
-    <w:p>
-      <w:pPr>
-        <w:pStyle w:val="Heading3"/>
-      </w:pPr>
-      <w:r>
-        <w:t xml:space="preserve">6.2 Estate / Beneficiary Asymmetry</w:t>
-      </w:r>
-    </w:p>
-    <w:p>
-      <w:pPr>
-        <w:pStyle w:val="FirstParagraph"/>
-      </w:pPr>
-      <w:r>
-        <w:t xml:space="preserve">Roth dollars passed to a non-spouse beneficiary distribute over a 10-year window with no income tax. Taxable-account dollars receive a step-up in basis at death but no income-tax preference for the inheritor. For an estate that will pass to children or non-spouse heirs, the SRC effectively converts taxable-inheritance-bracket future dollars into tax-free-inheritance dollars.</w:t>
-      </w:r>
-    </w:p>
-    <w:p>
-      <w:pPr>
-        <w:pStyle w:val="BodyText"/>
-      </w:pPr>
-      <w:r>
-        <w:t xml:space="preserve">§5B.5 provides direct empirical evidence for this channel under RMD distributions. The Outside RMD beneficiary period (years 2050–2059) shows a constant $3,901/year ATCF advantage of Outside over Inside — entirely the product of Outside’s larger inherited Roth balance at the moment of owner death (the SRC has compounded for 20 years). This contributes $39,006 of nominal SRC value over the 10-year statutory distribution window, or 55% of the total SRC value across the full 30-year horizon. The PV-at-portfolio-rate share is $5,780 (32% of total). When the discount rate equals the portfolio rate, the inheritance channel still nets to zero (the algebraic identity holds across the full horizon as shown in §5B.3); but the channel is tangible, observable, and shifts the timing of when the SRC value is realized. Households evaluating Roth conversions for estate-planning purposes — a substantial subset of practitioner cases — should treat this beneficiary-period contribution as a first-class component of the conversion’s value, not a footnote.</w:t>
-      </w:r>
-    </w:p>
-    <w:p>
-      <w:pPr>
-        <w:pStyle w:val="BodyText"/>
-      </w:pPr>
-      <w:r>
-        <w:t xml:space="preserve">Under FA distribution (§5), the inheritance channel does not appear because FA depletes the balance to zero at owner death. The SRC’s owner-period contribution still exists but the inheritance channel is absent by construction. RMD’s 10-year beneficiary distribution makes the inheritance channel structurally visible.</w:t>
-      </w:r>
-    </w:p>
-    <w:bookmarkEnd w:id="35"/>
-    <w:bookmarkStart w:id="36" w:name="discount-rate-mismatch"/>
+    <w:bookmarkStart w:id="35" w:name="discount-rate-mismatch"/>
     <w:p>
       <w:pPr>
         <w:pStyle w:val="Heading3"/>
@@ -11417,9 +11320,9 @@
         </w:pict>
       </w:r>
     </w:p>
+    <w:bookmarkEnd w:id="35"/>
     <w:bookmarkEnd w:id="36"/>
-    <w:bookmarkEnd w:id="37"/>
-    <w:bookmarkStart w:id="38" w:name="implications"/>
+    <w:bookmarkStart w:id="37" w:name="implications"/>
     <w:p>
       <w:pPr>
         <w:pStyle w:val="Heading2"/>
@@ -11785,8 +11688,8 @@
         </w:pict>
       </w:r>
     </w:p>
-    <w:bookmarkEnd w:id="38"/>
-    <w:bookmarkStart w:id="39" w:name="conclusion"/>
+    <w:bookmarkEnd w:id="37"/>
+    <w:bookmarkStart w:id="38" w:name="conclusion"/>
     <w:p>
       <w:pPr>
         <w:pStyle w:val="Heading2"/>
@@ -12245,8 +12148,8 @@
         </w:pict>
       </w:r>
     </w:p>
-    <w:bookmarkEnd w:id="39"/>
-    <w:bookmarkStart w:id="40" w:name="references"/>
+    <w:bookmarkEnd w:id="38"/>
+    <w:bookmarkStart w:id="39" w:name="references"/>
     <w:p>
       <w:pPr>
         <w:pStyle w:val="Heading2"/>
@@ -12458,8 +12361,8 @@
         </w:pict>
       </w:r>
     </w:p>
-    <w:bookmarkEnd w:id="40"/>
-    <w:bookmarkStart w:id="43" w:name="X1fb9906062232a1c9ed64da0711341d859c89e8"/>
+    <w:bookmarkEnd w:id="39"/>
+    <w:bookmarkStart w:id="42" w:name="X1fb9906062232a1c9ed64da0711341d859c89e8"/>
     <w:p>
       <w:pPr>
         <w:pStyle w:val="Heading2"/>
@@ -12468,7 +12371,7 @@
         <w:t xml:space="preserve">Appendix A: Selected Values from All Four Scenarios</w:t>
       </w:r>
     </w:p>
-    <w:bookmarkStart w:id="41" w:name="a.1-fixed-annuity-distributions"/>
+    <w:bookmarkStart w:id="40" w:name="a.1-fixed-annuity-distributions"/>
     <w:p>
       <w:pPr>
         <w:pStyle w:val="Heading3"/>
@@ -13255,8 +13158,8 @@
         </w:tc>
       </w:tr>
     </w:tbl>
-    <w:bookmarkEnd w:id="41"/>
-    <w:bookmarkStart w:id="42" w:name="a.2-rmd-only-distributions"/>
+    <w:bookmarkEnd w:id="40"/>
+    <w:bookmarkStart w:id="41" w:name="a.2-rmd-only-distributions"/>
     <w:p>
       <w:pPr>
         <w:pStyle w:val="Heading3"/>
@@ -14374,9 +14277,9 @@
         <w:t xml:space="preserve">Draft prepared 2026-05-13. Empirical results produced by the RothGPT calculation engine.</w:t>
       </w:r>
     </w:p>
+    <w:bookmarkEnd w:id="41"/>
     <w:bookmarkEnd w:id="42"/>
     <w:bookmarkEnd w:id="43"/>
-    <w:bookmarkEnd w:id="44"/>
     <w:sectPr>
       <w:footnotePr>
         <w:numRestart w:val="eachSect"/>

--- a/exports/synthetic-roth-contribution.docx
+++ b/exports/synthetic-roth-contribution.docx
@@ -2,7 +2,7 @@
 <file path=word/document.xml><?xml version="1.0" encoding="utf-8"?>
 <w:document xmlns:w="http://schemas.openxmlformats.org/wordprocessingml/2006/main" xmlns:m="http://schemas.openxmlformats.org/officeDocument/2006/math" xmlns:r="http://schemas.openxmlformats.org/officeDocument/2006/relationships" xmlns:o="urn:schemas-microsoft-com:office:office" xmlns:v="urn:schemas-microsoft-com:vml" xmlns:w10="urn:schemas-microsoft-com:office:word" xmlns:a="http://schemas.openxmlformats.org/drawingml/2006/main" xmlns:pic="http://schemas.openxmlformats.org/drawingml/2006/picture" xmlns:wp="http://schemas.openxmlformats.org/drawingml/2006/wordprocessingDrawing">
   <w:body>
-    <w:bookmarkStart w:id="43" w:name="X6d2ad215d2e6367c7cb1eff0628692cb8617c07"/>
+    <w:bookmarkStart w:id="42" w:name="X6d2ad215d2e6367c7cb1eff0628692cb8617c07"/>
     <w:p>
       <w:pPr>
         <w:pStyle w:val="Heading1"/>
@@ -7699,7 +7699,7 @@
     </w:p>
     <w:bookmarkEnd w:id="25"/>
     <w:bookmarkEnd w:id="26"/>
-    <w:bookmarkStart w:id="32" w:name="X2f321f8c0570938977d6c03976ef4e3bb78bcf7"/>
+    <w:bookmarkStart w:id="31" w:name="X2f321f8c0570938977d6c03976ef4e3bb78bcf7"/>
     <w:p>
       <w:pPr>
         <w:pStyle w:val="Heading2"/>
@@ -10766,152 +10766,6 @@
         <w:t xml:space="preserve">more years of tax-free compounding before full distribution. Both methods produce the same PV at the portfolio rate (zero, by §4’s identity); only nominal cash flow differs.</w:t>
       </w:r>
     </w:p>
-    <w:bookmarkEnd w:id="30"/>
-    <w:bookmarkStart w:id="31" w:name="Xd989f50ff819d6879ade1bf069e8c99285f6a7b"/>
-    <w:p>
-      <w:pPr>
-        <w:pStyle w:val="Heading3"/>
-      </w:pPr>
-      <w:r>
-        <w:t xml:space="preserve">5.4 Where Outside Funding Differs from Inside</w:t>
-      </w:r>
-    </w:p>
-    <w:p>
-      <w:pPr>
-        <w:pStyle w:val="FirstParagraph"/>
-      </w:pPr>
-      <w:r>
-        <w:t xml:space="preserve">The two scenarios produce</w:t>
-      </w:r>
-      <w:r>
-        <w:t xml:space="preserve"> </w:t>
-      </w:r>
-      <w:r>
-        <w:rPr>
-          <w:b/>
-          <w:bCs/>
-        </w:rPr>
-        <w:t xml:space="preserve">identical</w:t>
-      </w:r>
-      <w:r>
-        <w:t xml:space="preserve"> </w:t>
-      </w:r>
-      <w:r>
-        <w:t xml:space="preserve">PV totals because the discount rate equals the portfolio rate. They produce</w:t>
-      </w:r>
-      <w:r>
-        <w:t xml:space="preserve"> </w:t>
-      </w:r>
-      <w:r>
-        <w:rPr>
-          <w:b/>
-          <w:bCs/>
-        </w:rPr>
-        <w:t xml:space="preserve">different</w:t>
-      </w:r>
-      <w:r>
-        <w:t xml:space="preserve"> </w:t>
-      </w:r>
-      <w:r>
-        <w:t xml:space="preserve">nominal lifetime totals because Outside funding migrates</w:t>
-      </w:r>
-      <w:r>
-        <w:t xml:space="preserve"> </w:t>
-      </w:r>
-      <m:oMath>
-        <m:r>
-          <m:t>K</m:t>
-        </m:r>
-      </m:oMath>
-      <w:r>
-        <w:t xml:space="preserve"> </w:t>
-      </w:r>
-      <w:r>
-        <w:t xml:space="preserve">of taxable-wrapper dollars into a tax-free wrapper at the conversion moment. Over 20 years, that wrapper transition is the SRC’s tangible benefit:</w:t>
-      </w:r>
-    </w:p>
-    <w:p>
-      <w:pPr>
-        <w:pStyle w:val="Compact"/>
-        <w:numPr>
-          <w:ilvl w:val="0"/>
-          <w:numId w:val="1004"/>
-        </w:numPr>
-      </w:pPr>
-      <w:r>
-        <w:t xml:space="preserve">The household’s total nominal cash inflow is $34,034 − $18,083 =</w:t>
-      </w:r>
-      <w:r>
-        <w:t xml:space="preserve"> </w:t>
-      </w:r>
-      <w:r>
-        <w:rPr>
-          <w:b/>
-          <w:bCs/>
-        </w:rPr>
-        <w:t xml:space="preserve">+$15,951 higher</w:t>
-      </w:r>
-      <w:r>
-        <w:t xml:space="preserve"> </w:t>
-      </w:r>
-      <w:r>
-        <w:t xml:space="preserve">under Outside funding (Section 5.1 totals)</w:t>
-      </w:r>
-    </w:p>
-    <w:p>
-      <w:pPr>
-        <w:pStyle w:val="Compact"/>
-        <w:numPr>
-          <w:ilvl w:val="0"/>
-          <w:numId w:val="1004"/>
-        </w:numPr>
-      </w:pPr>
-      <w:r>
-        <w:t xml:space="preserve">This $15,951 represents the household receiving back $1,696/year for 20 years (= $33,920 nominal) on a $17,966 outflow at year 0</w:t>
-      </w:r>
-    </w:p>
-    <w:p>
-      <w:pPr>
-        <w:pStyle w:val="Compact"/>
-        <w:numPr>
-          <w:ilvl w:val="0"/>
-          <w:numId w:val="1004"/>
-        </w:numPr>
-      </w:pPr>
-      <w:r>
-        <w:t xml:space="preserve">Net nominal: $33,920 − $17,966 = $15,954 (rounding-equivalent to the table’s $15,951)</w:t>
-      </w:r>
-    </w:p>
-    <w:p>
-      <w:pPr>
-        <w:pStyle w:val="Compact"/>
-        <w:numPr>
-          <w:ilvl w:val="0"/>
-          <w:numId w:val="1004"/>
-        </w:numPr>
-      </w:pPr>
-      <w:r>
-        <w:t xml:space="preserve">In present-value terms, this $15,951 is exactly the time-value-of-money the household earned on the $17,966 — i.e., it is</w:t>
-      </w:r>
-      <w:r>
-        <w:t xml:space="preserve"> </w:t>
-      </w:r>
-      <w:r>
-        <w:rPr>
-          <w:b/>
-          <w:bCs/>
-        </w:rPr>
-        <w:t xml:space="preserve">not extra wealth at the portfolio discount rate</w:t>
-      </w:r>
-    </w:p>
-    <w:p>
-      <w:pPr>
-        <w:pStyle w:val="FirstParagraph"/>
-      </w:pPr>
-      <w:r>
-        <w:t xml:space="preserve">The SRC’s economic significance therefore lies elsewhere, captured in the next subsection.</w:t>
-      </w:r>
-    </w:p>
     <w:p>
       <w:r>
         <w:pict>
@@ -10919,9 +10773,9 @@
         </w:pict>
       </w:r>
     </w:p>
+    <w:bookmarkEnd w:id="30"/>
     <w:bookmarkEnd w:id="31"/>
-    <w:bookmarkEnd w:id="32"/>
-    <w:bookmarkStart w:id="36" w:name="where-the-src-has-real-value"/>
+    <w:bookmarkStart w:id="35" w:name="where-the-src-has-real-value"/>
     <w:p>
       <w:pPr>
         <w:pStyle w:val="Heading2"/>
@@ -10938,7 +10792,7 @@
         <w:t xml:space="preserve">Section 4 proved that the SRC present value is zero when the discount rate equals the portfolio rate. This makes the SRC appear neutral. It is not. The SRC has real economic value through three channels that escape a pure PV-at-portfolio-rate framing.</w:t>
       </w:r>
     </w:p>
-    <w:bookmarkStart w:id="33" w:name="tax-drag-differential"/>
+    <w:bookmarkStart w:id="32" w:name="tax-drag-differential"/>
     <w:p>
       <w:pPr>
         <w:pStyle w:val="Heading3"/>
@@ -11174,7 +11028,7 @@
         <w:pStyle w:val="Compact"/>
         <w:numPr>
           <w:ilvl w:val="0"/>
-          <w:numId w:val="1005"/>
+          <w:numId w:val="1004"/>
         </w:numPr>
       </w:pPr>
       <w:r>
@@ -11196,7 +11050,7 @@
         <w:pStyle w:val="Compact"/>
         <w:numPr>
           <w:ilvl w:val="0"/>
-          <w:numId w:val="1005"/>
+          <w:numId w:val="1004"/>
         </w:numPr>
       </w:pPr>
       <w:r>
@@ -11221,42 +11075,42 @@
         <w:t xml:space="preserve">The RMD-scenario values exceed the FA-scenario values on both metrics. The owner 20 years plus beneficiary 10 years horizon keeps the SRC dollars compounding inside the Roth wrapper longer before distribution than FA’s 20-year owner-only horizon, producing a larger cumulative drag-avoidance differential. The FV ratio (~5.5×) is larger than the PV ratio (~2.1×) because the additional drag-avoidance accruing in the beneficiary period is heavily discounted back across 30 years at the portfolio rate.</w:t>
       </w:r>
     </w:p>
+    <w:bookmarkEnd w:id="32"/>
+    <w:bookmarkStart w:id="33" w:name="estate-beneficiary-asymmetry"/>
+    <w:p>
+      <w:pPr>
+        <w:pStyle w:val="Heading3"/>
+      </w:pPr>
+      <w:r>
+        <w:t xml:space="preserve">6.2 Estate / Beneficiary Asymmetry</w:t>
+      </w:r>
+    </w:p>
+    <w:p>
+      <w:pPr>
+        <w:pStyle w:val="FirstParagraph"/>
+      </w:pPr>
+      <w:r>
+        <w:t xml:space="preserve">Roth dollars passed to a non-spouse beneficiary distribute over a 10-year window with no income tax. Taxable-account dollars receive a step-up in basis at death but no income-tax preference for the inheritor. For an estate that will pass to children or non-spouse heirs, the SRC effectively converts taxable-inheritance-bracket future dollars into tax-free-inheritance dollars.</w:t>
+      </w:r>
+    </w:p>
+    <w:p>
+      <w:pPr>
+        <w:pStyle w:val="BodyText"/>
+      </w:pPr>
+      <w:r>
+        <w:t xml:space="preserve">Empirical evidence for this channel emerges under RMD distributions. The Outside RMD beneficiary period (years 2050–2059) shows a constant $3,901/year ATCF advantage of Outside over Inside — entirely the product of Outside’s larger inherited Roth balance at the moment of owner death (the SRC has compounded for 20 years). This contributes $39,006 of nominal SRC value over the 10-year statutory distribution window, or 55% of the total SRC value across the full 30-year horizon. The PV-at-portfolio-rate share is $5,780 (32% of total). When the discount rate equals the portfolio rate, the inheritance channel still nets to zero (the algebraic identity holds across the full horizon as shown in §5B.3); but the channel is tangible, observable, and shifts the timing of when the SRC value is realized. Households evaluating Roth conversions for estate-planning purposes — a substantial subset of practitioner cases — should treat this beneficiary-period contribution as a first-class component of the conversion’s value, not a footnote.</w:t>
+      </w:r>
+    </w:p>
+    <w:p>
+      <w:pPr>
+        <w:pStyle w:val="BodyText"/>
+      </w:pPr>
+      <w:r>
+        <w:t xml:space="preserve">Under FA distribution (§5), the inheritance channel does not appear because FA depletes the balance to zero at owner death. The SRC’s owner-period contribution still exists but the inheritance channel is absent by construction. RMD’s 10-year beneficiary distribution makes the inheritance channel structurally visible.</w:t>
+      </w:r>
+    </w:p>
     <w:bookmarkEnd w:id="33"/>
-    <w:bookmarkStart w:id="34" w:name="estate-beneficiary-asymmetry"/>
-    <w:p>
-      <w:pPr>
-        <w:pStyle w:val="Heading3"/>
-      </w:pPr>
-      <w:r>
-        <w:t xml:space="preserve">6.2 Estate / Beneficiary Asymmetry</w:t>
-      </w:r>
-    </w:p>
-    <w:p>
-      <w:pPr>
-        <w:pStyle w:val="FirstParagraph"/>
-      </w:pPr>
-      <w:r>
-        <w:t xml:space="preserve">Roth dollars passed to a non-spouse beneficiary distribute over a 10-year window with no income tax. Taxable-account dollars receive a step-up in basis at death but no income-tax preference for the inheritor. For an estate that will pass to children or non-spouse heirs, the SRC effectively converts taxable-inheritance-bracket future dollars into tax-free-inheritance dollars.</w:t>
-      </w:r>
-    </w:p>
-    <w:p>
-      <w:pPr>
-        <w:pStyle w:val="BodyText"/>
-      </w:pPr>
-      <w:r>
-        <w:t xml:space="preserve">Empirical evidence for this channel emerges under RMD distributions. The Outside RMD beneficiary period (years 2050–2059) shows a constant $3,901/year ATCF advantage of Outside over Inside — entirely the product of Outside’s larger inherited Roth balance at the moment of owner death (the SRC has compounded for 20 years). This contributes $39,006 of nominal SRC value over the 10-year statutory distribution window, or 55% of the total SRC value across the full 30-year horizon. The PV-at-portfolio-rate share is $5,780 (32% of total). When the discount rate equals the portfolio rate, the inheritance channel still nets to zero (the algebraic identity holds across the full horizon as shown in §5B.3); but the channel is tangible, observable, and shifts the timing of when the SRC value is realized. Households evaluating Roth conversions for estate-planning purposes — a substantial subset of practitioner cases — should treat this beneficiary-period contribution as a first-class component of the conversion’s value, not a footnote.</w:t>
-      </w:r>
-    </w:p>
-    <w:p>
-      <w:pPr>
-        <w:pStyle w:val="BodyText"/>
-      </w:pPr>
-      <w:r>
-        <w:t xml:space="preserve">Under FA distribution (§5), the inheritance channel does not appear because FA depletes the balance to zero at owner death. The SRC’s owner-period contribution still exists but the inheritance channel is absent by construction. RMD’s 10-year beneficiary distribution makes the inheritance channel structurally visible.</w:t>
-      </w:r>
-    </w:p>
-    <w:bookmarkEnd w:id="34"/>
-    <w:bookmarkStart w:id="35" w:name="discount-rate-mismatch"/>
+    <w:bookmarkStart w:id="34" w:name="discount-rate-mismatch"/>
     <w:p>
       <w:pPr>
         <w:pStyle w:val="Heading3"/>
@@ -11320,9 +11174,9 @@
         </w:pict>
       </w:r>
     </w:p>
+    <w:bookmarkEnd w:id="34"/>
     <w:bookmarkEnd w:id="35"/>
-    <w:bookmarkEnd w:id="36"/>
-    <w:bookmarkStart w:id="37" w:name="implications"/>
+    <w:bookmarkStart w:id="36" w:name="implications"/>
     <w:p>
       <w:pPr>
         <w:pStyle w:val="Heading2"/>
@@ -11383,7 +11237,7 @@
       <w:pPr>
         <w:numPr>
           <w:ilvl w:val="0"/>
-          <w:numId w:val="1006"/>
+          <w:numId w:val="1005"/>
         </w:numPr>
       </w:pPr>
       <w:r>
@@ -11450,7 +11304,7 @@
       <w:pPr>
         <w:numPr>
           <w:ilvl w:val="0"/>
-          <w:numId w:val="1006"/>
+          <w:numId w:val="1005"/>
         </w:numPr>
       </w:pPr>
       <w:r>
@@ -11688,8 +11542,8 @@
         </w:pict>
       </w:r>
     </w:p>
-    <w:bookmarkEnd w:id="37"/>
-    <w:bookmarkStart w:id="38" w:name="conclusion"/>
+    <w:bookmarkEnd w:id="36"/>
+    <w:bookmarkStart w:id="37" w:name="conclusion"/>
     <w:p>
       <w:pPr>
         <w:pStyle w:val="Heading2"/>
@@ -11710,7 +11564,7 @@
       <w:pPr>
         <w:numPr>
           <w:ilvl w:val="0"/>
-          <w:numId w:val="1007"/>
+          <w:numId w:val="1006"/>
         </w:numPr>
       </w:pPr>
       <w:r>
@@ -11787,7 +11641,7 @@
       <w:pPr>
         <w:numPr>
           <w:ilvl w:val="0"/>
-          <w:numId w:val="1007"/>
+          <w:numId w:val="1006"/>
         </w:numPr>
       </w:pPr>
       <w:r>
@@ -11969,7 +11823,7 @@
       <w:pPr>
         <w:numPr>
           <w:ilvl w:val="0"/>
-          <w:numId w:val="1007"/>
+          <w:numId w:val="1006"/>
         </w:numPr>
       </w:pPr>
       <w:r>
@@ -12016,7 +11870,7 @@
       <w:pPr>
         <w:numPr>
           <w:ilvl w:val="0"/>
-          <w:numId w:val="1007"/>
+          <w:numId w:val="1006"/>
         </w:numPr>
       </w:pPr>
       <w:r>
@@ -12148,8 +12002,8 @@
         </w:pict>
       </w:r>
     </w:p>
-    <w:bookmarkEnd w:id="38"/>
-    <w:bookmarkStart w:id="39" w:name="references"/>
+    <w:bookmarkEnd w:id="37"/>
+    <w:bookmarkStart w:id="38" w:name="references"/>
     <w:p>
       <w:pPr>
         <w:pStyle w:val="Heading2"/>
@@ -12361,8 +12215,8 @@
         </w:pict>
       </w:r>
     </w:p>
-    <w:bookmarkEnd w:id="39"/>
-    <w:bookmarkStart w:id="42" w:name="X1fb9906062232a1c9ed64da0711341d859c89e8"/>
+    <w:bookmarkEnd w:id="38"/>
+    <w:bookmarkStart w:id="41" w:name="X1fb9906062232a1c9ed64da0711341d859c89e8"/>
     <w:p>
       <w:pPr>
         <w:pStyle w:val="Heading2"/>
@@ -12371,7 +12225,7 @@
         <w:t xml:space="preserve">Appendix A: Selected Values from All Four Scenarios</w:t>
       </w:r>
     </w:p>
-    <w:bookmarkStart w:id="40" w:name="a.1-fixed-annuity-distributions"/>
+    <w:bookmarkStart w:id="39" w:name="a.1-fixed-annuity-distributions"/>
     <w:p>
       <w:pPr>
         <w:pStyle w:val="Heading3"/>
@@ -13158,8 +13012,8 @@
         </w:tc>
       </w:tr>
     </w:tbl>
-    <w:bookmarkEnd w:id="40"/>
-    <w:bookmarkStart w:id="41" w:name="a.2-rmd-only-distributions"/>
+    <w:bookmarkEnd w:id="39"/>
+    <w:bookmarkStart w:id="40" w:name="a.2-rmd-only-distributions"/>
     <w:p>
       <w:pPr>
         <w:pStyle w:val="Heading3"/>
@@ -13963,7 +13817,7 @@
         <w:pStyle w:val="Compact"/>
         <w:numPr>
           <w:ilvl w:val="0"/>
-          <w:numId w:val="1008"/>
+          <w:numId w:val="1007"/>
         </w:numPr>
       </w:pPr>
       <w:r>
@@ -14011,7 +13865,7 @@
         <w:pStyle w:val="Compact"/>
         <w:numPr>
           <w:ilvl w:val="0"/>
-          <w:numId w:val="1008"/>
+          <w:numId w:val="1007"/>
         </w:numPr>
       </w:pPr>
       <w:r>
@@ -14044,7 +13898,7 @@
         <w:pStyle w:val="Compact"/>
         <w:numPr>
           <w:ilvl w:val="0"/>
-          <w:numId w:val="1008"/>
+          <w:numId w:val="1007"/>
         </w:numPr>
       </w:pPr>
       <w:r>
@@ -14101,7 +13955,7 @@
         <w:pStyle w:val="Compact"/>
         <w:numPr>
           <w:ilvl w:val="0"/>
-          <w:numId w:val="1008"/>
+          <w:numId w:val="1007"/>
         </w:numPr>
       </w:pPr>
       <w:r>
@@ -14169,7 +14023,7 @@
         <w:pStyle w:val="Compact"/>
         <w:numPr>
           <w:ilvl w:val="0"/>
-          <w:numId w:val="1008"/>
+          <w:numId w:val="1007"/>
         </w:numPr>
       </w:pPr>
       <w:r>
@@ -14191,7 +14045,7 @@
         <w:pStyle w:val="Compact"/>
         <w:numPr>
           <w:ilvl w:val="0"/>
-          <w:numId w:val="1008"/>
+          <w:numId w:val="1007"/>
         </w:numPr>
       </w:pPr>
       <w:r>
@@ -14230,7 +14084,7 @@
         <w:pStyle w:val="Compact"/>
         <w:numPr>
           <w:ilvl w:val="0"/>
-          <w:numId w:val="1008"/>
+          <w:numId w:val="1007"/>
         </w:numPr>
       </w:pPr>
       <w:r>
@@ -14277,9 +14131,9 @@
         <w:t xml:space="preserve">Draft prepared 2026-05-13. Empirical results produced by the RothGPT calculation engine.</w:t>
       </w:r>
     </w:p>
+    <w:bookmarkEnd w:id="40"/>
     <w:bookmarkEnd w:id="41"/>
     <w:bookmarkEnd w:id="42"/>
-    <w:bookmarkEnd w:id="43"/>
     <w:sectPr>
       <w:footnotePr>
         <w:numRestart w:val="eachSect"/>
@@ -14624,9 +14478,6 @@
     <w:abstractNumId w:val="991"/>
   </w:num>
   <w:num w:numId="1006">
-    <w:abstractNumId w:val="991"/>
-  </w:num>
-  <w:num w:numId="1007">
     <w:abstractNumId w:val="99411"/>
     <w:lvlOverride w:ilvl="0">
       <w:startOverride w:val="1"/>
@@ -14656,7 +14507,7 @@
       <w:startOverride w:val="1"/>
     </w:lvlOverride>
   </w:num>
-  <w:num w:numId="1008">
+  <w:num w:numId="1007">
     <w:abstractNumId w:val="991"/>
   </w:num>
 </w:numbering>

--- a/exports/synthetic-roth-contribution.docx
+++ b/exports/synthetic-roth-contribution.docx
@@ -10806,7 +10806,7 @@
         <w:pStyle w:val="FirstParagraph"/>
       </w:pPr>
       <w:r>
-        <w:t xml:space="preserve">Inside the Roth wrapper, every dollar compounds at the asset’s full pre-tax return</w:t>
+        <w:t xml:space="preserve">Inside the Roth wrapper, every dollar compounds at</w:t>
       </w:r>
       <w:r>
         <w:t xml:space="preserve"> </w:t>
@@ -10817,7 +10817,7 @@
         </m:r>
       </m:oMath>
       <w:r>
-        <w:t xml:space="preserve">. Outside the wrapper — in a taxable bank or brokerage account — the same dollar pays tax on dividends, interest, realized capital gains, and turnover-driven distributions every year, compounding instead at an effective after-drag rate</w:t>
+        <w:t xml:space="preserve">. In a taxable bank or brokerage wrapper the same dollar pays tax on dividends, interest, realized capital gains, and turnover-driven distributions every year, compounding instead at the after-drag rate</w:t>
       </w:r>
       <w:r>
         <w:t xml:space="preserve"> </w:t>
@@ -10879,7 +10879,7 @@
         <w:t xml:space="preserve"> </w:t>
       </w:r>
       <w:r>
-        <w:t xml:space="preserve">for some drag fraction</w:t>
+        <w:t xml:space="preserve">where</w:t>
       </w:r>
       <w:r>
         <w:t xml:space="preserve"> </w:t>
@@ -10893,7 +10893,7 @@
         <w:t xml:space="preserve"> </w:t>
       </w:r>
       <w:r>
-        <w:t xml:space="preserve">representing the proportion of return lost annually to taxation. This paper’s scenarios use</w:t>
+        <w:t xml:space="preserve">represents the percent of the return lost annually to taxation. This paper’s scenarios use</w:t>
       </w:r>
       <w:r>
         <w:t xml:space="preserve"> </w:t>
@@ -10922,7 +10922,7 @@
         <w:t xml:space="preserve"> </w:t>
       </w:r>
       <w:r>
-        <w:t xml:space="preserve">— i.e., a 7.0% pre-tax return becomes a 6.65% after-drag return, or 35 basis points per year in absolute terms. The differential is small per year and compounds non-trivially over multi-decade retirement horizons.</w:t>
+        <w:t xml:space="preserve">— i.e., a 7.0% pre-tax return becomes a 6.65% after-drag return, or 35 basis points. This small annual differential compounds non-trivially over multi-decade retirement horizons.</w:t>
       </w:r>
     </w:p>
     <w:p>

--- a/exports/synthetic-roth-contribution.docx
+++ b/exports/synthetic-roth-contribution.docx
@@ -10806,7 +10806,7 @@
         <w:pStyle w:val="FirstParagraph"/>
       </w:pPr>
       <w:r>
-        <w:t xml:space="preserve">Inside the Roth wrapper, every dollar compounds at</w:t>
+        <w:t xml:space="preserve">Every dollar in the Roth wrapper compounds at</w:t>
       </w:r>
       <w:r>
         <w:t xml:space="preserve"> </w:t>
@@ -10817,7 +10817,7 @@
         </m:r>
       </m:oMath>
       <w:r>
-        <w:t xml:space="preserve">. In a taxable bank or brokerage wrapper the same dollar pays tax on dividends, interest, realized capital gains, and turnover-driven distributions every year, compounding instead at the after-drag rate</w:t>
+        <w:t xml:space="preserve">. In a taxable brokerage wrapper that dollar pays tax on dividends, interest, realized capital gains, and turnover-driven distributions every year, compounding at an after-drag rate</w:t>
       </w:r>
       <w:r>
         <w:t xml:space="preserve"> </w:t>
@@ -10893,7 +10893,7 @@
         <w:t xml:space="preserve"> </w:t>
       </w:r>
       <w:r>
-        <w:t xml:space="preserve">represents the percent of the return lost annually to taxation. This paper’s scenarios use</w:t>
+        <w:t xml:space="preserve">represents the annual percent of return lost to taxation. This paper uses</w:t>
       </w:r>
       <w:r>
         <w:t xml:space="preserve"> </w:t>
@@ -10922,7 +10922,7 @@
         <w:t xml:space="preserve"> </w:t>
       </w:r>
       <w:r>
-        <w:t xml:space="preserve">— i.e., a 7.0% pre-tax return becomes a 6.65% after-drag return, or 35 basis points. This small annual differential compounds non-trivially over multi-decade retirement horizons.</w:t>
+        <w:t xml:space="preserve">— i.e., a 7.0% pre-tax return becomes an after-drag 6.65%. This 35 basis point annual differential compounds non-trivially over a multi-decade retirement horizon.</w:t>
       </w:r>
     </w:p>
     <w:p>

--- a/exports/synthetic-roth-contribution.docx
+++ b/exports/synthetic-roth-contribution.docx
@@ -10922,7 +10922,7 @@
         <w:t xml:space="preserve"> </w:t>
       </w:r>
       <w:r>
-        <w:t xml:space="preserve">— i.e., a 7.0% pre-tax return becomes an after-drag 6.65%. This 35 basis point annual differential compounds non-trivially over a multi-decade retirement horizon.</w:t>
+        <w:t xml:space="preserve">— i.e., a 7.0% tax-free return becomes an after-drag 6.65%. This 35 basis point annual differential compounds non-trivially over a multi-decade retirement horizon.</w:t>
       </w:r>
     </w:p>
     <w:p>
@@ -10930,7 +10930,7 @@
         <w:pStyle w:val="BodyText"/>
       </w:pPr>
       <w:r>
-        <w:t xml:space="preserve">Under Outside payment, the</w:t>
+        <w:t xml:space="preserve">Under Outside payment,</w:t>
       </w:r>
       <w:r>
         <w:t xml:space="preserve"> </w:t>
@@ -10944,7 +10944,7 @@
         <w:t xml:space="preserve"> </w:t>
       </w:r>
       <w:r>
-        <w:t xml:space="preserve">dollars migrate from the taxable wrapper into the Roth — the Synthetic Roth Contribution defined in §3. Those dollars now compound at</w:t>
+        <w:t xml:space="preserve">dollars move from the taxable into the Roth wrapper and compound at</w:t>
       </w:r>
       <w:r>
         <w:t xml:space="preserve"> </w:t>
@@ -10992,7 +10992,7 @@
         <w:t xml:space="preserve"> </w:t>
       </w:r>
       <w:r>
-        <w:t xml:space="preserve">versus a taxable-wrapper counterfactual compounding at</w:t>
+        <w:t xml:space="preserve">versus the taxable counterfactual compounding at</w:t>
       </w:r>
       <w:r>
         <w:t xml:space="preserve"> </w:t>
@@ -11012,7 +11012,21 @@
         </m:sSub>
       </m:oMath>
       <w:r>
-        <w:t xml:space="preserve">. This component exists only under Outside payment — Inside payment moves no dollars from the taxable wrapper, so no drag-avoidance accrues.</w:t>
+        <w:t xml:space="preserve">. This alpha component exists only under Outside payment — Inside payment retains</w:t>
+      </w:r>
+      <w:r>
+        <w:t xml:space="preserve"> </w:t>
+      </w:r>
+      <m:oMath>
+        <m:r>
+          <m:t>K</m:t>
+        </m:r>
+      </m:oMath>
+      <w:r>
+        <w:t xml:space="preserve"> </w:t>
+      </w:r>
+      <w:r>
+        <w:t xml:space="preserve">dollars in the taxable wrapper.</w:t>
       </w:r>
     </w:p>
     <w:p>

--- a/exports/synthetic-roth-contribution.docx
+++ b/exports/synthetic-roth-contribution.docx
@@ -10978,7 +10978,7 @@
         </m:sSub>
       </m:oMath>
       <w:r>
-        <w:t xml:space="preserve">. The drag-avoidance value is the lifetime PV/FV differential of the SRC compounding at</w:t>
+        <w:t xml:space="preserve">. This drag-avoidance benefit is the lifetime PV/FV differential of the SRC compounding at</w:t>
       </w:r>
       <w:r>
         <w:t xml:space="preserve"> </w:t>
@@ -10992,7 +10992,7 @@
         <w:t xml:space="preserve"> </w:t>
       </w:r>
       <w:r>
-        <w:t xml:space="preserve">versus the taxable counterfactual compounding at</w:t>
+        <w:t xml:space="preserve">vs. the taxable counterfactual compounding at</w:t>
       </w:r>
       <w:r>
         <w:t xml:space="preserve"> </w:t>
@@ -11086,7 +11086,7 @@
         <w:pStyle w:val="FirstParagraph"/>
       </w:pPr>
       <w:r>
-        <w:t xml:space="preserve">The RMD-scenario values exceed the FA-scenario values on both metrics. The owner 20 years plus beneficiary 10 years horizon keeps the SRC dollars compounding inside the Roth wrapper longer before distribution than FA’s 20-year owner-only horizon, producing a larger cumulative drag-avoidance differential. The FV ratio (~5.5×) is larger than the PV ratio (~2.1×) because the additional drag-avoidance accruing in the beneficiary period is heavily discounted back across 30 years at the portfolio rate.</w:t>
+        <w:t xml:space="preserve">RMD values exceed the FA-scenario values on both metrics. The 20 year plus beneficiary 10 year horizon keeps SRC dollars compounding in the Roth wrapper longer before distribution than FA’s 20-year horizon, producing a larger cumulative drag-avoidance differential. The FV (~5.5×) is larger than the PV (~2.1×) ratio due to heavily discounted drag-avoidance accruals in the beneficiary period.</w:t>
       </w:r>
     </w:p>
     <w:bookmarkEnd w:id="32"/>

--- a/exports/synthetic-roth-contribution.docx
+++ b/exports/synthetic-roth-contribution.docx
@@ -11086,7 +11086,7 @@
         <w:pStyle w:val="FirstParagraph"/>
       </w:pPr>
       <w:r>
-        <w:t xml:space="preserve">RMD values exceed the FA-scenario values on both metrics. The 20 year plus beneficiary 10 year horizon keeps SRC dollars compounding in the Roth wrapper longer before distribution than FA’s 20-year horizon, producing a larger cumulative drag-avoidance differential. The FV (~5.5×) is larger than the PV (~2.1×) ratio due to heavily discounted drag-avoidance accruals in the beneficiary period.</w:t>
+        <w:t xml:space="preserve">RMD values exceed the FA-scenario values on both metrics. RMD’s 30-year horizon (20 owner + 10 beneficiary) keeps SRC dollars compounding in the Roth wrapper longer than FA’s 20 years, producing a larger cumulative drag-avoidance differential. The FV ratio (~5.5×) exceeds the PV ratio (~2.1×) because beneficiary-period drag-avoidance accruals are heavily discounted back to today.</w:t>
       </w:r>
     </w:p>
     <w:bookmarkEnd w:id="32"/>

--- a/exports/synthetic-roth-contribution.docx
+++ b/exports/synthetic-roth-contribution.docx
@@ -2,7 +2,7 @@
 <file path=word/document.xml><?xml version="1.0" encoding="utf-8"?>
 <w:document xmlns:w="http://schemas.openxmlformats.org/wordprocessingml/2006/main" xmlns:m="http://schemas.openxmlformats.org/officeDocument/2006/math" xmlns:r="http://schemas.openxmlformats.org/officeDocument/2006/relationships" xmlns:o="urn:schemas-microsoft-com:office:office" xmlns:v="urn:schemas-microsoft-com:vml" xmlns:w10="urn:schemas-microsoft-com:office:word" xmlns:a="http://schemas.openxmlformats.org/drawingml/2006/main" xmlns:pic="http://schemas.openxmlformats.org/drawingml/2006/picture" xmlns:wp="http://schemas.openxmlformats.org/drawingml/2006/wordprocessingDrawing">
   <w:body>
-    <w:bookmarkStart w:id="42" w:name="X6d2ad215d2e6367c7cb1eff0628692cb8617c07"/>
+    <w:bookmarkStart w:id="41" w:name="X6d2ad215d2e6367c7cb1eff0628692cb8617c07"/>
     <w:p>
       <w:pPr>
         <w:pStyle w:val="Heading1"/>
@@ -4324,24 +4324,6 @@
       </m:oMath>
       <w:r>
         <w:t xml:space="preserve">.</w:t>
-      </w:r>
-    </w:p>
-    <w:p>
-      <w:pPr>
-        <w:pStyle w:val="BodyText"/>
-      </w:pPr>
-      <w:r>
-        <w:rPr>
-          <w:b/>
-          <w:bCs/>
-        </w:rPr>
-        <w:t xml:space="preserve">Property 3 — Estate-and-beneficiary asymmetry.</w:t>
-      </w:r>
-      <w:r>
-        <w:t xml:space="preserve"> </w:t>
-      </w:r>
-      <w:r>
-        <w:t xml:space="preserve">Roth dollars pass to non-spouse beneficiaries free of ordinary income tax (subject to the 10-year SECURE distribution rule). Taxable wrapper dollars pass with a step-up in basis but no preferential income-tax treatment. SRC dollars therefore receive the more favorable inherited-Roth treatment.</w:t>
       </w:r>
     </w:p>
     <w:bookmarkEnd w:id="19"/>
@@ -5549,7 +5531,7 @@
         <w:t xml:space="preserve"> </w:t>
       </w:r>
       <w:r>
-        <w:t xml:space="preserve">The PV-equivalence identity proved here uses the portfolio’s expected rate of return as the discount rate — precisely the convention adopted by the conventional Roth-conversion NPV literature (McQuarrie 2024; Vanguard / Passman 2025 BETR; Reichenstein &amp; Meyer 2017). The identity is therefore not an artifact of an idiosyncratic discount choice; it is a property of the same matched-rate framework those prior treatments employ. Cases where the household’s personal discount rate diverges from the portfolio rate are discussed separately in §6.3.</w:t>
+        <w:t xml:space="preserve">The PV-equivalence identity proved here uses the portfolio’s expected rate of return as the discount rate — precisely the convention adopted by the conventional Roth-conversion NPV literature (McQuarrie 2024; Vanguard / Passman 2025 BETR; Reichenstein &amp; Meyer 2017). The identity is therefore not an artifact of an idiosyncratic discount choice; it is a property of the same matched-rate framework those prior treatments employ. Cases where the household’s personal discount rate diverges from the portfolio rate are discussed separately in §6.2.</w:t>
       </w:r>
     </w:p>
     <w:p>
@@ -10775,7 +10757,7 @@
     </w:p>
     <w:bookmarkEnd w:id="30"/>
     <w:bookmarkEnd w:id="31"/>
-    <w:bookmarkStart w:id="35" w:name="where-the-src-has-real-value"/>
+    <w:bookmarkStart w:id="34" w:name="where-the-src-has-real-value"/>
     <w:p>
       <w:pPr>
         <w:pStyle w:val="Heading2"/>
@@ -10789,7 +10771,7 @@
         <w:pStyle w:val="FirstParagraph"/>
       </w:pPr>
       <w:r>
-        <w:t xml:space="preserve">Section 4 proved that the SRC present value is zero when the discount rate equals the portfolio rate. This makes the SRC appear neutral. It is not. The SRC has real economic value through three channels that escape a pure PV-at-portfolio-rate framing.</w:t>
+        <w:t xml:space="preserve">Section 4 proved that the SRC present value is zero when the discount rate equals the portfolio rate. This makes the SRC appear neutral. It is not. The SRC has real economic value through two channels that escape a pure PV-at-portfolio-rate framing.</w:t>
       </w:r>
     </w:p>
     <w:bookmarkStart w:id="32" w:name="tax-drag-differential"/>
@@ -11090,13 +11072,13 @@
       </w:r>
     </w:p>
     <w:bookmarkEnd w:id="32"/>
-    <w:bookmarkStart w:id="33" w:name="estate-beneficiary-asymmetry"/>
+    <w:bookmarkStart w:id="33" w:name="discount-rate-mismatch"/>
     <w:p>
       <w:pPr>
         <w:pStyle w:val="Heading3"/>
       </w:pPr>
       <w:r>
-        <w:t xml:space="preserve">6.2 Estate / Beneficiary Asymmetry</w:t>
+        <w:t xml:space="preserve">6.2 Discount-Rate Mismatch</w:t>
       </w:r>
     </w:p>
     <w:p>
@@ -11104,40 +11086,6 @@
         <w:pStyle w:val="FirstParagraph"/>
       </w:pPr>
       <w:r>
-        <w:t xml:space="preserve">Roth dollars passed to a non-spouse beneficiary distribute over a 10-year window with no income tax. Taxable-account dollars receive a step-up in basis at death but no income-tax preference for the inheritor. For an estate that will pass to children or non-spouse heirs, the SRC effectively converts taxable-inheritance-bracket future dollars into tax-free-inheritance dollars.</w:t>
-      </w:r>
-    </w:p>
-    <w:p>
-      <w:pPr>
-        <w:pStyle w:val="BodyText"/>
-      </w:pPr>
-      <w:r>
-        <w:t xml:space="preserve">Empirical evidence for this channel emerges under RMD distributions. The Outside RMD beneficiary period (years 2050–2059) shows a constant $3,901/year ATCF advantage of Outside over Inside — entirely the product of Outside’s larger inherited Roth balance at the moment of owner death (the SRC has compounded for 20 years). This contributes $39,006 of nominal SRC value over the 10-year statutory distribution window, or 55% of the total SRC value across the full 30-year horizon. The PV-at-portfolio-rate share is $5,780 (32% of total). When the discount rate equals the portfolio rate, the inheritance channel still nets to zero (the algebraic identity holds across the full horizon as shown in §5B.3); but the channel is tangible, observable, and shifts the timing of when the SRC value is realized. Households evaluating Roth conversions for estate-planning purposes — a substantial subset of practitioner cases — should treat this beneficiary-period contribution as a first-class component of the conversion’s value, not a footnote.</w:t>
-      </w:r>
-    </w:p>
-    <w:p>
-      <w:pPr>
-        <w:pStyle w:val="BodyText"/>
-      </w:pPr>
-      <w:r>
-        <w:t xml:space="preserve">Under FA distribution (§5), the inheritance channel does not appear because FA depletes the balance to zero at owner death. The SRC’s owner-period contribution still exists but the inheritance channel is absent by construction. RMD’s 10-year beneficiary distribution makes the inheritance channel structurally visible.</w:t>
-      </w:r>
-    </w:p>
-    <w:bookmarkEnd w:id="33"/>
-    <w:bookmarkStart w:id="34" w:name="discount-rate-mismatch"/>
-    <w:p>
-      <w:pPr>
-        <w:pStyle w:val="Heading3"/>
-      </w:pPr>
-      <w:r>
-        <w:t xml:space="preserve">6.3 Discount-Rate Mismatch</w:t>
-      </w:r>
-    </w:p>
-    <w:p>
-      <w:pPr>
-        <w:pStyle w:val="FirstParagraph"/>
-      </w:pPr>
-      <w:r>
         <w:t xml:space="preserve">For households whose marginal cost of capital (or marginal time preference for consumption) differs from the portfolio’s expected return, the PV identity in Section 4 no longer holds. If a household discounts future consumption at a rate</w:t>
       </w:r>
       <w:r>
@@ -11178,7 +11126,7 @@
         </m:r>
       </m:oMath>
       <w:r>
-        <w:t xml:space="preserve">, positive PV. In practice, retirees are typically risk-averse with personal discount rates close to or below the portfolio’s expected return, making the SRC neutral-to-favorable in PV terms even before including 6.1 and 6.2.</w:t>
+        <w:t xml:space="preserve">, positive PV. In practice, retirees are typically risk-averse with personal discount rates close to or below the portfolio’s expected return, making the SRC neutral-to-favorable in PV terms even before including the §6.1 drag-avoidance alpha.</w:t>
       </w:r>
     </w:p>
     <w:p>
@@ -11188,9 +11136,9 @@
         </w:pict>
       </w:r>
     </w:p>
+    <w:bookmarkEnd w:id="33"/>
     <w:bookmarkEnd w:id="34"/>
-    <w:bookmarkEnd w:id="35"/>
-    <w:bookmarkStart w:id="36" w:name="implications"/>
+    <w:bookmarkStart w:id="35" w:name="implications"/>
     <w:p>
       <w:pPr>
         <w:pStyle w:val="Heading2"/>
@@ -11556,8 +11504,8 @@
         </w:pict>
       </w:r>
     </w:p>
-    <w:bookmarkEnd w:id="36"/>
-    <w:bookmarkStart w:id="37" w:name="conclusion"/>
+    <w:bookmarkEnd w:id="35"/>
+    <w:bookmarkStart w:id="36" w:name="conclusion"/>
     <w:p>
       <w:pPr>
         <w:pStyle w:val="Heading2"/>
@@ -11877,7 +11825,7 @@
         <w:t xml:space="preserve">+$17,965.96</w:t>
       </w:r>
       <w:r>
-        <w:t xml:space="preserve">, exactly canceling the year-0 outflow of −$17,966.00 to within a 4-cent rounding residual. The Outside RMD scenario’s Synthetic Roth Contribution (FV) of $71,229.59 matches the nominal 30-year (Outside − Inside) sum of $71,229.46 to within $0.13. The 10-year beneficiary period contributes $3,901/yr of SRC value — direct empirical evidence of the inheritance-asymmetry channel discussed in §6.2.</w:t>
+        <w:t xml:space="preserve">, exactly canceling the year-0 outflow of −$17,966.00 to within a 4-cent rounding residual. The Outside RMD scenario’s Synthetic Roth Contribution (FV) of $71,229.59 matches the nominal 30-year (Outside − Inside) sum of $71,229.46 to within $0.13.</w:t>
       </w:r>
     </w:p>
     <w:p>
@@ -11906,7 +11854,7 @@
         <w:pStyle w:val="FirstParagraph"/>
       </w:pPr>
       <w:r>
-        <w:t xml:space="preserve">The SRC’s lasting value emerges not from PV at the portfolio rate (which is zero) but from (a) the tax-drag differential between Roth and taxable wrappers, (b) the favorable inheritance treatment of Roth balances, and (c) deviations between the household’s personal discount rate and the portfolio’s expected return.</w:t>
+        <w:t xml:space="preserve">The SRC’s lasting value emerges not from PV at the portfolio rate (which is zero) but from (a) the tax-drag differential between Roth and taxable wrappers and (b) deviations between the household’s personal discount rate and the portfolio’s expected return.</w:t>
       </w:r>
     </w:p>
     <w:p>
@@ -12016,8 +11964,8 @@
         </w:pict>
       </w:r>
     </w:p>
-    <w:bookmarkEnd w:id="37"/>
-    <w:bookmarkStart w:id="38" w:name="references"/>
+    <w:bookmarkEnd w:id="36"/>
+    <w:bookmarkStart w:id="37" w:name="references"/>
     <w:p>
       <w:pPr>
         <w:pStyle w:val="Heading2"/>
@@ -12229,8 +12177,8 @@
         </w:pict>
       </w:r>
     </w:p>
-    <w:bookmarkEnd w:id="38"/>
-    <w:bookmarkStart w:id="41" w:name="X1fb9906062232a1c9ed64da0711341d859c89e8"/>
+    <w:bookmarkEnd w:id="37"/>
+    <w:bookmarkStart w:id="40" w:name="X1fb9906062232a1c9ed64da0711341d859c89e8"/>
     <w:p>
       <w:pPr>
         <w:pStyle w:val="Heading2"/>
@@ -12239,7 +12187,7 @@
         <w:t xml:space="preserve">Appendix A: Selected Values from All Four Scenarios</w:t>
       </w:r>
     </w:p>
-    <w:bookmarkStart w:id="39" w:name="a.1-fixed-annuity-distributions"/>
+    <w:bookmarkStart w:id="38" w:name="a.1-fixed-annuity-distributions"/>
     <w:p>
       <w:pPr>
         <w:pStyle w:val="Heading3"/>
@@ -13026,8 +12974,8 @@
         </w:tc>
       </w:tr>
     </w:tbl>
-    <w:bookmarkEnd w:id="39"/>
-    <w:bookmarkStart w:id="40" w:name="a.2-rmd-only-distributions"/>
+    <w:bookmarkEnd w:id="38"/>
+    <w:bookmarkStart w:id="39" w:name="a.2-rmd-only-distributions"/>
     <w:p>
       <w:pPr>
         <w:pStyle w:val="Heading3"/>
@@ -14145,9 +14093,9 @@
         <w:t xml:space="preserve">Draft prepared 2026-05-13. Empirical results produced by the RothGPT calculation engine.</w:t>
       </w:r>
     </w:p>
+    <w:bookmarkEnd w:id="39"/>
     <w:bookmarkEnd w:id="40"/>
     <w:bookmarkEnd w:id="41"/>
-    <w:bookmarkEnd w:id="42"/>
     <w:sectPr>
       <w:footnotePr>
         <w:numRestart w:val="eachSect"/>

--- a/exports/synthetic-roth-contribution.docx
+++ b/exports/synthetic-roth-contribution.docx
@@ -2,7 +2,7 @@
 <file path=word/document.xml><?xml version="1.0" encoding="utf-8"?>
 <w:document xmlns:w="http://schemas.openxmlformats.org/wordprocessingml/2006/main" xmlns:m="http://schemas.openxmlformats.org/officeDocument/2006/math" xmlns:r="http://schemas.openxmlformats.org/officeDocument/2006/relationships" xmlns:o="urn:schemas-microsoft-com:office:office" xmlns:v="urn:schemas-microsoft-com:vml" xmlns:w10="urn:schemas-microsoft-com:office:word" xmlns:a="http://schemas.openxmlformats.org/drawingml/2006/main" xmlns:pic="http://schemas.openxmlformats.org/drawingml/2006/picture" xmlns:wp="http://schemas.openxmlformats.org/drawingml/2006/wordprocessingDrawing">
   <w:body>
-    <w:bookmarkStart w:id="41" w:name="X6d2ad215d2e6367c7cb1eff0628692cb8617c07"/>
+    <w:bookmarkStart w:id="39" w:name="X6d2ad215d2e6367c7cb1eff0628692cb8617c07"/>
     <w:p>
       <w:pPr>
         <w:pStyle w:val="Heading1"/>
@@ -5531,7 +5531,98 @@
         <w:t xml:space="preserve"> </w:t>
       </w:r>
       <w:r>
-        <w:t xml:space="preserve">The PV-equivalence identity proved here uses the portfolio’s expected rate of return as the discount rate — precisely the convention adopted by the conventional Roth-conversion NPV literature (McQuarrie 2024; Vanguard / Passman 2025 BETR; Reichenstein &amp; Meyer 2017). The identity is therefore not an artifact of an idiosyncratic discount choice; it is a property of the same matched-rate framework those prior treatments employ. Cases where the household’s personal discount rate diverges from the portfolio rate are discussed separately in §6.2.</w:t>
+        <w:t xml:space="preserve">The PV-equivalence identity proved here uses the portfolio’s expected rate of return as the discount rate — precisely the convention adopted by the conventional Roth-conversion NPV literature (McQuarrie 2024; Vanguard / Passman 2025 BETR; Reichenstein &amp; Meyer 2017). The identity is therefore not an artifact of an idiosyncratic discount choice; it is a property of the same matched-rate framework those prior treatments employ. When a household’s personal discount rate</w:t>
+      </w:r>
+      <w:r>
+        <w:t xml:space="preserve"> </w:t>
+      </w:r>
+      <m:oMath>
+        <m:r>
+          <m:t>ρ</m:t>
+        </m:r>
+      </m:oMath>
+      <w:r>
+        <w:t xml:space="preserve"> </w:t>
+      </w:r>
+      <w:r>
+        <w:t xml:space="preserve">diverges from the portfolio rate</w:t>
+      </w:r>
+      <w:r>
+        <w:t xml:space="preserve"> </w:t>
+      </w:r>
+      <m:oMath>
+        <m:r>
+          <m:t>r</m:t>
+        </m:r>
+      </m:oMath>
+      <w:r>
+        <w:t xml:space="preserve">, the identity breaks:</w:t>
+      </w:r>
+      <w:r>
+        <w:t xml:space="preserve"> </w:t>
+      </w:r>
+      <m:oMath>
+        <m:r>
+          <m:t>ρ</m:t>
+        </m:r>
+        <m:r>
+          <m:rPr>
+            <m:sty m:val="p"/>
+          </m:rPr>
+          <m:t>&gt;</m:t>
+        </m:r>
+        <m:r>
+          <m:t>r</m:t>
+        </m:r>
+      </m:oMath>
+      <w:r>
+        <w:t xml:space="preserve"> </w:t>
+      </w:r>
+      <w:r>
+        <w:t xml:space="preserve">produces negative SRC PV,</w:t>
+      </w:r>
+      <w:r>
+        <w:t xml:space="preserve"> </w:t>
+      </w:r>
+      <m:oMath>
+        <m:r>
+          <m:t>ρ</m:t>
+        </m:r>
+        <m:r>
+          <m:rPr>
+            <m:sty m:val="p"/>
+          </m:rPr>
+          <m:t>&lt;</m:t>
+        </m:r>
+        <m:r>
+          <m:t>r</m:t>
+        </m:r>
+      </m:oMath>
+      <w:r>
+        <w:t xml:space="preserve"> </w:t>
+      </w:r>
+      <w:r>
+        <w:t xml:space="preserve">positive — but in practice most risk-averse retirees have</w:t>
+      </w:r>
+      <w:r>
+        <w:t xml:space="preserve"> </w:t>
+      </w:r>
+      <m:oMath>
+        <m:r>
+          <m:t>ρ</m:t>
+        </m:r>
+        <m:r>
+          <m:rPr>
+            <m:sty m:val="p"/>
+          </m:rPr>
+          <m:t>≤</m:t>
+        </m:r>
+        <m:r>
+          <m:t>r</m:t>
+        </m:r>
+      </m:oMath>
+      <w:r>
+        <w:t xml:space="preserve">, keeping the SRC neutral-to-favorable in PV terms.</w:t>
       </w:r>
     </w:p>
     <w:p>
@@ -10757,13 +10848,13 @@
     </w:p>
     <w:bookmarkEnd w:id="30"/>
     <w:bookmarkEnd w:id="31"/>
-    <w:bookmarkStart w:id="34" w:name="where-the-src-has-real-value"/>
+    <w:bookmarkStart w:id="32" w:name="X48f2a49ef79a17a8ea4d98e7d93a6f2f9fe5d4b"/>
     <w:p>
       <w:pPr>
         <w:pStyle w:val="Heading2"/>
       </w:pPr>
       <w:r>
-        <w:t xml:space="preserve">6. Where the SRC Has Real Value</w:t>
+        <w:t xml:space="preserve">6. Where the SRC Has Real Value: Tax-Drag Differential</w:t>
       </w:r>
     </w:p>
     <w:p>
@@ -10771,21 +10862,12 @@
         <w:pStyle w:val="FirstParagraph"/>
       </w:pPr>
       <w:r>
-        <w:t xml:space="preserve">Section 4 proved that the SRC present value is zero when the discount rate equals the portfolio rate. This makes the SRC appear neutral. It is not. The SRC has real economic value through two channels that escape a pure PV-at-portfolio-rate framing.</w:t>
-      </w:r>
-    </w:p>
-    <w:bookmarkStart w:id="32" w:name="tax-drag-differential"/>
-    <w:p>
-      <w:pPr>
-        <w:pStyle w:val="Heading3"/>
-      </w:pPr>
-      <w:r>
-        <w:t xml:space="preserve">6.1 Tax-Drag Differential</w:t>
-      </w:r>
-    </w:p>
-    <w:p>
-      <w:pPr>
-        <w:pStyle w:val="FirstParagraph"/>
+        <w:t xml:space="preserve">Section 4 proved that the SRC present value is zero when the discount rate equals the portfolio rate. This makes the SRC appear neutral. It is not. The SRC has real economic value through the tax-drag-differential channel that escapes a pure PV-at-portfolio-rate framing.</w:t>
+      </w:r>
+    </w:p>
+    <w:p>
+      <w:pPr>
+        <w:pStyle w:val="BodyText"/>
       </w:pPr>
       <w:r>
         <w:t xml:space="preserve">Every dollar in the Roth wrapper compounds at</w:t>
@@ -11071,64 +11153,6 @@
         <w:t xml:space="preserve">RMD values exceed the FA-scenario values on both metrics. RMD’s 30-year horizon (20 owner + 10 beneficiary) keeps SRC dollars compounding in the Roth wrapper longer than FA’s 20 years, producing a larger cumulative drag-avoidance differential. The FV ratio (~5.5×) exceeds the PV ratio (~2.1×) because beneficiary-period drag-avoidance accruals are heavily discounted back to today.</w:t>
       </w:r>
     </w:p>
-    <w:bookmarkEnd w:id="32"/>
-    <w:bookmarkStart w:id="33" w:name="discount-rate-mismatch"/>
-    <w:p>
-      <w:pPr>
-        <w:pStyle w:val="Heading3"/>
-      </w:pPr>
-      <w:r>
-        <w:t xml:space="preserve">6.2 Discount-Rate Mismatch</w:t>
-      </w:r>
-    </w:p>
-    <w:p>
-      <w:pPr>
-        <w:pStyle w:val="FirstParagraph"/>
-      </w:pPr>
-      <w:r>
-        <w:t xml:space="preserve">For households whose marginal cost of capital (or marginal time preference for consumption) differs from the portfolio’s expected return, the PV identity in Section 4 no longer holds. If a household discounts future consumption at a rate</w:t>
-      </w:r>
-      <w:r>
-        <w:t xml:space="preserve"> </w:t>
-      </w:r>
-      <m:oMath>
-        <m:r>
-          <m:t>ρ</m:t>
-        </m:r>
-        <m:r>
-          <m:rPr>
-            <m:sty m:val="p"/>
-          </m:rPr>
-          <m:t>&gt;</m:t>
-        </m:r>
-        <m:r>
-          <m:t>r</m:t>
-        </m:r>
-      </m:oMath>
-      <w:r>
-        <w:t xml:space="preserve">, the SRC produces negative PV (worse than the portfolio’s growth). If</w:t>
-      </w:r>
-      <w:r>
-        <w:t xml:space="preserve"> </w:t>
-      </w:r>
-      <m:oMath>
-        <m:r>
-          <m:t>ρ</m:t>
-        </m:r>
-        <m:r>
-          <m:rPr>
-            <m:sty m:val="p"/>
-          </m:rPr>
-          <m:t>&lt;</m:t>
-        </m:r>
-        <m:r>
-          <m:t>r</m:t>
-        </m:r>
-      </m:oMath>
-      <w:r>
-        <w:t xml:space="preserve">, positive PV. In practice, retirees are typically risk-averse with personal discount rates close to or below the portfolio’s expected return, making the SRC neutral-to-favorable in PV terms even before including the §6.1 drag-avoidance alpha.</w:t>
-      </w:r>
-    </w:p>
     <w:p>
       <w:r>
         <w:pict>
@@ -11136,9 +11160,8 @@
         </w:pict>
       </w:r>
     </w:p>
-    <w:bookmarkEnd w:id="33"/>
-    <w:bookmarkEnd w:id="34"/>
-    <w:bookmarkStart w:id="35" w:name="implications"/>
+    <w:bookmarkEnd w:id="32"/>
+    <w:bookmarkStart w:id="33" w:name="implications"/>
     <w:p>
       <w:pPr>
         <w:pStyle w:val="Heading2"/>
@@ -11504,8 +11527,8 @@
         </w:pict>
       </w:r>
     </w:p>
-    <w:bookmarkEnd w:id="35"/>
-    <w:bookmarkStart w:id="36" w:name="conclusion"/>
+    <w:bookmarkEnd w:id="33"/>
+    <w:bookmarkStart w:id="34" w:name="conclusion"/>
     <w:p>
       <w:pPr>
         <w:pStyle w:val="Heading2"/>
@@ -11854,7 +11877,58 @@
         <w:pStyle w:val="FirstParagraph"/>
       </w:pPr>
       <w:r>
-        <w:t xml:space="preserve">The SRC’s lasting value emerges not from PV at the portfolio rate (which is zero) but from (a) the tax-drag differential between Roth and taxable wrappers and (b) deviations between the household’s personal discount rate and the portfolio’s expected return.</w:t>
+        <w:t xml:space="preserve">The SRC’s lasting value emerges not from PV at the portfolio rate (which is zero) but from the tax-drag differential between Roth and taxable wrappers — the channel that compounds the SRC’s</w:t>
+      </w:r>
+      <w:r>
+        <w:t xml:space="preserve"> </w:t>
+      </w:r>
+      <m:oMath>
+        <m:r>
+          <m:t>K</m:t>
+        </m:r>
+      </m:oMath>
+      <w:r>
+        <w:t xml:space="preserve"> </w:t>
+      </w:r>
+      <w:r>
+        <w:t xml:space="preserve">dollars at</w:t>
+      </w:r>
+      <w:r>
+        <w:t xml:space="preserve"> </w:t>
+      </w:r>
+      <m:oMath>
+        <m:r>
+          <m:t>r</m:t>
+        </m:r>
+      </m:oMath>
+      <w:r>
+        <w:t xml:space="preserve"> </w:t>
+      </w:r>
+      <w:r>
+        <w:t xml:space="preserve">instead of</w:t>
+      </w:r>
+      <w:r>
+        <w:t xml:space="preserve"> </w:t>
+      </w:r>
+      <m:oMath>
+        <m:sSub>
+          <m:e>
+            <m:r>
+              <m:t>r</m:t>
+            </m:r>
+          </m:e>
+          <m:sub>
+            <m:r>
+              <m:t>d</m:t>
+            </m:r>
+          </m:sub>
+        </m:sSub>
+      </m:oMath>
+      <w:r>
+        <w:t xml:space="preserve"> </w:t>
+      </w:r>
+      <w:r>
+        <w:t xml:space="preserve">over the post-conversion horizon.</w:t>
       </w:r>
     </w:p>
     <w:p>
@@ -11964,8 +12038,8 @@
         </w:pict>
       </w:r>
     </w:p>
-    <w:bookmarkEnd w:id="36"/>
-    <w:bookmarkStart w:id="37" w:name="references"/>
+    <w:bookmarkEnd w:id="34"/>
+    <w:bookmarkStart w:id="35" w:name="references"/>
     <w:p>
       <w:pPr>
         <w:pStyle w:val="Heading2"/>
@@ -12177,8 +12251,8 @@
         </w:pict>
       </w:r>
     </w:p>
-    <w:bookmarkEnd w:id="37"/>
-    <w:bookmarkStart w:id="40" w:name="X1fb9906062232a1c9ed64da0711341d859c89e8"/>
+    <w:bookmarkEnd w:id="35"/>
+    <w:bookmarkStart w:id="38" w:name="X1fb9906062232a1c9ed64da0711341d859c89e8"/>
     <w:p>
       <w:pPr>
         <w:pStyle w:val="Heading2"/>
@@ -12187,7 +12261,7 @@
         <w:t xml:space="preserve">Appendix A: Selected Values from All Four Scenarios</w:t>
       </w:r>
     </w:p>
-    <w:bookmarkStart w:id="38" w:name="a.1-fixed-annuity-distributions"/>
+    <w:bookmarkStart w:id="36" w:name="a.1-fixed-annuity-distributions"/>
     <w:p>
       <w:pPr>
         <w:pStyle w:val="Heading3"/>
@@ -12974,8 +13048,8 @@
         </w:tc>
       </w:tr>
     </w:tbl>
-    <w:bookmarkEnd w:id="38"/>
-    <w:bookmarkStart w:id="39" w:name="a.2-rmd-only-distributions"/>
+    <w:bookmarkEnd w:id="36"/>
+    <w:bookmarkStart w:id="37" w:name="a.2-rmd-only-distributions"/>
     <w:p>
       <w:pPr>
         <w:pStyle w:val="Heading3"/>
@@ -14093,9 +14167,9 @@
         <w:t xml:space="preserve">Draft prepared 2026-05-13. Empirical results produced by the RothGPT calculation engine.</w:t>
       </w:r>
     </w:p>
+    <w:bookmarkEnd w:id="37"/>
+    <w:bookmarkEnd w:id="38"/>
     <w:bookmarkEnd w:id="39"/>
-    <w:bookmarkEnd w:id="40"/>
-    <w:bookmarkEnd w:id="41"/>
     <w:sectPr>
       <w:footnotePr>
         <w:numRestart w:val="eachSect"/>

--- a/exports/synthetic-roth-contribution.docx
+++ b/exports/synthetic-roth-contribution.docx
@@ -1529,7 +1529,7 @@
         </m:r>
       </m:oMath>
       <w:r>
-        <w:t xml:space="preserve">. Where McQuarrie reads this identity as a refutation of the practical importance of outside-payment, the SRC framework reads it as confirmation that the outside-payment value is exactly the conversion tax in year-0 dollars (the contribution-equivalent), with lasting economic significance arising through the tax-drag channel of §6.1. The two readings are mathematically identical and economically opposite.</w:t>
+        <w:t xml:space="preserve">. Where McQuarrie reads this identity as a refutation of the practical importance of outside-payment, the SRC framework reads it as confirmation that the outside-payment value is exactly the conversion tax in year-0 dollars (the contribution-equivalent), with lasting economic significance arising through the tax-drag channel of §6. The two readings are mathematically identical and economically opposite.</w:t>
       </w:r>
     </w:p>
     <w:p>
@@ -2134,7 +2134,7 @@
         <w:t xml:space="preserve"> </w:t>
       </w:r>
       <w:r>
-        <w:t xml:space="preserve">is in fact the household’s own $22,000, sitting in the Roth from year 0 onward — compounding tax-free, eventually distributing tax-free, with material economic value through the tax-drag-differential channel (§6.1) that McQuarrie’s same-rate framework eliminates by construction.</w:t>
+        <w:t xml:space="preserve">is in fact the household’s own $22,000, sitting in the Roth from year 0 onward — compounding tax-free, eventually distributing tax-free, with material economic value through the tax-drag-differential channel (§6) that McQuarrie’s same-rate framework eliminates by construction.</w:t>
       </w:r>
     </w:p>
     <w:p>
@@ -10848,13 +10848,13 @@
     </w:p>
     <w:bookmarkEnd w:id="30"/>
     <w:bookmarkEnd w:id="31"/>
-    <w:bookmarkStart w:id="32" w:name="X48f2a49ef79a17a8ea4d98e7d93a6f2f9fe5d4b"/>
+    <w:bookmarkStart w:id="32" w:name="the-src-alpha-tax-drag-avoidance"/>
     <w:p>
       <w:pPr>
         <w:pStyle w:val="Heading2"/>
       </w:pPr>
       <w:r>
-        <w:t xml:space="preserve">6. Where the SRC Has Real Value: Tax-Drag Differential</w:t>
+        <w:t xml:space="preserve">6. The SRC Alpha: Tax-Drag Avoidance</w:t>
       </w:r>
     </w:p>
     <w:p>
@@ -11154,6 +11154,14 @@
       </w:r>
     </w:p>
     <w:p>
+      <w:pPr>
+        <w:pStyle w:val="BodyText"/>
+      </w:pPr>
+      <w:r>
+        <w:t xml:space="preserve">Unlike the SRC’s PV-zero identity at the portfolio rate, this drag-avoidance alpha is quantifiable, accrues only under Outside funding, and belongs in the alpha sum when evaluating an Outside-funded conversion (§7).</w:t>
+      </w:r>
+    </w:p>
+    <w:p>
       <w:r>
         <w:pict>
           <v:rect style="width:0;height:1.5pt" o:hralign="center" o:hrstd="t" o:hr="t"/>
@@ -11351,7 +11359,7 @@
         </m:r>
       </m:oMath>
       <w:r>
-        <w:t xml:space="preserve">. This is an asset-allocation move within the household’s portfolio: the conversion tax becomes an investment rather than a cost. The asset-allocation payoff is the tax-drag-differential alpha of §6.1 ($1,021 PV in the Outside RMD scenario). This payoff is added to the conversion-only alpha sum to produce the total alpha of an Outside conversion.</w:t>
+        <w:t xml:space="preserve">. This is an asset-allocation move within the household’s portfolio: the conversion tax becomes an investment rather than a cost. The asset-allocation payoff is the tax-drag-avoidance alpha of §6 ($1,021 PV in the Outside RMD scenario). This payoff is added to the conversion-only alpha sum to produce the total alpha of an Outside conversion.</w:t>
       </w:r>
     </w:p>
     <w:p>

--- a/exports/synthetic-roth-contribution.docx
+++ b/exports/synthetic-roth-contribution.docx
@@ -11223,7 +11223,7 @@
         <w:t xml:space="preserve"> </w:t>
       </w:r>
       <w:r>
-        <w:t xml:space="preserve">the early-withdrawal penalty does not apply, and Inside funding becomes a real option. The household now faces two decisions whose analytical content separates:</w:t>
+        <w:t xml:space="preserve">the early-withdrawal penalty does not apply, and Inside funding becomes a real option. The household now faces two decisions:</w:t>
       </w:r>
     </w:p>
     <w:p>
@@ -11244,7 +11244,7 @@
         <w:t xml:space="preserve"> </w:t>
       </w:r>
       <w:r>
-        <w:t xml:space="preserve">(yes/no, how much). Determined by the sum at the portfolio rate of PV alpha components that exist regardless of funding source: the rate-arbitrage Core (the spread alpha between</w:t>
+        <w:t xml:space="preserve">(yes/no, how much). Determined by the sum of PV alpha components irrespective of funding source: the rate-arbitrage Core (the</w:t>
       </w:r>
       <w:r>
         <w:t xml:space="preserve"> </w:t>
@@ -11290,7 +11290,7 @@
         <w:t xml:space="preserve"> </w:t>
       </w:r>
       <w:r>
-        <w:t xml:space="preserve">on the converted principal); the IRMAA / Medicare alpha (a separable channel for households whose post-conversion income strategy improves their Medicare-surcharge bracket exposure; not decomposed in this paper); and the RMD tax-drag alpha (drag avoided on the reinvested-RMD stream that the conversion eliminates by shrinking the Traditional balance; present for both Inside and Outside conversions, since the RMD reduction follows from the conversion event itself, not the funding source). An Inside conversion is rational if the sum of these alpha components is PV-positive, since Inside funding requires no outside cash outlay.</w:t>
+        <w:t xml:space="preserve">spread on converted principal); the IRMAA / Medicare alpha (for households whose post-conversion income lowers their Medicare-surcharge bracket exposure; not decomposed in this paper); and the RMD tax-drag alpha (drag avoided on reinvested distributions reduced by converting a portion of the Traditional balance; present for both Inside and Outside conversions, since the RMD reduction follows from the conversion event itself, not the funding source). An Inside conversion is rational if the sum of these alpha components is PV-positive, since Inside funding requires no outside cash outlay.</w:t>
       </w:r>
     </w:p>
     <w:p>

--- a/exports/synthetic-roth-contribution.docx
+++ b/exports/synthetic-roth-contribution.docx
@@ -11205,7 +11205,7 @@
         <w:t xml:space="preserve"> </w:t>
       </w:r>
       <w:r>
-        <w:t xml:space="preserve">Outside funding is effectively the only viable option. Inside funding requires an additional pre-tax distribution from the Traditional account to cover the conversion tax, subject to the 10% early-withdrawal penalty. The conversion and the SRC are bundled at this stage — choosing to convert necessarily activates the SRC.</w:t>
+        <w:t xml:space="preserve">Outside funding is effectively required. Inside funding requires a pre-tax distribution to cover the conversion tax, subject to the 10% early-withdrawal penalty. Conversion and SRC are bundled — choosing to convert necessarily activates the SRC.</w:t>
       </w:r>
     </w:p>
     <w:p>
@@ -11217,13 +11217,13 @@
           <w:i/>
           <w:iCs/>
         </w:rPr>
-        <w:t xml:space="preserve">At or above age 59½:</w:t>
-      </w:r>
-      <w:r>
-        <w:t xml:space="preserve"> </w:t>
-      </w:r>
-      <w:r>
-        <w:t xml:space="preserve">the early-withdrawal penalty does not apply, and Inside funding becomes a real option. The household now faces two decisions:</w:t>
+        <w:t xml:space="preserve">At age 59½+:</w:t>
+      </w:r>
+      <w:r>
+        <w:t xml:space="preserve"> </w:t>
+      </w:r>
+      <w:r>
+        <w:t xml:space="preserve">both funding paths are available, and the household’s decision separates into two:</w:t>
       </w:r>
     </w:p>
     <w:p>
@@ -11235,62 +11235,16 @@
       </w:pPr>
       <w:r>
         <w:rPr>
-          <w:i/>
-          <w:iCs/>
+          <w:b/>
+          <w:bCs/>
         </w:rPr>
-        <w:t xml:space="preserve">Conversion decision</w:t>
-      </w:r>
-      <w:r>
-        <w:t xml:space="preserve"> </w:t>
-      </w:r>
-      <w:r>
-        <w:t xml:space="preserve">(yes/no, how much). Determined by the sum of PV alpha components irrespective of funding source: the rate-arbitrage Core (the</w:t>
-      </w:r>
-      <w:r>
-        <w:t xml:space="preserve"> </w:t>
-      </w:r>
-      <m:oMath>
-        <m:sSub>
-          <m:e>
-            <m:r>
-              <m:t>t</m:t>
-            </m:r>
-          </m:e>
-          <m:sub>
-            <m:r>
-              <m:t>C</m:t>
-            </m:r>
-          </m:sub>
-        </m:sSub>
-      </m:oMath>
-      <w:r>
-        <w:t xml:space="preserve"> </w:t>
-      </w:r>
-      <w:r>
-        <w:t xml:space="preserve">and</w:t>
-      </w:r>
-      <w:r>
-        <w:t xml:space="preserve"> </w:t>
-      </w:r>
-      <m:oMath>
-        <m:sSub>
-          <m:e>
-            <m:r>
-              <m:t>t</m:t>
-            </m:r>
-          </m:e>
-          <m:sub>
-            <m:r>
-              <m:t>D</m:t>
-            </m:r>
-          </m:sub>
-        </m:sSub>
-      </m:oMath>
-      <w:r>
-        <w:t xml:space="preserve"> </w:t>
-      </w:r>
-      <w:r>
-        <w:t xml:space="preserve">spread on converted principal); the IRMAA / Medicare alpha (for households whose post-conversion income lowers their Medicare-surcharge bracket exposure; not decomposed in this paper); and the RMD tax-drag alpha (drag avoided on reinvested distributions reduced by converting a portion of the Traditional balance; present for both Inside and Outside conversions, since the RMD reduction follows from the conversion event itself, not the funding source). An Inside conversion is rational if the sum of these alpha components is PV-positive, since Inside funding requires no outside cash outlay.</w:t>
+        <w:t xml:space="preserve">Conversion (yes/no, how much):</w:t>
+      </w:r>
+      <w:r>
+        <w:t xml:space="preserve"> </w:t>
+      </w:r>
+      <w:r>
+        <w:t xml:space="preserve">driven by the sum of PV alpha components that don’t depend on funding source — the rate-arbitrage Core (spread on converted principal), the IRMAA / Medicare alpha (not decomposed here), and the RMD tax-drag alpha (drag avoided on the RMDs the conversion eliminates). Each follows from the conversion event itself, not from how the tax is paid. Convert if the sum is PV-positive.</w:t>
       </w:r>
     </w:p>
     <w:p>
@@ -11302,16 +11256,16 @@
       </w:pPr>
       <w:r>
         <w:rPr>
-          <w:i/>
-          <w:iCs/>
+          <w:b/>
+          <w:bCs/>
         </w:rPr>
-        <w:t xml:space="preserve">Funding decision</w:t>
-      </w:r>
-      <w:r>
-        <w:t xml:space="preserve"> </w:t>
-      </w:r>
-      <w:r>
-        <w:t xml:space="preserve">(Inside vs Outside, conditional on having chosen to convert). Choosing Outside funding relocates the</w:t>
+        <w:t xml:space="preserve">Funding (Inside vs Outside), conditional on conversion:</w:t>
+      </w:r>
+      <w:r>
+        <w:t xml:space="preserve"> </w:t>
+      </w:r>
+      <w:r>
+        <w:t xml:space="preserve">Outside relocates</w:t>
       </w:r>
       <w:r>
         <w:t xml:space="preserve"> </w:t>
@@ -11325,7 +11279,7 @@
         <w:t xml:space="preserve"> </w:t>
       </w:r>
       <w:r>
-        <w:t xml:space="preserve">dollars from a taxable wrapper compounding at</w:t>
+        <w:t xml:space="preserve">from a taxable wrapper compounding at</w:t>
       </w:r>
       <w:r>
         <w:t xml:space="preserve"> </w:t>
@@ -11348,7 +11302,7 @@
         <w:t xml:space="preserve"> </w:t>
       </w:r>
       <w:r>
-        <w:t xml:space="preserve">into a tax-free wrapper compounding at</w:t>
+        <w:t xml:space="preserve">to a tax-free wrapper compounding at</w:t>
       </w:r>
       <w:r>
         <w:t xml:space="preserve"> </w:t>
@@ -11359,7 +11313,10 @@
         </m:r>
       </m:oMath>
       <w:r>
-        <w:t xml:space="preserve">. This is an asset-allocation move within the household’s portfolio: the conversion tax becomes an investment rather than a cost. The asset-allocation payoff is the tax-drag-avoidance alpha of §6 ($1,021 PV in the Outside RMD scenario). This payoff is added to the conversion-only alpha sum to produce the total alpha of an Outside conversion.</w:t>
+        <w:t xml:space="preserve"> </w:t>
+      </w:r>
+      <w:r>
+        <w:t xml:space="preserve">— turning the conversion tax from a cost into an investment. The payoff is the tax-drag-avoidance alpha of §6 ($1,021 PV in the Outside RMD scenario), added to the conversion alpha sum to give total Outside-conversion alpha.</w:t>
       </w:r>
     </w:p>
     <w:p>
@@ -11367,7 +11324,7 @@
         <w:pStyle w:val="FirstParagraph"/>
       </w:pPr>
       <w:r>
-        <w:t xml:space="preserve">The SRC has no existence independent of the conversion: it materializes only as a side effect of choosing Outside funding for a conversion the household has already decided to undertake.</w:t>
+        <w:t xml:space="preserve">The SRC has no independent existence: it materializes only as a side effect of choosing Outside funding for an already-decided conversion.</w:t>
       </w:r>
     </w:p>
     <w:p>

--- a/exports/synthetic-roth-contribution.docx
+++ b/exports/synthetic-roth-contribution.docx
@@ -11187,7 +11187,7 @@
           <w:b/>
           <w:bCs/>
         </w:rPr>
-        <w:t xml:space="preserve">1. Funding source is constrained by age 59½.</w:t>
+        <w:t xml:space="preserve">1. Two decisions: Convert? then fund Inside or Outside?</w:t>
       </w:r>
     </w:p>
     <w:p>
@@ -11244,7 +11244,7 @@
         <w:t xml:space="preserve"> </w:t>
       </w:r>
       <w:r>
-        <w:t xml:space="preserve">driven by the sum of PV alpha components that don’t depend on funding source — the rate-arbitrage Core (spread on converted principal), the IRMAA / Medicare alpha (not decomposed here), and the RMD tax-drag alpha (drag avoided on the RMDs the conversion eliminates). Each follows from the conversion event itself, not from how the tax is paid. Convert if the sum is PV-positive.</w:t>
+        <w:t xml:space="preserve">driven by the sum of PV alpha components that don’t depend on funding source — the rate-arbitrage Core (spread on converted principal), the Medicare-surcharge-reduction alpha (not decomposed here), and the RMD tax-drag alpha (drag avoided on reinvested RMDs the conversion eliminates). Each follows from the conversion event itself, not from how the tax is paid. Convert if the sum is PV-positive.</w:t>
       </w:r>
     </w:p>
     <w:p>
@@ -11429,7 +11429,7 @@
         <w:t xml:space="preserve"> </w:t>
       </w:r>
       <w:r>
-        <w:t xml:space="preserve">rule captures the rate-arbitrage Core in isolation and ignores both the IRMAA / Medicare alpha and the RMD tax-drag alpha; conventional Outside-funding advice frames the conversion tax as a</w:t>
+        <w:t xml:space="preserve">rule captures the rate-arbitrage Core in isolation and ignores both the Medicare-surcharge-reduction alpha and the RMD tax-drag alpha; conventional Outside-funding advice frames the conversion tax as a</w:t>
       </w:r>
       <w:r>
         <w:t xml:space="preserve"> </w:t>
@@ -11441,7 +11441,7 @@
         <w:t xml:space="preserve"> </w:t>
       </w:r>
       <w:r>
-        <w:t xml:space="preserve">rather than an asset-allocation investment. A household running the full alpha decomposition — Core + IRMAA + RMD tax-drag on the conversion side, plus tax-drag-differential on the funding side under Outside payment — can identify favorable conversions even when</w:t>
+        <w:t xml:space="preserve">rather than an asset-allocation investment. A household running the full alpha decomposition — Core + Medicare + RMD tax-drag on the conversion side, plus tax-drag-avoidance on the funding side under Outside payment — can identify favorable conversions even when</w:t>
       </w:r>
       <w:r>
         <w:t xml:space="preserve"> </w:t>

--- a/exports/synthetic-roth-contribution.docx
+++ b/exports/synthetic-roth-contribution.docx
@@ -11169,30 +11169,18 @@
       </w:r>
     </w:p>
     <w:bookmarkEnd w:id="32"/>
-    <w:bookmarkStart w:id="33" w:name="implications"/>
+    <w:bookmarkStart w:id="33" w:name="Xbc384f24a5ce11d636f22e8d1847e97eddfe496"/>
     <w:p>
       <w:pPr>
         <w:pStyle w:val="Heading2"/>
       </w:pPr>
       <w:r>
-        <w:t xml:space="preserve">7. Implications</w:t>
+        <w:t xml:space="preserve">7. Implications: Convert? Then Fund Inside or Outside?</w:t>
       </w:r>
     </w:p>
     <w:p>
       <w:pPr>
         <w:pStyle w:val="FirstParagraph"/>
-      </w:pPr>
-      <w:r>
-        <w:rPr>
-          <w:b/>
-          <w:bCs/>
-        </w:rPr>
-        <w:t xml:space="preserve">1. Two decisions: Convert? then fund Inside or Outside?</w:t>
-      </w:r>
-    </w:p>
-    <w:p>
-      <w:pPr>
-        <w:pStyle w:val="BodyText"/>
       </w:pPr>
       <w:r>
         <w:rPr>
@@ -11324,165 +11312,7 @@
         <w:pStyle w:val="FirstParagraph"/>
       </w:pPr>
       <w:r>
-        <w:t xml:space="preserve">The SRC has no independent existence: it materializes only as a side effect of choosing Outside funding for an already-decided conversion.</w:t>
-      </w:r>
-    </w:p>
-    <w:p>
-      <w:pPr>
-        <w:pStyle w:val="BodyText"/>
-      </w:pPr>
-      <w:r>
-        <w:rPr>
-          <w:b/>
-          <w:bCs/>
-        </w:rPr>
-        <w:t xml:space="preserve">2. The SRC and the rate-arbitrage Core are economically separable. Published calculators and academic literature do not separate them cleanly.</w:t>
-      </w:r>
-      <w:r>
-        <w:t xml:space="preserve"> </w:t>
-      </w:r>
-      <w:r>
-        <w:t xml:space="preserve">Cheshire (2025, SSRN 5205840) identified this conflation at the algebraic level. The current paper’s empirical evidence strengthens that argument: the constant $1,695.86/year (Outside − Inside) ATCF increment under FA distribution (§5), the $71,229.59 lifetime nominal payoff under RMD distribution (§5B), and the cross-bracket constancy of the 3.9647 growth multiple (§5B.4) are structural signatures of the SRC’s identity as a distinct economic component, visible only when the SRC is isolated from the rate-arbitrage Core. A calculator that pools the SRC into a single</w:t>
-      </w:r>
-      <w:r>
-        <w:t xml:space="preserve"> </w:t>
-      </w:r>
-      <w:r>
-        <w:t xml:space="preserve">“conversion value”</w:t>
-      </w:r>
-      <w:r>
-        <w:t xml:space="preserve"> </w:t>
-      </w:r>
-      <w:r>
-        <w:t xml:space="preserve">cannot recover any of these signatures and produces misleading recommendations especially when</w:t>
-      </w:r>
-      <w:r>
-        <w:t xml:space="preserve"> </w:t>
-      </w:r>
-      <m:oMath>
-        <m:sSub>
-          <m:e>
-            <m:r>
-              <m:t>t</m:t>
-            </m:r>
-          </m:e>
-          <m:sub>
-            <m:r>
-              <m:t>C</m:t>
-            </m:r>
-          </m:sub>
-        </m:sSub>
-        <m:r>
-          <m:rPr>
-            <m:sty m:val="p"/>
-          </m:rPr>
-          <m:t>&gt;</m:t>
-        </m:r>
-        <m:sSub>
-          <m:e>
-            <m:r>
-              <m:t>t</m:t>
-            </m:r>
-          </m:e>
-          <m:sub>
-            <m:r>
-              <m:t>D</m:t>
-            </m:r>
-          </m:sub>
-        </m:sSub>
-      </m:oMath>
-      <w:r>
-        <w:t xml:space="preserve"> </w:t>
-      </w:r>
-      <w:r>
-        <w:t xml:space="preserve">— where the rate-arbitrage Core is negative but the SRC’s asset-allocation payoff (under Outside funding) can render the household total still favorable.</w:t>
-      </w:r>
-    </w:p>
-    <w:p>
-      <w:pPr>
-        <w:pStyle w:val="BodyText"/>
-      </w:pPr>
-      <w:r>
-        <w:rPr>
-          <w:b/>
-          <w:bCs/>
-        </w:rPr>
-        <w:t xml:space="preserve">3. The conversion decision is driven by PV of alpha components, not rules of thumb.</w:t>
-      </w:r>
-      <w:r>
-        <w:t xml:space="preserve"> </w:t>
-      </w:r>
-      <w:r>
-        <w:t xml:space="preserve">The conventional</w:t>
-      </w:r>
-      <w:r>
-        <w:t xml:space="preserve"> </w:t>
-      </w:r>
-      <w:r>
-        <w:rPr>
-          <w:i/>
-          <w:iCs/>
-        </w:rPr>
-        <w:t xml:space="preserve">“convert only when future tax rates are higher”</w:t>
-      </w:r>
-      <w:r>
-        <w:t xml:space="preserve"> </w:t>
-      </w:r>
-      <w:r>
-        <w:t xml:space="preserve">rule captures the rate-arbitrage Core in isolation and ignores both the Medicare-surcharge-reduction alpha and the RMD tax-drag alpha; conventional Outside-funding advice frames the conversion tax as a</w:t>
-      </w:r>
-      <w:r>
-        <w:t xml:space="preserve"> </w:t>
-      </w:r>
-      <w:r>
-        <w:t xml:space="preserve">“cost”</w:t>
-      </w:r>
-      <w:r>
-        <w:t xml:space="preserve"> </w:t>
-      </w:r>
-      <w:r>
-        <w:t xml:space="preserve">rather than an asset-allocation investment. A household running the full alpha decomposition — Core + Medicare + RMD tax-drag on the conversion side, plus tax-drag-avoidance on the funding side under Outside payment — can identify favorable conversions even when</w:t>
-      </w:r>
-      <w:r>
-        <w:t xml:space="preserve"> </w:t>
-      </w:r>
-      <m:oMath>
-        <m:sSub>
-          <m:e>
-            <m:r>
-              <m:t>t</m:t>
-            </m:r>
-          </m:e>
-          <m:sub>
-            <m:r>
-              <m:t>D</m:t>
-            </m:r>
-          </m:sub>
-        </m:sSub>
-        <m:r>
-          <m:rPr>
-            <m:sty m:val="p"/>
-          </m:rPr>
-          <m:t>≤</m:t>
-        </m:r>
-        <m:sSub>
-          <m:e>
-            <m:r>
-              <m:t>t</m:t>
-            </m:r>
-          </m:e>
-          <m:sub>
-            <m:r>
-              <m:t>C</m:t>
-            </m:r>
-          </m:sub>
-        </m:sSub>
-      </m:oMath>
-      <w:r>
-        <w:t xml:space="preserve"> </w:t>
-      </w:r>
-      <w:r>
-        <w:t xml:space="preserve">and can correctly reject conversions whose pooled alpha is negative despite a favorable rate spread.</w:t>
+        <w:t xml:space="preserve">The SRC materializes only as a side effect of choosing Outside funding for an already-decided conversion.</w:t>
       </w:r>
     </w:p>
     <w:p>
@@ -11834,7 +11664,7 @@
         <w:t xml:space="preserve"> </w:t>
       </w:r>
       <w:r>
-        <w:t xml:space="preserve">The realized end-of-life wealth difference between Outside and Inside paths cannot be reconciled without including the SRC term as a first-class component alongside spread arbitrage, IRMAA savings, and reduced-RMD tax-drag.</w:t>
+        <w:t xml:space="preserve">The realized end-of-life wealth difference between Outside and Inside paths cannot be reconciled without including the SRC term as a first-class component alongside spread arbitrage, Medicare-surcharge savings, and reduced-RMD tax-drag.</w:t>
       </w:r>
     </w:p>
     <w:p>
@@ -11895,105 +11725,265 @@
       <w:r>
         <w:t xml:space="preserve">over the post-conversion horizon.</w:t>
       </w:r>
+      <w:r>
+        <w:t xml:space="preserve"> </w:t>
+      </w:r>
+      <w:r>
+        <w:rPr>
+          <w:b/>
+          <w:bCs/>
+        </w:rPr>
+        <w:t xml:space="preserve">Including the SRC turns Roth conversion analysis from a tax-rate-spread question into a wrapper-allocation question.</w:t>
+      </w:r>
     </w:p>
     <w:p>
       <w:pPr>
         <w:pStyle w:val="BodyText"/>
       </w:pPr>
       <w:r>
-        <w:t xml:space="preserve">Including the SRC turns Roth conversion analysis from a tax-rate-spread question into a wrapper-allocation question. The household is not just choosing whether to pay tax now or later. It is choosing whether to migrate a meaningful sum (</w:t>
+        <w:rPr>
+          <w:b/>
+          <w:bCs/>
+        </w:rPr>
+        <w:t xml:space="preserve">Implications for practice:</w:t>
+      </w:r>
+    </w:p>
+    <w:p>
+      <w:pPr>
+        <w:numPr>
+          <w:ilvl w:val="0"/>
+          <w:numId w:val="1007"/>
+        </w:numPr>
+      </w:pPr>
+      <w:r>
+        <w:rPr>
+          <w:b/>
+          <w:bCs/>
+        </w:rPr>
+        <w:t xml:space="preserve">The SRC framework is the first separable decomposition.</w:t>
+      </w:r>
+      <w:r>
+        <w:t xml:space="preserve"> </w:t>
+      </w:r>
+      <w:r>
+        <w:t xml:space="preserve">A per-year IRR / PV / FV bucket for the funding-source effect — with the algebraic identity</w:t>
+      </w:r>
+      <w:r>
+        <w:t xml:space="preserve"> </w:t>
       </w:r>
       <m:oMath>
         <m:r>
-          <m:t>K</m:t>
+          <m:rPr>
+            <m:sty m:val="p"/>
+          </m:rPr>
+          <m:t>P</m:t>
+        </m:r>
+        <m:r>
+          <m:rPr>
+            <m:sty m:val="p"/>
+          </m:rPr>
+          <m:t>V</m:t>
+        </m:r>
+        <m:r>
+          <m:rPr>
+            <m:sty m:val="p"/>
+          </m:rPr>
+          <m:t>(</m:t>
+        </m:r>
+        <m:r>
+          <m:rPr>
+            <m:nor/>
+            <m:sty m:val="p"/>
+          </m:rPr>
+          <m:t>Outside</m:t>
+        </m:r>
+        <m:r>
+          <m:rPr>
+            <m:sty m:val="p"/>
+          </m:rPr>
+          <m:t>−</m:t>
+        </m:r>
+        <m:r>
+          <m:rPr>
+            <m:nor/>
+            <m:sty m:val="p"/>
+          </m:rPr>
+          <m:t>Inside</m:t>
+        </m:r>
+        <m:r>
+          <m:rPr>
+            <m:sty m:val="p"/>
+          </m:rPr>
+          <m:t>)</m:t>
+        </m:r>
+        <m:r>
+          <m:rPr>
+            <m:sty m:val="p"/>
+          </m:rPr>
+          <m:t>=</m:t>
+        </m:r>
+        <m:r>
+          <m:t>0</m:t>
         </m:r>
       </m:oMath>
       <w:r>
-        <w:t xml:space="preserve">) of taxable-wrapper savings into a tax-free wrapper. That second choice is partially captured by Reichenstein &amp; Meyer (2017) under tax-drag conditions, partially captured by Vanguard’s BETR (2025) as a parameter adjustment, and independently surfaced by Nalebuff, Haghani &amp; White (2025) as a</w:t>
-      </w:r>
-      <w:r>
-        <w:t xml:space="preserve"> </w:t>
-      </w:r>
-      <w:r>
-        <w:t xml:space="preserve">“size matters”</w:t>
-      </w:r>
-      <w:r>
-        <w:t xml:space="preserve"> </w:t>
-      </w:r>
-      <w:r>
-        <w:t xml:space="preserve">heuristic — but a separable per-year IRR / PV / FV decomposition with the algebraic identity</w:t>
+        <w:t xml:space="preserve"> </w:t>
+      </w:r>
+      <w:r>
+        <w:t xml:space="preserve">at the portfolio rate — has not, to our knowledge, been published outside this framework. Reichenstein &amp; Meyer (2017), Vanguard BETR (2025), and Nalebuff/Haghani/White (2025) each capture related parts but do not state the identity.</w:t>
+      </w:r>
+    </w:p>
+    <w:p>
+      <w:pPr>
+        <w:numPr>
+          <w:ilvl w:val="0"/>
+          <w:numId w:val="1007"/>
+        </w:numPr>
+      </w:pPr>
+      <w:r>
+        <w:rPr>
+          <w:b/>
+          <w:bCs/>
+        </w:rPr>
+        <w:t xml:space="preserve">The SRC is separable from the rate-arbitrage Core.</w:t>
+      </w:r>
+      <w:r>
+        <w:t xml:space="preserve"> </w:t>
+      </w:r>
+      <w:r>
+        <w:t xml:space="preserve">Calculators that pool them into a single</w:t>
+      </w:r>
+      <w:r>
+        <w:t xml:space="preserve"> </w:t>
+      </w:r>
+      <w:r>
+        <w:t xml:space="preserve">“conversion value”</w:t>
+      </w:r>
+      <w:r>
+        <w:t xml:space="preserve"> </w:t>
+      </w:r>
+      <w:r>
+        <w:t xml:space="preserve">miss the SRC’s distinct economic signal — especially when</w:t>
       </w:r>
       <w:r>
         <w:t xml:space="preserve"> </w:t>
       </w:r>
       <m:oMath>
-        <m:r>
-          <m:rPr>
-            <m:sty m:val="p"/>
-          </m:rPr>
-          <m:t>P</m:t>
-        </m:r>
-        <m:r>
-          <m:rPr>
-            <m:sty m:val="p"/>
-          </m:rPr>
-          <m:t>V</m:t>
-        </m:r>
-        <m:r>
-          <m:rPr>
-            <m:sty m:val="p"/>
-          </m:rPr>
-          <m:t>(</m:t>
-        </m:r>
-        <m:r>
-          <m:rPr>
-            <m:nor/>
-            <m:sty m:val="p"/>
-          </m:rPr>
-          <m:t>Outside</m:t>
-        </m:r>
-        <m:r>
-          <m:rPr>
-            <m:sty m:val="p"/>
-          </m:rPr>
-          <m:t>−</m:t>
-        </m:r>
-        <m:r>
-          <m:rPr>
-            <m:nor/>
-            <m:sty m:val="p"/>
-          </m:rPr>
-          <m:t>Inside</m:t>
-        </m:r>
-        <m:r>
-          <m:rPr>
-            <m:sty m:val="p"/>
-          </m:rPr>
-          <m:t>)</m:t>
-        </m:r>
-        <m:r>
-          <m:rPr>
-            <m:sty m:val="p"/>
-          </m:rPr>
-          <m:t>=</m:t>
-        </m:r>
-        <m:r>
-          <m:t>K</m:t>
-        </m:r>
+        <m:sSub>
+          <m:e>
+            <m:r>
+              <m:t>t</m:t>
+            </m:r>
+          </m:e>
+          <m:sub>
+            <m:r>
+              <m:t>C</m:t>
+            </m:r>
+          </m:sub>
+        </m:sSub>
+        <m:r>
+          <m:rPr>
+            <m:sty m:val="p"/>
+          </m:rPr>
+          <m:t>&gt;</m:t>
+        </m:r>
+        <m:sSub>
+          <m:e>
+            <m:r>
+              <m:t>t</m:t>
+            </m:r>
+          </m:e>
+          <m:sub>
+            <m:r>
+              <m:t>D</m:t>
+            </m:r>
+          </m:sub>
+        </m:sSub>
       </m:oMath>
       <w:r>
-        <w:t xml:space="preserve"> </w:t>
-      </w:r>
-      <w:r>
-        <w:t xml:space="preserve">at the portfolio rate has not, to our knowledge, been published outside the SRC framework.</w:t>
-      </w:r>
-    </w:p>
-    <w:p>
-      <w:pPr>
-        <w:pStyle w:val="BodyText"/>
-      </w:pPr>
-      <w:r>
-        <w:t xml:space="preserve">The published practitioner NPV literature — most prominently McQuarrie (2024) — has reached pessimistic conclusions about RMD-reducing Roth conversions: under typical assumptions, the upfront conversion tax is said not to be recouped until roughly age 97 — long after the taxpayer’s death — with the realized payoff accruing entirely to the heirs. These conclusions are dissolved by the SRC accounting. McQuarrie’s framework runs entirely off the Traditional shadow balance, structurally omitting the post-conversion Roth balance and treating the conversion tax as a one-sided cost rather than a wrapper migration of the household’s own funds. Under correct accounting there is no recoupment-age threshold: a Roth conversion has no time-horizon break-even because there is no cost. The conversion’s PV alpha components — rate-arbitrage Core, IRMAA, RMD tax-drag, and (under outside funding) tax-drag-differential — sum to a single figure at conversion time, either positive (profitable from year 0) or negative (unprofitable from year 0); time merely unfolds the consequences. Households deferring or rejecting otherwise-favorable conversions on the basis of published recoupment-age advice are being misled by the omission, not the math.</w:t>
+        <w:t xml:space="preserve">, where the rate-arbitrage Core is negative but the SRC’s tax-drag-avoidance alpha (under Outside funding) can still render the household total favorable.</w:t>
+      </w:r>
+    </w:p>
+    <w:p>
+      <w:pPr>
+        <w:numPr>
+          <w:ilvl w:val="0"/>
+          <w:numId w:val="1007"/>
+        </w:numPr>
+      </w:pPr>
+      <w:r>
+        <w:rPr>
+          <w:b/>
+          <w:bCs/>
+        </w:rPr>
+        <w:t xml:space="preserve">The</w:t>
+      </w:r>
+      <w:r>
+        <w:rPr>
+          <w:b/>
+          <w:bCs/>
+        </w:rPr>
+        <w:t xml:space="preserve"> </w:t>
+      </w:r>
+      <w:r>
+        <w:rPr>
+          <w:b/>
+          <w:bCs/>
+        </w:rPr>
+        <w:t xml:space="preserve">“live past 97 to break even”</w:t>
+      </w:r>
+      <w:r>
+        <w:rPr>
+          <w:b/>
+          <w:bCs/>
+        </w:rPr>
+        <w:t xml:space="preserve"> </w:t>
+      </w:r>
+      <w:r>
+        <w:rPr>
+          <w:b/>
+          <w:bCs/>
+        </w:rPr>
+        <w:t xml:space="preserve">framing dissolves under SRC accounting.</w:t>
+      </w:r>
+      <w:r>
+        <w:t xml:space="preserve"> </w:t>
+      </w:r>
+      <w:r>
+        <w:t xml:space="preserve">McQuarrie (2024)’s pessimism rests on running NPV entirely off the Traditional shadow balance — structurally omitting the post-conversion Roth balance and treating the conversion tax as a one-sided cost rather than a wrapper migration of the household’s own funds. There is no recoupment-age threshold: a conversion has no time-horizon break-even because there is no cost.</w:t>
+      </w:r>
+    </w:p>
+    <w:p>
+      <w:pPr>
+        <w:numPr>
+          <w:ilvl w:val="0"/>
+          <w:numId w:val="1007"/>
+        </w:numPr>
+      </w:pPr>
+      <w:r>
+        <w:rPr>
+          <w:b/>
+          <w:bCs/>
+        </w:rPr>
+        <w:t xml:space="preserve">The conversion decision is PV of alpha components, not rules of thumb.</w:t>
+      </w:r>
+      <w:r>
+        <w:t xml:space="preserve"> </w:t>
+      </w:r>
+      <w:r>
+        <w:t xml:space="preserve">The</w:t>
+      </w:r>
+      <w:r>
+        <w:t xml:space="preserve"> </w:t>
+      </w:r>
+      <w:r>
+        <w:t xml:space="preserve">“convert only when future tax rates are higher”</w:t>
+      </w:r>
+      <w:r>
+        <w:t xml:space="preserve"> </w:t>
+      </w:r>
+      <w:r>
+        <w:t xml:space="preserve">rule captures the rate-arbitrage Core in isolation and ignores Medicare-surcharge-reduction and RMD tax-drag — both of which can flip the decision. Households deferring otherwise-favorable conversions on the basis of published recoupment-age advice are being misled by the omission, not the math.</w:t>
       </w:r>
     </w:p>
     <w:p>
@@ -13818,7 +13808,7 @@
         <w:pStyle w:val="Compact"/>
         <w:numPr>
           <w:ilvl w:val="0"/>
-          <w:numId w:val="1007"/>
+          <w:numId w:val="1008"/>
         </w:numPr>
       </w:pPr>
       <w:r>
@@ -13866,7 +13856,7 @@
         <w:pStyle w:val="Compact"/>
         <w:numPr>
           <w:ilvl w:val="0"/>
-          <w:numId w:val="1007"/>
+          <w:numId w:val="1008"/>
         </w:numPr>
       </w:pPr>
       <w:r>
@@ -13899,7 +13889,7 @@
         <w:pStyle w:val="Compact"/>
         <w:numPr>
           <w:ilvl w:val="0"/>
-          <w:numId w:val="1007"/>
+          <w:numId w:val="1008"/>
         </w:numPr>
       </w:pPr>
       <w:r>
@@ -13956,7 +13946,7 @@
         <w:pStyle w:val="Compact"/>
         <w:numPr>
           <w:ilvl w:val="0"/>
-          <w:numId w:val="1007"/>
+          <w:numId w:val="1008"/>
         </w:numPr>
       </w:pPr>
       <w:r>
@@ -14024,7 +14014,7 @@
         <w:pStyle w:val="Compact"/>
         <w:numPr>
           <w:ilvl w:val="0"/>
-          <w:numId w:val="1007"/>
+          <w:numId w:val="1008"/>
         </w:numPr>
       </w:pPr>
       <w:r>
@@ -14046,7 +14036,7 @@
         <w:pStyle w:val="Compact"/>
         <w:numPr>
           <w:ilvl w:val="0"/>
-          <w:numId w:val="1007"/>
+          <w:numId w:val="1008"/>
         </w:numPr>
       </w:pPr>
       <w:r>
@@ -14085,7 +14075,7 @@
         <w:pStyle w:val="Compact"/>
         <w:numPr>
           <w:ilvl w:val="0"/>
-          <w:numId w:val="1007"/>
+          <w:numId w:val="1008"/>
         </w:numPr>
       </w:pPr>
       <w:r>
@@ -14509,6 +14499,9 @@
     </w:lvlOverride>
   </w:num>
   <w:num w:numId="1007">
+    <w:abstractNumId w:val="991"/>
+  </w:num>
+  <w:num w:numId="1008">
     <w:abstractNumId w:val="991"/>
   </w:num>
 </w:numbering>

--- a/exports/synthetic-roth-contribution.docx
+++ b/exports/synthetic-roth-contribution.docx
@@ -11766,7 +11766,7 @@
         <w:t xml:space="preserve"> </w:t>
       </w:r>
       <w:r>
-        <w:t xml:space="preserve">A per-year IRR / PV / FV bucket for the funding-source effect — with the algebraic identity</w:t>
+        <w:t xml:space="preserve">A per-year PV / FV / IRR bucket for the funding-source effect — with the algebraic identity</w:t>
       </w:r>
       <w:r>
         <w:t xml:space="preserve"> </w:t>
@@ -12617,7 +12617,7 @@
               <w:pStyle w:val="Compact"/>
             </w:pPr>
             <w:r>
-              <w:t xml:space="preserve">IRMAA Savings (FV)</w:t>
+              <w:t xml:space="preserve">Medicare-Surcharge Savings (FV)</w:t>
             </w:r>
           </w:p>
         </w:tc>
@@ -12652,7 +12652,7 @@
               <w:pStyle w:val="Compact"/>
             </w:pPr>
             <w:r>
-              <w:t xml:space="preserve">IRMAA Savings (PV)</w:t>
+              <w:t xml:space="preserve">Medicare-Surcharge Savings (PV)</w:t>
             </w:r>
           </w:p>
         </w:tc>
@@ -13405,7 +13405,7 @@
               <w:pStyle w:val="Compact"/>
             </w:pPr>
             <w:r>
-              <w:t xml:space="preserve">IRMAA Savings (FV)</w:t>
+              <w:t xml:space="preserve">Medicare-Surcharge Savings (FV)</w:t>
             </w:r>
           </w:p>
         </w:tc>
@@ -13440,7 +13440,7 @@
               <w:pStyle w:val="Compact"/>
             </w:pPr>
             <w:r>
-              <w:t xml:space="preserve">IRMAA Savings (PV)</w:t>
+              <w:t xml:space="preserve">Medicare-Surcharge Savings (PV)</w:t>
             </w:r>
           </w:p>
         </w:tc>
@@ -13812,23 +13812,17 @@
         </w:numPr>
       </w:pPr>
       <w:r>
-        <w:t xml:space="preserve">The</w:t>
-      </w:r>
-      <w:r>
-        <w:t xml:space="preserve"> </w:t>
-      </w:r>
-      <w:r>
         <w:rPr>
           <w:b/>
           <w:bCs/>
         </w:rPr>
-        <w:t xml:space="preserve">Synthetic Roth Contribution (FV)</w:t>
-      </w:r>
-      <w:r>
-        <w:t xml:space="preserve"> </w:t>
-      </w:r>
-      <w:r>
-        <w:t xml:space="preserve">is empirically validated: Outside FA = $33,917.27 =</w:t>
+        <w:t xml:space="preserve">Synthetic Roth Contribution (FV).</w:t>
+      </w:r>
+      <w:r>
+        <w:t xml:space="preserve"> </w:t>
+      </w:r>
+      <w:r>
+        <w:t xml:space="preserve">Outside FA = $33,917.27 =</w:t>
       </w:r>
       <w:r>
         <w:t xml:space="preserve"> </w:t>
@@ -13848,29 +13842,7 @@
         <w:t xml:space="preserve"> </w:t>
       </w:r>
       <w:r>
-        <w:t xml:space="preserve">annuity-factor multiple = $17,966 × 1.88786. Outside RMD = $71,229.59 ≈ the nominal 30-year (Outside − Inside) ATCF delta of $71,229.46. The stored SRC value captures the lifetime nominal payoff across both distribution methods.</w:t>
-      </w:r>
-    </w:p>
-    <w:p>
-      <w:pPr>
-        <w:pStyle w:val="Compact"/>
-        <w:numPr>
-          <w:ilvl w:val="0"/>
-          <w:numId w:val="1008"/>
-        </w:numPr>
-      </w:pPr>
-      <w:r>
-        <w:rPr>
-          <w:b/>
-          <w:bCs/>
-        </w:rPr>
-        <w:t xml:space="preserve">RMD’s higher SRC</w:t>
-      </w:r>
-      <w:r>
-        <w:t xml:space="preserve"> </w:t>
-      </w:r>
-      <w:r>
-        <w:t xml:space="preserve">(~$71,230 vs FA’s ~$33,917) reflects the longer compounding horizon: RMD’s beneficiary 10-year window extends the SRC compound period beyond the owner-only horizon of FA, increasing nominal lifetime value. PV at 7% is identical across methods ($17,966 =</w:t>
+        <w:t xml:space="preserve">1.88786; Outside RMD = $71,229.59 ≈ nominal 30-year (Outside − Inside) ATCF delta of $71,229.46. RMD’s larger nominal SRC reflects the longer compounding horizon — RMD’s 10-year beneficiary window extends the SRC compound period beyond FA’s owner-only 20 years. PV at 7% is identical across methods ($17,966 =</w:t>
       </w:r>
       <w:r>
         <w:t xml:space="preserve"> </w:t>
@@ -13881,7 +13853,7 @@
         </m:r>
       </m:oMath>
       <w:r>
-        <w:t xml:space="preserve">) — exactly the algebraic identity of §4.</w:t>
+        <w:t xml:space="preserve">), as the §4 identity requires.</w:t>
       </w:r>
     </w:p>
     <w:p>
@@ -13938,7 +13910,7 @@
         <w:t xml:space="preserve"> </w:t>
       </w:r>
       <w:r>
-        <w:t xml:space="preserve">(25.23% vs FA’s 22.39%) because RMD’s later, larger withdrawals push more of the lifetime distributions into higher brackets, increasing the time-weighted average.</w:t>
+        <w:t xml:space="preserve">(25.23% vs FA’s 22.39%) because RMD’s later, larger withdrawals push more lifetime distributions into higher brackets.</w:t>
       </w:r>
     </w:p>
     <w:p>
@@ -13960,7 +13932,7 @@
         <w:t xml:space="preserve"> </w:t>
       </w:r>
       <w:r>
-        <w:t xml:space="preserve">is non-zero only in Outside scenarios because it captures the value of</w:t>
+        <w:t xml:space="preserve">is non-zero only under Outside payment — it captures the value of</w:t>
       </w:r>
       <w:r>
         <w:t xml:space="preserve"> </w:t>
@@ -13974,7 +13946,7 @@
         <w:t xml:space="preserve"> </w:t>
       </w:r>
       <w:r>
-        <w:t xml:space="preserve">dollars escaping taxable-account drag; this effect does not exist when no outside dollars are migrated into the Roth wrapper. Magnitudes here are small because the scenarios use a modest</w:t>
+        <w:t xml:space="preserve">dollars escaping taxable-account drag. Magnitudes here are small because the scenarios use a modest</w:t>
       </w:r>
       <w:r>
         <w:t xml:space="preserve"> </w:t>
@@ -14022,13 +13994,13 @@
           <w:b/>
           <w:bCs/>
         </w:rPr>
-        <w:t xml:space="preserve">Tax-Rate Spread, IRMAA Savings, and RMD Tax-Drag are identical between Inside and Outside</w:t>
-      </w:r>
-      <w:r>
-        <w:t xml:space="preserve"> </w:t>
-      </w:r>
-      <w:r>
-        <w:t xml:space="preserve">within each distribution method — confirming these components are independent of payment source, as the SRC framework predicts.</w:t>
+        <w:t xml:space="preserve">Tax-Rate Spread, Medicare-Surcharge Savings, and RMD Tax-Drag are identical between Inside and Outside</w:t>
+      </w:r>
+      <w:r>
+        <w:t xml:space="preserve"> </w:t>
+      </w:r>
+      <w:r>
+        <w:t xml:space="preserve">within each distribution method — confirming these components are funding-source-independent, as the SRC framework predicts.</w:t>
       </w:r>
     </w:p>
     <w:p>
@@ -14050,7 +14022,7 @@
         <w:t xml:space="preserve"> </w:t>
       </w:r>
       <w:r>
-        <w:t xml:space="preserve">because Outside’s distribution stream includes the year-by-year +$1,695.86 increment from the SRC (under FA). The Outside FV equals approximately Inside FV + (</w:t>
+        <w:t xml:space="preserve">because Outside’s distribution stream includes the year-by-year SRC increment. Under FA: Outside FV ≈ Inside FV + (</w:t>
       </w:r>
       <m:oMath>
         <m:r>
@@ -14067,7 +14039,7 @@
         <w:t xml:space="preserve"> </w:t>
       </w:r>
       <w:r>
-        <w:t xml:space="preserve">Annuity-Factor Multiple) = $31,937 + $33,917 = $65,854.</w:t>
+        <w:t xml:space="preserve">annuity-factor multiple) = $31,937 + $33,917 = $65,854.</w:t>
       </w:r>
     </w:p>
     <w:p>
@@ -14089,7 +14061,7 @@
         <w:t xml:space="preserve"> </w:t>
       </w:r>
       <w:r>
-        <w:t xml:space="preserve">is undefined under Inside payment (no outside outlay; cash-flow stream is purely positive). Under Outside payment it is meaningful: the rate at which the conversion’s full cash-flow profile produces NPV = 0. The Outside IRR exceeds the portfolio rate by the combined spread + IRMAA + tax-drag alpha, on top of the PV-zero-at-</w:t>
+        <w:t xml:space="preserve">is undefined under Inside payment (no outside outlay; cash-flow stream is purely positive). Under Outside it is meaningful: the Outside IRR exceeds the portfolio rate by the combined spread + Medicare-surcharge + tax-drag alpha, on top of the PV-zero-at-</w:t>
       </w:r>
       <m:oMath>
         <m:r>

--- a/exports/synthetic-roth-contribution.docx
+++ b/exports/synthetic-roth-contribution.docx
@@ -518,6 +518,250 @@
       </w:r>
     </w:p>
     <w:p>
+      <w:pPr>
+        <w:pStyle w:val="BodyText"/>
+      </w:pPr>
+      <w:r>
+        <w:rPr>
+          <w:b/>
+          <w:bCs/>
+        </w:rPr>
+        <w:t xml:space="preserve">Contributions of this paper.</w:t>
+      </w:r>
+    </w:p>
+    <w:p>
+      <w:pPr>
+        <w:numPr>
+          <w:ilvl w:val="0"/>
+          <w:numId w:val="1001"/>
+        </w:numPr>
+      </w:pPr>
+      <w:r>
+        <w:rPr>
+          <w:b/>
+          <w:bCs/>
+        </w:rPr>
+        <w:t xml:space="preserve">Formal definition and separable decomposition.</w:t>
+      </w:r>
+      <w:r>
+        <w:t xml:space="preserve"> </w:t>
+      </w:r>
+      <w:r>
+        <w:t xml:space="preserve">The SRC is defined as the conversion-tax amount</w:t>
+      </w:r>
+      <w:r>
+        <w:t xml:space="preserve"> </w:t>
+      </w:r>
+      <m:oMath>
+        <m:r>
+          <m:t>K</m:t>
+        </m:r>
+      </m:oMath>
+      <w:r>
+        <w:t xml:space="preserve"> </w:t>
+      </w:r>
+      <w:r>
+        <w:t xml:space="preserve">migrating from the bank account into the Roth wrapper under Outside funding, with its own per-year IRR / PV / FV identity distinct from the rate-arbitrage Core, the Medicare-surcharge-reduction alpha, and the RMD tax-drag alpha. To our knowledge, this separable decomposition has not been published outside this framework.</w:t>
+      </w:r>
+    </w:p>
+    <w:p>
+      <w:pPr>
+        <w:numPr>
+          <w:ilvl w:val="0"/>
+          <w:numId w:val="1001"/>
+        </w:numPr>
+      </w:pPr>
+      <w:r>
+        <w:rPr>
+          <w:b/>
+          <w:bCs/>
+        </w:rPr>
+        <w:t xml:space="preserve">Algebraic proof of the matched-rate PV identity.</w:t>
+      </w:r>
+      <w:r>
+        <w:t xml:space="preserve"> </w:t>
+      </w:r>
+      <w:r>
+        <w:t xml:space="preserve">When the discount rate equals the portfolio rate,</w:t>
+      </w:r>
+      <w:r>
+        <w:t xml:space="preserve"> </w:t>
+      </w:r>
+      <m:oMath>
+        <m:sSub>
+          <m:e>
+            <m:r>
+              <m:rPr>
+                <m:sty m:val="p"/>
+              </m:rPr>
+              <m:t>P</m:t>
+            </m:r>
+            <m:r>
+              <m:rPr>
+                <m:sty m:val="p"/>
+              </m:rPr>
+              <m:t>V</m:t>
+            </m:r>
+          </m:e>
+          <m:sub>
+            <m:r>
+              <m:t>r</m:t>
+            </m:r>
+          </m:sub>
+        </m:sSub>
+        <m:r>
+          <m:rPr>
+            <m:sty m:val="p"/>
+          </m:rPr>
+          <m:t>(</m:t>
+        </m:r>
+        <m:r>
+          <m:rPr>
+            <m:sty m:val="p"/>
+          </m:rPr>
+          <m:t>O</m:t>
+        </m:r>
+        <m:r>
+          <m:rPr>
+            <m:sty m:val="p"/>
+          </m:rPr>
+          <m:t>u</m:t>
+        </m:r>
+        <m:r>
+          <m:rPr>
+            <m:sty m:val="p"/>
+          </m:rPr>
+          <m:t>t</m:t>
+        </m:r>
+        <m:r>
+          <m:rPr>
+            <m:sty m:val="p"/>
+          </m:rPr>
+          <m:t>s</m:t>
+        </m:r>
+        <m:r>
+          <m:rPr>
+            <m:sty m:val="p"/>
+          </m:rPr>
+          <m:t>i</m:t>
+        </m:r>
+        <m:r>
+          <m:rPr>
+            <m:sty m:val="p"/>
+          </m:rPr>
+          <m:t>d</m:t>
+        </m:r>
+        <m:r>
+          <m:rPr>
+            <m:sty m:val="p"/>
+          </m:rPr>
+          <m:t>e</m:t>
+        </m:r>
+        <m:r>
+          <m:rPr>
+            <m:sty m:val="p"/>
+          </m:rPr>
+          <m:t>−</m:t>
+        </m:r>
+        <m:r>
+          <m:rPr>
+            <m:sty m:val="p"/>
+          </m:rPr>
+          <m:t>I</m:t>
+        </m:r>
+        <m:r>
+          <m:rPr>
+            <m:sty m:val="p"/>
+          </m:rPr>
+          <m:t>n</m:t>
+        </m:r>
+        <m:r>
+          <m:rPr>
+            <m:sty m:val="p"/>
+          </m:rPr>
+          <m:t>s</m:t>
+        </m:r>
+        <m:r>
+          <m:rPr>
+            <m:sty m:val="p"/>
+          </m:rPr>
+          <m:t>i</m:t>
+        </m:r>
+        <m:r>
+          <m:rPr>
+            <m:sty m:val="p"/>
+          </m:rPr>
+          <m:t>d</m:t>
+        </m:r>
+        <m:r>
+          <m:rPr>
+            <m:sty m:val="p"/>
+          </m:rPr>
+          <m:t>e</m:t>
+        </m:r>
+        <m:r>
+          <m:rPr>
+            <m:sty m:val="p"/>
+          </m:rPr>
+          <m:t>)</m:t>
+        </m:r>
+        <m:r>
+          <m:rPr>
+            <m:sty m:val="p"/>
+          </m:rPr>
+          <m:t>=</m:t>
+        </m:r>
+        <m:r>
+          <m:t>0</m:t>
+        </m:r>
+      </m:oMath>
+      <w:r>
+        <w:t xml:space="preserve">, via the annuity-payment / present-value identity (§4).</w:t>
+      </w:r>
+    </w:p>
+    <w:p>
+      <w:pPr>
+        <w:numPr>
+          <w:ilvl w:val="0"/>
+          <w:numId w:val="1001"/>
+        </w:numPr>
+      </w:pPr>
+      <w:r>
+        <w:rPr>
+          <w:b/>
+          <w:bCs/>
+        </w:rPr>
+        <w:t xml:space="preserve">Empirical validation under both Fixed Annuity and RMD distributions.</w:t>
+      </w:r>
+      <w:r>
+        <w:t xml:space="preserve"> </w:t>
+      </w:r>
+      <w:r>
+        <w:t xml:space="preserve">Paired Inside/Outside scenarios confirm the algebraic identity — the constant $1,695.86/year increment under FA (§5) and a per-year-varying but PV-canceling increment under RMD (§5B), closing the year-0 outflow to within 4 cents over a 30-year horizon.</w:t>
+      </w:r>
+    </w:p>
+    <w:p>
+      <w:pPr>
+        <w:numPr>
+          <w:ilvl w:val="0"/>
+          <w:numId w:val="1001"/>
+        </w:numPr>
+      </w:pPr>
+      <w:r>
+        <w:rPr>
+          <w:b/>
+          <w:bCs/>
+        </w:rPr>
+        <w:t xml:space="preserve">Wrapper Migration Neutrality as a generalizing principle.</w:t>
+      </w:r>
+      <w:r>
+        <w:t xml:space="preserve"> </w:t>
+      </w:r>
+      <w:r>
+        <w:t xml:space="preserve">Pure wrapper migrations at constant household wealth impose no PV cost at the portfolio rate. The SRC is one instance of this principle (§3.5).</w:t>
+      </w:r>
+    </w:p>
+    <w:p>
       <w:r>
         <w:pict>
           <v:rect style="width:0;height:1.5pt" o:hralign="center" o:hrstd="t" o:hr="t"/>
@@ -2630,7 +2874,7 @@
         <w:pStyle w:val="Compact"/>
         <w:numPr>
           <w:ilvl w:val="0"/>
-          <w:numId w:val="1001"/>
+          <w:numId w:val="1002"/>
         </w:numPr>
       </w:pPr>
       <w:r>
@@ -2686,7 +2930,7 @@
         <w:pStyle w:val="Compact"/>
         <w:numPr>
           <w:ilvl w:val="0"/>
-          <w:numId w:val="1001"/>
+          <w:numId w:val="1002"/>
         </w:numPr>
       </w:pPr>
       <w:r>
@@ -3912,7 +4156,7 @@
         <w:pStyle w:val="Compact"/>
         <w:numPr>
           <w:ilvl w:val="0"/>
-          <w:numId w:val="1002"/>
+          <w:numId w:val="1003"/>
         </w:numPr>
       </w:pPr>
       <w:r>
@@ -3968,7 +4212,7 @@
         <w:pStyle w:val="Compact"/>
         <w:numPr>
           <w:ilvl w:val="0"/>
-          <w:numId w:val="1002"/>
+          <w:numId w:val="1003"/>
         </w:numPr>
       </w:pPr>
       <w:r>
@@ -4010,7 +4254,7 @@
         <w:pStyle w:val="Compact"/>
         <w:numPr>
           <w:ilvl w:val="0"/>
-          <w:numId w:val="1002"/>
+          <w:numId w:val="1003"/>
         </w:numPr>
       </w:pPr>
       <w:r>
@@ -7746,7 +7990,7 @@
         <w:pStyle w:val="BodyText"/>
       </w:pPr>
       <w:r>
-        <w:t xml:space="preserve">The household paid $17,966 at year 0 and received its present-value equivalent back over 20 years — the algebraic identity in production-system numbers. The conversion’s alpha components (rate-arbitrage Core, IRMAA savings, tax-drag) are identical between Inside and Outside; both scenarios report $9,766 of alpha in PV terms. Outside also admits an IRR measurement on the</w:t>
+        <w:t xml:space="preserve">The household paid $17,966 at year 0 and received its present-value equivalent back over 20 years — the algebraic identity in production-system numbers. The conversion’s alpha components (rate-arbitrage Core, Medicare-surcharge savings, tax-drag) are identical between Inside and Outside; both scenarios report $9,766 of alpha in PV terms. Outside also admits an IRR measurement on the</w:t>
       </w:r>
       <w:r>
         <w:t xml:space="preserve"> </w:t>
@@ -7794,7 +8038,7 @@
         <w:pStyle w:val="Compact"/>
         <w:numPr>
           <w:ilvl w:val="0"/>
-          <w:numId w:val="1003"/>
+          <w:numId w:val="1004"/>
         </w:numPr>
       </w:pPr>
       <w:r>
@@ -7864,7 +8108,7 @@
         <w:pStyle w:val="Compact"/>
         <w:numPr>
           <w:ilvl w:val="0"/>
-          <w:numId w:val="1003"/>
+          <w:numId w:val="1004"/>
         </w:numPr>
       </w:pPr>
       <w:r>
@@ -11106,7 +11350,7 @@
         <w:pStyle w:val="Compact"/>
         <w:numPr>
           <w:ilvl w:val="0"/>
-          <w:numId w:val="1004"/>
+          <w:numId w:val="1005"/>
         </w:numPr>
       </w:pPr>
       <w:r>
@@ -11128,7 +11372,7 @@
         <w:pStyle w:val="Compact"/>
         <w:numPr>
           <w:ilvl w:val="0"/>
-          <w:numId w:val="1004"/>
+          <w:numId w:val="1005"/>
         </w:numPr>
       </w:pPr>
       <w:r>
@@ -11218,7 +11462,7 @@
       <w:pPr>
         <w:numPr>
           <w:ilvl w:val="0"/>
-          <w:numId w:val="1005"/>
+          <w:numId w:val="1006"/>
         </w:numPr>
       </w:pPr>
       <w:r>
@@ -11239,7 +11483,7 @@
       <w:pPr>
         <w:numPr>
           <w:ilvl w:val="0"/>
-          <w:numId w:val="1005"/>
+          <w:numId w:val="1006"/>
         </w:numPr>
       </w:pPr>
       <w:r>
@@ -11344,7 +11588,7 @@
       <w:pPr>
         <w:numPr>
           <w:ilvl w:val="0"/>
-          <w:numId w:val="1006"/>
+          <w:numId w:val="1007"/>
         </w:numPr>
       </w:pPr>
       <w:r>
@@ -11421,7 +11665,7 @@
       <w:pPr>
         <w:numPr>
           <w:ilvl w:val="0"/>
-          <w:numId w:val="1006"/>
+          <w:numId w:val="1007"/>
         </w:numPr>
       </w:pPr>
       <w:r>
@@ -11603,7 +11847,7 @@
       <w:pPr>
         <w:numPr>
           <w:ilvl w:val="0"/>
-          <w:numId w:val="1006"/>
+          <w:numId w:val="1007"/>
         </w:numPr>
       </w:pPr>
       <w:r>
@@ -11650,7 +11894,7 @@
       <w:pPr>
         <w:numPr>
           <w:ilvl w:val="0"/>
-          <w:numId w:val="1006"/>
+          <w:numId w:val="1007"/>
         </w:numPr>
       </w:pPr>
       <w:r>
@@ -11752,7 +11996,7 @@
       <w:pPr>
         <w:numPr>
           <w:ilvl w:val="0"/>
-          <w:numId w:val="1007"/>
+          <w:numId w:val="1008"/>
         </w:numPr>
       </w:pPr>
       <w:r>
@@ -11837,7 +12081,7 @@
       <w:pPr>
         <w:numPr>
           <w:ilvl w:val="0"/>
-          <w:numId w:val="1007"/>
+          <w:numId w:val="1008"/>
         </w:numPr>
       </w:pPr>
       <w:r>
@@ -11908,7 +12152,7 @@
       <w:pPr>
         <w:numPr>
           <w:ilvl w:val="0"/>
-          <w:numId w:val="1007"/>
+          <w:numId w:val="1008"/>
         </w:numPr>
       </w:pPr>
       <w:r>
@@ -11944,7 +12188,7 @@
           <w:b/>
           <w:bCs/>
         </w:rPr>
-        <w:t xml:space="preserve">framing dissolves under SRC accounting.</w:t>
+        <w:t xml:space="preserve">framing no longer holds under SRC accounting.</w:t>
       </w:r>
       <w:r>
         <w:t xml:space="preserve"> </w:t>
@@ -11957,7 +12201,7 @@
       <w:pPr>
         <w:numPr>
           <w:ilvl w:val="0"/>
-          <w:numId w:val="1007"/>
+          <w:numId w:val="1008"/>
         </w:numPr>
       </w:pPr>
       <w:r>
@@ -11983,7 +12227,7 @@
         <w:t xml:space="preserve"> </w:t>
       </w:r>
       <w:r>
-        <w:t xml:space="preserve">rule captures the rate-arbitrage Core in isolation and ignores Medicare-surcharge-reduction and RMD tax-drag — both of which can flip the decision. Households deferring otherwise-favorable conversions on the basis of published recoupment-age advice are being misled by the omission, not the math.</w:t>
+        <w:t xml:space="preserve">rule captures the rate-arbitrage Core in isolation and ignores Medicare-surcharge-reduction and RMD tax-drag — both of which can flip the decision. Households deferring otherwise-favorable conversions on the basis of published recoupment-age advice are reacting to an incomplete accounting, not to the math.</w:t>
       </w:r>
     </w:p>
     <w:p>
@@ -13808,7 +14052,7 @@
         <w:pStyle w:val="Compact"/>
         <w:numPr>
           <w:ilvl w:val="0"/>
-          <w:numId w:val="1008"/>
+          <w:numId w:val="1009"/>
         </w:numPr>
       </w:pPr>
       <w:r>
@@ -13861,7 +14105,7 @@
         <w:pStyle w:val="Compact"/>
         <w:numPr>
           <w:ilvl w:val="0"/>
-          <w:numId w:val="1008"/>
+          <w:numId w:val="1009"/>
         </w:numPr>
       </w:pPr>
       <w:r>
@@ -13918,7 +14162,7 @@
         <w:pStyle w:val="Compact"/>
         <w:numPr>
           <w:ilvl w:val="0"/>
-          <w:numId w:val="1008"/>
+          <w:numId w:val="1009"/>
         </w:numPr>
       </w:pPr>
       <w:r>
@@ -13986,7 +14230,7 @@
         <w:pStyle w:val="Compact"/>
         <w:numPr>
           <w:ilvl w:val="0"/>
-          <w:numId w:val="1008"/>
+          <w:numId w:val="1009"/>
         </w:numPr>
       </w:pPr>
       <w:r>
@@ -14008,7 +14252,7 @@
         <w:pStyle w:val="Compact"/>
         <w:numPr>
           <w:ilvl w:val="0"/>
-          <w:numId w:val="1008"/>
+          <w:numId w:val="1009"/>
         </w:numPr>
       </w:pPr>
       <w:r>
@@ -14047,7 +14291,7 @@
         <w:pStyle w:val="Compact"/>
         <w:numPr>
           <w:ilvl w:val="0"/>
-          <w:numId w:val="1008"/>
+          <w:numId w:val="1009"/>
         </w:numPr>
       </w:pPr>
       <w:r>
@@ -14207,6 +14451,91 @@
       </w:pPr>
     </w:lvl>
   </w:abstractNum>
+  <w:abstractNum w:abstractNumId="99411">
+    <w:nsid w:val="00A99411"/>
+    <w:multiLevelType w:val="multilevel"/>
+    <w:lvl w:ilvl="0">
+      <w:start w:val="1"/>
+      <w:numFmt w:val="decimal"/>
+      <w:lvlText w:val="%1."/>
+      <w:lvlJc w:val="left"/>
+      <w:pPr>
+        <w:ind w:left="720" w:hanging="360"/>
+      </w:pPr>
+    </w:lvl>
+    <w:lvl w:ilvl="1">
+      <w:start w:val="1"/>
+      <w:numFmt w:val="decimal"/>
+      <w:lvlText w:val="%2."/>
+      <w:lvlJc w:val="left"/>
+      <w:pPr>
+        <w:ind w:left="1440" w:hanging="360"/>
+      </w:pPr>
+    </w:lvl>
+    <w:lvl w:ilvl="2">
+      <w:start w:val="1"/>
+      <w:numFmt w:val="decimal"/>
+      <w:lvlText w:val="%3."/>
+      <w:lvlJc w:val="left"/>
+      <w:pPr>
+        <w:ind w:left="2160" w:hanging="360"/>
+      </w:pPr>
+    </w:lvl>
+    <w:lvl w:ilvl="3">
+      <w:start w:val="1"/>
+      <w:numFmt w:val="decimal"/>
+      <w:lvlText w:val="%4."/>
+      <w:lvlJc w:val="left"/>
+      <w:pPr>
+        <w:ind w:left="2880" w:hanging="360"/>
+      </w:pPr>
+    </w:lvl>
+    <w:lvl w:ilvl="4">
+      <w:start w:val="1"/>
+      <w:numFmt w:val="decimal"/>
+      <w:lvlText w:val="%5."/>
+      <w:lvlJc w:val="left"/>
+      <w:pPr>
+        <w:ind w:left="3600" w:hanging="360"/>
+      </w:pPr>
+    </w:lvl>
+    <w:lvl w:ilvl="5">
+      <w:start w:val="1"/>
+      <w:numFmt w:val="decimal"/>
+      <w:lvlText w:val="%6."/>
+      <w:lvlJc w:val="left"/>
+      <w:pPr>
+        <w:ind w:left="4320" w:hanging="360"/>
+      </w:pPr>
+    </w:lvl>
+    <w:lvl w:ilvl="6">
+      <w:start w:val="1"/>
+      <w:numFmt w:val="decimal"/>
+      <w:lvlText w:val="%7."/>
+      <w:lvlJc w:val="left"/>
+      <w:pPr>
+        <w:ind w:left="5040" w:hanging="360"/>
+      </w:pPr>
+    </w:lvl>
+    <w:lvl w:ilvl="7">
+      <w:start w:val="1"/>
+      <w:numFmt w:val="decimal"/>
+      <w:lvlText w:val="%8."/>
+      <w:lvlJc w:val="left"/>
+      <w:pPr>
+        <w:ind w:left="5760" w:hanging="360"/>
+      </w:pPr>
+    </w:lvl>
+    <w:lvl w:ilvl="8">
+      <w:start w:val="1"/>
+      <w:numFmt w:val="decimal"/>
+      <w:lvlText w:val="%9."/>
+      <w:lvlJc w:val="left"/>
+      <w:pPr>
+        <w:ind w:left="6480" w:hanging="360"/>
+      </w:pPr>
+    </w:lvl>
+  </w:abstractNum>
   <w:abstractNum w:abstractNumId="991">
     <w:nsid w:val="0000A991"/>
     <w:multiLevelType w:val="multilevel"/>
@@ -14310,101 +14639,10 @@
       </w:rPr>
     </w:lvl>
   </w:abstractNum>
-  <w:abstractNum w:abstractNumId="99411">
-    <w:nsid w:val="00A99411"/>
-    <w:multiLevelType w:val="multilevel"/>
-    <w:lvl w:ilvl="0">
-      <w:start w:val="1"/>
-      <w:numFmt w:val="decimal"/>
-      <w:lvlText w:val="%1."/>
-      <w:lvlJc w:val="left"/>
-      <w:pPr>
-        <w:ind w:left="720" w:hanging="360"/>
-      </w:pPr>
-    </w:lvl>
-    <w:lvl w:ilvl="1">
-      <w:start w:val="1"/>
-      <w:numFmt w:val="decimal"/>
-      <w:lvlText w:val="%2."/>
-      <w:lvlJc w:val="left"/>
-      <w:pPr>
-        <w:ind w:left="1440" w:hanging="360"/>
-      </w:pPr>
-    </w:lvl>
-    <w:lvl w:ilvl="2">
-      <w:start w:val="1"/>
-      <w:numFmt w:val="decimal"/>
-      <w:lvlText w:val="%3."/>
-      <w:lvlJc w:val="left"/>
-      <w:pPr>
-        <w:ind w:left="2160" w:hanging="360"/>
-      </w:pPr>
-    </w:lvl>
-    <w:lvl w:ilvl="3">
-      <w:start w:val="1"/>
-      <w:numFmt w:val="decimal"/>
-      <w:lvlText w:val="%4."/>
-      <w:lvlJc w:val="left"/>
-      <w:pPr>
-        <w:ind w:left="2880" w:hanging="360"/>
-      </w:pPr>
-    </w:lvl>
-    <w:lvl w:ilvl="4">
-      <w:start w:val="1"/>
-      <w:numFmt w:val="decimal"/>
-      <w:lvlText w:val="%5."/>
-      <w:lvlJc w:val="left"/>
-      <w:pPr>
-        <w:ind w:left="3600" w:hanging="360"/>
-      </w:pPr>
-    </w:lvl>
-    <w:lvl w:ilvl="5">
-      <w:start w:val="1"/>
-      <w:numFmt w:val="decimal"/>
-      <w:lvlText w:val="%6."/>
-      <w:lvlJc w:val="left"/>
-      <w:pPr>
-        <w:ind w:left="4320" w:hanging="360"/>
-      </w:pPr>
-    </w:lvl>
-    <w:lvl w:ilvl="6">
-      <w:start w:val="1"/>
-      <w:numFmt w:val="decimal"/>
-      <w:lvlText w:val="%7."/>
-      <w:lvlJc w:val="left"/>
-      <w:pPr>
-        <w:ind w:left="5040" w:hanging="360"/>
-      </w:pPr>
-    </w:lvl>
-    <w:lvl w:ilvl="7">
-      <w:start w:val="1"/>
-      <w:numFmt w:val="decimal"/>
-      <w:lvlText w:val="%8."/>
-      <w:lvlJc w:val="left"/>
-      <w:pPr>
-        <w:ind w:left="5760" w:hanging="360"/>
-      </w:pPr>
-    </w:lvl>
-    <w:lvl w:ilvl="8">
-      <w:start w:val="1"/>
-      <w:numFmt w:val="decimal"/>
-      <w:lvlText w:val="%9."/>
-      <w:lvlJc w:val="left"/>
-      <w:pPr>
-        <w:ind w:left="6480" w:hanging="360"/>
-      </w:pPr>
-    </w:lvl>
-  </w:abstractNum>
   <w:num w:numId="1000">
     <w:abstractNumId w:val="990"/>
   </w:num>
   <w:num w:numId="1001">
-    <w:abstractNumId w:val="991"/>
-  </w:num>
-  <w:num w:numId="1002">
-    <w:abstractNumId w:val="991"/>
-  </w:num>
-  <w:num w:numId="1003">
     <w:abstractNumId w:val="99411"/>
     <w:lvlOverride w:ilvl="0">
       <w:startOverride w:val="1"/>
@@ -14434,13 +14672,13 @@
       <w:startOverride w:val="1"/>
     </w:lvlOverride>
   </w:num>
-  <w:num w:numId="1004">
+  <w:num w:numId="1002">
     <w:abstractNumId w:val="991"/>
   </w:num>
-  <w:num w:numId="1005">
+  <w:num w:numId="1003">
     <w:abstractNumId w:val="991"/>
   </w:num>
-  <w:num w:numId="1006">
+  <w:num w:numId="1004">
     <w:abstractNumId w:val="99411"/>
     <w:lvlOverride w:ilvl="0">
       <w:startOverride w:val="1"/>
@@ -14470,10 +14708,46 @@
       <w:startOverride w:val="1"/>
     </w:lvlOverride>
   </w:num>
-  <w:num w:numId="1007">
+  <w:num w:numId="1005">
     <w:abstractNumId w:val="991"/>
   </w:num>
+  <w:num w:numId="1006">
+    <w:abstractNumId w:val="991"/>
+  </w:num>
+  <w:num w:numId="1007">
+    <w:abstractNumId w:val="99411"/>
+    <w:lvlOverride w:ilvl="0">
+      <w:startOverride w:val="1"/>
+    </w:lvlOverride>
+    <w:lvlOverride w:ilvl="1">
+      <w:startOverride w:val="1"/>
+    </w:lvlOverride>
+    <w:lvlOverride w:ilvl="2">
+      <w:startOverride w:val="1"/>
+    </w:lvlOverride>
+    <w:lvlOverride w:ilvl="3">
+      <w:startOverride w:val="1"/>
+    </w:lvlOverride>
+    <w:lvlOverride w:ilvl="4">
+      <w:startOverride w:val="1"/>
+    </w:lvlOverride>
+    <w:lvlOverride w:ilvl="5">
+      <w:startOverride w:val="1"/>
+    </w:lvlOverride>
+    <w:lvlOverride w:ilvl="6">
+      <w:startOverride w:val="1"/>
+    </w:lvlOverride>
+    <w:lvlOverride w:ilvl="7">
+      <w:startOverride w:val="1"/>
+    </w:lvlOverride>
+    <w:lvlOverride w:ilvl="8">
+      <w:startOverride w:val="1"/>
+    </w:lvlOverride>
+  </w:num>
   <w:num w:numId="1008">
+    <w:abstractNumId w:val="991"/>
+  </w:num>
+  <w:num w:numId="1009">
     <w:abstractNumId w:val="991"/>
   </w:num>
 </w:numbering>

--- a/exports/synthetic-roth-contribution.docx
+++ b/exports/synthetic-roth-contribution.docx
@@ -2379,6 +2379,57 @@
       </w:r>
       <w:r>
         <w:t xml:space="preserve">is in fact the household’s own $22,000, sitting in the Roth from year 0 onward — compounding tax-free, eventually distributing tax-free, with material economic value through the tax-drag-differential channel (§6) that McQuarrie’s same-rate framework eliminates by construction.</w:t>
+      </w:r>
+    </w:p>
+    <w:p>
+      <w:pPr>
+        <w:pStyle w:val="BodyText"/>
+      </w:pPr>
+      <w:r>
+        <w:t xml:space="preserve">The identity is derivable from McQuarrie’s own Table 1. His column 8 — tax-at-22% on each year’s RMD over the 27-year distribution horizon — discounted at the same 6% portfolio rate his paper uses for NPV, sums to ~$22,000, exactly the up-front conversion tax. This is the matched-rate PV identity of §4:</w:t>
+      </w:r>
+      <w:r>
+        <w:t xml:space="preserve"> </w:t>
+      </w:r>
+      <m:oMath>
+        <m:sSub>
+          <m:e>
+            <m:r>
+              <m:rPr>
+                <m:sty m:val="p"/>
+              </m:rPr>
+              <m:t>P</m:t>
+            </m:r>
+            <m:r>
+              <m:rPr>
+                <m:sty m:val="p"/>
+              </m:rPr>
+              <m:t>V</m:t>
+            </m:r>
+          </m:e>
+          <m:sub>
+            <m:r>
+              <m:t>r</m:t>
+            </m:r>
+          </m:sub>
+        </m:sSub>
+      </m:oMath>
+      <w:r>
+        <w:t xml:space="preserve"> </w:t>
+      </w:r>
+      <w:r>
+        <w:t xml:space="preserve">of the avoided-distribution-tax stream at the conversion rate equals</w:t>
+      </w:r>
+      <w:r>
+        <w:t xml:space="preserve"> </w:t>
+      </w:r>
+      <m:oMath>
+        <m:r>
+          <m:t>K</m:t>
+        </m:r>
+      </m:oMath>
+      <w:r>
+        <w:t xml:space="preserve">. McQuarrie published the column but never discounted it separately — his framework computes Col 7 − Col 8 (the $3,000 rate-arbitrage Core) and treats the $22,000 as a one-sided cost, hiding the wrapper migration that his own data implicitly prove is PV-zero.</w:t>
       </w:r>
     </w:p>
     <w:p>

--- a/exports/synthetic-roth-contribution.docx
+++ b/exports/synthetic-roth-contribution.docx
@@ -2218,7 +2218,7 @@
         <w:t xml:space="preserve"> </w:t>
       </w:r>
       <w:r>
-        <w:t xml:space="preserve">gains in total after-tax wealth: $97K → $100K. This is the rate-arbitrage Core — the PV at the portfolio rate of the</w:t>
+        <w:t xml:space="preserve">gains in total after-tax wealth: $97K → $100K. This is the rate-arbitrage Core — PV at portfolio rate of the</w:t>
       </w:r>
       <w:r>
         <w:t xml:space="preserve"> </w:t>
@@ -2271,7 +2271,7 @@
         <w:t xml:space="preserve"> </w:t>
       </w:r>
       <w:r>
-        <w:t xml:space="preserve">spread on the converted principal, equal to (25% − 22%) × $100K — which McQuarrie’s NPV correctly identifies and reports.</w:t>
+        <w:t xml:space="preserve">spread times converted principal, = (25% − 22%) × $100K — which McQuarrie’s NPV correctly identifies and reports.</w:t>
       </w:r>
       <w:r>
         <w:t xml:space="preserve"> </w:t>
@@ -2284,7 +2284,7 @@
         <w:t xml:space="preserve">Second</w:t>
       </w:r>
       <w:r>
-        <w:t xml:space="preserve">, the wrapper composition differs between Outside and Inside: Outside places $100,000 in the Roth (the conversion-tax dollars physically migrated from Bank into Roth); Inside places $78,000 in the Roth (the conversion-tax dollars stayed in the Bank, the conversion tax was withheld from the converted balance). The wrapper-composition difference — $22,000 more in Roth, $22,000 less in Bank, identical $100,000 after-tax totals —</w:t>
+        <w:t xml:space="preserve">, the wrapper composition differs between Outside and Inside: Outside places $100,000 in the Roth (conversion-tax dollars moved from Bank into Roth); Inside places $78,000 in the Roth (conversion-tax dollars stayed in the Bank, conversion tax was withheld from the Traditional balance). The wrapper-composition difference — $22,000 more in Roth, $22,000 less in Bank, identical $100,000 after-tax totals —</w:t>
       </w:r>
       <w:r>
         <w:t xml:space="preserve"> </w:t>

--- a/exports/synthetic-roth-contribution.docx
+++ b/exports/synthetic-roth-contribution.docx
@@ -2218,7 +2218,7 @@
         <w:t xml:space="preserve"> </w:t>
       </w:r>
       <w:r>
-        <w:t xml:space="preserve">gains in total after-tax wealth: $97K → $100K. This is the rate-arbitrage Core — PV at portfolio rate of the</w:t>
+        <w:t xml:space="preserve">gains in total after-tax wealth: $97K → $100K. This is the rate-arbitrage Core —</w:t>
       </w:r>
       <w:r>
         <w:t xml:space="preserve"> </w:t>
@@ -2271,7 +2271,7 @@
         <w:t xml:space="preserve"> </w:t>
       </w:r>
       <w:r>
-        <w:t xml:space="preserve">spread times converted principal, = (25% − 22%) × $100K — which McQuarrie’s NPV correctly identifies and reports.</w:t>
+        <w:t xml:space="preserve">spread times converted principal, = (25% − 22%) × $100K — which McQuarrie’s NPV correctly identifies.</w:t>
       </w:r>
       <w:r>
         <w:t xml:space="preserve"> </w:t>
@@ -2284,7 +2284,7 @@
         <w:t xml:space="preserve">Second</w:t>
       </w:r>
       <w:r>
-        <w:t xml:space="preserve">, the wrapper composition differs between Outside and Inside: Outside places $100,000 in the Roth (conversion-tax dollars moved from Bank into Roth); Inside places $78,000 in the Roth (conversion-tax dollars stayed in the Bank, conversion tax was withheld from the Traditional balance). The wrapper-composition difference — $22,000 more in Roth, $22,000 less in Bank, identical $100,000 after-tax totals —</w:t>
+        <w:t xml:space="preserve">, the Outside/Inside wrapper composition difference: Outside places $100,000 in the Roth (conversion-tax dollars moved from Bank into Roth); Inside converts $78,000 to Roth (conversion-tax dollars stayed in the Bank, tax withheld from the Traditional balance). The wrapper-composition difference — $22,000 more in Roth, $22,000 less in Bank, identical $100,000 after-tax totals —</w:t>
       </w:r>
       <w:r>
         <w:t xml:space="preserve"> </w:t>

--- a/exports/synthetic-roth-contribution.docx
+++ b/exports/synthetic-roth-contribution.docx
@@ -2378,7 +2378,7 @@
         <w:t xml:space="preserve"> </w:t>
       </w:r>
       <w:r>
-        <w:t xml:space="preserve">is in fact the household’s own $22,000, sitting in the Roth from year 0 onward — compounding tax-free, eventually distributing tax-free, with material economic value through the tax-drag-differential channel (§6) that McQuarrie’s same-rate framework eliminates by construction.</w:t>
+        <w:t xml:space="preserve">is in fact the household’s own $22,000, sitting in the Roth from year 0 onward — compounding tax-free, eventually distributing tax-free, with material added economic value through the tax-drag-differential channel (§6) that McQuarrie’s same-rate framework eliminates by construction.</w:t>
       </w:r>
     </w:p>
     <w:p>

--- a/exports/synthetic-roth-contribution.docx
+++ b/exports/synthetic-roth-contribution.docx
@@ -50,7 +50,7 @@
         <w:pStyle w:val="FirstParagraph"/>
       </w:pPr>
       <w:r>
-        <w:t xml:space="preserve">The traditional accounting of a Roth conversion’s value focuses on the tax-rate arbitrage between the conversion-year tax rate</w:t>
+        <w:t xml:space="preserve">The traditional accounting of a Roth conversion’s value focuses on the tax-rate arbitrage between the conversion-year rate</w:t>
       </w:r>
       <w:r>
         <w:t xml:space="preserve"> </w:t>
@@ -73,7 +73,7 @@
         <w:t xml:space="preserve"> </w:t>
       </w:r>
       <w:r>
-        <w:t xml:space="preserve">and a future distribution-year tax rate</w:t>
+        <w:t xml:space="preserve">and the future distribution-year rate</w:t>
       </w:r>
       <w:r>
         <w:t xml:space="preserve"> </w:t>
@@ -93,7 +93,7 @@
         </m:sSub>
       </m:oMath>
       <w:r>
-        <w:t xml:space="preserve">. This framing is incomplete. When the conversion tax is paid from outside the retirement account (e.g., from cash, brokerage, or other taxable savings), the conversion produces a second, distinct economic effect: dollars equivalent to the conversion tax migrate from a taxable wrapper into a tax-free wrapper, where they grow free of income tax for the life of the account holder and any beneficiaries. We name this effect the</w:t>
+        <w:t xml:space="preserve">. This framing is incomplete. When the conversion tax is paid from outside the retirement account, dollars equivalent to the conversion tax migrate from a taxable wrapper into a tax-free wrapper, where they grow free of income tax for the life of the account and any beneficiaries. We name this effect the</w:t>
       </w:r>
       <w:r>
         <w:t xml:space="preserve"> </w:t>
@@ -109,19 +109,15 @@
         <w:t xml:space="preserve"> </w:t>
       </w:r>
       <w:r>
-        <w:t xml:space="preserve">(SRC). It is</w:t>
-      </w:r>
-      <w:r>
-        <w:t xml:space="preserve"> </w:t>
-      </w:r>
-      <w:r>
-        <w:t xml:space="preserve">“synthetic”</w:t>
-      </w:r>
-      <w:r>
-        <w:t xml:space="preserve"> </w:t>
-      </w:r>
-      <w:r>
-        <w:t xml:space="preserve">because no contribution is filed with the IRS and no contribution limit is invoked, yet the economic outcome is identical to a contribution. The SRC framework was introduced in Cheshire (2025, SSRN 5205840), which established the concept, defined the SRC as equal to the conversion tax under</w:t>
+        <w:t xml:space="preserve">(SRC). The SRC framework was introduced in Cheshire (2025, SSRN 5205840), which established the concept and decomposed conversion-tax payback into SRC plus tax-rate-arbitrage components. The present paper formalizes the SRC as a separable component with its own per-year IRR / PV / FV identity, distinct from the rate-arbitrage Core, the Medicare-surcharge-reduction alpha, and the RMD tax-drag alpha.</w:t>
+      </w:r>
+    </w:p>
+    <w:p>
+      <w:pPr>
+        <w:pStyle w:val="BodyText"/>
+      </w:pPr>
+      <w:r>
+        <w:t xml:space="preserve">We prove the SRC’s central result four independent ways: (1) algebraically, via the annuity-payment / present-value identity, showing that when the discount rate equals the portfolio rate,</w:t>
       </w:r>
       <w:r>
         <w:t xml:space="preserve"> </w:t>
@@ -133,24 +129,18 @@
               <m:rPr>
                 <m:sty m:val="p"/>
               </m:rPr>
-              <m:t>M</m:t>
+              <m:t>P</m:t>
             </m:r>
             <m:r>
               <m:rPr>
                 <m:sty m:val="p"/>
               </m:rPr>
-              <m:t>T</m:t>
-            </m:r>
-            <m:r>
-              <m:rPr>
-                <m:sty m:val="p"/>
-              </m:rPr>
-              <m:t>R</m:t>
+              <m:t>V</m:t>
             </m:r>
           </m:e>
           <m:sub>
             <m:r>
-              <m:t>D</m:t>
+              <m:t>r</m:t>
             </m:r>
           </m:sub>
         </m:sSub>
@@ -158,85 +148,156 @@
           <m:rPr>
             <m:sty m:val="p"/>
           </m:rPr>
+          <m:t>(</m:t>
+        </m:r>
+        <m:r>
+          <m:rPr>
+            <m:sty m:val="p"/>
+          </m:rPr>
+          <m:t>O</m:t>
+        </m:r>
+        <m:r>
+          <m:rPr>
+            <m:sty m:val="p"/>
+          </m:rPr>
+          <m:t>u</m:t>
+        </m:r>
+        <m:r>
+          <m:rPr>
+            <m:sty m:val="p"/>
+          </m:rPr>
+          <m:t>t</m:t>
+        </m:r>
+        <m:r>
+          <m:rPr>
+            <m:sty m:val="p"/>
+          </m:rPr>
+          <m:t>s</m:t>
+        </m:r>
+        <m:r>
+          <m:rPr>
+            <m:sty m:val="p"/>
+          </m:rPr>
+          <m:t>i</m:t>
+        </m:r>
+        <m:r>
+          <m:rPr>
+            <m:sty m:val="p"/>
+          </m:rPr>
+          <m:t>d</m:t>
+        </m:r>
+        <m:r>
+          <m:rPr>
+            <m:sty m:val="p"/>
+          </m:rPr>
+          <m:t>e</m:t>
+        </m:r>
+        <m:r>
+          <m:rPr>
+            <m:sty m:val="p"/>
+          </m:rPr>
+          <m:t>−</m:t>
+        </m:r>
+        <m:r>
+          <m:rPr>
+            <m:sty m:val="p"/>
+          </m:rPr>
+          <m:t>I</m:t>
+        </m:r>
+        <m:r>
+          <m:rPr>
+            <m:sty m:val="p"/>
+          </m:rPr>
+          <m:t>n</m:t>
+        </m:r>
+        <m:r>
+          <m:rPr>
+            <m:sty m:val="p"/>
+          </m:rPr>
+          <m:t>s</m:t>
+        </m:r>
+        <m:r>
+          <m:rPr>
+            <m:sty m:val="p"/>
+          </m:rPr>
+          <m:t>i</m:t>
+        </m:r>
+        <m:r>
+          <m:rPr>
+            <m:sty m:val="p"/>
+          </m:rPr>
+          <m:t>d</m:t>
+        </m:r>
+        <m:r>
+          <m:rPr>
+            <m:sty m:val="p"/>
+          </m:rPr>
+          <m:t>e</m:t>
+        </m:r>
+        <m:r>
+          <m:rPr>
+            <m:sty m:val="p"/>
+          </m:rPr>
+          <m:t>)</m:t>
+        </m:r>
+        <m:r>
+          <m:rPr>
+            <m:sty m:val="p"/>
+          </m:rPr>
           <m:t>=</m:t>
         </m:r>
+        <m:r>
+          <m:t>0</m:t>
+        </m:r>
+      </m:oMath>
+      <w:r>
+        <w:t xml:space="preserve">; (2) empirically under Fixed Annuity distributions, where the Outside − Inside per-year ATCF increment is exactly $1,695.86 in all 20 distribution years, matching the algebraic prediction to the cent; (3) empirically under RMD distributions, where the per-year increment varies but integrates in PV to within 4 cents of the conversion tax over the 30-year horizon; and (4) decompositionally, showing that the end-of-life wealth difference between Outside and Inside paths cannot be reconciled without including the SRC term. The SRC’s lasting economic value emerges through the tax-drag-differential channel: SRC dollars compound at the Roth’s tax-free rate</w:t>
+      </w:r>
+      <w:r>
+        <w:t xml:space="preserve"> </w:t>
+      </w:r>
+      <m:oMath>
+        <m:r>
+          <m:t>r</m:t>
+        </m:r>
+      </m:oMath>
+      <w:r>
+        <w:t xml:space="preserve"> </w:t>
+      </w:r>
+      <w:r>
+        <w:t xml:space="preserve">instead of the taxable wrapper’s after-drag rate</w:t>
+      </w:r>
+      <w:r>
+        <w:t xml:space="preserve"> </w:t>
+      </w:r>
+      <m:oMath>
         <m:sSub>
           <m:e>
             <m:r>
-              <m:rPr>
-                <m:sty m:val="p"/>
-              </m:rPr>
-              <m:t>M</m:t>
-            </m:r>
-            <m:r>
-              <m:rPr>
-                <m:sty m:val="p"/>
-              </m:rPr>
-              <m:t>T</m:t>
-            </m:r>
-            <m:r>
-              <m:rPr>
-                <m:sty m:val="p"/>
-              </m:rPr>
-              <m:t>R</m:t>
+              <m:t>r</m:t>
             </m:r>
           </m:e>
           <m:sub>
             <m:r>
-              <m:t>C</m:t>
+              <m:t>d</m:t>
             </m:r>
           </m:sub>
         </m:sSub>
       </m:oMath>
       <w:r>
-        <w:t xml:space="preserve">, and decomposed conversion-tax payback into SRC plus tax-rate arbitrage components with worked numerical examples. The present paper extends that work with four independent rigorous proofs: (1) an algebraic derivation invoking the annuity-payment / present-value identity, (2) an empirical comparison of two production simulation runs under Fixed Annuity distributions (Inside / Outside), (3) a generalization to RMD-Only distributions (Inside / Outside) verifying the algebraic identity holds across distribution methods, and (4) a decomposition-consistency argument showing that the realized end-of-life wealth difference cannot be reconciled without including the SRC term. The empirical evidence is striking: in 20 of 20 distribution years the Outside − Inside per-year ATCF increment is exactly $1,695.86, matching the algebraic prediction conversion tax ×</w:t>
-      </w:r>
-      <w:r>
-        <w:t xml:space="preserve"> </w:t>
-      </w:r>
-      <m:oMath>
-        <m:r>
-          <m:rPr>
-            <m:sty m:val="p"/>
-          </m:rPr>
-          <m:t>A</m:t>
-        </m:r>
-        <m:r>
-          <m:rPr>
-            <m:sty m:val="p"/>
-          </m:rPr>
-          <m:t>F</m:t>
-        </m:r>
-        <m:r>
-          <m:rPr>
-            <m:sty m:val="p"/>
-          </m:rPr>
-          <m:t>(</m:t>
-        </m:r>
-        <m:r>
-          <m:t>r</m:t>
-        </m:r>
-        <m:r>
-          <m:rPr>
-            <m:sty m:val="p"/>
-          </m:rPr>
-          <m:t>,</m:t>
-        </m:r>
-        <m:r>
-          <m:t>N</m:t>
-        </m:r>
-        <m:r>
-          <m:rPr>
-            <m:sty m:val="p"/>
-          </m:rPr>
-          <m:t>)</m:t>
-        </m:r>
-      </m:oMath>
-      <w:r>
-        <w:t xml:space="preserve"> </w:t>
-      </w:r>
-      <w:r>
-        <w:t xml:space="preserve">= $17,966 × 0.094393 to the cent. The PV totals at 7% match between the two scenarios to the dollar ($9,766 each). Under RMD distributions the per-year increment varies from $831 to $3,901, yet the integrated PV closes to within four cents of the conversion tax. These proofs converge on a single conclusion: when discounting at the portfolio rate, the Outside-funded conversion produces a present-value-zero side effect at the moment of conversion that nonetheless raises the lifetime nominal cash flow by exactly the conversion-tax amount times the portfolio’s annuity-payment factor each distribution year. The SRC’s lasting economic value emerges through the tax-drag-differential channel — a PV-positive alpha that the pure rate-arbitrage framing of conventional Roth-conversion analysis fails to surface. We position our contribution against the closest formal prior work (Reichenstein &amp; Meyer 2017’s Strategy 2 vs Strategy 3 comparison), the closest practitioner-quantitative work (McQuarrie &amp; DiLellio 2023; Vanguard 2025 BETR), and the closest independent later articulation (Nalebuff / Haghani / White, June 2025), showing how the PV-equivalence identity at the portfolio rate, the separable IRR decomposition, and the cross-method (FA / RMD) generalization extend rather than replicate that body of work. Most directly, the empirical and theoretical results contradict McQuarrie (2024)’s prominent conclusion that the conversion’s upfront tax is not recouped until roughly age 97 — long after the taxpayer’s death — with all realized payoff accruing to the heirs: that conclusion arises from omitting from the NPV accounting the increase in post-conversion Roth balance from asset migration into the Roth wrapper, treating the conversion tax under Outside payment as a one-sided cost rather than a wrapper migration of the household’s own funds into a tax-free wrapper.</w:t>
+        <w:t xml:space="preserve">. These results extend Reichenstein &amp; Meyer (2017), McQuarrie &amp; DiLellio (2023), Vanguard’s 2025 BETR, and Nalebuff/Haghani/White (2025) by adding a separable per-year decomposition with a closed-form identity, and reconcile McQuarrie (2024)’s</w:t>
+      </w:r>
+      <w:r>
+        <w:t xml:space="preserve"> </w:t>
+      </w:r>
+      <w:r>
+        <w:t xml:space="preserve">“live past 97 to break even”</w:t>
+      </w:r>
+      <w:r>
+        <w:t xml:space="preserve"> </w:t>
+      </w:r>
+      <w:r>
+        <w:t xml:space="preserve">conclusion by incorporating the post-conversion Roth balance into the NPV accounting.</w:t>
       </w:r>
     </w:p>
     <w:p>

--- a/exports/synthetic-roth-contribution.docx
+++ b/exports/synthetic-roth-contribution.docx
@@ -26,7 +26,7 @@
         <w:t xml:space="preserve"> </w:t>
       </w:r>
       <w:r>
-        <w:t xml:space="preserve">Draft: 2026-05-13</w:t>
+        <w:t xml:space="preserve">Draft: 2026-05-15</w:t>
       </w:r>
     </w:p>
     <w:p>
@@ -14334,7 +14334,7 @@
         <w:t xml:space="preserve"> </w:t>
       </w:r>
       <w:r>
-        <w:t xml:space="preserve">differential; under realistic 1–3% absolute drag this term scales materially.</w:t>
+        <w:t xml:space="preserve">differential; under realistic 1–5% absolute drag this term scales materially.</w:t>
       </w:r>
     </w:p>
     <w:p>
@@ -14447,7 +14447,7 @@
           <w:i/>
           <w:iCs/>
         </w:rPr>
-        <w:t xml:space="preserve">Draft prepared 2026-05-13. Empirical results produced by the RothGPT calculation engine.</w:t>
+        <w:t xml:space="preserve">Draft prepared 2026-05-15. Empirical results produced by the RothGPT calculation engine.</w:t>
       </w:r>
     </w:p>
     <w:bookmarkEnd w:id="37"/>

--- a/exports/synthetic-roth-contribution.docx
+++ b/exports/synthetic-roth-contribution.docx
@@ -1570,7 +1570,157 @@
         </m:sSup>
       </m:oMath>
       <w:r>
-        <w:t xml:space="preserve">, that the convention treats as a neutral input is in fact the recommendation driver. The SRC framework makes the wrapper migration explicit and quantifies the outside-payment value as a first-class component rather than embedding it in a parameter adjustment.</w:t>
+        <w:t xml:space="preserve">, that the convention treats as a neutral input is in fact the recommendation driver. The SRC framework makes the wrapper migration explicit and quantifies the outside-payment value as a first-class component rather than embedding it in a parameter adjustment. The two parameterizations are mathematically related: Vanguard’s</w:t>
+      </w:r>
+      <w:r>
+        <w:t xml:space="preserve"> </w:t>
+      </w:r>
+      <m:oMath>
+        <m:sSup>
+          <m:e>
+            <m:r>
+              <m:t>M</m:t>
+            </m:r>
+          </m:e>
+          <m:sup>
+            <m:r>
+              <m:rPr>
+                <m:sty m:val="p"/>
+              </m:rPr>
+              <m:t>′</m:t>
+            </m:r>
+          </m:sup>
+        </m:sSup>
+        <m:r>
+          <m:rPr>
+            <m:sty m:val="p"/>
+          </m:rPr>
+          <m:t>/</m:t>
+        </m:r>
+        <m:r>
+          <m:t>M</m:t>
+        </m:r>
+      </m:oMath>
+      <w:r>
+        <w:t xml:space="preserve"> </w:t>
+      </w:r>
+      <w:r>
+        <w:t xml:space="preserve">horizon-cumulative wedge maps directly to the SRC’s per-year drag fraction</w:t>
+      </w:r>
+      <w:r>
+        <w:t xml:space="preserve"> </w:t>
+      </w:r>
+      <m:oMath>
+        <m:r>
+          <m:t>d</m:t>
+        </m:r>
+      </m:oMath>
+      <w:r>
+        <w:t xml:space="preserve"> </w:t>
+      </w:r>
+      <w:r>
+        <w:t xml:space="preserve">via</w:t>
+      </w:r>
+      <w:r>
+        <w:t xml:space="preserve"> </w:t>
+      </w:r>
+      <m:oMath>
+        <m:r>
+          <m:t>d</m:t>
+        </m:r>
+        <m:r>
+          <m:rPr>
+            <m:sty m:val="p"/>
+          </m:rPr>
+          <m:t>=</m:t>
+        </m:r>
+        <m:r>
+          <m:t>1</m:t>
+        </m:r>
+        <m:r>
+          <m:rPr>
+            <m:sty m:val="p"/>
+          </m:rPr>
+          <m:t>−</m:t>
+        </m:r>
+        <m:r>
+          <m:rPr>
+            <m:sty m:val="p"/>
+          </m:rPr>
+          <m:t>(</m:t>
+        </m:r>
+        <m:sSup>
+          <m:e>
+            <m:r>
+              <m:t>M</m:t>
+            </m:r>
+          </m:e>
+          <m:sup>
+            <m:r>
+              <m:rPr>
+                <m:sty m:val="p"/>
+              </m:rPr>
+              <m:t>′</m:t>
+            </m:r>
+          </m:sup>
+        </m:sSup>
+        <m:sSup>
+          <m:e>
+            <m:r>
+              <m:rPr>
+                <m:sty m:val="p"/>
+              </m:rPr>
+              <m:t>)</m:t>
+            </m:r>
+          </m:e>
+          <m:sup>
+            <m:r>
+              <m:t>1</m:t>
+            </m:r>
+            <m:r>
+              <m:rPr>
+                <m:sty m:val="p"/>
+              </m:rPr>
+              <m:t>/</m:t>
+            </m:r>
+            <m:r>
+              <m:t>n</m:t>
+            </m:r>
+          </m:sup>
+        </m:sSup>
+        <m:r>
+          <m:rPr>
+            <m:sty m:val="p"/>
+          </m:rPr>
+          <m:t>/</m:t>
+        </m:r>
+        <m:sSup>
+          <m:e>
+            <m:r>
+              <m:t>M</m:t>
+            </m:r>
+          </m:e>
+          <m:sup>
+            <m:r>
+              <m:t>1</m:t>
+            </m:r>
+            <m:r>
+              <m:rPr>
+                <m:sty m:val="p"/>
+              </m:rPr>
+              <m:t>/</m:t>
+            </m:r>
+            <m:r>
+              <m:t>n</m:t>
+            </m:r>
+          </m:sup>
+        </m:sSup>
+      </m:oMath>
+      <w:r>
+        <w:t xml:space="preserve"> </w:t>
+      </w:r>
+      <w:r>
+        <w:t xml:space="preserve">(derived in §6).</w:t>
       </w:r>
     </w:p>
     <w:p>
@@ -11515,6 +11665,359 @@
       </w:pPr>
       <w:r>
         <w:t xml:space="preserve">Unlike the SRC’s PV-zero identity at the portfolio rate, this drag-avoidance alpha is quantifiable, accrues only under Outside funding, and belongs in the alpha sum when evaluating an Outside-funded conversion (§7).</w:t>
+      </w:r>
+    </w:p>
+    <w:p>
+      <w:pPr>
+        <w:pStyle w:val="BodyText"/>
+      </w:pPr>
+      <w:r>
+        <w:rPr>
+          <w:b/>
+          <w:bCs/>
+        </w:rPr>
+        <w:t xml:space="preserve">Mapping to Vanguard’s BETR.</w:t>
+      </w:r>
+      <w:r>
+        <w:t xml:space="preserve"> </w:t>
+      </w:r>
+      <w:r>
+        <w:t xml:space="preserve">Passman, Wong &amp; Dickson (2025) parameterize the same wrapper-drag wedge via a 20-year cumulative outside-account multiple</w:t>
+      </w:r>
+      <w:r>
+        <w:t xml:space="preserve"> </w:t>
+      </w:r>
+      <m:oMath>
+        <m:sSup>
+          <m:e>
+            <m:r>
+              <m:t>M</m:t>
+            </m:r>
+          </m:e>
+          <m:sup>
+            <m:r>
+              <m:rPr>
+                <m:sty m:val="p"/>
+              </m:rPr>
+              <m:t>′</m:t>
+            </m:r>
+          </m:sup>
+        </m:sSup>
+      </m:oMath>
+      <w:r>
+        <w:t xml:space="preserve"> </w:t>
+      </w:r>
+      <w:r>
+        <w:t xml:space="preserve">relative to the Roth multiple</w:t>
+      </w:r>
+      <w:r>
+        <w:t xml:space="preserve"> </w:t>
+      </w:r>
+      <m:oMath>
+        <m:r>
+          <m:t>M</m:t>
+        </m:r>
+      </m:oMath>
+      <w:r>
+        <w:t xml:space="preserve">. The relationship to the SRC drag fraction is direct:</w:t>
+      </w:r>
+    </w:p>
+    <w:p>
+      <w:pPr>
+        <w:pStyle w:val="BodyText"/>
+      </w:pPr>
+      <m:oMathPara>
+        <m:oMathParaPr>
+          <m:jc m:val="center"/>
+        </m:oMathParaPr>
+        <m:oMath>
+          <m:r>
+            <m:t>d</m:t>
+          </m:r>
+          <m:r>
+            <m:rPr>
+              <m:sty m:val="p"/>
+            </m:rPr>
+            <m:t>=</m:t>
+          </m:r>
+          <m:r>
+            <m:t>1</m:t>
+          </m:r>
+          <m:r>
+            <m:rPr>
+              <m:sty m:val="p"/>
+            </m:rPr>
+            <m:t>−</m:t>
+          </m:r>
+          <m:f>
+            <m:fPr>
+              <m:type m:val="bar"/>
+            </m:fPr>
+            <m:num>
+              <m:r>
+                <m:rPr>
+                  <m:sty m:val="p"/>
+                </m:rPr>
+                <m:t>(</m:t>
+              </m:r>
+              <m:sSup>
+                <m:e>
+                  <m:r>
+                    <m:t>M</m:t>
+                  </m:r>
+                </m:e>
+                <m:sup>
+                  <m:r>
+                    <m:rPr>
+                      <m:sty m:val="p"/>
+                    </m:rPr>
+                    <m:t>′</m:t>
+                  </m:r>
+                </m:sup>
+              </m:sSup>
+              <m:sSup>
+                <m:e>
+                  <m:r>
+                    <m:rPr>
+                      <m:sty m:val="p"/>
+                    </m:rPr>
+                    <m:t>)</m:t>
+                  </m:r>
+                </m:e>
+                <m:sup>
+                  <m:r>
+                    <m:t>1</m:t>
+                  </m:r>
+                  <m:r>
+                    <m:rPr>
+                      <m:sty m:val="p"/>
+                    </m:rPr>
+                    <m:t>/</m:t>
+                  </m:r>
+                  <m:r>
+                    <m:t>n</m:t>
+                  </m:r>
+                </m:sup>
+              </m:sSup>
+            </m:num>
+            <m:den>
+              <m:sSup>
+                <m:e>
+                  <m:r>
+                    <m:t>M</m:t>
+                  </m:r>
+                </m:e>
+                <m:sup>
+                  <m:r>
+                    <m:t>1</m:t>
+                  </m:r>
+                  <m:r>
+                    <m:rPr>
+                      <m:sty m:val="p"/>
+                    </m:rPr>
+                    <m:t>/</m:t>
+                  </m:r>
+                  <m:r>
+                    <m:t>n</m:t>
+                  </m:r>
+                </m:sup>
+              </m:sSup>
+            </m:den>
+          </m:f>
+        </m:oMath>
+      </m:oMathPara>
+    </w:p>
+    <w:p>
+      <w:pPr>
+        <w:pStyle w:val="FirstParagraph"/>
+      </w:pPr>
+      <w:r>
+        <w:t xml:space="preserve">For Vanguard’s standard</w:t>
+      </w:r>
+      <w:r>
+        <w:t xml:space="preserve"> </w:t>
+      </w:r>
+      <m:oMath>
+        <m:r>
+          <m:t>M</m:t>
+        </m:r>
+        <m:r>
+          <m:rPr>
+            <m:sty m:val="p"/>
+          </m:rPr>
+          <m:t>=</m:t>
+        </m:r>
+        <m:r>
+          <m:t>3</m:t>
+        </m:r>
+      </m:oMath>
+      <w:r>
+        <w:t xml:space="preserve">,</w:t>
+      </w:r>
+      <w:r>
+        <w:t xml:space="preserve"> </w:t>
+      </w:r>
+      <m:oMath>
+        <m:sSup>
+          <m:e>
+            <m:r>
+              <m:t>M</m:t>
+            </m:r>
+          </m:e>
+          <m:sup>
+            <m:r>
+              <m:rPr>
+                <m:sty m:val="p"/>
+              </m:rPr>
+              <m:t>′</m:t>
+            </m:r>
+          </m:sup>
+        </m:sSup>
+        <m:r>
+          <m:rPr>
+            <m:sty m:val="p"/>
+          </m:rPr>
+          <m:t>=</m:t>
+        </m:r>
+        <m:r>
+          <m:t>2</m:t>
+        </m:r>
+      </m:oMath>
+      <w:r>
+        <w:t xml:space="preserve">,</w:t>
+      </w:r>
+      <w:r>
+        <w:t xml:space="preserve"> </w:t>
+      </w:r>
+      <m:oMath>
+        <m:r>
+          <m:t>n</m:t>
+        </m:r>
+        <m:r>
+          <m:rPr>
+            <m:sty m:val="p"/>
+          </m:rPr>
+          <m:t>=</m:t>
+        </m:r>
+        <m:r>
+          <m:t>20</m:t>
+        </m:r>
+      </m:oMath>
+      <w:r>
+        <w:t xml:space="preserve">:</w:t>
+      </w:r>
+      <w:r>
+        <w:t xml:space="preserve"> </w:t>
+      </w:r>
+      <m:oMath>
+        <m:r>
+          <m:t>d</m:t>
+        </m:r>
+        <m:r>
+          <m:rPr>
+            <m:sty m:val="p"/>
+          </m:rPr>
+          <m:t>=</m:t>
+        </m:r>
+        <m:r>
+          <m:t>37.5</m:t>
+        </m:r>
+        <m:r>
+          <m:rPr>
+            <m:sty m:val="p"/>
+          </m:rPr>
+          <m:t>%</m:t>
+        </m:r>
+      </m:oMath>
+      <w:r>
+        <w:t xml:space="preserve"> </w:t>
+      </w:r>
+      <w:r>
+        <w:t xml:space="preserve">— implicitly assuming a substantially more tax-inefficient outside account than this paper’s</w:t>
+      </w:r>
+      <w:r>
+        <w:t xml:space="preserve"> </w:t>
+      </w:r>
+      <m:oMath>
+        <m:r>
+          <m:t>d</m:t>
+        </m:r>
+        <m:r>
+          <m:rPr>
+            <m:sty m:val="p"/>
+          </m:rPr>
+          <m:t>=</m:t>
+        </m:r>
+        <m:r>
+          <m:t>5</m:t>
+        </m:r>
+        <m:r>
+          <m:rPr>
+            <m:sty m:val="p"/>
+          </m:rPr>
+          <m:t>%</m:t>
+        </m:r>
+      </m:oMath>
+      <w:r>
+        <w:t xml:space="preserve"> </w:t>
+      </w:r>
+      <w:r>
+        <w:t xml:space="preserve">baseline (which corresponds to</w:t>
+      </w:r>
+      <w:r>
+        <w:t xml:space="preserve"> </w:t>
+      </w:r>
+      <m:oMath>
+        <m:sSup>
+          <m:e>
+            <m:r>
+              <m:t>M</m:t>
+            </m:r>
+          </m:e>
+          <m:sup>
+            <m:r>
+              <m:rPr>
+                <m:sty m:val="p"/>
+              </m:rPr>
+              <m:t>′</m:t>
+            </m:r>
+          </m:sup>
+        </m:sSup>
+        <m:r>
+          <m:rPr>
+            <m:sty m:val="p"/>
+          </m:rPr>
+          <m:t>≈</m:t>
+        </m:r>
+        <m:r>
+          <m:t>2.74</m:t>
+        </m:r>
+      </m:oMath>
+      <w:r>
+        <w:t xml:space="preserve"> </w:t>
+      </w:r>
+      <w:r>
+        <w:t xml:space="preserve">against</w:t>
+      </w:r>
+      <w:r>
+        <w:t xml:space="preserve"> </w:t>
+      </w:r>
+      <m:oMath>
+        <m:r>
+          <m:t>M</m:t>
+        </m:r>
+        <m:r>
+          <m:rPr>
+            <m:sty m:val="p"/>
+          </m:rPr>
+          <m:t>=</m:t>
+        </m:r>
+        <m:r>
+          <m:t>3</m:t>
+        </m:r>
+      </m:oMath>
+      <w:r>
+        <w:t xml:space="preserve">). Vanguard’s BETR and the SRC’s drag-avoidance alpha are reparameterizations of the same underlying wrapper-drag wedge; the SRC framework’s per-year formulation generalizes the BETR’s horizon-cumulative formulation.</w:t>
       </w:r>
     </w:p>
     <w:p>

--- a/exports/synthetic-roth-contribution.docx
+++ b/exports/synthetic-roth-contribution.docx
@@ -1720,7 +1720,59 @@
         <w:t xml:space="preserve"> </w:t>
       </w:r>
       <w:r>
-        <w:t xml:space="preserve">(derived in §6).</w:t>
+        <w:t xml:space="preserve">(derived in §6). The per-year framing is also more actionable in practice: advisors can estimate</w:t>
+      </w:r>
+      <w:r>
+        <w:t xml:space="preserve"> </w:t>
+      </w:r>
+      <m:oMath>
+        <m:r>
+          <m:t>d</m:t>
+        </m:r>
+      </m:oMath>
+      <w:r>
+        <w:t xml:space="preserve"> </w:t>
+      </w:r>
+      <w:r>
+        <w:t xml:space="preserve">directly from a client’s outside-account tax profile — asset location, turnover, distribution yield, state of residence — and explain it as</w:t>
+      </w:r>
+      <w:r>
+        <w:t xml:space="preserve"> </w:t>
+      </w:r>
+      <w:r>
+        <w:t xml:space="preserve">“the share of annual return lost to taxation,”</w:t>
+      </w:r>
+      <w:r>
+        <w:t xml:space="preserve"> </w:t>
+      </w:r>
+      <w:r>
+        <w:t xml:space="preserve">a quantity observable on prior tax returns. The</w:t>
+      </w:r>
+      <w:r>
+        <w:t xml:space="preserve"> </w:t>
+      </w:r>
+      <m:oMath>
+        <m:sSup>
+          <m:e>
+            <m:r>
+              <m:t>M</m:t>
+            </m:r>
+          </m:e>
+          <m:sup>
+            <m:r>
+              <m:rPr>
+                <m:sty m:val="p"/>
+              </m:rPr>
+              <m:t>′</m:t>
+            </m:r>
+          </m:sup>
+        </m:sSup>
+      </m:oMath>
+      <w:r>
+        <w:t xml:space="preserve"> </w:t>
+      </w:r>
+      <w:r>
+        <w:t xml:space="preserve">parameter, by contrast, requires projecting a 20-year cumulative wealth differential against a hypothetical no-drag counterfactual — an opaque input the advisor must project and the client cannot verify.</w:t>
       </w:r>
     </w:p>
     <w:p>

--- a/exports/synthetic-roth-contribution.docx
+++ b/exports/synthetic-roth-contribution.docx
@@ -12069,7 +12069,7 @@
         </m:r>
       </m:oMath>
       <w:r>
-        <w:t xml:space="preserve">). Vanguard’s BETR and the SRC’s drag-avoidance alpha are reparameterizations of the same underlying wrapper-drag wedge; the SRC framework’s per-year formulation generalizes the BETR’s horizon-cumulative formulation.</w:t>
+        <w:t xml:space="preserve">). Vanguard’s BETR and the SRC’s drag-avoidance alpha are reparameterizations of the same underlying wrapper-drag wedge; the SRC per-year framework generalizes BETR’s horizon-cumulative formulation.</w:t>
       </w:r>
     </w:p>
     <w:p>

--- a/exports/synthetic-roth-contribution.docx
+++ b/exports/synthetic-roth-contribution.docx
@@ -11884,7 +11884,7 @@
         <w:pStyle w:val="FirstParagraph"/>
       </w:pPr>
       <w:r>
-        <w:t xml:space="preserve">For Vanguard’s standard</w:t>
+        <w:t xml:space="preserve">For Vanguard’s</w:t>
       </w:r>
       <w:r>
         <w:t xml:space="preserve"> </w:t>
@@ -11985,7 +11985,7 @@
         <w:t xml:space="preserve"> </w:t>
       </w:r>
       <w:r>
-        <w:t xml:space="preserve">— implicitly assuming a substantially more tax-inefficient outside account than this paper’s</w:t>
+        <w:t xml:space="preserve">— implicitly assuming a substantially higher tax-inefficiency than this paper’s</w:t>
       </w:r>
       <w:r>
         <w:t xml:space="preserve"> </w:t>
@@ -12069,7 +12069,7 @@
         </m:r>
       </m:oMath>
       <w:r>
-        <w:t xml:space="preserve">). Vanguard’s BETR and the SRC’s drag-avoidance alpha are reparameterizations of the same underlying wrapper-drag wedge; the SRC per-year framework generalizes BETR’s horizon-cumulative formulation.</w:t>
+        <w:t xml:space="preserve">). Vanguard’s BETR and the SRC’s drag-avoidance alpha are reparameterizations of the same underlying wrapper-drag wedge;</w:t>
       </w:r>
     </w:p>
     <w:p>

--- a/exports/synthetic-roth-contribution.docx
+++ b/exports/synthetic-roth-contribution.docx
@@ -12014,7 +12014,7 @@
         <w:t xml:space="preserve"> </w:t>
       </w:r>
       <w:r>
-        <w:t xml:space="preserve">baseline (which corresponds to</w:t>
+        <w:t xml:space="preserve">baseline (corresponding to</w:t>
       </w:r>
       <w:r>
         <w:t xml:space="preserve"> </w:t>
@@ -12043,29 +12043,6 @@
         </m:r>
         <m:r>
           <m:t>2.74</m:t>
-        </m:r>
-      </m:oMath>
-      <w:r>
-        <w:t xml:space="preserve"> </w:t>
-      </w:r>
-      <w:r>
-        <w:t xml:space="preserve">against</w:t>
-      </w:r>
-      <w:r>
-        <w:t xml:space="preserve"> </w:t>
-      </w:r>
-      <m:oMath>
-        <m:r>
-          <m:t>M</m:t>
-        </m:r>
-        <m:r>
-          <m:rPr>
-            <m:sty m:val="p"/>
-          </m:rPr>
-          <m:t>=</m:t>
-        </m:r>
-        <m:r>
-          <m:t>3</m:t>
         </m:r>
       </m:oMath>
       <w:r>

--- a/exports/synthetic-roth-contribution.docx
+++ b/exports/synthetic-roth-contribution.docx
@@ -11734,7 +11734,7 @@
         <w:t xml:space="preserve"> </w:t>
       </w:r>
       <w:r>
-        <w:t xml:space="preserve">Passman, Wong &amp; Dickson (2025) parameterize the same wrapper-drag wedge via a 20-year cumulative outside-account multiple</w:t>
+        <w:t xml:space="preserve">Passman, Wong &amp; Dickson (2025) parameterize our same wrapper-drag wedge via a 20-year cumulative outside-account multiple</w:t>
       </w:r>
       <w:r>
         <w:t xml:space="preserve"> </w:t>
@@ -12046,7 +12046,7 @@
         </m:r>
       </m:oMath>
       <w:r>
-        <w:t xml:space="preserve">). Vanguard’s BETR and the SRC’s drag-avoidance alpha are reparameterizations of the same underlying wrapper-drag wedge;</w:t>
+        <w:t xml:space="preserve">). Vanguard’s BETR and the SRC’s drag-avoidance alpha are reparameterizations of the same underlying wrapper-drag wedge.</w:t>
       </w:r>
     </w:p>
     <w:p>

--- a/exports/synthetic-roth-contribution.docx
+++ b/exports/synthetic-roth-contribution.docx
@@ -12046,7 +12046,7 @@
         </m:r>
       </m:oMath>
       <w:r>
-        <w:t xml:space="preserve">). Vanguard’s BETR and the SRC’s drag-avoidance alpha are reparameterizations of the same underlying wrapper-drag wedge.</w:t>
+        <w:t xml:space="preserve">).</w:t>
       </w:r>
     </w:p>
     <w:p>

--- a/exports/synthetic-roth-contribution.docx
+++ b/exports/synthetic-roth-contribution.docx
@@ -4366,7 +4366,7 @@
         <w:pStyle w:val="BodyText"/>
       </w:pPr>
       <w:r>
-        <w:t xml:space="preserve">A household that contributes $22,000 to a Roth 401K performs an explicit wrapper migration: $22,000 of after-tax cash that was in a bank wrapper now sits in a Roth wrapper. The income tax originally paid on the earnings that produced the $22,000 is universally not considered a</w:t>
+        <w:t xml:space="preserve">A household that contributes $22,000 to a Roth 401(k) performs an explicit wrapper migration: $22,000 of after-tax cash that was in a bank wrapper now sits in a Roth wrapper. The income tax originally paid on the earnings that produced the $22,000 is universally not considered a</w:t>
       </w:r>
       <w:r>
         <w:t xml:space="preserve"> </w:t>
@@ -8318,7 +8318,7 @@
         <w:t xml:space="preserve"> </w:t>
       </w:r>
       <w:r>
-        <w:t xml:space="preserve">outlay: 15.01%, exceeding the portfolio rate by ~8 percentage points — capturing the same alpha components on top of the (PV-zero-at-7%) SRC. Inside’s IRR is undefined due to lack of a cash outlay.</w:t>
+        <w:t xml:space="preserve">outlay: 15.01%, exceeding the portfolio rate by ~8 percentage points — capturing the same alpha components on top of the (PV-zero-at-7%) SRC. Inside’s IRR is undefined for lack of a cash outlay.</w:t>
       </w:r>
     </w:p>
     <w:p>
@@ -11288,7 +11288,7 @@
         <w:t xml:space="preserve"> </w:t>
       </w:r>
       <w:r>
-        <w:t xml:space="preserve">— the SRC’s structural growth factor. The 10% bracket conversion is computed first and serves as the benchmark.</w:t>
+        <w:t xml:space="preserve">— the SRC’s structural growth factor.</w:t>
       </w:r>
     </w:p>
     <w:p>
@@ -11544,7 +11544,7 @@
         <w:t xml:space="preserve"> </w:t>
       </w:r>
       <w:r>
-        <w:t xml:space="preserve">— i.e., a 7.0% tax-free return becomes an after-drag 6.65%. This 35 basis point annual differential compounds non-trivially over a multi-decade retirement horizon.</w:t>
+        <w:t xml:space="preserve">— i.e., a 7.0% tax-free return becomes an after-drag 6.65%. This 35 basis point annual differential compounds materially over a multi-decade retirement horizon.</w:t>
       </w:r>
     </w:p>
     <w:p>

--- a/exports/synthetic-roth-contribution.docx
+++ b/exports/synthetic-roth-contribution.docx
@@ -26,7 +26,7 @@
         <w:t xml:space="preserve"> </w:t>
       </w:r>
       <w:r>
-        <w:t xml:space="preserve">Draft: 2026-05-15</w:t>
+        <w:t xml:space="preserve">Draft: 2026-05-18</w:t>
       </w:r>
     </w:p>
     <w:p>
@@ -50,7 +50,7 @@
         <w:pStyle w:val="FirstParagraph"/>
       </w:pPr>
       <w:r>
-        <w:t xml:space="preserve">The traditional accounting of a Roth conversion’s value focuses on the tax-rate arbitrage between the conversion-year rate</w:t>
+        <w:t xml:space="preserve">Traditional accounting of Roth conversion value focuses on the arbitrage between the conversion-year tax rate</w:t>
       </w:r>
       <w:r>
         <w:t xml:space="preserve"> </w:t>
@@ -73,7 +73,7 @@
         <w:t xml:space="preserve"> </w:t>
       </w:r>
       <w:r>
-        <w:t xml:space="preserve">and the future distribution-year rate</w:t>
+        <w:t xml:space="preserve">and the time-weighted distribution tax rate</w:t>
       </w:r>
       <w:r>
         <w:t xml:space="preserve"> </w:t>
@@ -93,7 +93,7 @@
         </m:sSub>
       </m:oMath>
       <w:r>
-        <w:t xml:space="preserve">. This framing is incomplete. When the conversion tax is paid from outside the retirement account, dollars equivalent to the conversion tax migrate from a taxable wrapper into a tax-free wrapper, where they grow free of income tax for the life of the account and any beneficiaries. We name this effect the</w:t>
+        <w:t xml:space="preserve">. This framing is incomplete. When the conversion tax is paid from outside the retirement account, after-tax dollars equal to the conversion tax migrate from a taxable wrapper into a tax-free wrapper, where they grow tax-free for the life of the account, including any beneficiary period. We name this effect the</w:t>
       </w:r>
       <w:r>
         <w:t xml:space="preserve"> </w:t>
@@ -109,7 +109,7 @@
         <w:t xml:space="preserve"> </w:t>
       </w:r>
       <w:r>
-        <w:t xml:space="preserve">(SRC). The SRC framework was introduced in Cheshire (2025, SSRN 5205840), which established the concept and decomposed conversion-tax payback into SRC plus tax-rate-arbitrage components. The present paper formalizes the SRC as a separable component with its own per-year IRR / PV / FV identity, distinct from the rate-arbitrage Core, the Medicare-surcharge-reduction alpha, and the RMD tax-drag alpha.</w:t>
+        <w:t xml:space="preserve">(SRC). Cheshire (2025, SSRN 5205840) introduced the concept, decomposing conversion-tax payback into SRC plus tax-rate-arbitrage components. Additional SRC alpha lies in tax-drag avoidance. We now formalize the SRC as a separable component with its own PV / FV / IRR identity, distinct from the rate-arbitrage Core.</w:t>
       </w:r>
     </w:p>
     <w:p>
@@ -117,7 +117,7 @@
         <w:pStyle w:val="BodyText"/>
       </w:pPr>
       <w:r>
-        <w:t xml:space="preserve">We prove the SRC’s central result four independent ways: (1) algebraically, via the annuity-payment / present-value identity, showing that when the discount rate equals the portfolio rate,</w:t>
+        <w:t xml:space="preserve">We prove the SRC’s existence four independent ways: (1) algebraically, via the annuity-payment / present-value identity, showing</w:t>
       </w:r>
       <w:r>
         <w:t xml:space="preserve"> </w:t>
@@ -251,41 +251,15 @@
         </m:r>
       </m:oMath>
       <w:r>
-        <w:t xml:space="preserve">; (2) empirically under Fixed Annuity distributions, where the Outside − Inside per-year ATCF increment is exactly $1,695.86 in all 20 distribution years, matching the algebraic prediction to the cent; (3) empirically under RMD distributions, where the per-year increment varies but integrates in PV to within 4 cents of the conversion tax over the 30-year horizon; and (4) decompositionally, showing that the end-of-life wealth difference between Outside and Inside paths cannot be reconciled without including the SRC term. The SRC’s lasting economic value emerges through the tax-drag-differential channel: SRC dollars compound at the Roth’s tax-free rate</w:t>
-      </w:r>
-      <w:r>
-        <w:t xml:space="preserve"> </w:t>
-      </w:r>
-      <m:oMath>
-        <m:r>
-          <m:t>r</m:t>
-        </m:r>
-      </m:oMath>
-      <w:r>
-        <w:t xml:space="preserve"> </w:t>
-      </w:r>
-      <w:r>
-        <w:t xml:space="preserve">instead of the taxable wrapper’s after-drag rate</w:t>
-      </w:r>
-      <w:r>
-        <w:t xml:space="preserve"> </w:t>
-      </w:r>
-      <m:oMath>
-        <m:sSub>
-          <m:e>
-            <m:r>
-              <m:t>r</m:t>
-            </m:r>
-          </m:e>
-          <m:sub>
-            <m:r>
-              <m:t>d</m:t>
-            </m:r>
-          </m:sub>
-        </m:sSub>
-      </m:oMath>
-      <w:r>
-        <w:t xml:space="preserve">. These results extend Reichenstein &amp; Meyer (2017), McQuarrie &amp; DiLellio (2023), Vanguard’s 2025 BETR, and Nalebuff/Haghani/White (2025) by adding a separable per-year decomposition with a closed-form identity, and reconcile McQuarrie (2024)’s</w:t>
+        <w:t xml:space="preserve">; (2) empirically under Fixed Annuity distributions, where the Outside − Inside per-year ATCF increment is $1,695.86 in all 20 distribution years, matching the prediction to the cent; (3) empirically under RMD distributions, where varying per-year PV increments sum to within 4 cents of the SRC amount over the 30-year horizon; and (4) by decomposition, showing that the Outside/Inside end-of-life wealth difference is the SRC value.</w:t>
+      </w:r>
+    </w:p>
+    <w:p>
+      <w:pPr>
+        <w:pStyle w:val="BodyText"/>
+      </w:pPr>
+      <w:r>
+        <w:t xml:space="preserve">These results extend Reichenstein &amp; Meyer (2017), McQuarrie &amp; DiLellio (2023), Vanguard’s 2025 BETR, and Nalebuff/Haghani/White (2025) by adding a separable per-year decomposition with a closed-form identity, and reconcile McQuarrie (2024)’s</w:t>
       </w:r>
       <w:r>
         <w:t xml:space="preserve"> </w:t>
@@ -322,7 +296,31 @@
         <w:pStyle w:val="FirstParagraph"/>
       </w:pPr>
       <w:r>
-        <w:t xml:space="preserve">The economic value of a Roth conversion is conventionally framed as the present-value gain from converting traditional retirement-account dollars at one marginal tax rate today</w:t>
+        <w:t xml:space="preserve">When a Roth conversion’s tax bill is paid from outside the retirement account, after-tax dollars equal to that tax migrate from a taxable wrapper into a tax-free one, where they compound untaxed for the life of the account and any beneficiary period. We call this transfer the</w:t>
+      </w:r>
+      <w:r>
+        <w:t xml:space="preserve"> </w:t>
+      </w:r>
+      <w:r>
+        <w:rPr>
+          <w:b/>
+          <w:bCs/>
+        </w:rPr>
+        <w:t xml:space="preserve">Synthetic Roth Contribution</w:t>
+      </w:r>
+      <w:r>
+        <w:t xml:space="preserve"> </w:t>
+      </w:r>
+      <w:r>
+        <w:t xml:space="preserve">(SRC). Pay the same tax from inside the account and no such migration occurs — the Roth holds only the converted balance net of tax. The two funding paths produce materially different end-of-life wealth, and the gap is not the spread arbitrage. It is the SRC.</w:t>
+      </w:r>
+    </w:p>
+    <w:p>
+      <w:pPr>
+        <w:pStyle w:val="BodyText"/>
+      </w:pPr>
+      <w:r>
+        <w:t xml:space="preserve">The Roth-conversion literature frames value almost exclusively through the spread arbitrage between the conversion-year rate</w:t>
       </w:r>
       <w:r>
         <w:t xml:space="preserve"> </w:t>
@@ -345,7 +343,7 @@
         <w:t xml:space="preserve"> </w:t>
       </w:r>
       <w:r>
-        <w:t xml:space="preserve">and avoiding distributions at a different (typically higher) marginal tax rate in retirement</w:t>
+        <w:t xml:space="preserve">and the time-weighted distribution rate</w:t>
       </w:r>
       <w:r>
         <w:t xml:space="preserve"> </w:t>
@@ -365,39 +363,118 @@
         </m:sSub>
       </m:oMath>
       <w:r>
-        <w:t xml:space="preserve">. The</w:t>
-      </w:r>
-      <w:r>
-        <w:t xml:space="preserve"> </w:t>
-      </w:r>
-      <w:r>
-        <w:t xml:space="preserve">“spread arbitrage”</w:t>
-      </w:r>
-      <w:r>
-        <w:t xml:space="preserve"> </w:t>
-      </w:r>
-      <w:r>
-        <w:t xml:space="preserve">gain is the converted amount times</w:t>
+        <w:t xml:space="preserve">. Funding source is sometimes acknowledged as</w:t>
+      </w:r>
+      <w:r>
+        <w:t xml:space="preserve"> </w:t>
+      </w:r>
+      <w:r>
+        <w:t xml:space="preserve">“helpful”</w:t>
+      </w:r>
+      <w:r>
+        <w:t xml:space="preserve"> </w:t>
+      </w:r>
+      <w:r>
+        <w:t xml:space="preserve">when paid from outside, but has not been formalized as a separable economic component with its own per-year cash flow, PV, FV, and IRR identity — distinct from, and additive to, the rate-arbitrage Core. That is the gap this paper closes.</w:t>
+      </w:r>
+    </w:p>
+    <w:p>
+      <w:pPr>
+        <w:pStyle w:val="BodyText"/>
+      </w:pPr>
+      <w:r>
+        <w:t xml:space="preserve">Cheshire (2025, SSRN 5205840) introduced the SRC framework; §1B summarizes. This paper extends with formal algebraic and empirical proofs, generalizes to RMD-method distributions, and engages directly with the closest related literature.</w:t>
+      </w:r>
+    </w:p>
+    <w:p>
+      <w:pPr>
+        <w:pStyle w:val="BodyText"/>
+      </w:pPr>
+      <w:r>
+        <w:rPr>
+          <w:b/>
+          <w:bCs/>
+        </w:rPr>
+        <w:t xml:space="preserve">Contributions of this paper.</w:t>
+      </w:r>
+    </w:p>
+    <w:p>
+      <w:pPr>
+        <w:numPr>
+          <w:ilvl w:val="0"/>
+          <w:numId w:val="1001"/>
+        </w:numPr>
+      </w:pPr>
+      <w:r>
+        <w:rPr>
+          <w:b/>
+          <w:bCs/>
+        </w:rPr>
+        <w:t xml:space="preserve">Formal definition and separable decomposition.</w:t>
+      </w:r>
+      <w:r>
+        <w:t xml:space="preserve"> </w:t>
+      </w:r>
+      <w:r>
+        <w:t xml:space="preserve">The SRC is defined as the conversion-tax amount</w:t>
       </w:r>
       <w:r>
         <w:t xml:space="preserve"> </w:t>
       </w:r>
       <m:oMath>
         <m:r>
-          <m:rPr>
-            <m:sty m:val="p"/>
-          </m:rPr>
-          <m:t>(</m:t>
-        </m:r>
+          <m:t>K</m:t>
+        </m:r>
+      </m:oMath>
+      <w:r>
+        <w:t xml:space="preserve"> </w:t>
+      </w:r>
+      <w:r>
+        <w:t xml:space="preserve">migrating from the bank account into the Roth wrapper under Outside funding, with its own PV / FV / IRR identity distinct from the rate-arbitrage Core, the Medicare-surcharge-reduction alpha, and the RMD tax-drag alpha. To our knowledge, this separable decomposition has not been published outside this framework.</w:t>
+      </w:r>
+    </w:p>
+    <w:p>
+      <w:pPr>
+        <w:numPr>
+          <w:ilvl w:val="0"/>
+          <w:numId w:val="1001"/>
+        </w:numPr>
+      </w:pPr>
+      <w:r>
+        <w:rPr>
+          <w:b/>
+          <w:bCs/>
+        </w:rPr>
+        <w:t xml:space="preserve">Algebraic proof of the matched-rate PV identity.</w:t>
+      </w:r>
+      <w:r>
+        <w:t xml:space="preserve"> </w:t>
+      </w:r>
+      <w:r>
+        <w:t xml:space="preserve">When the discount rate equals the portfolio rate,</w:t>
+      </w:r>
+      <w:r>
+        <w:t xml:space="preserve"> </w:t>
+      </w:r>
+      <m:oMath>
         <m:sSub>
           <m:e>
             <m:r>
-              <m:t>t</m:t>
+              <m:rPr>
+                <m:sty m:val="p"/>
+              </m:rPr>
+              <m:t>P</m:t>
+            </m:r>
+            <m:r>
+              <m:rPr>
+                <m:sty m:val="p"/>
+              </m:rPr>
+              <m:t>V</m:t>
             </m:r>
           </m:e>
           <m:sub>
             <m:r>
-              <m:t>D</m:t>
+              <m:t>r</m:t>
             </m:r>
           </m:sub>
         </m:sSub>
@@ -405,17 +482,790 @@
           <m:rPr>
             <m:sty m:val="p"/>
           </m:rPr>
+          <m:t>(</m:t>
+        </m:r>
+        <m:r>
+          <m:rPr>
+            <m:sty m:val="p"/>
+          </m:rPr>
+          <m:t>O</m:t>
+        </m:r>
+        <m:r>
+          <m:rPr>
+            <m:sty m:val="p"/>
+          </m:rPr>
+          <m:t>u</m:t>
+        </m:r>
+        <m:r>
+          <m:rPr>
+            <m:sty m:val="p"/>
+          </m:rPr>
+          <m:t>t</m:t>
+        </m:r>
+        <m:r>
+          <m:rPr>
+            <m:sty m:val="p"/>
+          </m:rPr>
+          <m:t>s</m:t>
+        </m:r>
+        <m:r>
+          <m:rPr>
+            <m:sty m:val="p"/>
+          </m:rPr>
+          <m:t>i</m:t>
+        </m:r>
+        <m:r>
+          <m:rPr>
+            <m:sty m:val="p"/>
+          </m:rPr>
+          <m:t>d</m:t>
+        </m:r>
+        <m:r>
+          <m:rPr>
+            <m:sty m:val="p"/>
+          </m:rPr>
+          <m:t>e</m:t>
+        </m:r>
+        <m:r>
+          <m:rPr>
+            <m:sty m:val="p"/>
+          </m:rPr>
           <m:t>−</m:t>
         </m:r>
+        <m:r>
+          <m:rPr>
+            <m:sty m:val="p"/>
+          </m:rPr>
+          <m:t>I</m:t>
+        </m:r>
+        <m:r>
+          <m:rPr>
+            <m:sty m:val="p"/>
+          </m:rPr>
+          <m:t>n</m:t>
+        </m:r>
+        <m:r>
+          <m:rPr>
+            <m:sty m:val="p"/>
+          </m:rPr>
+          <m:t>s</m:t>
+        </m:r>
+        <m:r>
+          <m:rPr>
+            <m:sty m:val="p"/>
+          </m:rPr>
+          <m:t>i</m:t>
+        </m:r>
+        <m:r>
+          <m:rPr>
+            <m:sty m:val="p"/>
+          </m:rPr>
+          <m:t>d</m:t>
+        </m:r>
+        <m:r>
+          <m:rPr>
+            <m:sty m:val="p"/>
+          </m:rPr>
+          <m:t>e</m:t>
+        </m:r>
+        <m:r>
+          <m:rPr>
+            <m:sty m:val="p"/>
+          </m:rPr>
+          <m:t>)</m:t>
+        </m:r>
+        <m:r>
+          <m:rPr>
+            <m:sty m:val="p"/>
+          </m:rPr>
+          <m:t>=</m:t>
+        </m:r>
+        <m:r>
+          <m:t>0</m:t>
+        </m:r>
+      </m:oMath>
+      <w:r>
+        <w:t xml:space="preserve">, via the annuity-payment / present-value identity (§4).</w:t>
+      </w:r>
+    </w:p>
+    <w:p>
+      <w:pPr>
+        <w:numPr>
+          <w:ilvl w:val="0"/>
+          <w:numId w:val="1001"/>
+        </w:numPr>
+      </w:pPr>
+      <w:r>
+        <w:rPr>
+          <w:b/>
+          <w:bCs/>
+        </w:rPr>
+        <w:t xml:space="preserve">Empirical validation under both Fixed Annuity and RMD distributions.</w:t>
+      </w:r>
+      <w:r>
+        <w:t xml:space="preserve"> </w:t>
+      </w:r>
+      <w:r>
+        <w:t xml:space="preserve">Paired Inside/Outside scenarios confirm the algebraic identity — the constant $1,695.86/year increment under FA (§5) and a per-year-varying but PV-canceling increment under RMD (§5B), closing the year-0 outflow to within 4 cents over a 30-year horizon.</w:t>
+      </w:r>
+    </w:p>
+    <w:p>
+      <w:pPr>
+        <w:numPr>
+          <w:ilvl w:val="0"/>
+          <w:numId w:val="1001"/>
+        </w:numPr>
+      </w:pPr>
+      <w:r>
+        <w:rPr>
+          <w:b/>
+          <w:bCs/>
+        </w:rPr>
+        <w:t xml:space="preserve">Wrapper Migration Neutrality as a generalizing principle.</w:t>
+      </w:r>
+      <w:r>
+        <w:t xml:space="preserve"> </w:t>
+      </w:r>
+      <w:r>
+        <w:t xml:space="preserve">Pure wrapper migrations at constant household wealth impose no PV cost at the portfolio rate. The SRC is one instance of this principle (§3.5).</w:t>
+      </w:r>
+    </w:p>
+    <w:p>
+      <w:r>
+        <w:pict>
+          <v:rect style="width:0;height:1.5pt" o:hralign="center" o:hrstd="t" o:hr="t"/>
+        </w:pict>
+      </w:r>
+    </w:p>
+    <w:bookmarkEnd w:id="10"/>
+    <w:bookmarkStart w:id="11" w:name="b.-prior-literature"/>
+    <w:p>
+      <w:pPr>
+        <w:pStyle w:val="Heading2"/>
+      </w:pPr>
+      <w:r>
+        <w:t xml:space="preserve">1B. Prior Literature</w:t>
+      </w:r>
+    </w:p>
+    <w:p>
+      <w:pPr>
+        <w:pStyle w:val="FirstParagraph"/>
+      </w:pPr>
+      <w:r>
+        <w:rPr>
+          <w:b/>
+          <w:bCs/>
+        </w:rPr>
+        <w:t xml:space="preserve">Reichenstein &amp; Meyer (2017)</w:t>
+      </w:r>
+      <w:r>
+        <w:t xml:space="preserve"> </w:t>
+      </w:r>
+      <w:r>
+        <w:t xml:space="preserve">—</w:t>
+      </w:r>
+      <w:r>
+        <w:t xml:space="preserve"> </w:t>
+      </w:r>
+      <w:r>
+        <w:rPr>
+          <w:i/>
+          <w:iCs/>
+        </w:rPr>
+        <w:t xml:space="preserve">Valuing Roth Conversion and Recharacterization Options</w:t>
+      </w:r>
+      <w:r>
+        <w:t xml:space="preserve">, Journal of Financial Planning 30(11): 48–56 — express the value of paying conversion tax from outside funds as</w:t>
+      </w:r>
+      <w:r>
+        <w:t xml:space="preserve"> </w:t>
+      </w:r>
+      <m:oMath>
+        <m:r>
+          <m:t>t</m:t>
+        </m:r>
+        <m:r>
+          <m:t>V</m:t>
+        </m:r>
+        <m:r>
+          <m:rPr>
+            <m:sty m:val="p"/>
+          </m:rPr>
+          <m:t>(</m:t>
+        </m:r>
+        <m:r>
+          <m:t>1</m:t>
+        </m:r>
+        <m:r>
+          <m:rPr>
+            <m:sty m:val="p"/>
+          </m:rPr>
+          <m:t>+</m:t>
+        </m:r>
+        <m:r>
+          <m:t>r</m:t>
+        </m:r>
+        <m:sSup>
+          <m:e>
+            <m:r>
+              <m:rPr>
+                <m:sty m:val="p"/>
+              </m:rPr>
+              <m:t>)</m:t>
+            </m:r>
+          </m:e>
+          <m:sup>
+            <m:r>
+              <m:t>n</m:t>
+            </m:r>
+          </m:sup>
+        </m:sSup>
+        <m:r>
+          <m:rPr>
+            <m:sty m:val="p"/>
+          </m:rPr>
+          <m:t>−</m:t>
+        </m:r>
+        <m:r>
+          <m:t>t</m:t>
+        </m:r>
+        <m:r>
+          <m:t>V</m:t>
+        </m:r>
+        <m:r>
+          <m:rPr>
+            <m:sty m:val="p"/>
+          </m:rPr>
+          <m:t>(</m:t>
+        </m:r>
+        <m:r>
+          <m:t>1</m:t>
+        </m:r>
+        <m:r>
+          <m:rPr>
+            <m:sty m:val="p"/>
+          </m:rPr>
+          <m:t>+</m:t>
+        </m:r>
+        <m:r>
+          <m:t>R</m:t>
+        </m:r>
+        <m:sSup>
+          <m:e>
+            <m:r>
+              <m:rPr>
+                <m:sty m:val="p"/>
+              </m:rPr>
+              <m:t>)</m:t>
+            </m:r>
+          </m:e>
+          <m:sup>
+            <m:r>
+              <m:t>n</m:t>
+            </m:r>
+          </m:sup>
+        </m:sSup>
+      </m:oMath>
+      <w:r>
+        <w:t xml:space="preserve">, where</w:t>
+      </w:r>
+      <w:r>
+        <w:t xml:space="preserve"> </w:t>
+      </w:r>
+      <m:oMath>
+        <m:r>
+          <m:t>t</m:t>
+        </m:r>
+        <m:r>
+          <m:t>V</m:t>
+        </m:r>
+      </m:oMath>
+      <w:r>
+        <w:t xml:space="preserve"> </w:t>
+      </w:r>
+      <w:r>
+        <w:t xml:space="preserve">= conversion tax (</w:t>
+      </w:r>
+      <m:oMath>
+        <m:r>
+          <m:t>K</m:t>
+        </m:r>
+      </m:oMath>
+      <w:r>
+        <w:t xml:space="preserve">),</w:t>
+      </w:r>
+      <w:r>
+        <w:t xml:space="preserve"> </w:t>
+      </w:r>
+      <m:oMath>
+        <m:r>
+          <m:t>r</m:t>
+        </m:r>
+      </m:oMath>
+      <w:r>
+        <w:t xml:space="preserve"> </w:t>
+      </w:r>
+      <w:r>
+        <w:t xml:space="preserve">= tax-free Roth return,</w:t>
+      </w:r>
+      <w:r>
+        <w:t xml:space="preserve"> </w:t>
+      </w:r>
+      <m:oMath>
+        <m:r>
+          <m:t>R</m:t>
+        </m:r>
+      </m:oMath>
+      <w:r>
+        <w:t xml:space="preserve"> </w:t>
+      </w:r>
+      <w:r>
+        <w:t xml:space="preserve">= after-tax bank return,</w:t>
+      </w:r>
+      <w:r>
+        <w:t xml:space="preserve"> </w:t>
+      </w:r>
+      <m:oMath>
+        <m:r>
+          <m:t>n</m:t>
+        </m:r>
+      </m:oMath>
+      <w:r>
+        <w:t xml:space="preserve"> </w:t>
+      </w:r>
+      <w:r>
+        <w:t xml:space="preserve">= horizon. They observe:</w:t>
+      </w:r>
+      <w:r>
+        <w:t xml:space="preserve"> </w:t>
+      </w:r>
+      <w:r>
+        <w:rPr>
+          <w:i/>
+          <w:iCs/>
+        </w:rPr>
+        <w:t xml:space="preserve">“Strategy 3 has tV more dollars growing at the pre-tax return of r in the Roth IRA.”</w:t>
+      </w:r>
+    </w:p>
+    <w:p>
+      <w:pPr>
+        <w:pStyle w:val="BodyText"/>
+      </w:pPr>
+      <w:r>
+        <w:t xml:space="preserve">That observation</w:t>
+      </w:r>
+      <w:r>
+        <w:t xml:space="preserve"> </w:t>
+      </w:r>
+      <w:r>
+        <w:rPr>
+          <w:i/>
+          <w:iCs/>
+        </w:rPr>
+        <w:t xml:space="preserve">is</w:t>
+      </w:r>
+      <w:r>
+        <w:t xml:space="preserve"> </w:t>
+      </w:r>
+      <w:r>
+        <w:t xml:space="preserve">the SRC mechanism. The term</w:t>
+      </w:r>
+      <w:r>
+        <w:t xml:space="preserve"> </w:t>
+      </w:r>
+      <m:oMath>
+        <m:r>
+          <m:t>t</m:t>
+        </m:r>
+        <m:r>
+          <m:t>V</m:t>
+        </m:r>
+        <m:r>
+          <m:rPr>
+            <m:sty m:val="p"/>
+          </m:rPr>
+          <m:t>(</m:t>
+        </m:r>
+        <m:r>
+          <m:t>1</m:t>
+        </m:r>
+        <m:r>
+          <m:rPr>
+            <m:sty m:val="p"/>
+          </m:rPr>
+          <m:t>+</m:t>
+        </m:r>
+        <m:r>
+          <m:t>r</m:t>
+        </m:r>
+        <m:sSup>
+          <m:e>
+            <m:r>
+              <m:rPr>
+                <m:sty m:val="p"/>
+              </m:rPr>
+              <m:t>)</m:t>
+            </m:r>
+          </m:e>
+          <m:sup>
+            <m:r>
+              <m:t>n</m:t>
+            </m:r>
+          </m:sup>
+        </m:sSup>
+      </m:oMath>
+      <w:r>
+        <w:t xml:space="preserve"> </w:t>
+      </w:r>
+      <w:r>
+        <w:t xml:space="preserve">is the migrated tax dollars compounding tax-free in the Roth — the dominant component of outside-funded conversion value, PV =</w:t>
+      </w:r>
+      <w:r>
+        <w:t xml:space="preserve"> </w:t>
+      </w:r>
+      <m:oMath>
+        <m:r>
+          <m:t>K</m:t>
+        </m:r>
+      </m:oMath>
+      <w:r>
+        <w:t xml:space="preserve"> </w:t>
+      </w:r>
+      <w:r>
+        <w:t xml:space="preserve">at the portfolio rate (§4). But the framework immediately nets it against the bank’s forgone growth</w:t>
+      </w:r>
+      <w:r>
+        <w:t xml:space="preserve"> </w:t>
+      </w:r>
+      <m:oMath>
+        <m:r>
+          <m:t>t</m:t>
+        </m:r>
+        <m:r>
+          <m:t>V</m:t>
+        </m:r>
+        <m:r>
+          <m:rPr>
+            <m:sty m:val="p"/>
+          </m:rPr>
+          <m:t>(</m:t>
+        </m:r>
+        <m:r>
+          <m:t>1</m:t>
+        </m:r>
+        <m:r>
+          <m:rPr>
+            <m:sty m:val="p"/>
+          </m:rPr>
+          <m:t>+</m:t>
+        </m:r>
+        <m:r>
+          <m:t>R</m:t>
+        </m:r>
+        <m:sSup>
+          <m:e>
+            <m:r>
+              <m:rPr>
+                <m:sty m:val="p"/>
+              </m:rPr>
+              <m:t>)</m:t>
+            </m:r>
+          </m:e>
+          <m:sup>
+            <m:r>
+              <m:t>n</m:t>
+            </m:r>
+          </m:sup>
+        </m:sSup>
+      </m:oMath>
+      <w:r>
+        <w:t xml:space="preserve">, leaving only the much smaller tax-drag residual; at</w:t>
+      </w:r>
+      <w:r>
+        <w:t xml:space="preserve"> </w:t>
+      </w:r>
+      <m:oMath>
+        <m:r>
+          <m:t>R</m:t>
+        </m:r>
+        <m:r>
+          <m:rPr>
+            <m:sty m:val="p"/>
+          </m:rPr>
+          <m:t>=</m:t>
+        </m:r>
+        <m:r>
+          <m:t>r</m:t>
+        </m:r>
+      </m:oMath>
+      <w:r>
+        <w:t xml:space="preserve"> </w:t>
+      </w:r>
+      <w:r>
+        <w:t xml:space="preserve">the expression collapses to zero with no Outside benefit. Reichenstein &amp; Meyer report the residual — the tax-drag alpha — without recognizing the wrapper migration as a separable Roth-equivalent contribution.</w:t>
+      </w:r>
+    </w:p>
+    <w:p>
+      <w:pPr>
+        <w:pStyle w:val="BodyText"/>
+      </w:pPr>
+      <w:r>
+        <w:t xml:space="preserve">Their drag-differential expression is real and prior — not a decomposition of outside-funded conversion value, but a tax-drag alpha calculation that assumes</w:t>
+      </w:r>
+      <w:r>
+        <w:t xml:space="preserve"> </w:t>
+      </w:r>
+      <m:oMath>
+        <m:r>
+          <m:t>r</m:t>
+        </m:r>
+        <m:r>
+          <m:rPr>
+            <m:sty m:val="p"/>
+          </m:rPr>
+          <m:t>&gt;</m:t>
+        </m:r>
+        <m:r>
+          <m:t>R</m:t>
+        </m:r>
+      </m:oMath>
+      <w:r>
+        <w:t xml:space="preserve">. The SRC framework treats it as a special case of the §6 tax-drag-avoidance alpha.</w:t>
+      </w:r>
+    </w:p>
+    <w:p>
+      <w:pPr>
+        <w:pStyle w:val="BodyText"/>
+      </w:pPr>
+      <w:r>
+        <w:rPr>
+          <w:b/>
+          <w:bCs/>
+        </w:rPr>
+        <w:t xml:space="preserve">McQuarrie &amp; DiLellio (2023)</w:t>
+      </w:r>
+      <w:r>
+        <w:t xml:space="preserve"> </w:t>
+      </w:r>
+      <w:r>
+        <w:t xml:space="preserve">—</w:t>
+      </w:r>
+      <w:r>
+        <w:t xml:space="preserve"> </w:t>
+      </w:r>
+      <w:r>
+        <w:rPr>
+          <w:i/>
+          <w:iCs/>
+        </w:rPr>
+        <w:t xml:space="preserve">The Arithmetic of Roth Conversions</w:t>
+      </w:r>
+      <w:r>
+        <w:t xml:space="preserve">, Journal of Financial Planning, May 2023 — explicitly recognize the migrated tax dollars as</w:t>
+      </w:r>
+      <w:r>
+        <w:t xml:space="preserve"> </w:t>
+      </w:r>
+      <w:r>
+        <w:rPr>
+          <w:i/>
+          <w:iCs/>
+        </w:rPr>
+        <w:t xml:space="preserve">“the invisible, but very real, future value of the [tax] sent to the IRS,”</w:t>
+      </w:r>
+      <w:r>
+        <w:t xml:space="preserve"> </w:t>
+      </w:r>
+      <w:r>
+        <w:t xml:space="preserve">then subtract that grown value from the Outside Roth as a forgone cost. Year 3: $100K × 1.10³ − $25K × 1.085³ = $133,100 − $31,932 = $101,168 vs Inside’s $99,825 → $1,343 wedge (extends to $40,386 at year 20). The wedge is the tax-drag alpha. Economically, the tax payment sits in the Roth growing tax-free; M&amp;D’s math shows it only as a subtracted cost.</w:t>
+      </w:r>
+    </w:p>
+    <w:p>
+      <w:pPr>
+        <w:pStyle w:val="BodyText"/>
+      </w:pPr>
+      <w:r>
+        <w:rPr>
+          <w:b/>
+          <w:bCs/>
+        </w:rPr>
+        <w:t xml:space="preserve">Passman, Wong, &amp; Dickson (2025)</w:t>
+      </w:r>
+      <w:r>
+        <w:t xml:space="preserve"> </w:t>
+      </w:r>
+      <w:r>
+        <w:t xml:space="preserve">—</w:t>
+      </w:r>
+      <w:r>
+        <w:t xml:space="preserve"> </w:t>
+      </w:r>
+      <w:r>
+        <w:rPr>
+          <w:i/>
+          <w:iCs/>
+        </w:rPr>
+        <w:t xml:space="preserve">A</w:t>
+      </w:r>
+      <w:r>
+        <w:rPr>
+          <w:i/>
+          <w:iCs/>
+        </w:rPr>
+        <w:t xml:space="preserve"> </w:t>
+      </w:r>
+      <w:r>
+        <w:rPr>
+          <w:i/>
+          <w:iCs/>
+        </w:rPr>
+        <w:t xml:space="preserve">“BETR”</w:t>
+      </w:r>
+      <w:r>
+        <w:rPr>
+          <w:i/>
+          <w:iCs/>
+        </w:rPr>
+        <w:t xml:space="preserve"> </w:t>
+      </w:r>
+      <w:r>
+        <w:rPr>
+          <w:i/>
+          <w:iCs/>
+        </w:rPr>
+        <w:t xml:space="preserve">Approach to Roth Conversions</w:t>
+      </w:r>
+      <w:r>
+        <w:t xml:space="preserve">, Vanguard (July 2025) — come closest to recognizing the SRC when they observe that</w:t>
+      </w:r>
+      <w:r>
+        <w:t xml:space="preserve"> </w:t>
+      </w:r>
+      <w:r>
+        <w:rPr>
+          <w:i/>
+          <w:iCs/>
+        </w:rPr>
+        <w:t xml:space="preserve">“paying conversion taxes from a taxable account lets investors move some of their savings (the amount of the conversion taxes) from a taxable account to a Roth account.”</w:t>
+      </w:r>
+      <w:r>
+        <w:t xml:space="preserve"> </w:t>
+      </w:r>
+      <w:r>
+        <w:t xml:space="preserve">Yet they omit conversion tax from the Roth side of the convert/no-convert analysis. To make the math work, they also omit counterfactual bank cash. Jill case ($100K conversion, 35% current/24% future rate, $35K tax, Roth multiple 3, taxable multiple 2). Two framings — labeled by what each treats the SRC as — yield the same BETR:</w:t>
+      </w:r>
+    </w:p>
+    <w:p>
+      <w:pPr>
+        <w:pStyle w:val="SourceCode"/>
+      </w:pPr>
+      <w:r>
+        <w:rPr>
+          <w:rStyle w:val="VerbatimChar"/>
+        </w:rPr>
+        <w:t xml:space="preserve">SRC as Cost (Vanguard): $230K = $300K × (1 − BETR) → 23.3%</w:t>
+      </w:r>
+      <w:r>
+        <w:br/>
+      </w:r>
+      <w:r>
+        <w:rPr>
+          <w:rStyle w:val="VerbatimChar"/>
+        </w:rPr>
+        <w:t xml:space="preserve">SRC (alternative):      $300K = $300K × (1 − BETR) + $70K → 23.3%</w:t>
+      </w:r>
+    </w:p>
+    <w:p>
+      <w:pPr>
+        <w:pStyle w:val="FirstParagraph"/>
+      </w:pPr>
+      <w:r>
+        <w:t xml:space="preserve">Conversion is recommended since 24% &gt; 23.3%, despite an immediate $11,000 loss of wealth (= $100K × (35% − 24%)).</w:t>
+      </w:r>
+    </w:p>
+    <w:p>
+      <w:pPr>
+        <w:pStyle w:val="BodyText"/>
+      </w:pPr>
+      <w:r>
+        <w:t xml:space="preserve">Does Jill understand that her advisor’s assumed taxable multiple of 2 (vs Roth’s 3) implies a 37.5% annual tax rate on investment returns (§6) — implausibly high for most investors?</w:t>
+      </w:r>
+    </w:p>
+    <w:p>
+      <w:pPr>
+        <w:pStyle w:val="BodyText"/>
+      </w:pPr>
+      <w:r>
+        <w:t xml:space="preserve">Vanguard frames the tax payment as a cost rather than a migrated asset.</w:t>
+      </w:r>
+    </w:p>
+    <w:p>
+      <w:pPr>
+        <w:pStyle w:val="BodyText"/>
+      </w:pPr>
+      <w:r>
+        <w:rPr>
+          <w:b/>
+          <w:bCs/>
+        </w:rPr>
+        <w:t xml:space="preserve">Nalebuff, Haghani, &amp; White (2025)</w:t>
+      </w:r>
+      <w:r>
+        <w:t xml:space="preserve"> </w:t>
+      </w:r>
+      <w:r>
+        <w:t xml:space="preserve">—</w:t>
+      </w:r>
+      <w:r>
+        <w:t xml:space="preserve"> </w:t>
+      </w:r>
+      <w:r>
+        <w:rPr>
+          <w:i/>
+          <w:iCs/>
+        </w:rPr>
+        <w:t xml:space="preserve">Size Matters in the Roth IRA Conversion Decision</w:t>
+      </w:r>
+      <w:r>
+        <w:t xml:space="preserve">, Elm Wealth (June 18, 2025) — is a practitioner article on wrapper migration. Their</w:t>
+      </w:r>
+      <w:r>
+        <w:t xml:space="preserve"> </w:t>
+      </w:r>
+      <w:r>
+        <w:t xml:space="preserve">“Reason 1”</w:t>
+      </w:r>
+      <w:r>
+        <w:t xml:space="preserve"> </w:t>
+      </w:r>
+      <w:r>
+        <w:t xml:space="preserve">frames outside-payment as</w:t>
+      </w:r>
+      <w:r>
+        <w:t xml:space="preserve"> </w:t>
+      </w:r>
+      <w:r>
+        <w:t xml:space="preserve">“effectively making the IRA more than 50% bigger”</w:t>
+      </w:r>
+      <w:r>
+        <w:t xml:space="preserve"> </w:t>
+      </w:r>
+      <w:r>
+        <w:t xml:space="preserve">and states (without derivation) a closed-form</w:t>
+      </w:r>
+      <w:r>
+        <w:t xml:space="preserve"> </w:t>
+      </w:r>
+      <m:oMath>
         <m:sSub>
           <m:e>
             <m:r>
-              <m:t>t</m:t>
+              <m:t>τ</m:t>
             </m:r>
           </m:e>
           <m:sub>
             <m:r>
-              <m:t>C</m:t>
+              <m:t>1</m:t>
             </m:r>
           </m:sub>
         </m:sSub>
@@ -423,35 +1273,116 @@
           <m:rPr>
             <m:sty m:val="p"/>
           </m:rPr>
-          <m:t>)</m:t>
+          <m:t>⋅</m:t>
+        </m:r>
+        <m:sSub>
+          <m:e>
+            <m:r>
+              <m:t>τ</m:t>
+            </m:r>
+          </m:e>
+          <m:sub>
+            <m:r>
+              <m:t>2</m:t>
+            </m:r>
+          </m:sub>
+        </m:sSub>
+        <m:r>
+          <m:rPr>
+            <m:sty m:val="p"/>
+          </m:rPr>
+          <m:t>⋅</m:t>
+        </m:r>
+        <m:r>
+          <m:rPr>
+            <m:sty m:val="p"/>
+          </m:rPr>
+          <m:t>S</m:t>
+        </m:r>
+        <m:r>
+          <m:rPr>
+            <m:sty m:val="p"/>
+          </m:rPr>
+          <m:t>i</m:t>
+        </m:r>
+        <m:r>
+          <m:rPr>
+            <m:sty m:val="p"/>
+          </m:rPr>
+          <m:t>z</m:t>
+        </m:r>
+        <m:r>
+          <m:rPr>
+            <m:sty m:val="p"/>
+          </m:rPr>
+          <m:t>e</m:t>
+        </m:r>
+        <m:r>
+          <m:rPr>
+            <m:sty m:val="p"/>
+          </m:rPr>
+          <m:t>⋅</m:t>
+        </m:r>
+        <m:r>
+          <m:rPr>
+            <m:sty m:val="p"/>
+          </m:rPr>
+          <m:t>g</m:t>
+        </m:r>
+        <m:r>
+          <m:rPr>
+            <m:sty m:val="p"/>
+          </m:rPr>
+          <m:t>r</m:t>
+        </m:r>
+        <m:r>
+          <m:rPr>
+            <m:sty m:val="p"/>
+          </m:rPr>
+          <m:t>o</m:t>
+        </m:r>
+        <m:r>
+          <m:rPr>
+            <m:sty m:val="p"/>
+          </m:rPr>
+          <m:t>w</m:t>
+        </m:r>
+        <m:r>
+          <m:rPr>
+            <m:sty m:val="p"/>
+          </m:rPr>
+          <m:t>t</m:t>
+        </m:r>
+        <m:r>
+          <m:rPr>
+            <m:sty m:val="p"/>
+          </m:rPr>
+          <m:t>h</m:t>
         </m:r>
       </m:oMath>
       <w:r>
-        <w:t xml:space="preserve">, modulated by time, growth, Social Security, and inflation.</w:t>
+        <w:t xml:space="preserve"> </w:t>
+      </w:r>
+      <w:r>
+        <w:t xml:space="preserve">heuristic. The framing substantively aligns with the SRC concept, but the formula collapses ordinary-income and capital-gains rates into one term and gives a single FV result rather than a year-by-year cash-flow stream with its own IRR and PV identity. The article cites no prior work on the topic. Post-dates Cheshire (2025); cited as parallel evidence the concept is being independently surfaced.</w:t>
       </w:r>
     </w:p>
     <w:p>
       <w:pPr>
         <w:pStyle w:val="BodyText"/>
       </w:pPr>
-      <w:r>
-        <w:t xml:space="preserve">The funding-source effect is treated unevenly in the existing literature: some practitioner writers note informally that paying conversion tax from outside the retirement account adds value to the Roth, while other published work misses or actively misframes the effect, treating the conversion-tax outflow as a one-sided cost rather than as the wrapper migration it actually is. Across both camps, the funding source has not been formalized as a separable, quantifiable economic component with its own per-year cash flow, IRR, and PV identity. The omission matters. When the conversion tax is paid from</w:t>
-      </w:r>
-      <w:r>
-        <w:t xml:space="preserve"> </w:t>
-      </w:r>
       <w:r>
         <w:rPr>
           <w:b/>
           <w:bCs/>
         </w:rPr>
-        <w:t xml:space="preserve">outside</w:t>
-      </w:r>
-      <w:r>
-        <w:t xml:space="preserve"> </w:t>
-      </w:r>
-      <w:r>
-        <w:t xml:space="preserve">the retirement account (Outside funding), the household removes after-tax dollars from a taxable wrapper to settle the conversion tax; the Roth then holds two components — the</w:t>
+        <w:t xml:space="preserve">Cheshire (2025)</w:t>
+      </w:r>
+      <w:r>
+        <w:t xml:space="preserve"> </w:t>
+      </w:r>
+      <w:r>
+        <w:t xml:space="preserve">—</w:t>
       </w:r>
       <w:r>
         <w:t xml:space="preserve"> </w:t>
@@ -461,53 +1392,10 @@
           <w:i/>
           <w:iCs/>
         </w:rPr>
-        <w:t xml:space="preserve">Roth-equivalent conversion amount</w:t>
-      </w:r>
-      <w:r>
-        <w:t xml:space="preserve"> </w:t>
-      </w:r>
-      <w:r>
-        <w:t xml:space="preserve">(the converted balance minus the conversion tax) plus an additional</w:t>
-      </w:r>
-      <w:r>
-        <w:t xml:space="preserve"> </w:t>
-      </w:r>
-      <w:r>
-        <w:rPr>
-          <w:b/>
-          <w:bCs/>
-        </w:rPr>
-        <w:t xml:space="preserve">Synthetic Roth Contribution</w:t>
-      </w:r>
-      <w:r>
-        <w:t xml:space="preserve"> </w:t>
-      </w:r>
-      <w:r>
-        <w:t xml:space="preserve">equal to the conversion tax, the after-tax dollars that physically migrated from the taxable wrapper into the Roth via the tax-settlement mechanic. When the conversion tax is paid from</w:t>
-      </w:r>
-      <w:r>
-        <w:t xml:space="preserve"> </w:t>
-      </w:r>
-      <w:r>
-        <w:rPr>
-          <w:b/>
-          <w:bCs/>
-        </w:rPr>
-        <w:t xml:space="preserve">inside</w:t>
-      </w:r>
-      <w:r>
-        <w:t xml:space="preserve"> </w:t>
-      </w:r>
-      <w:r>
-        <w:t xml:space="preserve">the retirement account (Inside funding, only feasible at age 59½+ to avoid the 10% early-withdrawal penalty), no dollars leave the taxable wrapper; the Roth holds only the Roth-equivalent conversion amount, with no Synthetic Roth Contribution. The two paths produce different end-of-life wealth, and the difference is not the spread arbitrage. It is the Synthetic Roth Contribution.</w:t>
-      </w:r>
-    </w:p>
-    <w:p>
-      <w:pPr>
-        <w:pStyle w:val="BodyText"/>
-      </w:pPr>
-      <w:r>
-        <w:t xml:space="preserve">The Synthetic Roth Contribution framework was introduced in Cheshire (2025, SSRN 5205840), which defined the term, established that the SRC equals the conversion tax under</w:t>
+        <w:t xml:space="preserve">Roth Conversion Valuation &amp; Mechanics</w:t>
+      </w:r>
+      <w:r>
+        <w:t xml:space="preserve">, SSRN 5205840 (April 4, 2025) — is the immediate precursor to the present paper. It introduces the Synthetic Roth Contribution term and concept, establishes that the SRC equals the conversion tax when</w:t>
       </w:r>
       <w:r>
         <w:t xml:space="preserve"> </w:t>
@@ -575,1296 +1463,111 @@
         </m:sSub>
       </m:oMath>
       <w:r>
-        <w:t xml:space="preserve">, decomposed conversion-tax payback into SRC plus tax-rate-arbitrage components, and provided worked numerical examples across single and married filers under varying savings, Social Security, and return assumptions. The present paper extends that framework with formal algebraic and empirical proofs, generalizes the identity to RMD-method distributions, and engages directly with the closest related literature (§1B).</w:t>
-      </w:r>
-    </w:p>
-    <w:p>
-      <w:pPr>
-        <w:pStyle w:val="BodyText"/>
-      </w:pPr>
-      <w:r>
-        <w:rPr>
-          <w:b/>
-          <w:bCs/>
-        </w:rPr>
-        <w:t xml:space="preserve">Contributions of this paper.</w:t>
-      </w:r>
-    </w:p>
-    <w:p>
-      <w:pPr>
-        <w:numPr>
-          <w:ilvl w:val="0"/>
-          <w:numId w:val="1001"/>
-        </w:numPr>
-      </w:pPr>
-      <w:r>
-        <w:rPr>
-          <w:b/>
-          <w:bCs/>
-        </w:rPr>
-        <w:t xml:space="preserve">Formal definition and separable decomposition.</w:t>
-      </w:r>
-      <w:r>
-        <w:t xml:space="preserve"> </w:t>
-      </w:r>
-      <w:r>
-        <w:t xml:space="preserve">The SRC is defined as the conversion-tax amount</w:t>
+        <w:t xml:space="preserve">, decomposes conversion-tax payback into SRC plus tax-rate arbitrage, and develops the framework for single and MFJ filers across worked examples (Appendices A–D). What that paper does not contain — and what the present paper supplies — is (a) the formal</w:t>
       </w:r>
       <w:r>
         <w:t xml:space="preserve"> </w:t>
       </w:r>
       <m:oMath>
         <m:r>
-          <m:t>K</m:t>
+          <m:rPr>
+            <m:sty m:val="p"/>
+          </m:rPr>
+          <m:t>A</m:t>
+        </m:r>
+        <m:r>
+          <m:rPr>
+            <m:sty m:val="p"/>
+          </m:rPr>
+          <m:t>F</m:t>
+        </m:r>
+        <m:r>
+          <m:rPr>
+            <m:sty m:val="p"/>
+          </m:rPr>
+          <m:t>(</m:t>
+        </m:r>
+        <m:r>
+          <m:t>r</m:t>
+        </m:r>
+        <m:r>
+          <m:rPr>
+            <m:sty m:val="p"/>
+          </m:rPr>
+          <m:t>,</m:t>
+        </m:r>
+        <m:r>
+          <m:t>N</m:t>
+        </m:r>
+        <m:r>
+          <m:rPr>
+            <m:sty m:val="p"/>
+          </m:rPr>
+          <m:t>)</m:t>
+        </m:r>
+        <m:r>
+          <m:rPr>
+            <m:sty m:val="p"/>
+          </m:rPr>
+          <m:t>⋅</m:t>
+        </m:r>
+        <m:r>
+          <m:rPr>
+            <m:sty m:val="p"/>
+          </m:rPr>
+          <m:t>P</m:t>
+        </m:r>
+        <m:r>
+          <m:rPr>
+            <m:sty m:val="p"/>
+          </m:rPr>
+          <m:t>V</m:t>
+        </m:r>
+        <m:r>
+          <m:rPr>
+            <m:sty m:val="p"/>
+          </m:rPr>
+          <m:t>A</m:t>
+        </m:r>
+        <m:r>
+          <m:rPr>
+            <m:sty m:val="p"/>
+          </m:rPr>
+          <m:t>(</m:t>
+        </m:r>
+        <m:r>
+          <m:t>r</m:t>
+        </m:r>
+        <m:r>
+          <m:rPr>
+            <m:sty m:val="p"/>
+          </m:rPr>
+          <m:t>,</m:t>
+        </m:r>
+        <m:r>
+          <m:t>N</m:t>
+        </m:r>
+        <m:r>
+          <m:rPr>
+            <m:sty m:val="p"/>
+          </m:rPr>
+          <m:t>)</m:t>
+        </m:r>
+        <m:r>
+          <m:rPr>
+            <m:sty m:val="p"/>
+          </m:rPr>
+          <m:t>=</m:t>
+        </m:r>
+        <m:r>
+          <m:t>1</m:t>
         </m:r>
       </m:oMath>
       <w:r>
         <w:t xml:space="preserve"> </w:t>
       </w:r>
       <w:r>
-        <w:t xml:space="preserve">migrating from the bank account into the Roth wrapper under Outside funding, with its own per-year IRR / PV / FV identity distinct from the rate-arbitrage Core, the Medicare-surcharge-reduction alpha, and the RMD tax-drag alpha. To our knowledge, this separable decomposition has not been published outside this framework.</w:t>
-      </w:r>
-    </w:p>
-    <w:p>
-      <w:pPr>
-        <w:numPr>
-          <w:ilvl w:val="0"/>
-          <w:numId w:val="1001"/>
-        </w:numPr>
-      </w:pPr>
-      <w:r>
-        <w:rPr>
-          <w:b/>
-          <w:bCs/>
-        </w:rPr>
-        <w:t xml:space="preserve">Algebraic proof of the matched-rate PV identity.</w:t>
-      </w:r>
-      <w:r>
-        <w:t xml:space="preserve"> </w:t>
-      </w:r>
-      <w:r>
-        <w:t xml:space="preserve">When the discount rate equals the portfolio rate,</w:t>
-      </w:r>
-      <w:r>
-        <w:t xml:space="preserve"> </w:t>
-      </w:r>
-      <m:oMath>
-        <m:sSub>
-          <m:e>
-            <m:r>
-              <m:rPr>
-                <m:sty m:val="p"/>
-              </m:rPr>
-              <m:t>P</m:t>
-            </m:r>
-            <m:r>
-              <m:rPr>
-                <m:sty m:val="p"/>
-              </m:rPr>
-              <m:t>V</m:t>
-            </m:r>
-          </m:e>
-          <m:sub>
-            <m:r>
-              <m:t>r</m:t>
-            </m:r>
-          </m:sub>
-        </m:sSub>
-        <m:r>
-          <m:rPr>
-            <m:sty m:val="p"/>
-          </m:rPr>
-          <m:t>(</m:t>
-        </m:r>
-        <m:r>
-          <m:rPr>
-            <m:sty m:val="p"/>
-          </m:rPr>
-          <m:t>O</m:t>
-        </m:r>
-        <m:r>
-          <m:rPr>
-            <m:sty m:val="p"/>
-          </m:rPr>
-          <m:t>u</m:t>
-        </m:r>
-        <m:r>
-          <m:rPr>
-            <m:sty m:val="p"/>
-          </m:rPr>
-          <m:t>t</m:t>
-        </m:r>
-        <m:r>
-          <m:rPr>
-            <m:sty m:val="p"/>
-          </m:rPr>
-          <m:t>s</m:t>
-        </m:r>
-        <m:r>
-          <m:rPr>
-            <m:sty m:val="p"/>
-          </m:rPr>
-          <m:t>i</m:t>
-        </m:r>
-        <m:r>
-          <m:rPr>
-            <m:sty m:val="p"/>
-          </m:rPr>
-          <m:t>d</m:t>
-        </m:r>
-        <m:r>
-          <m:rPr>
-            <m:sty m:val="p"/>
-          </m:rPr>
-          <m:t>e</m:t>
-        </m:r>
-        <m:r>
-          <m:rPr>
-            <m:sty m:val="p"/>
-          </m:rPr>
-          <m:t>−</m:t>
-        </m:r>
-        <m:r>
-          <m:rPr>
-            <m:sty m:val="p"/>
-          </m:rPr>
-          <m:t>I</m:t>
-        </m:r>
-        <m:r>
-          <m:rPr>
-            <m:sty m:val="p"/>
-          </m:rPr>
-          <m:t>n</m:t>
-        </m:r>
-        <m:r>
-          <m:rPr>
-            <m:sty m:val="p"/>
-          </m:rPr>
-          <m:t>s</m:t>
-        </m:r>
-        <m:r>
-          <m:rPr>
-            <m:sty m:val="p"/>
-          </m:rPr>
-          <m:t>i</m:t>
-        </m:r>
-        <m:r>
-          <m:rPr>
-            <m:sty m:val="p"/>
-          </m:rPr>
-          <m:t>d</m:t>
-        </m:r>
-        <m:r>
-          <m:rPr>
-            <m:sty m:val="p"/>
-          </m:rPr>
-          <m:t>e</m:t>
-        </m:r>
-        <m:r>
-          <m:rPr>
-            <m:sty m:val="p"/>
-          </m:rPr>
-          <m:t>)</m:t>
-        </m:r>
-        <m:r>
-          <m:rPr>
-            <m:sty m:val="p"/>
-          </m:rPr>
-          <m:t>=</m:t>
-        </m:r>
-        <m:r>
-          <m:t>0</m:t>
-        </m:r>
-      </m:oMath>
-      <w:r>
-        <w:t xml:space="preserve">, via the annuity-payment / present-value identity (§4).</w:t>
-      </w:r>
-    </w:p>
-    <w:p>
-      <w:pPr>
-        <w:numPr>
-          <w:ilvl w:val="0"/>
-          <w:numId w:val="1001"/>
-        </w:numPr>
-      </w:pPr>
-      <w:r>
-        <w:rPr>
-          <w:b/>
-          <w:bCs/>
-        </w:rPr>
-        <w:t xml:space="preserve">Empirical validation under both Fixed Annuity and RMD distributions.</w:t>
-      </w:r>
-      <w:r>
-        <w:t xml:space="preserve"> </w:t>
-      </w:r>
-      <w:r>
-        <w:t xml:space="preserve">Paired Inside/Outside scenarios confirm the algebraic identity — the constant $1,695.86/year increment under FA (§5) and a per-year-varying but PV-canceling increment under RMD (§5B), closing the year-0 outflow to within 4 cents over a 30-year horizon.</w:t>
-      </w:r>
-    </w:p>
-    <w:p>
-      <w:pPr>
-        <w:numPr>
-          <w:ilvl w:val="0"/>
-          <w:numId w:val="1001"/>
-        </w:numPr>
-      </w:pPr>
-      <w:r>
-        <w:rPr>
-          <w:b/>
-          <w:bCs/>
-        </w:rPr>
-        <w:t xml:space="preserve">Wrapper Migration Neutrality as a generalizing principle.</w:t>
-      </w:r>
-      <w:r>
-        <w:t xml:space="preserve"> </w:t>
-      </w:r>
-      <w:r>
-        <w:t xml:space="preserve">Pure wrapper migrations at constant household wealth impose no PV cost at the portfolio rate. The SRC is one instance of this principle (§3.5).</w:t>
-      </w:r>
-    </w:p>
-    <w:p>
-      <w:r>
-        <w:pict>
-          <v:rect style="width:0;height:1.5pt" o:hralign="center" o:hrstd="t" o:hr="t"/>
-        </w:pict>
-      </w:r>
-    </w:p>
-    <w:bookmarkEnd w:id="10"/>
-    <w:bookmarkStart w:id="11" w:name="b.-prior-literature"/>
-    <w:p>
-      <w:pPr>
-        <w:pStyle w:val="Heading2"/>
-      </w:pPr>
-      <w:r>
-        <w:t xml:space="preserve">1B. Prior Literature</w:t>
-      </w:r>
-    </w:p>
-    <w:p>
-      <w:pPr>
-        <w:pStyle w:val="FirstParagraph"/>
-      </w:pPr>
-      <w:r>
-        <w:rPr>
-          <w:b/>
-          <w:bCs/>
-        </w:rPr>
-        <w:t xml:space="preserve">Reichenstein &amp; Meyer (2017)</w:t>
-      </w:r>
-      <w:r>
-        <w:t xml:space="preserve"> </w:t>
-      </w:r>
-      <w:r>
-        <w:t xml:space="preserve">—</w:t>
-      </w:r>
-      <w:r>
-        <w:t xml:space="preserve"> </w:t>
-      </w:r>
-      <w:r>
-        <w:rPr>
-          <w:i/>
-          <w:iCs/>
-        </w:rPr>
-        <w:t xml:space="preserve">Valuing Roth Conversion and Recharacterization Options</w:t>
-      </w:r>
-      <w:r>
-        <w:t xml:space="preserve">, Journal of Financial Planning 30(11): 48–56 — is the closest formal academic precedent. Their Section</w:t>
-      </w:r>
-      <w:r>
-        <w:t xml:space="preserve"> </w:t>
-      </w:r>
-      <w:r>
-        <w:t xml:space="preserve">“Models of Roth Conversions versus Retaining Funds in TDAs”</w:t>
-      </w:r>
-      <w:r>
-        <w:t xml:space="preserve"> </w:t>
-      </w:r>
-      <w:r>
-        <w:t xml:space="preserve">defines three strategies: Strategy 1 (retain in TDA), Strategy 2 (convert, pay tax from inside the Roth), Strategy 3 (convert, pay tax from a taxable account). Comparing Strategies 2 and 3, they write:</w:t>
-      </w:r>
-      <w:r>
-        <w:t xml:space="preserve"> </w:t>
-      </w:r>
-      <w:r>
-        <w:rPr>
-          <w:i/>
-          <w:iCs/>
-        </w:rPr>
-        <w:t xml:space="preserve">“At the end of Year 1, Strategy 3 has tV more dollars growing at the pre-tax return of r in the Roth IRA and tV less dollars growing at the after-tax return of R in the taxable account compared to Strategy 2. The longer the horizon between conversion and withdrawal, n, and the larger the difference between the pre-tax and after-tax rate of return, r − R, the larger is the advantage of paying taxes on the Roth conversion out of the taxable account.”</w:t>
-      </w:r>
-      <w:r>
-        <w:t xml:space="preserve"> </w:t>
-      </w:r>
-      <w:r>
-        <w:t xml:space="preserve">Their wrapper-transition value is therefore expressed as</w:t>
-      </w:r>
-      <w:r>
-        <w:t xml:space="preserve"> </w:t>
-      </w:r>
-      <m:oMath>
-        <m:r>
-          <m:t>t</m:t>
-        </m:r>
-        <m:r>
-          <m:t>V</m:t>
-        </m:r>
-        <m:r>
-          <m:rPr>
-            <m:sty m:val="p"/>
-          </m:rPr>
-          <m:t>(</m:t>
-        </m:r>
-        <m:r>
-          <m:t>1</m:t>
-        </m:r>
-        <m:r>
-          <m:rPr>
-            <m:sty m:val="p"/>
-          </m:rPr>
-          <m:t>+</m:t>
-        </m:r>
-        <m:r>
-          <m:t>r</m:t>
-        </m:r>
-        <m:sSup>
-          <m:e>
-            <m:r>
-              <m:rPr>
-                <m:sty m:val="p"/>
-              </m:rPr>
-              <m:t>)</m:t>
-            </m:r>
-          </m:e>
-          <m:sup>
-            <m:r>
-              <m:t>n</m:t>
-            </m:r>
-          </m:sup>
-        </m:sSup>
-        <m:r>
-          <m:rPr>
-            <m:sty m:val="p"/>
-          </m:rPr>
-          <m:t>−</m:t>
-        </m:r>
-        <m:r>
-          <m:t>t</m:t>
-        </m:r>
-        <m:r>
-          <m:t>V</m:t>
-        </m:r>
-        <m:r>
-          <m:rPr>
-            <m:sty m:val="p"/>
-          </m:rPr>
-          <m:t>(</m:t>
-        </m:r>
-        <m:r>
-          <m:t>1</m:t>
-        </m:r>
-        <m:r>
-          <m:rPr>
-            <m:sty m:val="p"/>
-          </m:rPr>
-          <m:t>+</m:t>
-        </m:r>
-        <m:r>
-          <m:t>R</m:t>
-        </m:r>
-        <m:sSup>
-          <m:e>
-            <m:r>
-              <m:rPr>
-                <m:sty m:val="p"/>
-              </m:rPr>
-              <m:t>)</m:t>
-            </m:r>
-          </m:e>
-          <m:sup>
-            <m:r>
-              <m:t>n</m:t>
-            </m:r>
-          </m:sup>
-        </m:sSup>
-      </m:oMath>
-      <w:r>
-        <w:t xml:space="preserve">.</w:t>
-      </w:r>
-    </w:p>
-    <w:p>
-      <w:pPr>
-        <w:pStyle w:val="BodyText"/>
-      </w:pPr>
-      <w:r>
-        <w:t xml:space="preserve">This is the closest published decomposition of outside-funded conversion value. It differs from the SRC framework in two ways: (a) the value depends on</w:t>
-      </w:r>
-      <w:r>
-        <w:t xml:space="preserve"> </w:t>
-      </w:r>
-      <m:oMath>
-        <m:r>
-          <m:t>r</m:t>
-        </m:r>
-        <m:r>
-          <m:rPr>
-            <m:sty m:val="p"/>
-          </m:rPr>
-          <m:t>&gt;</m:t>
-        </m:r>
-        <m:r>
-          <m:t>R</m:t>
-        </m:r>
-      </m:oMath>
-      <w:r>
-        <w:t xml:space="preserve"> </w:t>
-      </w:r>
-      <w:r>
-        <w:t xml:space="preserve">— it operates entirely through tax-drag arbitrage in the alternative wrapper and collapses to zero when the taxable account has no drag, whereas the SRC’s PV-equivalence identity (§4) holds at the wrapper level itself and survives even when</w:t>
-      </w:r>
-      <w:r>
-        <w:t xml:space="preserve"> </w:t>
-      </w:r>
-      <m:oMath>
-        <m:r>
-          <m:t>R</m:t>
-        </m:r>
-        <m:r>
-          <m:rPr>
-            <m:sty m:val="p"/>
-          </m:rPr>
-          <m:t>=</m:t>
-        </m:r>
-        <m:r>
-          <m:t>r</m:t>
-        </m:r>
-      </m:oMath>
-      <w:r>
-        <w:t xml:space="preserve">; and (b) Reichenstein &amp; Meyer give an end-of-period FV expression without the per-year cash-flow stream, separable IRR, or PV-equivalence identity</w:t>
-      </w:r>
-      <w:r>
-        <w:t xml:space="preserve"> </w:t>
-      </w:r>
-      <m:oMath>
-        <m:r>
-          <m:rPr>
-            <m:sty m:val="p"/>
-          </m:rPr>
-          <m:t>P</m:t>
-        </m:r>
-        <m:r>
-          <m:rPr>
-            <m:sty m:val="p"/>
-          </m:rPr>
-          <m:t>V</m:t>
-        </m:r>
-        <m:r>
-          <m:rPr>
-            <m:sty m:val="p"/>
-          </m:rPr>
-          <m:t>(</m:t>
-        </m:r>
-        <m:r>
-          <m:rPr>
-            <m:nor/>
-            <m:sty m:val="p"/>
-          </m:rPr>
-          <m:t>Outside</m:t>
-        </m:r>
-        <m:r>
-          <m:rPr>
-            <m:sty m:val="p"/>
-          </m:rPr>
-          <m:t>−</m:t>
-        </m:r>
-        <m:r>
-          <m:rPr>
-            <m:nor/>
-            <m:sty m:val="p"/>
-          </m:rPr>
-          <m:t>Inside</m:t>
-        </m:r>
-        <m:r>
-          <m:rPr>
-            <m:sty m:val="p"/>
-          </m:rPr>
-          <m:t>)</m:t>
-        </m:r>
-        <m:r>
-          <m:rPr>
-            <m:sty m:val="p"/>
-          </m:rPr>
-          <m:t>=</m:t>
-        </m:r>
-        <m:r>
-          <m:t>K</m:t>
-        </m:r>
-      </m:oMath>
-      <w:r>
-        <w:t xml:space="preserve"> </w:t>
-      </w:r>
-      <w:r>
-        <w:t xml:space="preserve">at the portfolio rate that the SRC framework develops.</w:t>
-      </w:r>
-    </w:p>
-    <w:p>
-      <w:pPr>
-        <w:pStyle w:val="BodyText"/>
-      </w:pPr>
-      <w:r>
-        <w:rPr>
-          <w:b/>
-          <w:bCs/>
-        </w:rPr>
-        <w:t xml:space="preserve">Cheshire (2025)</w:t>
-      </w:r>
-      <w:r>
-        <w:t xml:space="preserve"> </w:t>
-      </w:r>
-      <w:r>
-        <w:t xml:space="preserve">—</w:t>
-      </w:r>
-      <w:r>
-        <w:t xml:space="preserve"> </w:t>
-      </w:r>
-      <w:r>
-        <w:rPr>
-          <w:i/>
-          <w:iCs/>
-        </w:rPr>
-        <w:t xml:space="preserve">Roth Conversion Valuation &amp; Mechanics</w:t>
-      </w:r>
-      <w:r>
-        <w:t xml:space="preserve">, SSRN 5205840 (April 4, 2025) — is the immediate precursor to the present paper. It introduces the Synthetic Roth Contribution term and concept, establishes that the SRC equals the conversion tax when</w:t>
-      </w:r>
-      <w:r>
-        <w:t xml:space="preserve"> </w:t>
-      </w:r>
-      <m:oMath>
-        <m:sSub>
-          <m:e>
-            <m:r>
-              <m:rPr>
-                <m:sty m:val="p"/>
-              </m:rPr>
-              <m:t>M</m:t>
-            </m:r>
-            <m:r>
-              <m:rPr>
-                <m:sty m:val="p"/>
-              </m:rPr>
-              <m:t>T</m:t>
-            </m:r>
-            <m:r>
-              <m:rPr>
-                <m:sty m:val="p"/>
-              </m:rPr>
-              <m:t>R</m:t>
-            </m:r>
-          </m:e>
-          <m:sub>
-            <m:r>
-              <m:t>D</m:t>
-            </m:r>
-          </m:sub>
-        </m:sSub>
-        <m:r>
-          <m:rPr>
-            <m:sty m:val="p"/>
-          </m:rPr>
-          <m:t>=</m:t>
-        </m:r>
-        <m:sSub>
-          <m:e>
-            <m:r>
-              <m:rPr>
-                <m:sty m:val="p"/>
-              </m:rPr>
-              <m:t>M</m:t>
-            </m:r>
-            <m:r>
-              <m:rPr>
-                <m:sty m:val="p"/>
-              </m:rPr>
-              <m:t>T</m:t>
-            </m:r>
-            <m:r>
-              <m:rPr>
-                <m:sty m:val="p"/>
-              </m:rPr>
-              <m:t>R</m:t>
-            </m:r>
-          </m:e>
-          <m:sub>
-            <m:r>
-              <m:t>C</m:t>
-            </m:r>
-          </m:sub>
-        </m:sSub>
-      </m:oMath>
-      <w:r>
-        <w:t xml:space="preserve">, decomposes conversion-tax payback into SRC plus tax-rate arbitrage, and develops the framework for single and MFJ filers across worked examples (Appendices A–D). What that paper does not contain — and what the present paper supplies — is (a) the formal</w:t>
-      </w:r>
-      <w:r>
-        <w:t xml:space="preserve"> </w:t>
-      </w:r>
-      <m:oMath>
-        <m:r>
-          <m:rPr>
-            <m:sty m:val="p"/>
-          </m:rPr>
-          <m:t>A</m:t>
-        </m:r>
-        <m:r>
-          <m:rPr>
-            <m:sty m:val="p"/>
-          </m:rPr>
-          <m:t>F</m:t>
-        </m:r>
-        <m:r>
-          <m:rPr>
-            <m:sty m:val="p"/>
-          </m:rPr>
-          <m:t>(</m:t>
-        </m:r>
-        <m:r>
-          <m:t>r</m:t>
-        </m:r>
-        <m:r>
-          <m:rPr>
-            <m:sty m:val="p"/>
-          </m:rPr>
-          <m:t>,</m:t>
-        </m:r>
-        <m:r>
-          <m:t>N</m:t>
-        </m:r>
-        <m:r>
-          <m:rPr>
-            <m:sty m:val="p"/>
-          </m:rPr>
-          <m:t>)</m:t>
-        </m:r>
-        <m:r>
-          <m:rPr>
-            <m:sty m:val="p"/>
-          </m:rPr>
-          <m:t>⋅</m:t>
-        </m:r>
-        <m:r>
-          <m:rPr>
-            <m:sty m:val="p"/>
-          </m:rPr>
-          <m:t>P</m:t>
-        </m:r>
-        <m:r>
-          <m:rPr>
-            <m:sty m:val="p"/>
-          </m:rPr>
-          <m:t>V</m:t>
-        </m:r>
-        <m:r>
-          <m:rPr>
-            <m:sty m:val="p"/>
-          </m:rPr>
-          <m:t>A</m:t>
-        </m:r>
-        <m:r>
-          <m:rPr>
-            <m:sty m:val="p"/>
-          </m:rPr>
-          <m:t>(</m:t>
-        </m:r>
-        <m:r>
-          <m:t>r</m:t>
-        </m:r>
-        <m:r>
-          <m:rPr>
-            <m:sty m:val="p"/>
-          </m:rPr>
-          <m:t>,</m:t>
-        </m:r>
-        <m:r>
-          <m:t>N</m:t>
-        </m:r>
-        <m:r>
-          <m:rPr>
-            <m:sty m:val="p"/>
-          </m:rPr>
-          <m:t>)</m:t>
-        </m:r>
-        <m:r>
-          <m:rPr>
-            <m:sty m:val="p"/>
-          </m:rPr>
-          <m:t>=</m:t>
-        </m:r>
-        <m:r>
-          <m:t>1</m:t>
-        </m:r>
-      </m:oMath>
-      <w:r>
-        <w:t xml:space="preserve"> </w:t>
-      </w:r>
-      <w:r>
         <w:t xml:space="preserve">algebraic proof of PV equivalence at the portfolio rate; (b) empirical paired-run validation against a production calculation engine to within rounding; (c) the RMD generalization showing the identity holds under non-uniform distribution paths; and (d) the separable IRR decomposition on the Outside-funded cash-flow stream. The present work is positioned as a rigorous extension, not a re-claim, of the framework introduced there.</w:t>
-      </w:r>
-    </w:p>
-    <w:p>
-      <w:pPr>
-        <w:pStyle w:val="BodyText"/>
-      </w:pPr>
-      <w:r>
-        <w:rPr>
-          <w:b/>
-          <w:bCs/>
-        </w:rPr>
-        <w:t xml:space="preserve">Nalebuff, Haghani, &amp; White (2025)</w:t>
-      </w:r>
-      <w:r>
-        <w:t xml:space="preserve"> </w:t>
-      </w:r>
-      <w:r>
-        <w:t xml:space="preserve">—</w:t>
-      </w:r>
-      <w:r>
-        <w:t xml:space="preserve"> </w:t>
-      </w:r>
-      <w:r>
-        <w:rPr>
-          <w:i/>
-          <w:iCs/>
-        </w:rPr>
-        <w:t xml:space="preserve">Size Matters in the Roth IRA Conversion Decision</w:t>
-      </w:r>
-      <w:r>
-        <w:t xml:space="preserve">, Elm Wealth (June 18, 2025); republished by Advisor Perspectives (July 14, 2025) — is the closest independent later articulation. Their</w:t>
-      </w:r>
-      <w:r>
-        <w:t xml:space="preserve"> </w:t>
-      </w:r>
-      <w:r>
-        <w:t xml:space="preserve">“Reason 1”</w:t>
-      </w:r>
-      <w:r>
-        <w:t xml:space="preserve"> </w:t>
-      </w:r>
-      <w:r>
-        <w:t xml:space="preserve">frames outside-payment as</w:t>
-      </w:r>
-      <w:r>
-        <w:t xml:space="preserve"> </w:t>
-      </w:r>
-      <w:r>
-        <w:t xml:space="preserve">“effectively making the IRA more than 50% bigger”</w:t>
-      </w:r>
-      <w:r>
-        <w:t xml:space="preserve"> </w:t>
-      </w:r>
-      <w:r>
-        <w:t xml:space="preserve">and produces a closed-form</w:t>
-      </w:r>
-      <w:r>
-        <w:t xml:space="preserve"> </w:t>
-      </w:r>
-      <m:oMath>
-        <m:sSub>
-          <m:e>
-            <m:r>
-              <m:t>τ</m:t>
-            </m:r>
-          </m:e>
-          <m:sub>
-            <m:r>
-              <m:t>1</m:t>
-            </m:r>
-          </m:sub>
-        </m:sSub>
-        <m:r>
-          <m:rPr>
-            <m:sty m:val="p"/>
-          </m:rPr>
-          <m:t>⋅</m:t>
-        </m:r>
-        <m:sSub>
-          <m:e>
-            <m:r>
-              <m:t>τ</m:t>
-            </m:r>
-          </m:e>
-          <m:sub>
-            <m:r>
-              <m:t>2</m:t>
-            </m:r>
-          </m:sub>
-        </m:sSub>
-        <m:r>
-          <m:rPr>
-            <m:sty m:val="p"/>
-          </m:rPr>
-          <m:t>⋅</m:t>
-        </m:r>
-        <m:r>
-          <m:rPr>
-            <m:sty m:val="p"/>
-          </m:rPr>
-          <m:t>S</m:t>
-        </m:r>
-        <m:r>
-          <m:rPr>
-            <m:sty m:val="p"/>
-          </m:rPr>
-          <m:t>i</m:t>
-        </m:r>
-        <m:r>
-          <m:rPr>
-            <m:sty m:val="p"/>
-          </m:rPr>
-          <m:t>z</m:t>
-        </m:r>
-        <m:r>
-          <m:rPr>
-            <m:sty m:val="p"/>
-          </m:rPr>
-          <m:t>e</m:t>
-        </m:r>
-        <m:r>
-          <m:rPr>
-            <m:sty m:val="p"/>
-          </m:rPr>
-          <m:t>⋅</m:t>
-        </m:r>
-        <m:r>
-          <m:rPr>
-            <m:sty m:val="p"/>
-          </m:rPr>
-          <m:t>g</m:t>
-        </m:r>
-        <m:r>
-          <m:rPr>
-            <m:sty m:val="p"/>
-          </m:rPr>
-          <m:t>r</m:t>
-        </m:r>
-        <m:r>
-          <m:rPr>
-            <m:sty m:val="p"/>
-          </m:rPr>
-          <m:t>o</m:t>
-        </m:r>
-        <m:r>
-          <m:rPr>
-            <m:sty m:val="p"/>
-          </m:rPr>
-          <m:t>w</m:t>
-        </m:r>
-        <m:r>
-          <m:rPr>
-            <m:sty m:val="p"/>
-          </m:rPr>
-          <m:t>t</m:t>
-        </m:r>
-        <m:r>
-          <m:rPr>
-            <m:sty m:val="p"/>
-          </m:rPr>
-          <m:t>h</m:t>
-        </m:r>
-      </m:oMath>
-      <w:r>
-        <w:t xml:space="preserve"> </w:t>
-      </w:r>
-      <w:r>
-        <w:t xml:space="preserve">heuristic. The framing is substantively aligned with the SRC concept, but the formula collapses ordinary-income and capital-gains rates into one expression and presents the wrapper-transition benefit as a single Benefit and BETR calculation rather than a per-year separable stream with its own IRR and PV identity. This work post-dates Cheshire (2025) by approximately ten weeks; we cite it as parallel evidence that the concept is being independently surfaced, not as priority.</w:t>
-      </w:r>
-    </w:p>
-    <w:p>
-      <w:pPr>
-        <w:pStyle w:val="BodyText"/>
-      </w:pPr>
-      <w:r>
-        <w:rPr>
-          <w:b/>
-          <w:bCs/>
-        </w:rPr>
-        <w:t xml:space="preserve">Passman / Vanguard (2025)</w:t>
-      </w:r>
-      <w:r>
-        <w:t xml:space="preserve"> </w:t>
-      </w:r>
-      <w:r>
-        <w:t xml:space="preserve">—</w:t>
-      </w:r>
-      <w:r>
-        <w:t xml:space="preserve"> </w:t>
-      </w:r>
-      <w:r>
-        <w:rPr>
-          <w:i/>
-          <w:iCs/>
-        </w:rPr>
-        <w:t xml:space="preserve">A</w:t>
-      </w:r>
-      <w:r>
-        <w:rPr>
-          <w:i/>
-          <w:iCs/>
-        </w:rPr>
-        <w:t xml:space="preserve"> </w:t>
-      </w:r>
-      <w:r>
-        <w:rPr>
-          <w:i/>
-          <w:iCs/>
-        </w:rPr>
-        <w:t xml:space="preserve">“BETR”</w:t>
-      </w:r>
-      <w:r>
-        <w:rPr>
-          <w:i/>
-          <w:iCs/>
-        </w:rPr>
-        <w:t xml:space="preserve"> </w:t>
-      </w:r>
-      <w:r>
-        <w:rPr>
-          <w:i/>
-          <w:iCs/>
-        </w:rPr>
-        <w:t xml:space="preserve">Approach to Roth Conversions</w:t>
-      </w:r>
-      <w:r>
-        <w:t xml:space="preserve"> </w:t>
-      </w:r>
-      <w:r>
-        <w:t xml:space="preserve">— extends the Break-Even Tax Rate framework to take the conversion-tax-payment source as a parameter input. BETR subtracts a</w:t>
-      </w:r>
-      <w:r>
-        <w:t xml:space="preserve"> </w:t>
-      </w:r>
-      <w:r>
-        <w:t xml:space="preserve">“forgone after-tax value”</w:t>
-      </w:r>
-      <w:r>
-        <w:t xml:space="preserve"> </w:t>
-      </w:r>
-      <w:r>
-        <w:t xml:space="preserve">of the conversion-tax dollar from the Roth side of the comparison, collapsing the Roth and outside-cash position into a single net figure; the deduction cancels symmetrically against an analogous implicit omission in the no-conversion counterfactual, so the BETR rate itself is mathematically correct. The convention, however, obscures the wrapper-migration mechanic, and the assumed taxable-account growth rate multiple,</w:t>
-      </w:r>
-      <w:r>
-        <w:t xml:space="preserve"> </w:t>
-      </w:r>
-      <m:oMath>
-        <m:sSup>
-          <m:e>
-            <m:r>
-              <m:t>M</m:t>
-            </m:r>
-          </m:e>
-          <m:sup>
-            <m:r>
-              <m:rPr>
-                <m:sty m:val="p"/>
-              </m:rPr>
-              <m:t>′</m:t>
-            </m:r>
-          </m:sup>
-        </m:sSup>
-      </m:oMath>
-      <w:r>
-        <w:t xml:space="preserve">, that the convention treats as a neutral input is in fact the recommendation driver. The SRC framework makes the wrapper migration explicit and quantifies the outside-payment value as a first-class component rather than embedding it in a parameter adjustment. The two parameterizations are mathematically related: Vanguard’s</w:t>
-      </w:r>
-      <w:r>
-        <w:t xml:space="preserve"> </w:t>
-      </w:r>
-      <m:oMath>
-        <m:sSup>
-          <m:e>
-            <m:r>
-              <m:t>M</m:t>
-            </m:r>
-          </m:e>
-          <m:sup>
-            <m:r>
-              <m:rPr>
-                <m:sty m:val="p"/>
-              </m:rPr>
-              <m:t>′</m:t>
-            </m:r>
-          </m:sup>
-        </m:sSup>
-        <m:r>
-          <m:rPr>
-            <m:sty m:val="p"/>
-          </m:rPr>
-          <m:t>/</m:t>
-        </m:r>
-        <m:r>
-          <m:t>M</m:t>
-        </m:r>
-      </m:oMath>
-      <w:r>
-        <w:t xml:space="preserve"> </w:t>
-      </w:r>
-      <w:r>
-        <w:t xml:space="preserve">horizon-cumulative wedge maps directly to the SRC’s per-year drag fraction</w:t>
-      </w:r>
-      <w:r>
-        <w:t xml:space="preserve"> </w:t>
-      </w:r>
-      <m:oMath>
-        <m:r>
-          <m:t>d</m:t>
-        </m:r>
-      </m:oMath>
-      <w:r>
-        <w:t xml:space="preserve"> </w:t>
-      </w:r>
-      <w:r>
-        <w:t xml:space="preserve">via</w:t>
-      </w:r>
-      <w:r>
-        <w:t xml:space="preserve"> </w:t>
-      </w:r>
-      <m:oMath>
-        <m:r>
-          <m:t>d</m:t>
-        </m:r>
-        <m:r>
-          <m:rPr>
-            <m:sty m:val="p"/>
-          </m:rPr>
-          <m:t>=</m:t>
-        </m:r>
-        <m:r>
-          <m:t>1</m:t>
-        </m:r>
-        <m:r>
-          <m:rPr>
-            <m:sty m:val="p"/>
-          </m:rPr>
-          <m:t>−</m:t>
-        </m:r>
-        <m:r>
-          <m:rPr>
-            <m:sty m:val="p"/>
-          </m:rPr>
-          <m:t>(</m:t>
-        </m:r>
-        <m:sSup>
-          <m:e>
-            <m:r>
-              <m:t>M</m:t>
-            </m:r>
-          </m:e>
-          <m:sup>
-            <m:r>
-              <m:rPr>
-                <m:sty m:val="p"/>
-              </m:rPr>
-              <m:t>′</m:t>
-            </m:r>
-          </m:sup>
-        </m:sSup>
-        <m:sSup>
-          <m:e>
-            <m:r>
-              <m:rPr>
-                <m:sty m:val="p"/>
-              </m:rPr>
-              <m:t>)</m:t>
-            </m:r>
-          </m:e>
-          <m:sup>
-            <m:r>
-              <m:t>1</m:t>
-            </m:r>
-            <m:r>
-              <m:rPr>
-                <m:sty m:val="p"/>
-              </m:rPr>
-              <m:t>/</m:t>
-            </m:r>
-            <m:r>
-              <m:t>n</m:t>
-            </m:r>
-          </m:sup>
-        </m:sSup>
-        <m:r>
-          <m:rPr>
-            <m:sty m:val="p"/>
-          </m:rPr>
-          <m:t>/</m:t>
-        </m:r>
-        <m:sSup>
-          <m:e>
-            <m:r>
-              <m:t>M</m:t>
-            </m:r>
-          </m:e>
-          <m:sup>
-            <m:r>
-              <m:t>1</m:t>
-            </m:r>
-            <m:r>
-              <m:rPr>
-                <m:sty m:val="p"/>
-              </m:rPr>
-              <m:t>/</m:t>
-            </m:r>
-            <m:r>
-              <m:t>n</m:t>
-            </m:r>
-          </m:sup>
-        </m:sSup>
-      </m:oMath>
-      <w:r>
-        <w:t xml:space="preserve"> </w:t>
-      </w:r>
-      <w:r>
-        <w:t xml:space="preserve">(derived in §6). The per-year framing is also more actionable in practice: advisors can estimate</w:t>
-      </w:r>
-      <w:r>
-        <w:t xml:space="preserve"> </w:t>
-      </w:r>
-      <m:oMath>
-        <m:r>
-          <m:t>d</m:t>
-        </m:r>
-      </m:oMath>
-      <w:r>
-        <w:t xml:space="preserve"> </w:t>
-      </w:r>
-      <w:r>
-        <w:t xml:space="preserve">directly from a client’s outside-account tax profile — asset location, turnover, distribution yield, state of residence — and explain it as</w:t>
-      </w:r>
-      <w:r>
-        <w:t xml:space="preserve"> </w:t>
-      </w:r>
-      <w:r>
-        <w:t xml:space="preserve">“the share of annual return lost to taxation,”</w:t>
-      </w:r>
-      <w:r>
-        <w:t xml:space="preserve"> </w:t>
-      </w:r>
-      <w:r>
-        <w:t xml:space="preserve">a quantity observable on prior tax returns. The</w:t>
-      </w:r>
-      <w:r>
-        <w:t xml:space="preserve"> </w:t>
-      </w:r>
-      <m:oMath>
-        <m:sSup>
-          <m:e>
-            <m:r>
-              <m:t>M</m:t>
-            </m:r>
-          </m:e>
-          <m:sup>
-            <m:r>
-              <m:rPr>
-                <m:sty m:val="p"/>
-              </m:rPr>
-              <m:t>′</m:t>
-            </m:r>
-          </m:sup>
-        </m:sSup>
-      </m:oMath>
-      <w:r>
-        <w:t xml:space="preserve"> </w:t>
-      </w:r>
-      <w:r>
-        <w:t xml:space="preserve">parameter, by contrast, requires projecting a 20-year cumulative wealth differential against a hypothetical no-drag counterfactual — an opaque input the advisor must project and the client cannot verify.</w:t>
-      </w:r>
-    </w:p>
-    <w:p>
-      <w:pPr>
-        <w:pStyle w:val="BodyText"/>
-      </w:pPr>
-      <w:r>
-        <w:rPr>
-          <w:b/>
-          <w:bCs/>
-        </w:rPr>
-        <w:t xml:space="preserve">McQuarrie &amp; DiLellio (2023)</w:t>
-      </w:r>
-      <w:r>
-        <w:t xml:space="preserve"> </w:t>
-      </w:r>
-      <w:r>
-        <w:t xml:space="preserve">—</w:t>
-      </w:r>
-      <w:r>
-        <w:t xml:space="preserve"> </w:t>
-      </w:r>
-      <w:r>
-        <w:rPr>
-          <w:i/>
-          <w:iCs/>
-        </w:rPr>
-        <w:t xml:space="preserve">The Arithmetic of Roth Conversions</w:t>
-      </w:r>
-      <w:r>
-        <w:t xml:space="preserve">, Journal of Financial Planning, May 2023 — explicitly tabulates the year-by-year wealth wedge between Inside-paid and Outside-paid branches at constant tax rates ($1,343 at year 3, $8,319 at year 10, $40,386 at year 20 in their illustration), with the drag-rate differential between Roth (</w:t>
-      </w:r>
-      <m:oMath>
-        <m:r>
-          <m:t>r</m:t>
-        </m:r>
-      </m:oMath>
-      <w:r>
-        <w:t xml:space="preserve">) and taxable wrapper (</w:t>
-      </w:r>
-      <m:oMath>
-        <m:sSup>
-          <m:e>
-            <m:r>
-              <m:t>r</m:t>
-            </m:r>
-          </m:e>
-          <m:sup>
-            <m:r>
-              <m:rPr>
-                <m:sty m:val="p"/>
-              </m:rPr>
-              <m:t>′</m:t>
-            </m:r>
-          </m:sup>
-        </m:sSup>
-        <m:r>
-          <m:rPr>
-            <m:sty m:val="p"/>
-          </m:rPr>
-          <m:t>=</m:t>
-        </m:r>
-        <m:r>
-          <m:t>r</m:t>
-        </m:r>
-        <m:r>
-          <m:rPr>
-            <m:sty m:val="p"/>
-          </m:rPr>
-          <m:t>(</m:t>
-        </m:r>
-        <m:r>
-          <m:t>1</m:t>
-        </m:r>
-        <m:r>
-          <m:rPr>
-            <m:sty m:val="p"/>
-          </m:rPr>
-          <m:t>−</m:t>
-        </m:r>
-        <m:r>
-          <m:t>t</m:t>
-        </m:r>
-        <m:r>
-          <m:rPr>
-            <m:sty m:val="p"/>
-          </m:rPr>
-          <m:t>)</m:t>
-        </m:r>
-      </m:oMath>
-      <w:r>
-        <w:t xml:space="preserve">) as the underlying source. They report this as a wealth-difference time series rather than as a separable IRR / PV / FV bucket and do not state the PV-equivalence identity. Their numerical evidence is consistent with the SRC framework’s predictions and provides additional empirical support for the wrapper-transition mechanism.</w:t>
       </w:r>
     </w:p>
     <w:p>
@@ -1895,148 +1598,7 @@
         <w:t xml:space="preserve">Net Present Value Analysis of Roth Conversions</w:t>
       </w:r>
       <w:r>
-        <w:t xml:space="preserve">, Journal of Financial Planning 37(7/9): 76–90 — argues, on the basis of NPV calculations at the portfolio discount rate, that</w:t>
-      </w:r>
-      <w:r>
-        <w:t xml:space="preserve"> </w:t>
-      </w:r>
-      <w:r>
-        <w:t xml:space="preserve">“it is not all that helpful to pay the tax on conversion from outside funds.”</w:t>
-      </w:r>
-      <w:r>
-        <w:t xml:space="preserve"> </w:t>
-      </w:r>
-      <w:r>
-        <w:t xml:space="preserve">This conclusion is, on its face, opposite to the SRC framework’s claim that outside-payment activates a separable contribution-equivalent component. The reconciliation is straightforward: McQuarrie’s NPV identity at the portfolio rate is precisely the PV-equivalence identity proved in §4 —</w:t>
-      </w:r>
-      <w:r>
-        <w:t xml:space="preserve"> </w:t>
-      </w:r>
-      <m:oMath>
-        <m:r>
-          <m:rPr>
-            <m:sty m:val="p"/>
-          </m:rPr>
-          <m:t>P</m:t>
-        </m:r>
-        <m:r>
-          <m:rPr>
-            <m:sty m:val="p"/>
-          </m:rPr>
-          <m:t>V</m:t>
-        </m:r>
-        <m:r>
-          <m:rPr>
-            <m:sty m:val="p"/>
-          </m:rPr>
-          <m:t>(</m:t>
-        </m:r>
-        <m:r>
-          <m:rPr>
-            <m:nor/>
-            <m:sty m:val="p"/>
-          </m:rPr>
-          <m:t>Outside</m:t>
-        </m:r>
-        <m:r>
-          <m:rPr>
-            <m:sty m:val="p"/>
-          </m:rPr>
-          <m:t>−</m:t>
-        </m:r>
-        <m:r>
-          <m:rPr>
-            <m:nor/>
-            <m:sty m:val="p"/>
-          </m:rPr>
-          <m:t>Inside</m:t>
-        </m:r>
-        <m:r>
-          <m:rPr>
-            <m:sty m:val="p"/>
-          </m:rPr>
-          <m:t>)</m:t>
-        </m:r>
-        <m:r>
-          <m:rPr>
-            <m:sty m:val="p"/>
-          </m:rPr>
-          <m:t>=</m:t>
-        </m:r>
-        <m:r>
-          <m:t>0</m:t>
-        </m:r>
-      </m:oMath>
-      <w:r>
-        <w:t xml:space="preserve"> </w:t>
-      </w:r>
-      <w:r>
-        <w:t xml:space="preserve">at</w:t>
-      </w:r>
-      <w:r>
-        <w:t xml:space="preserve"> </w:t>
-      </w:r>
-      <m:oMath>
-        <m:r>
-          <m:rPr>
-            <m:sty m:val="p"/>
-          </m:rPr>
-          <m:t>d</m:t>
-        </m:r>
-        <m:r>
-          <m:rPr>
-            <m:sty m:val="p"/>
-          </m:rPr>
-          <m:t>i</m:t>
-        </m:r>
-        <m:r>
-          <m:rPr>
-            <m:sty m:val="p"/>
-          </m:rPr>
-          <m:t>s</m:t>
-        </m:r>
-        <m:r>
-          <m:rPr>
-            <m:sty m:val="p"/>
-          </m:rPr>
-          <m:t>c</m:t>
-        </m:r>
-        <m:r>
-          <m:rPr>
-            <m:sty m:val="p"/>
-          </m:rPr>
-          <m:t>o</m:t>
-        </m:r>
-        <m:r>
-          <m:rPr>
-            <m:sty m:val="p"/>
-          </m:rPr>
-          <m:t>u</m:t>
-        </m:r>
-        <m:r>
-          <m:rPr>
-            <m:sty m:val="p"/>
-          </m:rPr>
-          <m:t>n</m:t>
-        </m:r>
-        <m:r>
-          <m:rPr>
-            <m:sty m:val="p"/>
-          </m:rPr>
-          <m:t>t</m:t>
-        </m:r>
-        <m:r>
-          <m:rPr>
-            <m:sty m:val="p"/>
-          </m:rPr>
-          <m:t>=</m:t>
-        </m:r>
-        <m:r>
-          <m:t>r</m:t>
-        </m:r>
-      </m:oMath>
-      <w:r>
-        <w:t xml:space="preserve">. Where McQuarrie reads this identity as a refutation of the practical importance of outside-payment, the SRC framework reads it as confirmation that the outside-payment value is exactly the conversion tax in year-0 dollars (the contribution-equivalent), with lasting economic significance arising through the tax-drag channel of §6. The two readings are mathematically identical and economically opposite.</w:t>
+        <w:t xml:space="preserve">, Journal of Financial Planning 37(7/9): 76–90. Wrapper migration at the heart of Outside-funded conversions is not separately tracked in McQuarrie’s NPV accounting: $22,000 of after-tax dollars moves from a taxable into a tax-free wrapper, compounding tax-free for the life of the account. That migration is the Synthetic Roth Contribution.</w:t>
       </w:r>
     </w:p>
     <w:p>
@@ -2044,35 +1606,7 @@
         <w:pStyle w:val="BodyText"/>
       </w:pPr>
       <w:r>
-        <w:t xml:space="preserve">A second, methodological distinction underlies the same disagreement. McQuarrie treats the year-0 conversion tax as a</w:t>
-      </w:r>
-      <w:r>
-        <w:t xml:space="preserve"> </w:t>
-      </w:r>
-      <w:r>
-        <w:rPr>
-          <w:b/>
-          <w:bCs/>
-        </w:rPr>
-        <w:t xml:space="preserve">cost</w:t>
-      </w:r>
-      <w:r>
-        <w:t xml:space="preserve"> </w:t>
-      </w:r>
-      <w:r>
-        <w:t xml:space="preserve">to be recouped by the discounted stream of future RMD-driven tax savings, reporting</w:t>
-      </w:r>
-      <w:r>
-        <w:t xml:space="preserve"> </w:t>
-      </w:r>
-      <w:r>
-        <w:t xml:space="preserve">“break-even”</w:t>
-      </w:r>
-      <w:r>
-        <w:t xml:space="preserve"> </w:t>
-      </w:r>
-      <w:r>
-        <w:t xml:space="preserve">results — in his base case (22% → 25% on $100K), the cumulative</w:t>
+        <w:t xml:space="preserve">McQuarrie’s framework offsets the tax payment against future RMD tax savings, discounted at the portfolio rate. In his 22% → 25% base case on $100K,</w:t>
       </w:r>
       <w:r>
         <w:t xml:space="preserve"> </w:t>
@@ -2082,13 +1616,13 @@
           <w:i/>
           <w:iCs/>
         </w:rPr>
-        <w:t xml:space="preserve">discounted</w:t>
-      </w:r>
-      <w:r>
-        <w:t xml:space="preserve"> </w:t>
-      </w:r>
-      <w:r>
-        <w:t xml:space="preserve">tax-at-future-rate on avoided RMDs does not overtake the $22,000 upfront conversion tax until approximately age 97; at life expectancy (age 90), the household is still $7,000 short in PV terms. The implicit premise is that the household must live long enough for the discounted savings stream to repay the cost; in McQuarrie’s own words,</w:t>
+        <w:t xml:space="preserve">“$7,000 remains to be defrayed”</w:t>
+      </w:r>
+      <w:r>
+        <w:t xml:space="preserve"> </w:t>
+      </w:r>
+      <w:r>
+        <w:t xml:space="preserve">at life expectancy and</w:t>
       </w:r>
       <w:r>
         <w:t xml:space="preserve"> </w:t>
@@ -2098,7 +1632,39 @@
           <w:i/>
           <w:iCs/>
         </w:rPr>
-        <w:t xml:space="preserve">“the $22,000 tax payment made in 2025 was, in all but name, a loan to the government.”</w:t>
+        <w:t xml:space="preserve">“$22,000 is totally cashed out”</w:t>
+      </w:r>
+      <w:r>
+        <w:t xml:space="preserve"> </w:t>
+      </w:r>
+      <w:r>
+        <w:t xml:space="preserve">at age 97. He concludes the $22K was</w:t>
+      </w:r>
+      <w:r>
+        <w:t xml:space="preserve"> </w:t>
+      </w:r>
+      <w:r>
+        <w:rPr>
+          <w:i/>
+          <w:iCs/>
+        </w:rPr>
+        <w:t xml:space="preserve">“in all but name, a loan to the government”</w:t>
+      </w:r>
+      <w:r>
+        <w:t xml:space="preserve"> </w:t>
+      </w:r>
+      <w:r>
+        <w:t xml:space="preserve">and that paying conversion tax from outside funds is</w:t>
+      </w:r>
+      <w:r>
+        <w:t xml:space="preserve"> </w:t>
+      </w:r>
+      <w:r>
+        <w:rPr>
+          <w:i/>
+          <w:iCs/>
+        </w:rPr>
+        <w:t xml:space="preserve">“not all that helpful.”</w:t>
       </w:r>
     </w:p>
     <w:p>
@@ -2106,7 +1672,7 @@
         <w:pStyle w:val="BodyText"/>
       </w:pPr>
       <w:r>
-        <w:t xml:space="preserve">The SRC reframing dissolves both the cost premise and the break-even framing: a Roth conversion has no time-horizon break-even because the conversion’s alpha components sum to a single PV figure at conversion time. Either that sum is positive (profitable from year 0) or negative (unprofitable from year 0); time merely unfolds the consequences.</w:t>
+        <w:t xml:space="preserve">Two considerations arise.</w:t>
       </w:r>
     </w:p>
     <w:p>
@@ -2114,57 +1680,45 @@
         <w:pStyle w:val="BodyText"/>
       </w:pPr>
       <w:r>
-        <w:t xml:space="preserve">The</w:t>
-      </w:r>
-      <w:r>
-        <w:t xml:space="preserve"> </w:t>
-      </w:r>
-      <w:r>
-        <w:t xml:space="preserve">“loan to the government”</w:t>
-      </w:r>
-      <w:r>
-        <w:t xml:space="preserve"> </w:t>
-      </w:r>
-      <w:r>
-        <w:t xml:space="preserve">framing inverts the underlying accounting. The after-tax wealth view, evaluated at McQuarrie’s distribution-year rate</w:t>
-      </w:r>
-      <w:r>
-        <w:t xml:space="preserve"> </w:t>
-      </w:r>
-      <m:oMath>
-        <m:sSub>
-          <m:e>
-            <m:r>
-              <m:t>t</m:t>
-            </m:r>
-          </m:e>
-          <m:sub>
-            <m:r>
-              <m:t>D</m:t>
-            </m:r>
-          </m:sub>
-        </m:sSub>
-        <m:r>
-          <m:rPr>
-            <m:sty m:val="p"/>
-          </m:rPr>
-          <m:t>=</m:t>
-        </m:r>
-        <m:r>
-          <m:t>25</m:t>
-        </m:r>
-        <m:r>
-          <m:rPr>
-            <m:sty m:val="p"/>
-          </m:rPr>
-          <m:t>%</m:t>
-        </m:r>
-      </m:oMath>
-      <w:r>
-        <w:t xml:space="preserve"> </w:t>
-      </w:r>
-      <w:r>
-        <w:t xml:space="preserve">for the Traditional balance, makes the structure visible at the moment of conversion:</w:t>
+        <w:rPr>
+          <w:i/>
+          <w:iCs/>
+        </w:rPr>
+        <w:t xml:space="preserve">First</w:t>
+      </w:r>
+      <w:r>
+        <w:t xml:space="preserve">, the loan analogy is backwards. The IRS effectively lends the deferred tax to the investor — interest-free, for potentially decades. Under Inside funding, the IRS gets the same $22K back with no out-of-pocket cash, confirming there was never a taxpayer loan. Settling a $25K liability today repays the IRS loan while booking a $3K profit — helpful and prudent.</w:t>
+      </w:r>
+    </w:p>
+    <w:p>
+      <w:pPr>
+        <w:pStyle w:val="BodyText"/>
+      </w:pPr>
+      <w:r>
+        <w:rPr>
+          <w:i/>
+          <w:iCs/>
+        </w:rPr>
+        <w:t xml:space="preserve">Second</w:t>
+      </w:r>
+      <w:r>
+        <w:t xml:space="preserve">, McQuarrie’s framework misses the wrapper composition. The RMD-savings stream is identical under Inside funding — his framework does not distinguish the two funding paths. The</w:t>
+      </w:r>
+      <w:r>
+        <w:t xml:space="preserve"> </w:t>
+      </w:r>
+      <w:r>
+        <w:rPr>
+          <w:i/>
+          <w:iCs/>
+        </w:rPr>
+        <w:t xml:space="preserve">“$22,000 paid out of pocket up front”</w:t>
+      </w:r>
+      <w:r>
+        <w:t xml:space="preserve"> </w:t>
+      </w:r>
+      <w:r>
+        <w:t xml:space="preserve">he calls a loan actually sits in the Roth. The NPV = 0 result obscures this wrapper migration.</w:t>
       </w:r>
     </w:p>
     <w:tbl>
@@ -2233,7 +1787,7 @@
               <w:pStyle w:val="Compact"/>
             </w:pPr>
             <w:r>
-              <w:t xml:space="preserve">Total after-tax wealth</w:t>
+              <w:t xml:space="preserve">Total after-tax</w:t>
             </w:r>
           </w:p>
         </w:tc>
@@ -2261,20 +1815,7 @@
               <w:pStyle w:val="Compact"/>
             </w:pPr>
             <w:r>
-              <w:t xml:space="preserve">$100K ($75K after-tax at</w:t>
-            </w:r>
-            <w:r>
-              <w:t xml:space="preserve"> </w:t>
-            </w:r>
-            <w:r>
-              <w:rPr>
-                <w:i/>
-                <w:iCs/>
-              </w:rPr>
-              <w:t xml:space="preserve">t_D = 25%</w:t>
-            </w:r>
-            <w:r>
-              <w:t xml:space="preserve">)</w:t>
+              <w:t xml:space="preserve">$100K ($75K AT)</w:t>
             </w:r>
           </w:p>
         </w:tc>
@@ -2452,11 +1993,21 @@
         <w:pStyle w:val="BodyText"/>
       </w:pPr>
       <w:r>
-        <w:t xml:space="preserve">Two distinct effects appear.</w:t>
-      </w:r>
-      <w:r>
-        <w:t xml:space="preserve"> </w:t>
-      </w:r>
+        <w:t xml:space="preserve">Outside and Inside create identical wealth but Outside puts $22K more in the Roth wrapper. McQuarrie’s analysis runs off the $100K Traditional balance and does not track the post-conversion Roth separately, so this $22K cannot appear in his calculation. The matched-rate PV identity of §4 explains why his discounted RMD savings come up exactly $22K short: Table 1 Column 8 — tax-at-22% on each RMD, discounted at his 6% portfolio rate — sums to $22K, equal to the tax payment. McQuarrie published the column and computed Col 7 − Col 8 (the $3K Core), treating the $22K as a cost. Col 9 itself encodes the decomposition: −$22K (SRC) at start, +$3K (Core) at end — separated by $25K = PV(Col 7). The matching $22K asset — sitting in the Roth — remains outside the calculation.</w:t>
+      </w:r>
+    </w:p>
+    <w:p>
+      <w:pPr>
+        <w:pStyle w:val="BodyText"/>
+      </w:pPr>
+      <w:r>
+        <w:t xml:space="preserve">Further considerations.</w:t>
+      </w:r>
+    </w:p>
+    <w:p>
+      <w:pPr>
+        <w:pStyle w:val="BodyText"/>
+      </w:pPr>
       <w:r>
         <w:rPr>
           <w:i/>
@@ -2465,80 +2016,25 @@
         <w:t xml:space="preserve">First</w:t>
       </w:r>
       <w:r>
-        <w:t xml:space="preserve">, both conversion paths (Outside and Inside) produce identical</w:t>
-      </w:r>
-      <w:r>
-        <w:t xml:space="preserve"> </w:t>
-      </w:r>
-      <w:r>
-        <w:rPr>
-          <w:b/>
-          <w:bCs/>
-        </w:rPr>
-        <w:t xml:space="preserve">+$3,000</w:t>
-      </w:r>
-      <w:r>
-        <w:t xml:space="preserve"> </w:t>
-      </w:r>
-      <w:r>
-        <w:t xml:space="preserve">gains in total after-tax wealth: $97K → $100K. This is the rate-arbitrage Core —</w:t>
-      </w:r>
-      <w:r>
-        <w:t xml:space="preserve"> </w:t>
-      </w:r>
-      <m:oMath>
-        <m:r>
-          <m:rPr>
-            <m:sty m:val="p"/>
-          </m:rPr>
-          <m:t>(</m:t>
-        </m:r>
-        <m:sSub>
-          <m:e>
-            <m:r>
-              <m:t>t</m:t>
-            </m:r>
-          </m:e>
-          <m:sub>
-            <m:r>
-              <m:t>D</m:t>
-            </m:r>
-          </m:sub>
-        </m:sSub>
-        <m:r>
-          <m:rPr>
-            <m:sty m:val="p"/>
-          </m:rPr>
-          <m:t>−</m:t>
-        </m:r>
-        <m:sSub>
-          <m:e>
-            <m:r>
-              <m:t>t</m:t>
-            </m:r>
-          </m:e>
-          <m:sub>
-            <m:r>
-              <m:t>C</m:t>
-            </m:r>
-          </m:sub>
-        </m:sSub>
-        <m:r>
-          <m:rPr>
-            <m:sty m:val="p"/>
-          </m:rPr>
-          <m:t>)</m:t>
-        </m:r>
-      </m:oMath>
-      <w:r>
-        <w:t xml:space="preserve"> </w:t>
-      </w:r>
-      <w:r>
-        <w:t xml:space="preserve">spread times converted principal, = (25% − 22%) × $100K — which McQuarrie’s NPV correctly identifies.</w:t>
-      </w:r>
-      <w:r>
-        <w:t xml:space="preserve"> </w:t>
-      </w:r>
+        <w:t xml:space="preserve">, conversion NPV is a positive or negative number, locked in at year 0. McQuarrie’s Col 9, labeled</w:t>
+      </w:r>
+      <w:r>
+        <w:t xml:space="preserve"> </w:t>
+      </w:r>
+      <w:r>
+        <w:t xml:space="preserve">“NPV-to-This-Point,”</w:t>
+      </w:r>
+      <w:r>
+        <w:t xml:space="preserve"> </w:t>
+      </w:r>
+      <w:r>
+        <w:t xml:space="preserve">runs from −$22K at year 0 to +$3K at distribution end — as if NPV accrues over time. But NPV is a year-0 scalar by definition; the decision was settled at conversion. Time only unfolds the consequences.</w:t>
+      </w:r>
+    </w:p>
+    <w:p>
+      <w:pPr>
+        <w:pStyle w:val="BodyText"/>
+      </w:pPr>
       <w:r>
         <w:rPr>
           <w:i/>
@@ -2547,152 +2043,19 @@
         <w:t xml:space="preserve">Second</w:t>
       </w:r>
       <w:r>
-        <w:t xml:space="preserve">, the Outside/Inside wrapper composition difference: Outside places $100,000 in the Roth (conversion-tax dollars moved from Bank into Roth); Inside converts $78,000 to Roth (conversion-tax dollars stayed in the Bank, tax withheld from the Traditional balance). The wrapper-composition difference — $22,000 more in Roth, $22,000 less in Bank, identical $100,000 after-tax totals —</w:t>
-      </w:r>
-      <w:r>
-        <w:t xml:space="preserve"> </w:t>
-      </w:r>
-      <w:r>
-        <w:rPr>
-          <w:i/>
-          <w:iCs/>
-        </w:rPr>
-        <w:t xml:space="preserve">is</w:t>
-      </w:r>
-      <w:r>
-        <w:t xml:space="preserve"> </w:t>
-      </w:r>
-      <w:r>
-        <w:t xml:space="preserve">the Synthetic Roth Contribution.</w:t>
-      </w:r>
-    </w:p>
-    <w:p>
-      <w:pPr>
-        <w:pStyle w:val="BodyText"/>
-      </w:pPr>
-      <w:r>
-        <w:t xml:space="preserve">McQuarrie’s NPV analysis runs entirely off the $100,000 Traditional shadow balance — his Table 1’s RMD reductions and year-by-year tax savings all trace back to that single number — and never tracks the post-conversion Roth balance separately. The $22,000 that walked into the Roth under Outside payment is structurally absent from his accounting. His conclusion that the upfront tax is not recouped until roughly age 97 — long after the taxpayer’s death — arises directly from this omission: under McQuarrie’s implicit no-drag rate assumption (</w:t>
-      </w:r>
-      <m:oMath>
-        <m:sSub>
-          <m:e>
-            <m:r>
-              <m:t>r</m:t>
-            </m:r>
-          </m:e>
-          <m:sub>
-            <m:r>
-              <m:rPr>
-                <m:nor/>
-                <m:sty m:val="p"/>
-              </m:rPr>
-              <m:t>Bank</m:t>
-            </m:r>
-          </m:sub>
-        </m:sSub>
-        <m:r>
-          <m:rPr>
-            <m:sty m:val="p"/>
-          </m:rPr>
-          <m:t>=</m:t>
-        </m:r>
-        <m:sSub>
-          <m:e>
-            <m:r>
-              <m:t>r</m:t>
-            </m:r>
-          </m:e>
-          <m:sub>
-            <m:r>
-              <m:rPr>
-                <m:nor/>
-                <m:sty m:val="p"/>
-              </m:rPr>
-              <m:t>Roth</m:t>
-            </m:r>
-          </m:sub>
-        </m:sSub>
-        <m:r>
-          <m:rPr>
-            <m:sty m:val="p"/>
-          </m:rPr>
-          <m:t>=</m:t>
-        </m:r>
-        <m:r>
-          <m:t>6</m:t>
-        </m:r>
-        <m:r>
-          <m:rPr>
-            <m:sty m:val="p"/>
-          </m:rPr>
-          <m:t>%</m:t>
-        </m:r>
-      </m:oMath>
-      <w:r>
-        <w:t xml:space="preserve">), the wrapper migration is PV-zero by the very identity he himself articulates, leaving only the $3,000 rate-arbitrage Core as observable payoff. The</w:t>
-      </w:r>
-      <w:r>
-        <w:t xml:space="preserve"> </w:t>
-      </w:r>
-      <w:r>
-        <w:t xml:space="preserve">“loan to the government”</w:t>
-      </w:r>
-      <w:r>
-        <w:t xml:space="preserve"> </w:t>
-      </w:r>
-      <w:r>
-        <w:t xml:space="preserve">is in fact the household’s own $22,000, sitting in the Roth from year 0 onward — compounding tax-free, eventually distributing tax-free, with material added economic value through the tax-drag-differential channel (§6) that McQuarrie’s same-rate framework eliminates by construction.</w:t>
-      </w:r>
-    </w:p>
-    <w:p>
-      <w:pPr>
-        <w:pStyle w:val="BodyText"/>
-      </w:pPr>
-      <w:r>
-        <w:t xml:space="preserve">The identity is derivable from McQuarrie’s own Table 1. His column 8 — tax-at-22% on each year’s RMD over the 27-year distribution horizon — discounted at the same 6% portfolio rate his paper uses for NPV, sums to ~$22,000, exactly the up-front conversion tax. This is the matched-rate PV identity of §4:</w:t>
-      </w:r>
-      <w:r>
-        <w:t xml:space="preserve"> </w:t>
-      </w:r>
-      <m:oMath>
-        <m:sSub>
-          <m:e>
-            <m:r>
-              <m:rPr>
-                <m:sty m:val="p"/>
-              </m:rPr>
-              <m:t>P</m:t>
-            </m:r>
-            <m:r>
-              <m:rPr>
-                <m:sty m:val="p"/>
-              </m:rPr>
-              <m:t>V</m:t>
-            </m:r>
-          </m:e>
-          <m:sub>
-            <m:r>
-              <m:t>r</m:t>
-            </m:r>
-          </m:sub>
-        </m:sSub>
-      </m:oMath>
-      <w:r>
-        <w:t xml:space="preserve"> </w:t>
-      </w:r>
-      <w:r>
-        <w:t xml:space="preserve">of the avoided-distribution-tax stream at the conversion rate equals</w:t>
-      </w:r>
-      <w:r>
-        <w:t xml:space="preserve"> </w:t>
-      </w:r>
-      <m:oMath>
-        <m:r>
-          <m:t>K</m:t>
-        </m:r>
-      </m:oMath>
-      <w:r>
-        <w:t xml:space="preserve">. McQuarrie published the column but never discounted it separately — his framework computes Col 7 − Col 8 (the $3,000 rate-arbitrage Core) and treats the $22,000 as a one-sided cost, hiding the wrapper migration that his own data implicitly prove is PV-zero.</w:t>
+        <w:t xml:space="preserve">, the</w:t>
+      </w:r>
+      <w:r>
+        <w:t xml:space="preserve"> </w:t>
+      </w:r>
+      <w:r>
+        <w:t xml:space="preserve">“not all that helpful”</w:t>
+      </w:r>
+      <w:r>
+        <w:t xml:space="preserve"> </w:t>
+      </w:r>
+      <w:r>
+        <w:t xml:space="preserve">conclusion is antithetical to the widely accepted desirability of moving dollars into a tax-free wrapper. The benefit holds even absent any rate-spread profit — applying equally to statutory Roth contributions and the Synthetic Roth Contribution.</w:t>
       </w:r>
     </w:p>
     <w:p>
@@ -2736,7 +2099,7 @@
         <w:t xml:space="preserve"> </w:t>
       </w:r>
       <w:r>
-        <w:t xml:space="preserve">and Advisor Perspectives series); the Bogleheads NPV threads; and major retirement-research publications from Schwab, Fidelity, T. Rowe Price, and Morningstar — all advise paying conversion tax from outside funds when feasible. To our knowledge, none separates the value of that practice as a standalone IRR / PV / FV bucket, none states the PV identity, and none derives a separable BETR extension. The qualitative advice is widely repeated; the formal decomposition appears to be absent from this body of work.</w:t>
+        <w:t xml:space="preserve">and Advisor Perspectives series); the Bogleheads NPV threads; and major retirement-research publications from Schwab, Fidelity, T. Rowe Price, and Morningstar — all advise paying conversion tax from outside funds when feasible. To our knowledge, none separates the value of that practice as a standalone PV / FV / IRR bucket, none states the PV identity, and none derives a separable BETR extension. The qualitative advice is widely repeated; the formal decomposition appears to be absent from this body of work.</w:t>
       </w:r>
     </w:p>
     <w:p>
@@ -4436,7 +3799,7 @@
         <w:pStyle w:val="FirstParagraph"/>
       </w:pPr>
       <w:r>
-        <w:t xml:space="preserve">The structural pattern visible in §3.3 (Two Settlement Options) and §3.4 (Symmetry to Statutory Roth Contributions) leads to a general principle:</w:t>
+        <w:t xml:space="preserve">The pattern in §3.3 and §3.4 generalizes:</w:t>
       </w:r>
     </w:p>
     <w:p>
@@ -4451,10 +3814,7 @@
         <w:t xml:space="preserve">Wrapper Migration Neutrality</w:t>
       </w:r>
       <w:r>
-        <w:t xml:space="preserve"> </w:t>
-      </w:r>
-      <w:r>
-        <w:t xml:space="preserve">postulates that any transaction that alters a household’s tax-wrapper composition without changing its contemporaneous after-tax wealth imposes no cost — it is a reallocation, not an expense.</w:t>
+        <w:t xml:space="preserve">: any transaction altering tax-wrapper composition without changing contemporaneous after-tax wealth imposes no cost — it is reallocation, not expense.</w:t>
       </w:r>
     </w:p>
     <w:p>
@@ -4596,7 +3956,7 @@
         <w:pStyle w:val="FirstParagraph"/>
       </w:pPr>
       <w:r>
-        <w:t xml:space="preserve">Each is structurally identical at the migration moment: total after-tax wealth is conserved, only wrapper composition changes. The future economic value of each emerges over time through the source/destination growth rate differential — drag in the source, no drag in the destination — but at the moment of migration, none impose a cost.</w:t>
+        <w:t xml:space="preserve">Each is identical at the migration moment: after-tax wealth conserved, only wrapper composition changes. Future value emerges through the source/destination drag differential, but migration itself imposes no cost.</w:t>
       </w:r>
     </w:p>
     <w:bookmarkEnd w:id="17"/>
@@ -6412,6 +5772,24 @@
         <w:t xml:space="preserve">. Annuity-factor multiple = 1.88786.</w:t>
       </w:r>
     </w:p>
+    <w:p>
+      <w:pPr>
+        <w:pStyle w:val="BodyText"/>
+      </w:pPr>
+      <w:r>
+        <w:rPr>
+          <w:b/>
+          <w:bCs/>
+        </w:rPr>
+        <w:t xml:space="preserve">Distribution convention.</w:t>
+      </w:r>
+      <w:r>
+        <w:t xml:space="preserve"> </w:t>
+      </w:r>
+      <w:r>
+        <w:t xml:space="preserve">Both Traditional and Roth balances are level-distributed via the annuity-payment formula over the 20-year horizon. Roth accounts (IRAs and 401(k)s) have no IRS RMDs during owner’s lifetime; modeled identically here for Outside-vs-Inside comparability.</w:t>
+      </w:r>
+    </w:p>
     <w:bookmarkStart w:id="23" w:name="X5aef0f35aac439845ced304cb26de806db1abfd"/>
     <w:p>
       <w:pPr>
@@ -8482,6 +7860,24 @@
         <w:t xml:space="preserve">= $17,966, 7.00% portfolio return, 20-year life expectancy. RMDs run from the IRS-mandated age 73 (year 2030) through age 92 (year 2049), followed by the SECURE Act’s 10-year beneficiary distribution period (years 2050–2059), distributed as a constant annuity-payment, not continued RMDs.</w:t>
       </w:r>
     </w:p>
+    <w:p>
+      <w:pPr>
+        <w:pStyle w:val="BodyText"/>
+      </w:pPr>
+      <w:r>
+        <w:rPr>
+          <w:b/>
+          <w:bCs/>
+        </w:rPr>
+        <w:t xml:space="preserve">Distribution convention</w:t>
+      </w:r>
+      <w:r>
+        <w:t xml:space="preserve"> </w:t>
+      </w:r>
+      <w:r>
+        <w:t xml:space="preserve">(extends §5): for Outside-vs-Inside comparability, under RMD Inside and Outside follow IRS Uniform Lifetime Table divisors during owner period (ages 73–92) and level distributions during SECURE Act’s 10-year beneficiary period (93–102).</w:t>
+      </w:r>
+    </w:p>
     <w:bookmarkEnd w:id="27"/>
     <w:bookmarkStart w:id="28" w:name="X4e04a48345a45d55b25fb6fc35cd4bc3cff329d"/>
     <w:p>
@@ -12323,7 +11719,7 @@
         <w:t xml:space="preserve"> </w:t>
       </w:r>
       <w:r>
-        <w:t xml:space="preserve">Paired Inside FA and Outside FA scenarios, with all inputs held constant except the tax payment source, show: (a) the constant</w:t>
+        <w:t xml:space="preserve">Paired Inside FA and Outside FA scenarios confirm a constant</w:t>
       </w:r>
       <w:r>
         <w:t xml:space="preserve"> </w:t>
@@ -12333,125 +11729,13 @@
           <w:b/>
           <w:bCs/>
         </w:rPr>
-        <w:t xml:space="preserve">$1,695.86 / year</w:t>
-      </w:r>
-      <w:r>
-        <w:t xml:space="preserve"> </w:t>
-      </w:r>
-      <w:r>
-        <w:t xml:space="preserve">increment in all 20 distribution years, matching the algebraic prediction $17,966 ×</w:t>
-      </w:r>
-      <w:r>
-        <w:t xml:space="preserve"> </w:t>
-      </w:r>
-      <m:oMath>
-        <m:r>
-          <m:rPr>
-            <m:sty m:val="p"/>
-          </m:rPr>
-          <m:t>A</m:t>
-        </m:r>
-        <m:r>
-          <m:rPr>
-            <m:sty m:val="p"/>
-          </m:rPr>
-          <m:t>F</m:t>
-        </m:r>
-        <m:r>
-          <m:rPr>
-            <m:sty m:val="p"/>
-          </m:rPr>
-          <m:t>(</m:t>
-        </m:r>
-        <m:r>
-          <m:t>7</m:t>
-        </m:r>
-        <m:r>
-          <m:rPr>
-            <m:sty m:val="p"/>
-          </m:rPr>
-          <m:t>%</m:t>
-        </m:r>
-        <m:r>
-          <m:rPr>
-            <m:sty m:val="p"/>
-          </m:rPr>
-          <m:t>,</m:t>
-        </m:r>
-        <m:r>
-          <m:t>20</m:t>
-        </m:r>
-        <m:r>
-          <m:rPr>
-            <m:sty m:val="p"/>
-          </m:rPr>
-          <m:t>)</m:t>
-        </m:r>
-      </m:oMath>
-      <w:r>
-        <w:t xml:space="preserve"> </w:t>
-      </w:r>
-      <w:r>
-        <w:t xml:space="preserve">to the cent; (b) the PVA-multiplication identity $1,695.86 ×</w:t>
-      </w:r>
-      <w:r>
-        <w:t xml:space="preserve"> </w:t>
-      </w:r>
-      <m:oMath>
-        <m:r>
-          <m:rPr>
-            <m:sty m:val="p"/>
-          </m:rPr>
-          <m:t>P</m:t>
-        </m:r>
-        <m:r>
-          <m:rPr>
-            <m:sty m:val="p"/>
-          </m:rPr>
-          <m:t>V</m:t>
-        </m:r>
-        <m:r>
-          <m:rPr>
-            <m:sty m:val="p"/>
-          </m:rPr>
-          <m:t>A</m:t>
-        </m:r>
-        <m:r>
-          <m:rPr>
-            <m:sty m:val="p"/>
-          </m:rPr>
-          <m:t>(</m:t>
-        </m:r>
-        <m:r>
-          <m:t>7</m:t>
-        </m:r>
-        <m:r>
-          <m:rPr>
-            <m:sty m:val="p"/>
-          </m:rPr>
-          <m:t>%</m:t>
-        </m:r>
-        <m:r>
-          <m:rPr>
-            <m:sty m:val="p"/>
-          </m:rPr>
-          <m:t>,</m:t>
-        </m:r>
-        <m:r>
-          <m:t>20</m:t>
-        </m:r>
-        <m:r>
-          <m:rPr>
-            <m:sty m:val="p"/>
-          </m:rPr>
-          <m:t>)</m:t>
-        </m:r>
-      </m:oMath>
-      <w:r>
-        <w:t xml:space="preserve"> </w:t>
-      </w:r>
-      <w:r>
-        <w:t xml:space="preserve">≈ $17,966 closing the year-0 outflow; and (c) the</w:t>
+        <w:t xml:space="preserve">$1,695.86/year</w:t>
+      </w:r>
+      <w:r>
+        <w:t xml:space="preserve"> </w:t>
+      </w:r>
+      <w:r>
+        <w:t xml:space="preserve">increment matching the algebraic prediction to the cent, with identical</w:t>
       </w:r>
       <w:r>
         <w:t xml:space="preserve"> </w:t>
@@ -12461,10 +11745,10 @@
           <w:b/>
           <w:bCs/>
         </w:rPr>
-        <w:t xml:space="preserve">$9,766 ΔATCF PV total identical between the two scenarios to the dollar</w:t>
-      </w:r>
-      <w:r>
-        <w:t xml:space="preserve">. The Outside FA scenario reports a Synthetic Roth Contribution (FV) of $33,917.27 =</w:t>
+        <w:t xml:space="preserve">$9,766 PV totals</w:t>
+      </w:r>
+      <w:r>
+        <w:t xml:space="preserve">. SRC (FV) = $33,917.27 =</w:t>
       </w:r>
       <w:r>
         <w:t xml:space="preserve"> </w:t>
@@ -12484,7 +11768,7 @@
         <w:t xml:space="preserve"> </w:t>
       </w:r>
       <w:r>
-        <w:t xml:space="preserve">annuity-factor multiple — the future-value identifier of the SRC.</w:t>
+        <w:t xml:space="preserve">annuity-factor multiple (§5).</w:t>
       </w:r>
     </w:p>
     <w:p>
@@ -12505,20 +11789,7 @@
         <w:t xml:space="preserve"> </w:t>
       </w:r>
       <w:r>
-        <w:t xml:space="preserve">Paired Inside RMD and Outside RMD scenarios, with all inputs held constant except the tax payment source and the distribution method, show that</w:t>
-      </w:r>
-      <w:r>
-        <w:t xml:space="preserve"> </w:t>
-      </w:r>
-      <w:r>
-        <w:rPr>
-          <w:b/>
-          <w:bCs/>
-        </w:rPr>
-        <w:t xml:space="preserve">the algebraic PV identity holds under RMD too</w:t>
-      </w:r>
-      <w:r>
-        <w:t xml:space="preserve">, with the same conversion as the FA case. The per-year (Outside − Inside) increment is no longer constant — it varies from $831 (year 2030) to $2,596 (year 2049) in the owner period, then is flat $3,901 in the beneficiary period (years 2050–2059) — yet the integrated PV at the portfolio rate sums to</w:t>
+        <w:t xml:space="preserve">Under RMD, the per-year (Outside − Inside) increment varies but its PV sums to</w:t>
       </w:r>
       <w:r>
         <w:t xml:space="preserve"> </w:t>
@@ -12531,7 +11802,18 @@
         <w:t xml:space="preserve">+$17,965.96</w:t>
       </w:r>
       <w:r>
-        <w:t xml:space="preserve">, exactly canceling the year-0 outflow of −$17,966.00 to within a 4-cent rounding residual. The Outside RMD scenario’s Synthetic Roth Contribution (FV) of $71,229.59 matches the nominal 30-year (Outside − Inside) sum of $71,229.46 to within $0.13.</w:t>
+        <w:t xml:space="preserve">, within 4 cents of</w:t>
+      </w:r>
+      <w:r>
+        <w:t xml:space="preserve"> </w:t>
+      </w:r>
+      <m:oMath>
+        <m:r>
+          <m:t>K</m:t>
+        </m:r>
+      </m:oMath>
+      <w:r>
+        <w:t xml:space="preserve">. SRC (FV) = $71,229.59 matches the 30-year nominal sum to $0.13 (§5B).</w:t>
       </w:r>
     </w:p>
     <w:p>
@@ -12654,7 +11936,7 @@
         <w:t xml:space="preserve"> </w:t>
       </w:r>
       <w:r>
-        <w:t xml:space="preserve">A per-year PV / FV / IRR bucket for the funding-source effect — with the algebraic identity</w:t>
+        <w:t xml:space="preserve">A PV / FV / IRR bucket for the funding-source effect — with the algebraic identity</w:t>
       </w:r>
       <w:r>
         <w:t xml:space="preserve"> </w:t>
@@ -12838,7 +12120,7 @@
         <w:t xml:space="preserve"> </w:t>
       </w:r>
       <w:r>
-        <w:t xml:space="preserve">McQuarrie (2024)’s pessimism rests on running NPV entirely off the Traditional shadow balance — structurally omitting the post-conversion Roth balance and treating the conversion tax as a one-sided cost rather than a wrapper migration of the household’s own funds. There is no recoupment-age threshold: a conversion has no time-horizon break-even because there is no cost.</w:t>
+        <w:t xml:space="preserve">McQuarrie (2024)’s pessimism rests on running NPV entirely off the Traditional shadow balance — structurally omitting the post-conversion Roth balance and treating the conversion tax as a one-sided cost rather than a wrapper migration of the household’s own funds. There is no recoupment-age threshold: a conversion has no time-horizon break-even because there is no cost. The framing also misreads the household’s saving intent — saving deliberately defers consumption to retirement or to heirs; a recoupment horizon at age 97 doesn’t make a conversion bad, it confirms the household is doing what investing is for.</w:t>
       </w:r>
     </w:p>
     <w:p>
@@ -13789,7 +13071,7 @@
               <w:pStyle w:val="Compact"/>
             </w:pPr>
             <w:r>
-              <w:t xml:space="preserve">Full-Cash-Flow IRR</w:t>
+              <w:t xml:space="preserve">Cash-Flow IRR</w:t>
             </w:r>
           </w:p>
         </w:tc>
@@ -14577,7 +13859,7 @@
               <w:pStyle w:val="Compact"/>
             </w:pPr>
             <w:r>
-              <w:t xml:space="preserve">Full-Cash-Flow IRR</w:t>
+              <w:t xml:space="preserve">Cash-Flow IRR</w:t>
             </w:r>
           </w:p>
         </w:tc>
@@ -14730,7 +14012,7 @@
         <w:t xml:space="preserve"> </w:t>
       </w:r>
       <w:r>
-        <w:t xml:space="preserve">1.88786; Outside RMD = $71,229.59 ≈ nominal 30-year (Outside − Inside) ATCF delta of $71,229.46. RMD’s larger nominal SRC reflects the longer compounding horizon — RMD’s 10-year beneficiary window extends the SRC compound period beyond FA’s owner-only 20 years. PV at 7% is identical across methods ($17,966 =</w:t>
+        <w:t xml:space="preserve">1.88786; Outside RMD = $71,229.59 ≈ nominal 30-year (Outside − Inside) ATCF delta of $71,229.46. RMD’s larger nominal SRC reflects longer compounding — RMD’s 10-year beneficiary window compounds beyond FA’s owner-only 20 years. PV at 7% is identical ($17,966 =</w:t>
       </w:r>
       <w:r>
         <w:t xml:space="preserve"> </w:t>
@@ -14798,7 +14080,7 @@
         <w:t xml:space="preserve"> </w:t>
       </w:r>
       <w:r>
-        <w:t xml:space="preserve">(25.23% vs FA’s 22.39%) because RMD’s later, larger withdrawals push more lifetime distributions into higher brackets.</w:t>
+        <w:t xml:space="preserve">(25.23% vs FA’s 22.39%) because RMD’s later, larger distributions push into higher brackets.</w:t>
       </w:r>
     </w:p>
     <w:p>
@@ -14820,7 +14102,7 @@
         <w:t xml:space="preserve"> </w:t>
       </w:r>
       <w:r>
-        <w:t xml:space="preserve">is non-zero only under Outside payment — it captures the value of</w:t>
+        <w:t xml:space="preserve">alpha is non-zero only under Outside payment — capturing the value of</w:t>
       </w:r>
       <w:r>
         <w:t xml:space="preserve"> </w:t>
@@ -14834,39 +14116,7 @@
         <w:t xml:space="preserve"> </w:t>
       </w:r>
       <w:r>
-        <w:t xml:space="preserve">dollars escaping taxable-account drag. Magnitudes here are small because the scenarios use a modest</w:t>
-      </w:r>
-      <w:r>
-        <w:t xml:space="preserve"> </w:t>
-      </w:r>
-      <m:oMath>
-        <m:r>
-          <m:t>r</m:t>
-        </m:r>
-        <m:r>
-          <m:rPr>
-            <m:sty m:val="p"/>
-          </m:rPr>
-          <m:t>−</m:t>
-        </m:r>
-        <m:sSub>
-          <m:e>
-            <m:r>
-              <m:t>r</m:t>
-            </m:r>
-          </m:e>
-          <m:sub>
-            <m:r>
-              <m:t>d</m:t>
-            </m:r>
-          </m:sub>
-        </m:sSub>
-      </m:oMath>
-      <w:r>
-        <w:t xml:space="preserve"> </w:t>
-      </w:r>
-      <w:r>
-        <w:t xml:space="preserve">differential; under realistic 1–5% absolute drag this term scales materially.</w:t>
+        <w:t xml:space="preserve">dollars avoiding taxable-account drag.</w:t>
       </w:r>
     </w:p>
     <w:p>
@@ -14882,13 +14132,13 @@
           <w:b/>
           <w:bCs/>
         </w:rPr>
-        <w:t xml:space="preserve">Tax-Rate Spread, Medicare-Surcharge Savings, and RMD Tax-Drag are identical between Inside and Outside</w:t>
-      </w:r>
-      <w:r>
-        <w:t xml:space="preserve"> </w:t>
-      </w:r>
-      <w:r>
-        <w:t xml:space="preserve">within each distribution method — confirming these components are funding-source-independent, as the SRC framework predicts.</w:t>
+        <w:t xml:space="preserve">Conversion alpha components — identical for Inside and Outside</w:t>
+      </w:r>
+      <w:r>
+        <w:t xml:space="preserve"> </w:t>
+      </w:r>
+      <w:r>
+        <w:t xml:space="preserve">— confirm funding-source independence under each distribution method. Alphas: Tax-Rate Spread, Medicare-Surcharge Savings, and RMD Tax-Drag.</w:t>
       </w:r>
     </w:p>
     <w:p>
@@ -14904,30 +14154,13 @@
           <w:b/>
           <w:bCs/>
         </w:rPr>
-        <w:t xml:space="preserve">Total ATCF Change (FV) differs between scenarios</w:t>
-      </w:r>
-      <w:r>
-        <w:t xml:space="preserve"> </w:t>
-      </w:r>
-      <w:r>
-        <w:t xml:space="preserve">because Outside’s distribution stream includes the year-by-year SRC increment. Under FA: Outside FV ≈ Inside FV + (</w:t>
-      </w:r>
-      <m:oMath>
-        <m:r>
-          <m:t>K</m:t>
-        </m:r>
-        <m:r>
-          <m:rPr>
-            <m:sty m:val="p"/>
-          </m:rPr>
-          <m:t>×</m:t>
-        </m:r>
-      </m:oMath>
-      <w:r>
-        <w:t xml:space="preserve"> </w:t>
-      </w:r>
-      <w:r>
-        <w:t xml:space="preserve">annuity-factor multiple) = $31,937 + $33,917 = $65,854.</w:t>
+        <w:t xml:space="preserve">Total ATCF (FV) differs between scenarios by the SRC’s lifetime payout.</w:t>
+      </w:r>
+      <w:r>
+        <w:t xml:space="preserve"> </w:t>
+      </w:r>
+      <w:r>
+        <w:t xml:space="preserve">Under FA: Outside $65,854 = Inside $31,937 + SRC $33,917.</w:t>
       </w:r>
     </w:p>
     <w:p>
@@ -14943,24 +14176,13 @@
           <w:b/>
           <w:bCs/>
         </w:rPr>
-        <w:t xml:space="preserve">Full-Cash-Flow IRR</w:t>
-      </w:r>
-      <w:r>
-        <w:t xml:space="preserve"> </w:t>
-      </w:r>
-      <w:r>
-        <w:t xml:space="preserve">is undefined under Inside payment (no outside outlay; cash-flow stream is purely positive). Under Outside it is meaningful: the Outside IRR exceeds the portfolio rate by the combined spread + Medicare-surcharge + tax-drag alpha, on top of the PV-zero-at-</w:t>
-      </w:r>
-      <m:oMath>
-        <m:r>
-          <m:t>r</m:t>
-        </m:r>
-      </m:oMath>
-      <w:r>
-        <w:t xml:space="preserve"> </w:t>
-      </w:r>
-      <w:r>
-        <w:t xml:space="preserve">SRC.</w:t>
+        <w:t xml:space="preserve">Cash-Flow IRR</w:t>
+      </w:r>
+      <w:r>
+        <w:t xml:space="preserve"> </w:t>
+      </w:r>
+      <w:r>
+        <w:t xml:space="preserve">for Outside (15.0% FA, 11.5% RMD) exceeds the 7% portfolio rate because the lifetime distributions include the conversion’s alpha — rate-arbitrage spread, Medicare savings, RMD tax-drag savings, and SRC tax-drag avoidance. Inside has no out-of-pocket cash; IRR is undefined.</w:t>
       </w:r>
     </w:p>
     <w:p>
@@ -14979,7 +14201,7 @@
           <w:i/>
           <w:iCs/>
         </w:rPr>
-        <w:t xml:space="preserve">Draft prepared 2026-05-15. Empirical results produced by the RothGPT calculation engine.</w:t>
+        <w:t xml:space="preserve">Draft prepared 2026-05-18. Empirical results produced by the RothGPT calculation engine.</w:t>
       </w:r>
     </w:p>
     <w:bookmarkEnd w:id="37"/>

--- a/exports/synthetic-roth-contribution.docx
+++ b/exports/synthetic-roth-contribution.docx
@@ -259,7 +259,7 @@
         <w:pStyle w:val="BodyText"/>
       </w:pPr>
       <w:r>
-        <w:t xml:space="preserve">These results extend Reichenstein &amp; Meyer (2017), McQuarrie &amp; DiLellio (2023), Vanguard’s 2025 BETR, and Nalebuff/Haghani/White (2025) by adding a separable per-year decomposition with a closed-form identity, and reconcile McQuarrie (2024)’s</w:t>
+        <w:t xml:space="preserve">Prior treatments — Reichenstein &amp; Meyer (2017), McQuarrie &amp; DiLellio (2023), Vanguard’s 2025 BETR, Nalebuff/Haghani/White (2025) — recognize the wrapper migration but treat the migrated tax as a forgone cost. We formalize it as a separable asset with its own per-year cash flow and closed-form PV identity, and reconcile McQuarrie (2024)’s</w:t>
       </w:r>
       <w:r>
         <w:t xml:space="preserve"> </w:t>
@@ -271,7 +271,7 @@
         <w:t xml:space="preserve"> </w:t>
       </w:r>
       <w:r>
-        <w:t xml:space="preserve">conclusion by incorporating the post-conversion Roth balance into the NPV accounting.</w:t>
+        <w:t xml:space="preserve">conclusion by incorporating the SRC into the NPV accounting.</w:t>
       </w:r>
     </w:p>
     <w:p>
@@ -11588,7 +11588,7 @@
         <w:t xml:space="preserve"> </w:t>
       </w:r>
       <w:r>
-        <w:t xml:space="preserve">— turning the conversion tax from a cost into an investment. The payoff is the tax-drag-avoidance alpha of §6 ($1,021 PV in the Outside RMD scenario), added to the conversion alpha sum to give total Outside-conversion alpha.</w:t>
+        <w:t xml:space="preserve">— the IRS allows this conversion-tax investment (SRC) that others miscast as a cost. The payoff is the tax-drag-avoidance alpha of §6 ($1,021 PV in the Outside RMD scenario), added to the conversion alpha sum to give total Outside-conversion alpha.</w:t>
       </w:r>
     </w:p>
     <w:p>
@@ -11596,7 +11596,7 @@
         <w:pStyle w:val="FirstParagraph"/>
       </w:pPr>
       <w:r>
-        <w:t xml:space="preserve">The SRC materializes only as a side effect of choosing Outside funding for an already-decided conversion.</w:t>
+        <w:t xml:space="preserve">Once the conversion decision is made, Outside funding is simply an added capital allocation decision.</w:t>
       </w:r>
     </w:p>
     <w:p>
@@ -11621,7 +11621,7 @@
         <w:pStyle w:val="FirstParagraph"/>
       </w:pPr>
       <w:r>
-        <w:t xml:space="preserve">The Synthetic Roth Contribution is the dollar-for-dollar economic equivalent of a Roth contribution that occurs implicitly when conversion tax is paid from outside the retirement account. The framework was introduced in Cheshire (2025, SSRN 5205840) and is rigorously extended here. We have demonstrated its existence and properties four independent ways:</w:t>
+        <w:t xml:space="preserve">The Synthetic Roth Contribution is the economic equivalent of a Roth contribution that occurs when conversion tax is paid from outside the retirement account. Cheshire (2025, SSRN 5205840) introduced the concept; this paper proves it four independent ways:</w:t>
       </w:r>
     </w:p>
     <w:p>
@@ -11642,7 +11642,7 @@
         <w:t xml:space="preserve"> </w:t>
       </w:r>
       <w:r>
-        <w:t xml:space="preserve">The annuity-payment / present-value identity proves that when the discount rate equals the portfolio rate, the Outside vs Inside PV difference is exactly zero — yet the Outside-funded household receives a constant</w:t>
+        <w:t xml:space="preserve">The annuity-payment / present-value identity proves that when the discount rate equals the portfolio rate, the Outside vs Inside PV difference is exactly zero — yet Outside funding creates a constant</w:t>
       </w:r>
       <w:r>
         <w:t xml:space="preserve"> </w:t>
@@ -11834,7 +11834,7 @@
         <w:t xml:space="preserve"> </w:t>
       </w:r>
       <w:r>
-        <w:t xml:space="preserve">The realized end-of-life wealth difference between Outside and Inside paths cannot be reconciled without including the SRC term as a first-class component alongside spread arbitrage, Medicare-surcharge savings, and reduced-RMD tax-drag.</w:t>
+        <w:t xml:space="preserve">The realized FV difference between Outside and Inside paths cannot be reconciled without including the SRC term as a separable component alongside spread arbitrage, Medicare-surcharge savings, and reduced-RMD tax-drag.</w:t>
       </w:r>
     </w:p>
     <w:p>
@@ -11903,7 +11903,7 @@
           <w:b/>
           <w:bCs/>
         </w:rPr>
-        <w:t xml:space="preserve">Including the SRC turns Roth conversion analysis from a tax-rate-spread question into a wrapper-allocation question.</w:t>
+        <w:t xml:space="preserve">Establishing the SRC turns Roth conversion analysis from a tax-rate-spread calculation into a convert plus wrapper-allocation decision.</w:t>
       </w:r>
     </w:p>
     <w:p>
@@ -11930,13 +11930,13 @@
           <w:b/>
           <w:bCs/>
         </w:rPr>
-        <w:t xml:space="preserve">The SRC framework is the first separable decomposition.</w:t>
-      </w:r>
-      <w:r>
-        <w:t xml:space="preserve"> </w:t>
-      </w:r>
-      <w:r>
-        <w:t xml:space="preserve">A PV / FV / IRR bucket for the funding-source effect — with the algebraic identity</w:t>
+        <w:t xml:space="preserve">The SRC is a separable wrapper migration with its own PV / FV / IRR identity.</w:t>
+      </w:r>
+      <w:r>
+        <w:t xml:space="preserve"> </w:t>
+      </w:r>
+      <w:r>
+        <w:t xml:space="preserve">The matched-rate PV identity</w:t>
       </w:r>
       <w:r>
         <w:t xml:space="preserve"> </w:t>
@@ -12000,7 +12000,7 @@
         <w:t xml:space="preserve"> </w:t>
       </w:r>
       <w:r>
-        <w:t xml:space="preserve">at the portfolio rate — has not, to our knowledge, been published outside this framework. Reichenstein &amp; Meyer (2017), Vanguard BETR (2025), and Nalebuff/Haghani/White (2025) each capture related parts but do not state the identity.</w:t>
+        <w:t xml:space="preserve">at the portfolio rate has not, to our knowledge, been published outside this framework. Reichenstein &amp; Meyer (2017), Vanguard BETR (2025), and Nalebuff/Haghani/White (2025) each capture related parts but do not state the identity.</w:t>
       </w:r>
     </w:p>
     <w:p>
@@ -12015,13 +12015,61 @@
           <w:b/>
           <w:bCs/>
         </w:rPr>
-        <w:t xml:space="preserve">The SRC is separable from the rate-arbitrage Core.</w:t>
-      </w:r>
-      <w:r>
-        <w:t xml:space="preserve"> </w:t>
-      </w:r>
-      <w:r>
-        <w:t xml:space="preserve">Calculators that pool them into a single</w:t>
+        <w:t xml:space="preserve">The SRC’s tax-drag-avoidance alpha is a fourth conversion alpha component.</w:t>
+      </w:r>
+      <w:r>
+        <w:t xml:space="preserve"> </w:t>
+      </w:r>
+      <w:r>
+        <w:t xml:space="preserve">Alongside the rate-arbitrage Core, Medicare-surcharge-reduction alpha, and RMD tax-drag alpha, the SRC’s tax-drag-avoidance alpha (under Outside funding) emerges from</w:t>
+      </w:r>
+      <w:r>
+        <w:t xml:space="preserve"> </w:t>
+      </w:r>
+      <m:oMath>
+        <m:r>
+          <m:t>K</m:t>
+        </m:r>
+      </m:oMath>
+      <w:r>
+        <w:t xml:space="preserve"> </w:t>
+      </w:r>
+      <w:r>
+        <w:t xml:space="preserve">compounding at the Roth’s tax-free</w:t>
+      </w:r>
+      <w:r>
+        <w:t xml:space="preserve"> </w:t>
+      </w:r>
+      <m:oMath>
+        <m:r>
+          <m:t>r</m:t>
+        </m:r>
+      </m:oMath>
+      <w:r>
+        <w:t xml:space="preserve"> </w:t>
+      </w:r>
+      <w:r>
+        <w:t xml:space="preserve">instead of the taxable account’s drag-affected</w:t>
+      </w:r>
+      <w:r>
+        <w:t xml:space="preserve"> </w:t>
+      </w:r>
+      <m:oMath>
+        <m:sSub>
+          <m:e>
+            <m:r>
+              <m:t>r</m:t>
+            </m:r>
+          </m:e>
+          <m:sub>
+            <m:r>
+              <m:t>d</m:t>
+            </m:r>
+          </m:sub>
+        </m:sSub>
+      </m:oMath>
+      <w:r>
+        <w:t xml:space="preserve">. Calculators that pool funding-source into a single</w:t>
       </w:r>
       <w:r>
         <w:t xml:space="preserve"> </w:t>
@@ -12033,7 +12081,7 @@
         <w:t xml:space="preserve"> </w:t>
       </w:r>
       <w:r>
-        <w:t xml:space="preserve">miss the SRC’s distinct economic signal — especially when</w:t>
+        <w:t xml:space="preserve">miss this distinct signal — especially when</w:t>
       </w:r>
       <w:r>
         <w:t xml:space="preserve"> </w:t>
@@ -12071,7 +12119,7 @@
         </m:sSub>
       </m:oMath>
       <w:r>
-        <w:t xml:space="preserve">, where the rate-arbitrage Core is negative but the SRC’s tax-drag-avoidance alpha (under Outside funding) can still render the household total favorable.</w:t>
+        <w:t xml:space="preserve">, where the rate-arbitrage Core is negative but the tax-drag-avoidance alpha can still render a positive total.</w:t>
       </w:r>
     </w:p>
     <w:p>
@@ -12086,74 +12134,25 @@
           <w:b/>
           <w:bCs/>
         </w:rPr>
-        <w:t xml:space="preserve">The</w:t>
-      </w:r>
-      <w:r>
-        <w:rPr>
-          <w:b/>
-          <w:bCs/>
-        </w:rPr>
-        <w:t xml:space="preserve"> </w:t>
-      </w:r>
-      <w:r>
-        <w:rPr>
-          <w:b/>
-          <w:bCs/>
-        </w:rPr>
-        <w:t xml:space="preserve">“live past 97 to break even”</w:t>
-      </w:r>
-      <w:r>
-        <w:rPr>
-          <w:b/>
-          <w:bCs/>
-        </w:rPr>
-        <w:t xml:space="preserve"> </w:t>
-      </w:r>
-      <w:r>
-        <w:rPr>
-          <w:b/>
-          <w:bCs/>
-        </w:rPr>
-        <w:t xml:space="preserve">framing no longer holds under SRC accounting.</w:t>
-      </w:r>
-      <w:r>
-        <w:t xml:space="preserve"> </w:t>
-      </w:r>
-      <w:r>
-        <w:t xml:space="preserve">McQuarrie (2024)’s pessimism rests on running NPV entirely off the Traditional shadow balance — structurally omitting the post-conversion Roth balance and treating the conversion tax as a one-sided cost rather than a wrapper migration of the household’s own funds. There is no recoupment-age threshold: a conversion has no time-horizon break-even because there is no cost. The framing also misreads the household’s saving intent — saving deliberately defers consumption to retirement or to heirs; a recoupment horizon at age 97 doesn’t make a conversion bad, it confirms the household is doing what investing is for.</w:t>
-      </w:r>
-    </w:p>
-    <w:p>
-      <w:pPr>
-        <w:numPr>
-          <w:ilvl w:val="0"/>
-          <w:numId w:val="1008"/>
-        </w:numPr>
-      </w:pPr>
-      <w:r>
-        <w:rPr>
-          <w:b/>
-          <w:bCs/>
-        </w:rPr>
-        <w:t xml:space="preserve">The conversion decision is PV of alpha components, not rules of thumb.</w:t>
-      </w:r>
-      <w:r>
-        <w:t xml:space="preserve"> </w:t>
-      </w:r>
-      <w:r>
-        <w:t xml:space="preserve">The</w:t>
-      </w:r>
-      <w:r>
-        <w:t xml:space="preserve"> </w:t>
-      </w:r>
-      <w:r>
-        <w:t xml:space="preserve">“convert only when future tax rates are higher”</w:t>
-      </w:r>
-      <w:r>
-        <w:t xml:space="preserve"> </w:t>
-      </w:r>
-      <w:r>
-        <w:t xml:space="preserve">rule captures the rate-arbitrage Core in isolation and ignores Medicare-surcharge-reduction and RMD tax-drag — both of which can flip the decision. Households deferring otherwise-favorable conversions on the basis of published recoupment-age advice are reacting to an incomplete accounting, not to the math.</w:t>
+        <w:t xml:space="preserve">Break-even time frames no longer hold under SRC accounting.</w:t>
+      </w:r>
+      <w:r>
+        <w:t xml:space="preserve"> </w:t>
+      </w:r>
+      <w:r>
+        <w:t xml:space="preserve">Profits are booked at conversion time and play out over the horizon — there is no recoupment-age threshold because there is no cost. McQuarrie (2024)’s age-97 break-even is one example: discounted RMD savings are computed against a one-sided conversion-tax</w:t>
+      </w:r>
+      <w:r>
+        <w:t xml:space="preserve"> </w:t>
+      </w:r>
+      <w:r>
+        <w:t xml:space="preserve">“cost”</w:t>
+      </w:r>
+      <w:r>
+        <w:t xml:space="preserve"> </w:t>
+      </w:r>
+      <w:r>
+        <w:t xml:space="preserve">rather than against a wrapper migration of the household’s own funds. The framing also misreads saving intent: a horizon out to age 97 doesn’t make a conversion bad, it confirms the household is doing what investing is for.</w:t>
       </w:r>
     </w:p>
     <w:p>
@@ -14661,7 +14660,7 @@
     <w:basedOn w:val="BodyText"/>
     <w:qFormat/>
     <w:pPr>
-      <w:spacing w:after="36" w:before="36"/>
+      <w:spacing w:after="0" w:before="0" w:line="240" w:lineRule="auto"/>
     </w:pPr>
   </w:style>
   <w:style w:styleId="Title" w:type="paragraph">

--- a/exports/synthetic-roth-contribution.docx
+++ b/exports/synthetic-roth-contribution.docx
@@ -251,7 +251,7 @@
         </m:r>
       </m:oMath>
       <w:r>
-        <w:t xml:space="preserve">; (2) empirically under Fixed Annuity distributions, where the Outside − Inside per-year ATCF increment is $1,695.86 in all 20 distribution years, matching the prediction to the cent; (3) empirically under RMD distributions, where varying per-year PV increments sum to within 4 cents of the SRC amount over the 30-year horizon; and (4) by decomposition, showing that the Outside/Inside end-of-life wealth difference is the SRC value.</w:t>
+        <w:t xml:space="preserve">; (2) empirically under Fixed Annuity distributions, where the Outside − Inside per-year ATCF increment is $1,695.86 in all 20 distribution years, matching the prediction to the cent; (3) empirically under RMD distributions, where varying per-year PV increments sum to within 4 cents of the SRC amount over the 30-year horizon; and (4) by decomposition, showing that the realized Outside/Inside FV difference equals the SRC value.</w:t>
       </w:r>
     </w:p>
     <w:p>
@@ -2099,7 +2099,23 @@
         <w:t xml:space="preserve"> </w:t>
       </w:r>
       <w:r>
-        <w:t xml:space="preserve">and Advisor Perspectives series); the Bogleheads NPV threads; and major retirement-research publications from Schwab, Fidelity, T. Rowe Price, and Morningstar — all advise paying conversion tax from outside funds when feasible. To our knowledge, none separates the value of that practice as a standalone PV / FV / IRR bucket, none states the PV identity, and none derives a separable BETR extension. The qualitative advice is widely repeated; the formal decomposition appears to be absent from this body of work.</w:t>
+        <w:t xml:space="preserve">and Advisor Perspectives series); the Bogleheads NPV threads; and major retirement-research publications from Schwab, Fidelity, T. Rowe Price, and Morningstar — all advise paying conversion tax from outside funds when feasible. Stowe, Fodor, and Stowe (2013) —</w:t>
+      </w:r>
+      <w:r>
+        <w:t xml:space="preserve"> </w:t>
+      </w:r>
+      <w:r>
+        <w:rPr>
+          <w:i/>
+          <w:iCs/>
+        </w:rPr>
+        <w:t xml:space="preserve">Financial Analysts Journal</w:t>
+      </w:r>
+      <w:r>
+        <w:t xml:space="preserve"> </w:t>
+      </w:r>
+      <w:r>
+        <w:t xml:space="preserve">— note in their now-defunct recharacterization-option analysis that paying conversion tax from taxable accounts raises terminal value by ~3 percentage points, but treat it as a parameter sensitivity rather than a separable wrapper-migration component. To our knowledge, none separates the value of that practice as a standalone PV / FV / IRR bucket, none states the PV identity, and none derives a separable BETR extension. The qualitative advice is widely repeated; the formal decomposition appears to be absent from this body of work.</w:t>
       </w:r>
     </w:p>
     <w:p>
@@ -2208,7 +2224,7 @@
               <w:pStyle w:val="Compact"/>
             </w:pPr>
             <w:r>
-              <w:t xml:space="preserve">Effective marginal conversion-year tax rate (after Social Security and bracket effects)</w:t>
+              <w:t xml:space="preserve">Effective marginal conversion-year tax rate</w:t>
             </w:r>
           </w:p>
         </w:tc>
@@ -2274,7 +2290,7 @@
               <w:pStyle w:val="Compact"/>
             </w:pPr>
             <w:r>
-              <w:t xml:space="preserve">Time-weighted marginal distribution-year tax rate that would apply if the converted dollars were instead distributed during retirement</w:t>
+              <w:t xml:space="preserve">Time-weighted marginal distribution tax rate</w:t>
             </w:r>
           </w:p>
         </w:tc>
@@ -2302,7 +2318,7 @@
               <w:pStyle w:val="Compact"/>
             </w:pPr>
             <w:r>
-              <w:t xml:space="preserve">Portfolio return assumption (used both for compounding and as discount rate in standard analysis)</w:t>
+              <w:t xml:space="preserve">Portfolio return assumption (used for compounding and as discount rate)</w:t>
             </w:r>
           </w:p>
         </w:tc>
@@ -2528,7 +2544,7 @@
               <w:pStyle w:val="Compact"/>
             </w:pPr>
             <w:r>
-              <w:t xml:space="preserve">After-Tax Cash Flow in a given year — the household’s spendable cash flow from retirement-account distributions after federal income tax: ATCF = Traditional distribution + Roth distribution − federal tax. Roth distributions are tax-free; federal tax falls on traditional distributions plus any Social Security taxation triggered by total income. ΔATCF is the year-by-year ATCF difference between a conversion scenario and the no-conversion baseline.</w:t>
+              <w:t xml:space="preserve">After-tax cash flow from retirement-account distributions: Traditional distribution + Roth distribution − Federal tax (includes Soc Sec tax). ΔATCF = year-by-year ATCF difference between conversion and no-conversion baseline.</w:t>
             </w:r>
           </w:p>
         </w:tc>
@@ -12198,7 +12214,7 @@
         <w:pStyle w:val="BodyText"/>
       </w:pPr>
       <w:r>
-        <w:t xml:space="preserve">Haghani, V., White, J., &amp; Nalebuff, B. (2025).</w:t>
+        <w:t xml:space="preserve">Nalebuff, B., Haghani, V., &amp; White, J. (2025).</w:t>
       </w:r>
       <w:r>
         <w:t xml:space="preserve"> </w:t>
@@ -12324,27 +12340,6 @@
       </w:r>
       <w:r>
         <w:t xml:space="preserve">. Journal of Financial Planning 30(11): 48–56.</w:t>
-      </w:r>
-    </w:p>
-    <w:p>
-      <w:pPr>
-        <w:pStyle w:val="BodyText"/>
-      </w:pPr>
-      <w:r>
-        <w:t xml:space="preserve">Reichenstein, W., &amp; Meyer, W. (2020).</w:t>
-      </w:r>
-      <w:r>
-        <w:t xml:space="preserve"> </w:t>
-      </w:r>
-      <w:r>
-        <w:rPr>
-          <w:i/>
-          <w:iCs/>
-        </w:rPr>
-        <w:t xml:space="preserve">Using Roth Conversions to Add Value to Higher-Income Retirees’ Financial Portfolios</w:t>
-      </w:r>
-      <w:r>
-        <w:t xml:space="preserve">. Journal of Financial Planning 33(2): 46–55.</w:t>
       </w:r>
     </w:p>
     <w:p>

--- a/exports/synthetic-roth-contribution.docx
+++ b/exports/synthetic-roth-contribution.docx
@@ -2073,33 +2073,7 @@
         <w:t xml:space="preserve"> </w:t>
       </w:r>
       <w:r>
-        <w:t xml:space="preserve">— Kitces (multiple posts on true-marginal-rate, equivalency-principle, and tax-alpha frameworks); Slott (across newsletters and</w:t>
-      </w:r>
-      <w:r>
-        <w:t xml:space="preserve"> </w:t>
-      </w:r>
-      <w:r>
-        <w:rPr>
-          <w:i/>
-          <w:iCs/>
-        </w:rPr>
-        <w:t xml:space="preserve">The Retirement Savings Bomb</w:t>
-      </w:r>
-      <w:r>
-        <w:t xml:space="preserve">); Pfau (</w:t>
-      </w:r>
-      <w:r>
-        <w:rPr>
-          <w:i/>
-          <w:iCs/>
-        </w:rPr>
-        <w:t xml:space="preserve">Retirement Income Planning</w:t>
-      </w:r>
-      <w:r>
-        <w:t xml:space="preserve"> </w:t>
-      </w:r>
-      <w:r>
-        <w:t xml:space="preserve">and Advisor Perspectives series); the Bogleheads NPV threads; and major retirement-research publications from Schwab, Fidelity, T. Rowe Price, and Morningstar — all advise paying conversion tax from outside funds when feasible. Stowe, Fodor, and Stowe (2013) —</w:t>
+        <w:t xml:space="preserve">— Kitces, Slott, Pfau, the Bogleheads NPV threads, and major brokerage research — advises paying conversion tax from outside funds when feasible but never separates the value as a standalone PV / FV / IRR bucket or states the PV identity. Stowe, Fodor, and Stowe (2013) —</w:t>
       </w:r>
       <w:r>
         <w:t xml:space="preserve"> </w:t>
@@ -2115,7 +2089,7 @@
         <w:t xml:space="preserve"> </w:t>
       </w:r>
       <w:r>
-        <w:t xml:space="preserve">— note in their now-defunct recharacterization-option analysis that paying conversion tax from taxable accounts raises terminal value by ~3 percentage points, but treat it as a parameter sensitivity rather than a separable wrapper-migration component. To our knowledge, none separates the value of that practice as a standalone PV / FV / IRR bucket, none states the PV identity, and none derives a separable BETR extension. The qualitative advice is widely repeated; the formal decomposition appears to be absent from this body of work.</w:t>
+        <w:t xml:space="preserve">— note in their now-defunct recharacterization-option analysis that outside-funded tax raises terminal value by ~3 percentage points, but treat it as a parameter sensitivity. The formal decomposition is absent from this body of work.</w:t>
       </w:r>
     </w:p>
     <w:p>

--- a/exports/synthetic-roth-contribution.docx
+++ b/exports/synthetic-roth-contribution.docx
@@ -26,7 +26,7 @@
         <w:t xml:space="preserve"> </w:t>
       </w:r>
       <w:r>
-        <w:t xml:space="preserve">Draft: 2026-05-18</w:t>
+        <w:t xml:space="preserve">Draft: 2026-05-20</w:t>
       </w:r>
     </w:p>
     <w:p>
@@ -4334,10 +4334,77 @@
         <w:pStyle w:val="FirstParagraph"/>
       </w:pPr>
       <w:r>
-        <w:t xml:space="preserve">We now prove the SRC’s central PV identity: when the discount rate equals the portfolio rate, the SRC’s incremental cash-flow stream produces exactly zero net present value. Outside funding’s year-0 tax outflow (</w:t>
+        <w:t xml:space="preserve">At the portfolio discount rate, the SRC adds a cash-flow stream with zero NPV — nominal-cash-flow-positive over the distribution period.</w:t>
+      </w:r>
+    </w:p>
+    <w:p>
+      <w:pPr>
+        <w:pStyle w:val="BodyText"/>
+      </w:pPr>
+      <w:r>
+        <w:t xml:space="preserve">Outside funding adds yearly Roth distributions of</w:t>
+      </w:r>
+      <w:r>
+        <w:t xml:space="preserve"> </w:t>
       </w:r>
       <m:oMath>
         <m:r>
+          <m:t>K</m:t>
+        </m:r>
+        <m:r>
+          <m:rPr>
+            <m:sty m:val="p"/>
+          </m:rPr>
+          <m:t>⋅</m:t>
+        </m:r>
+        <m:r>
+          <m:rPr>
+            <m:sty m:val="p"/>
+          </m:rPr>
+          <m:t>A</m:t>
+        </m:r>
+        <m:r>
+          <m:rPr>
+            <m:sty m:val="p"/>
+          </m:rPr>
+          <m:t>F</m:t>
+        </m:r>
+        <m:r>
+          <m:rPr>
+            <m:sty m:val="p"/>
+          </m:rPr>
+          <m:t>(</m:t>
+        </m:r>
+        <m:r>
+          <m:t>r</m:t>
+        </m:r>
+        <m:r>
+          <m:rPr>
+            <m:sty m:val="p"/>
+          </m:rPr>
+          <m:t>,</m:t>
+        </m:r>
+        <m:r>
+          <m:t>N</m:t>
+        </m:r>
+        <m:r>
+          <m:rPr>
+            <m:sty m:val="p"/>
+          </m:rPr>
+          <m:t>)</m:t>
+        </m:r>
+      </m:oMath>
+      <w:r>
+        <w:t xml:space="preserve"> </w:t>
+      </w:r>
+      <w:r>
+        <w:t xml:space="preserve">(fixed-annuity payment formula) with year-0 outflow of</w:t>
+      </w:r>
+      <w:r>
+        <w:t xml:space="preserve"> </w:t>
+      </w:r>
+      <m:oMath>
+        <m:r>
           <m:rPr>
             <m:sty m:val="p"/>
           </m:rPr>
@@ -4348,7 +4415,77 @@
         </m:r>
       </m:oMath>
       <w:r>
-        <w:t xml:space="preserve">) is exactly compensated by the present value of the larger per-year nominal distributions over the distribution period. The SRC is therefore a present-value-zero phenomenon at the moment of conversion — yet a nominal-cash-flow-positive phenomenon over the distribution period.</w:t>
+        <w:t xml:space="preserve">. The Outside-vs-Inside ATCF difference is exactly</w:t>
+      </w:r>
+      <w:r>
+        <w:t xml:space="preserve"> </w:t>
+      </w:r>
+      <m:oMath>
+        <m:r>
+          <m:t>K</m:t>
+        </m:r>
+        <m:r>
+          <m:rPr>
+            <m:sty m:val="p"/>
+          </m:rPr>
+          <m:t>⋅</m:t>
+        </m:r>
+        <m:r>
+          <m:rPr>
+            <m:sty m:val="p"/>
+          </m:rPr>
+          <m:t>A</m:t>
+        </m:r>
+        <m:r>
+          <m:rPr>
+            <m:sty m:val="p"/>
+          </m:rPr>
+          <m:t>F</m:t>
+        </m:r>
+        <m:r>
+          <m:rPr>
+            <m:sty m:val="p"/>
+          </m:rPr>
+          <m:t>(</m:t>
+        </m:r>
+        <m:r>
+          <m:t>r</m:t>
+        </m:r>
+        <m:r>
+          <m:rPr>
+            <m:sty m:val="p"/>
+          </m:rPr>
+          <m:t>,</m:t>
+        </m:r>
+        <m:r>
+          <m:t>N</m:t>
+        </m:r>
+        <m:r>
+          <m:rPr>
+            <m:sty m:val="p"/>
+          </m:rPr>
+          <m:t>)</m:t>
+        </m:r>
+      </m:oMath>
+      <w:r>
+        <w:t xml:space="preserve"> </w:t>
+      </w:r>
+      <w:r>
+        <w:t xml:space="preserve">in each of the</w:t>
+      </w:r>
+      <w:r>
+        <w:t xml:space="preserve"> </w:t>
+      </w:r>
+      <m:oMath>
+        <m:r>
+          <m:t>N</m:t>
+        </m:r>
+      </m:oMath>
+      <w:r>
+        <w:t xml:space="preserve"> </w:t>
+      </w:r>
+      <w:r>
+        <w:t xml:space="preserve">distribution years.</w:t>
       </w:r>
     </w:p>
     <w:p>
@@ -4360,190 +4497,7 @@
           <w:b/>
           <w:bCs/>
         </w:rPr>
-        <w:t xml:space="preserve">Setup.</w:t>
-      </w:r>
-      <w:r>
-        <w:t xml:space="preserve"> </w:t>
-      </w:r>
-      <w:r>
-        <w:t xml:space="preserve">Hold all spread / tax-drag effects equal across the two scenarios (they are, by construction). Isolate the SRC component.</w:t>
-      </w:r>
-    </w:p>
-    <w:p>
-      <w:pPr>
-        <w:pStyle w:val="BodyText"/>
-      </w:pPr>
-      <w:r>
-        <w:t xml:space="preserve">In Outside funding, the additional Roth principal of</w:t>
-      </w:r>
-      <w:r>
-        <w:t xml:space="preserve"> </w:t>
-      </w:r>
-      <m:oMath>
-        <m:r>
-          <m:t>K</m:t>
-        </m:r>
-      </m:oMath>
-      <w:r>
-        <w:t xml:space="preserve"> </w:t>
-      </w:r>
-      <w:r>
-        <w:t xml:space="preserve">produces additional yearly Roth distributions of</w:t>
-      </w:r>
-      <w:r>
-        <w:t xml:space="preserve"> </w:t>
-      </w:r>
-      <m:oMath>
-        <m:r>
-          <m:t>K</m:t>
-        </m:r>
-        <m:r>
-          <m:rPr>
-            <m:sty m:val="p"/>
-          </m:rPr>
-          <m:t>⋅</m:t>
-        </m:r>
-        <m:r>
-          <m:rPr>
-            <m:sty m:val="p"/>
-          </m:rPr>
-          <m:t>A</m:t>
-        </m:r>
-        <m:r>
-          <m:rPr>
-            <m:sty m:val="p"/>
-          </m:rPr>
-          <m:t>F</m:t>
-        </m:r>
-        <m:r>
-          <m:rPr>
-            <m:sty m:val="p"/>
-          </m:rPr>
-          <m:t>(</m:t>
-        </m:r>
-        <m:r>
-          <m:t>r</m:t>
-        </m:r>
-        <m:r>
-          <m:rPr>
-            <m:sty m:val="p"/>
-          </m:rPr>
-          <m:t>,</m:t>
-        </m:r>
-        <m:r>
-          <m:t>N</m:t>
-        </m:r>
-        <m:r>
-          <m:rPr>
-            <m:sty m:val="p"/>
-          </m:rPr>
-          <m:t>)</m:t>
-        </m:r>
-      </m:oMath>
-      <w:r>
-        <w:t xml:space="preserve"> </w:t>
-      </w:r>
-      <w:r>
-        <w:t xml:space="preserve">(using the standard fixed-annuity payment formula). Year by year, the Outside-vs-Inside ATCF difference attributable to the SRC alone is exactly</w:t>
-      </w:r>
-      <w:r>
-        <w:t xml:space="preserve"> </w:t>
-      </w:r>
-      <m:oMath>
-        <m:r>
-          <m:t>K</m:t>
-        </m:r>
-        <m:r>
-          <m:rPr>
-            <m:sty m:val="p"/>
-          </m:rPr>
-          <m:t>⋅</m:t>
-        </m:r>
-        <m:r>
-          <m:rPr>
-            <m:sty m:val="p"/>
-          </m:rPr>
-          <m:t>A</m:t>
-        </m:r>
-        <m:r>
-          <m:rPr>
-            <m:sty m:val="p"/>
-          </m:rPr>
-          <m:t>F</m:t>
-        </m:r>
-        <m:r>
-          <m:rPr>
-            <m:sty m:val="p"/>
-          </m:rPr>
-          <m:t>(</m:t>
-        </m:r>
-        <m:r>
-          <m:t>r</m:t>
-        </m:r>
-        <m:r>
-          <m:rPr>
-            <m:sty m:val="p"/>
-          </m:rPr>
-          <m:t>,</m:t>
-        </m:r>
-        <m:r>
-          <m:t>N</m:t>
-        </m:r>
-        <m:r>
-          <m:rPr>
-            <m:sty m:val="p"/>
-          </m:rPr>
-          <m:t>)</m:t>
-        </m:r>
-      </m:oMath>
-      <w:r>
-        <w:t xml:space="preserve"> </w:t>
-      </w:r>
-      <w:r>
-        <w:t xml:space="preserve">in each of the</w:t>
-      </w:r>
-      <w:r>
-        <w:t xml:space="preserve"> </w:t>
-      </w:r>
-      <m:oMath>
-        <m:r>
-          <m:t>N</m:t>
-        </m:r>
-      </m:oMath>
-      <w:r>
-        <w:t xml:space="preserve"> </w:t>
-      </w:r>
-      <w:r>
-        <w:t xml:space="preserve">distribution years. The conversion-year cash flow under Outside funding includes the year-0 outflow of</w:t>
-      </w:r>
-      <w:r>
-        <w:t xml:space="preserve"> </w:t>
-      </w:r>
-      <m:oMath>
-        <m:r>
-          <m:rPr>
-            <m:sty m:val="p"/>
-          </m:rPr>
-          <m:t>−</m:t>
-        </m:r>
-        <m:r>
-          <m:t>K</m:t>
-        </m:r>
-      </m:oMath>
-      <w:r>
-        <w:t xml:space="preserve">.</w:t>
-      </w:r>
-    </w:p>
-    <w:p>
-      <w:pPr>
-        <w:pStyle w:val="BodyText"/>
-      </w:pPr>
-      <w:r>
-        <w:rPr>
-          <w:b/>
-          <w:bCs/>
-        </w:rPr>
-        <w:t xml:space="preserve">Net present value of the SRC stream (Outside vs Inside):</w:t>
+        <w:t xml:space="preserve">Net present value of the SRC stream (Outside vs Inside with constant inputs):</w:t>
       </w:r>
     </w:p>
     <w:p>
@@ -5009,7 +4963,7 @@
         <w:t xml:space="preserve"> </w:t>
       </w:r>
       <w:r>
-        <w:t xml:space="preserve">is a standard annuity identity. Therefore:</w:t>
+        <w:t xml:space="preserve">is an annuity identity. When discount and portfolio rates are equal, the</w:t>
       </w:r>
       <w:r>
         <w:t xml:space="preserve"> </w:t>
@@ -5019,25 +4973,136 @@
           <w:b/>
           <w:bCs/>
         </w:rPr>
-        <w:t xml:space="preserve">when the discount rate equals the portfolio rate, the Outside-funded SRC produces zero net present value.</w:t>
-      </w:r>
-      <w:r>
-        <w:t xml:space="preserve"> </w:t>
-      </w:r>
-      <w:r>
-        <w:t xml:space="preserve">The household does not become</w:t>
-      </w:r>
-      <w:r>
-        <w:t xml:space="preserve"> </w:t>
-      </w:r>
-      <w:r>
-        <w:t xml:space="preserve">“richer in present-value terms”</w:t>
-      </w:r>
-      <w:r>
-        <w:t xml:space="preserve"> </w:t>
-      </w:r>
-      <w:r>
-        <w:t xml:space="preserve">by settling the conversion-tax obligation from outside.</w:t>
+        <w:t xml:space="preserve">Outside-funded SRC produces zero net present value.</w:t>
+      </w:r>
+      <w:r>
+        <w:t xml:space="preserve"> </w:t>
+      </w:r>
+      <w:r>
+        <w:t xml:space="preserve">However, the SRC’s K dollars generate</w:t>
+      </w:r>
+      <w:r>
+        <w:t xml:space="preserve"> </w:t>
+      </w:r>
+      <m:oMath>
+        <m:r>
+          <m:t>K</m:t>
+        </m:r>
+        <m:r>
+          <m:rPr>
+            <m:sty m:val="p"/>
+          </m:rPr>
+          <m:t>⋅</m:t>
+        </m:r>
+        <m:r>
+          <m:rPr>
+            <m:sty m:val="p"/>
+          </m:rPr>
+          <m:t>A</m:t>
+        </m:r>
+        <m:r>
+          <m:rPr>
+            <m:sty m:val="p"/>
+          </m:rPr>
+          <m:t>F</m:t>
+        </m:r>
+        <m:r>
+          <m:rPr>
+            <m:sty m:val="p"/>
+          </m:rPr>
+          <m:t>(</m:t>
+        </m:r>
+        <m:r>
+          <m:t>r</m:t>
+        </m:r>
+        <m:r>
+          <m:rPr>
+            <m:sty m:val="p"/>
+          </m:rPr>
+          <m:t>,</m:t>
+        </m:r>
+        <m:r>
+          <m:t>N</m:t>
+        </m:r>
+        <m:r>
+          <m:rPr>
+            <m:sty m:val="p"/>
+          </m:rPr>
+          <m:t>)</m:t>
+        </m:r>
+        <m:r>
+          <m:rPr>
+            <m:sty m:val="p"/>
+          </m:rPr>
+          <m:t>⋅</m:t>
+        </m:r>
+        <m:r>
+          <m:t>N</m:t>
+        </m:r>
+        <m:r>
+          <m:rPr>
+            <m:sty m:val="p"/>
+          </m:rPr>
+          <m:t>=</m:t>
+        </m:r>
+        <m:r>
+          <m:t>1.888</m:t>
+        </m:r>
+        <m:r>
+          <m:t>K</m:t>
+        </m:r>
+      </m:oMath>
+      <w:r>
+        <w:t xml:space="preserve"> </w:t>
+      </w:r>
+      <w:r>
+        <w:t xml:space="preserve">in nominal lifetime payouts (at</w:t>
+      </w:r>
+      <w:r>
+        <w:t xml:space="preserve"> </w:t>
+      </w:r>
+      <m:oMath>
+        <m:r>
+          <m:t>r</m:t>
+        </m:r>
+        <m:r>
+          <m:rPr>
+            <m:sty m:val="p"/>
+          </m:rPr>
+          <m:t>=</m:t>
+        </m:r>
+        <m:r>
+          <m:t>7</m:t>
+        </m:r>
+        <m:r>
+          <m:rPr>
+            <m:sty m:val="p"/>
+          </m:rPr>
+          <m:t>%</m:t>
+        </m:r>
+      </m:oMath>
+      <w:r>
+        <w:t xml:space="preserve">,</w:t>
+      </w:r>
+      <w:r>
+        <w:t xml:space="preserve"> </w:t>
+      </w:r>
+      <m:oMath>
+        <m:r>
+          <m:t>N</m:t>
+        </m:r>
+        <m:r>
+          <m:rPr>
+            <m:sty m:val="p"/>
+          </m:rPr>
+          <m:t>=</m:t>
+        </m:r>
+        <m:r>
+          <m:t>20</m:t>
+        </m:r>
+      </m:oMath>
+      <w:r>
+        <w:t xml:space="preserve">) — K plus its time-value return.</w:t>
       </w:r>
     </w:p>
     <w:p>
@@ -5049,10 +5114,7 @@
           <w:b/>
           <w:bCs/>
         </w:rPr>
-        <w:t xml:space="preserve">However</w:t>
-      </w:r>
-      <w:r>
-        <w:t xml:space="preserve">, the nominal lifetime cash flow is higher under Outside funding by</w:t>
+        <w:t xml:space="preserve">The SRC’s lasting value:</w:t>
       </w:r>
       <w:r>
         <w:t xml:space="preserve"> </w:t>
@@ -5061,343 +5123,31 @@
         <m:r>
           <m:t>K</m:t>
         </m:r>
-        <m:r>
-          <m:rPr>
-            <m:sty m:val="p"/>
-          </m:rPr>
-          <m:t>⋅</m:t>
-        </m:r>
-        <m:r>
-          <m:rPr>
-            <m:sty m:val="p"/>
-          </m:rPr>
-          <m:t>A</m:t>
-        </m:r>
-        <m:r>
-          <m:rPr>
-            <m:sty m:val="p"/>
-          </m:rPr>
-          <m:t>F</m:t>
-        </m:r>
-        <m:r>
-          <m:rPr>
-            <m:sty m:val="p"/>
-          </m:rPr>
-          <m:t>(</m:t>
-        </m:r>
+      </m:oMath>
+      <w:r>
+        <w:t xml:space="preserve"> </w:t>
+      </w:r>
+      <w:r>
+        <w:t xml:space="preserve">compounds tax-free at</w:t>
+      </w:r>
+      <w:r>
+        <w:t xml:space="preserve"> </w:t>
+      </w:r>
+      <m:oMath>
         <m:r>
           <m:t>r</m:t>
         </m:r>
-        <m:r>
-          <m:rPr>
-            <m:sty m:val="p"/>
-          </m:rPr>
-          <m:t>,</m:t>
-        </m:r>
-        <m:r>
-          <m:t>N</m:t>
-        </m:r>
-        <m:r>
-          <m:rPr>
-            <m:sty m:val="p"/>
-          </m:rPr>
-          <m:t>)</m:t>
-        </m:r>
-        <m:r>
-          <m:rPr>
-            <m:sty m:val="p"/>
-          </m:rPr>
-          <m:t>⋅</m:t>
-        </m:r>
-        <m:r>
-          <m:t>N</m:t>
-        </m:r>
-        <m:r>
-          <m:rPr>
-            <m:sty m:val="p"/>
-          </m:rPr>
-          <m:t>−</m:t>
-        </m:r>
-        <m:r>
-          <m:t>K</m:t>
-        </m:r>
       </m:oMath>
       <w:r>
-        <w:t xml:space="preserve">. With</w:t>
+        <w:t xml:space="preserve"> </w:t>
+      </w:r>
+      <w:r>
+        <w:t xml:space="preserve">instead of suffering drag at</w:t>
       </w:r>
       <w:r>
         <w:t xml:space="preserve"> </w:t>
       </w:r>
       <m:oMath>
-        <m:r>
-          <m:t>r</m:t>
-        </m:r>
-        <m:r>
-          <m:rPr>
-            <m:sty m:val="p"/>
-          </m:rPr>
-          <m:t>=</m:t>
-        </m:r>
-        <m:r>
-          <m:t>7</m:t>
-        </m:r>
-        <m:r>
-          <m:rPr>
-            <m:sty m:val="p"/>
-          </m:rPr>
-          <m:t>%</m:t>
-        </m:r>
-      </m:oMath>
-      <w:r>
-        <w:t xml:space="preserve"> </w:t>
-      </w:r>
-      <w:r>
-        <w:t xml:space="preserve">and</w:t>
-      </w:r>
-      <w:r>
-        <w:t xml:space="preserve"> </w:t>
-      </w:r>
-      <m:oMath>
-        <m:r>
-          <m:t>N</m:t>
-        </m:r>
-        <m:r>
-          <m:rPr>
-            <m:sty m:val="p"/>
-          </m:rPr>
-          <m:t>=</m:t>
-        </m:r>
-        <m:r>
-          <m:t>20</m:t>
-        </m:r>
-      </m:oMath>
-      <w:r>
-        <w:t xml:space="preserve">, this is</w:t>
-      </w:r>
-      <w:r>
-        <w:t xml:space="preserve"> </w:t>
-      </w:r>
-      <m:oMath>
-        <m:r>
-          <m:t>K</m:t>
-        </m:r>
-        <m:r>
-          <m:rPr>
-            <m:sty m:val="p"/>
-          </m:rPr>
-          <m:t>⋅</m:t>
-        </m:r>
-        <m:r>
-          <m:t>0.0944</m:t>
-        </m:r>
-        <m:r>
-          <m:rPr>
-            <m:sty m:val="p"/>
-          </m:rPr>
-          <m:t>⋅</m:t>
-        </m:r>
-        <m:r>
-          <m:t>20</m:t>
-        </m:r>
-        <m:r>
-          <m:rPr>
-            <m:sty m:val="p"/>
-          </m:rPr>
-          <m:t>−</m:t>
-        </m:r>
-        <m:r>
-          <m:t>K</m:t>
-        </m:r>
-        <m:r>
-          <m:rPr>
-            <m:sty m:val="p"/>
-          </m:rPr>
-          <m:t>=</m:t>
-        </m:r>
-        <m:r>
-          <m:t>K</m:t>
-        </m:r>
-        <m:r>
-          <m:rPr>
-            <m:sty m:val="p"/>
-          </m:rPr>
-          <m:t>⋅</m:t>
-        </m:r>
-        <m:r>
-          <m:rPr>
-            <m:sty m:val="p"/>
-          </m:rPr>
-          <m:t>(</m:t>
-        </m:r>
-        <m:r>
-          <m:t>1.888</m:t>
-        </m:r>
-        <m:r>
-          <m:rPr>
-            <m:sty m:val="p"/>
-          </m:rPr>
-          <m:t>−</m:t>
-        </m:r>
-        <m:r>
-          <m:t>1</m:t>
-        </m:r>
-        <m:r>
-          <m:rPr>
-            <m:sty m:val="p"/>
-          </m:rPr>
-          <m:t>)</m:t>
-        </m:r>
-        <m:r>
-          <m:rPr>
-            <m:sty m:val="p"/>
-          </m:rPr>
-          <m:t>=</m:t>
-        </m:r>
-        <m:r>
-          <m:t>0.888</m:t>
-        </m:r>
-        <m:r>
-          <m:t> </m:t>
-        </m:r>
-        <m:r>
-          <m:t>K</m:t>
-        </m:r>
-      </m:oMath>
-      <w:r>
-        <w:t xml:space="preserve">. The Outside-funded household receives back the</w:t>
-      </w:r>
-      <w:r>
-        <w:t xml:space="preserve"> </w:t>
-      </w:r>
-      <m:oMath>
-        <m:r>
-          <m:t>K</m:t>
-        </m:r>
-      </m:oMath>
-      <w:r>
-        <w:t xml:space="preserve"> </w:t>
-      </w:r>
-      <w:r>
-        <w:t xml:space="preserve">outflow plus an additional</w:t>
-      </w:r>
-      <w:r>
-        <w:t xml:space="preserve"> </w:t>
-      </w:r>
-      <m:oMath>
-        <m:r>
-          <m:rPr>
-            <m:sty m:val="p"/>
-          </m:rPr>
-          <m:t>≈</m:t>
-        </m:r>
-        <m:r>
-          <m:t>89</m:t>
-        </m:r>
-        <m:r>
-          <m:rPr>
-            <m:sty m:val="p"/>
-          </m:rPr>
-          <m:t>%</m:t>
-        </m:r>
-      </m:oMath>
-      <w:r>
-        <w:t xml:space="preserve"> </w:t>
-      </w:r>
-      <w:r>
-        <w:t xml:space="preserve">of</w:t>
-      </w:r>
-      <w:r>
-        <w:t xml:space="preserve"> </w:t>
-      </w:r>
-      <m:oMath>
-        <m:r>
-          <m:t>K</m:t>
-        </m:r>
-      </m:oMath>
-      <w:r>
-        <w:t xml:space="preserve"> </w:t>
-      </w:r>
-      <w:r>
-        <w:t xml:space="preserve">in nominal terms over the 20-year distribution period.</w:t>
-      </w:r>
-    </w:p>
-    <w:p>
-      <w:pPr>
-        <w:pStyle w:val="BodyText"/>
-      </w:pPr>
-      <w:r>
-        <w:t xml:space="preserve">The reconciliation: at a portfolio discount rate, that nominal</w:t>
-      </w:r>
-      <w:r>
-        <w:t xml:space="preserve"> </w:t>
-      </w:r>
-      <w:r>
-        <w:t xml:space="preserve">“extra”</w:t>
-      </w:r>
-      <w:r>
-        <w:t xml:space="preserve"> </w:t>
-      </w:r>
-      <w:r>
-        <w:t xml:space="preserve">is exactly the time value of money on the</w:t>
-      </w:r>
-      <w:r>
-        <w:t xml:space="preserve"> </w:t>
-      </w:r>
-      <m:oMath>
-        <m:r>
-          <m:t>K</m:t>
-        </m:r>
-      </m:oMath>
-      <w:r>
-        <w:t xml:space="preserve"> </w:t>
-      </w:r>
-      <w:r>
-        <w:t xml:space="preserve">sum. The household is not receiving free money; it is receiving back its capital plus the rate of return it would have earned anyway.</w:t>
-      </w:r>
-      <w:r>
-        <w:t xml:space="preserve"> </w:t>
-      </w:r>
-      <w:r>
-        <w:rPr>
-          <w:b/>
-          <w:bCs/>
-        </w:rPr>
-        <w:t xml:space="preserve">The SRC’s value is not in producing extra present-value wealth — it is in moving capital from a tax-drag wrapper to a tax-free wrapper, eliminating the drag for the rest of the account’s life.</w:t>
-      </w:r>
-      <w:r>
-        <w:t xml:space="preserve"> </w:t>
-      </w:r>
-      <w:r>
-        <w:t xml:space="preserve">This separate effect (Property 2) is the source of the SRC’s lasting economic significance, captured by the</w:t>
-      </w:r>
-      <w:r>
-        <w:t xml:space="preserve"> </w:t>
-      </w:r>
-      <m:oMath>
-        <m:r>
-          <m:t>K</m:t>
-        </m:r>
-        <m:r>
-          <m:rPr>
-            <m:sty m:val="p"/>
-          </m:rPr>
-          <m:t>⋅</m:t>
-        </m:r>
-        <m:r>
-          <m:rPr>
-            <m:sty m:val="p"/>
-          </m:rPr>
-          <m:t>(</m:t>
-        </m:r>
-        <m:r>
-          <m:t>r</m:t>
-        </m:r>
-        <m:r>
-          <m:rPr>
-            <m:sty m:val="p"/>
-          </m:rPr>
-          <m:t>−</m:t>
-        </m:r>
         <m:sSub>
           <m:e>
             <m:r>
@@ -5410,6 +5160,50 @@
             </m:r>
           </m:sub>
         </m:sSub>
+      </m:oMath>
+      <w:r>
+        <w:t xml:space="preserve">, generating</w:t>
+      </w:r>
+      <w:r>
+        <w:t xml:space="preserve"> </w:t>
+      </w:r>
+      <m:oMath>
+        <m:r>
+          <m:t>K</m:t>
+        </m:r>
+        <m:r>
+          <m:rPr>
+            <m:sty m:val="p"/>
+          </m:rPr>
+          <m:t>⋅</m:t>
+        </m:r>
+        <m:r>
+          <m:rPr>
+            <m:sty m:val="p"/>
+          </m:rPr>
+          <m:t>(</m:t>
+        </m:r>
+        <m:r>
+          <m:t>r</m:t>
+        </m:r>
+        <m:r>
+          <m:rPr>
+            <m:sty m:val="p"/>
+          </m:rPr>
+          <m:t>−</m:t>
+        </m:r>
+        <m:sSub>
+          <m:e>
+            <m:r>
+              <m:t>r</m:t>
+            </m:r>
+          </m:e>
+          <m:sub>
+            <m:r>
+              <m:t>d</m:t>
+            </m:r>
+          </m:sub>
+        </m:sSub>
         <m:r>
           <m:rPr>
             <m:sty m:val="p"/>
@@ -5421,7 +5215,7 @@
         <w:t xml:space="preserve"> </w:t>
       </w:r>
       <w:r>
-        <w:t xml:space="preserve">annual differential.</w:t>
+        <w:t xml:space="preserve">in annual tax-drag-avoidance alpha (Property 2; §6).</w:t>
       </w:r>
     </w:p>
     <w:p>
@@ -5433,13 +5227,13 @@
           <w:b/>
           <w:bCs/>
         </w:rPr>
-        <w:t xml:space="preserve">Scope of the identity.</w:t>
-      </w:r>
-      <w:r>
-        <w:t xml:space="preserve"> </w:t>
-      </w:r>
-      <w:r>
-        <w:t xml:space="preserve">The PV-equivalence identity proved here uses the portfolio’s expected rate of return as the discount rate — precisely the convention adopted by the conventional Roth-conversion NPV literature (McQuarrie 2024; Vanguard / Passman 2025 BETR; Reichenstein &amp; Meyer 2017). The identity is therefore not an artifact of an idiosyncratic discount choice; it is a property of the same matched-rate framework those prior treatments employ. When a household’s personal discount rate</w:t>
+        <w:t xml:space="preserve">Scope of the PV identity:</w:t>
+      </w:r>
+      <w:r>
+        <w:t xml:space="preserve"> </w:t>
+      </w:r>
+      <w:r>
+        <w:t xml:space="preserve">It is a property of the same matched-rate framework employed by McQuarrie (2024), Vanguard / Passman (2025) BETR, and Reichenstein &amp; Meyer (2017) — not an artifact of discount choice. If a retiree’s discount rate</w:t>
       </w:r>
       <w:r>
         <w:t xml:space="preserve"> </w:t>
@@ -5453,7 +5247,7 @@
         <w:t xml:space="preserve"> </w:t>
       </w:r>
       <w:r>
-        <w:t xml:space="preserve">diverges from the portfolio rate</w:t>
+        <w:t xml:space="preserve">differs from</w:t>
       </w:r>
       <w:r>
         <w:t xml:space="preserve"> </w:t>
@@ -5464,10 +5258,7 @@
         </m:r>
       </m:oMath>
       <w:r>
-        <w:t xml:space="preserve">, the identity breaks:</w:t>
-      </w:r>
-      <w:r>
-        <w:t xml:space="preserve"> </w:t>
+        <w:t xml:space="preserve">, the identity breaks (</w:t>
       </w:r>
       <m:oMath>
         <m:r>
@@ -5487,7 +5278,7 @@
         <w:t xml:space="preserve"> </w:t>
       </w:r>
       <w:r>
-        <w:t xml:space="preserve">produces negative SRC PV,</w:t>
+        <w:t xml:space="preserve">→ negative SRC PV;</w:t>
       </w:r>
       <w:r>
         <w:t xml:space="preserve"> </w:t>
@@ -5510,7 +5301,7 @@
         <w:t xml:space="preserve"> </w:t>
       </w:r>
       <w:r>
-        <w:t xml:space="preserve">positive — but in practice most risk-averse retirees have</w:t>
+        <w:t xml:space="preserve">→ positive), but most risk-averse retirees have</w:t>
       </w:r>
       <w:r>
         <w:t xml:space="preserve"> </w:t>
@@ -5530,7 +5321,7 @@
         </m:r>
       </m:oMath>
       <w:r>
-        <w:t xml:space="preserve">, keeping the SRC neutral-to-favorable in PV terms.</w:t>
+        <w:t xml:space="preserve">, keeping the SRC neutral-to-favorable.</w:t>
       </w:r>
     </w:p>
     <w:p>
@@ -5555,23 +5346,7 @@
         <w:pStyle w:val="FirstParagraph"/>
       </w:pPr>
       <w:r>
-        <w:t xml:space="preserve">We use two simulation runs with</w:t>
-      </w:r>
-      <w:r>
-        <w:t xml:space="preserve"> </w:t>
-      </w:r>
-      <w:r>
-        <w:rPr>
-          <w:b/>
-          <w:bCs/>
-        </w:rPr>
-        <w:t xml:space="preserve">all conversion inputs identical except the tax payment source</w:t>
-      </w:r>
-      <w:r>
-        <w:t xml:space="preserve"> </w:t>
-      </w:r>
-      <w:r>
-        <w:t xml:space="preserve">(Inside vs Outside).</w:t>
+        <w:t xml:space="preserve">We compare Inside vs Outside simulation runs using identical inputs.</w:t>
       </w:r>
     </w:p>
     <w:p>
@@ -5595,7 +5370,7 @@
         <w:t xml:space="preserve"> </w:t>
       </w:r>
       <w:r>
-        <w:t xml:space="preserve">- Traditional savings: $1,000,000.00; Roth savings: $0.00</w:t>
+        <w:t xml:space="preserve">- Traditional savings: $1,000,000; Roth savings: $0</w:t>
       </w:r>
     </w:p>
     <w:p>
@@ -5613,7 +5388,7 @@
         <w:t xml:space="preserve"> </w:t>
       </w:r>
       <w:r>
-        <w:t xml:space="preserve">- Distribution method: Fixed Annuity (FA), distribution start age 70</w:t>
+        <w:t xml:space="preserve">- Distribution method: Fixed Annuity (FA), start age 70</w:t>
       </w:r>
       <w:r>
         <w:t xml:space="preserve"> </w:t>
@@ -5649,7 +5424,7 @@
         <w:t xml:space="preserve"> </w:t>
       </w:r>
       <w:r>
-        <w:t xml:space="preserve">- No other taxable income in either the conversion year or distribution years</w:t>
+        <w:t xml:space="preserve">- No other taxable income in conversion or distribution years</w:t>
       </w:r>
     </w:p>
     <w:p>
@@ -5661,7 +5436,7 @@
           <w:b/>
           <w:bCs/>
         </w:rPr>
-        <w:t xml:space="preserve">Conversion under analysis (both scenarios):</w:t>
+        <w:t xml:space="preserve">Conversion (both scenarios):</w:t>
       </w:r>
       <w:r>
         <w:t xml:space="preserve"> </w:t>
@@ -5675,7 +5450,7 @@
         <w:t xml:space="preserve"> </w:t>
       </w:r>
       <w:r>
-        <w:t xml:space="preserve">= $123,850.00, filling through the 22% cumulative bracket.</w:t>
+        <w:t xml:space="preserve">= $123,850.00, fills through 22% cumulative bracket.</w:t>
       </w:r>
       <w:r>
         <w:t xml:space="preserve"> </w:t>
@@ -5689,10 +5464,7 @@
         <w:t xml:space="preserve"> </w:t>
       </w:r>
       <w:r>
-        <w:t xml:space="preserve">= $17,966.00 (effective</w:t>
-      </w:r>
-      <w:r>
-        <w:t xml:space="preserve"> </w:t>
+        <w:t xml:space="preserve">= $17,966.00 (</w:t>
       </w:r>
       <m:oMath>
         <m:sSub>
@@ -5760,24 +5532,6 @@
       </m:oMath>
       <w:r>
         <w:t xml:space="preserve">. Annuity-factor multiple = 1.88786.</w:t>
-      </w:r>
-    </w:p>
-    <w:p>
-      <w:pPr>
-        <w:pStyle w:val="BodyText"/>
-      </w:pPr>
-      <w:r>
-        <w:rPr>
-          <w:b/>
-          <w:bCs/>
-        </w:rPr>
-        <w:t xml:space="preserve">Distribution convention.</w:t>
-      </w:r>
-      <w:r>
-        <w:t xml:space="preserve"> </w:t>
-      </w:r>
-      <w:r>
-        <w:t xml:space="preserve">Both Traditional and Roth balances are level-distributed via the annuity-payment formula over the 20-year horizon. Roth accounts (IRAs and 401(k)s) have no IRS RMDs during owner’s lifetime; modeled identically here for Outside-vs-Inside comparability.</w:t>
       </w:r>
     </w:p>
     <w:bookmarkStart w:id="23" w:name="X5aef0f35aac439845ced304cb26de806db1abfd"/>
@@ -7126,13 +6880,13 @@
       </w:tr>
     </w:tbl>
     <w:bookmarkEnd w:id="23"/>
-    <w:bookmarkStart w:id="24" w:name="X04185caf277fb5a929c261900d314bb55c31f50"/>
+    <w:bookmarkStart w:id="24" w:name="X54001a40da4aa3b848b97b9d046ebb98cb9ef6c"/>
     <w:p>
       <w:pPr>
         <w:pStyle w:val="Heading3"/>
       </w:pPr>
       <w:r>
-        <w:t xml:space="preserve">5.2 The Constant +$1,695.86 / Year Increment — Empirical Confirmation</w:t>
+        <w:t xml:space="preserve">5.2 Empirical Confirmation: The Constant +$1,695.86 / Year Increment</w:t>
       </w:r>
     </w:p>
     <w:p>
@@ -7140,23 +6894,7 @@
         <w:pStyle w:val="FirstParagraph"/>
       </w:pPr>
       <w:r>
-        <w:t xml:space="preserve">The Outside − Inside column is</w:t>
-      </w:r>
-      <w:r>
-        <w:t xml:space="preserve"> </w:t>
-      </w:r>
-      <w:r>
-        <w:rPr>
-          <w:b/>
-          <w:bCs/>
-        </w:rPr>
-        <w:t xml:space="preserve">constant at $1,696 in every distribution year 2027–2046</w:t>
-      </w:r>
-      <w:r>
-        <w:t xml:space="preserve"> </w:t>
-      </w:r>
-      <w:r>
-        <w:t xml:space="preserve">($1,695.86 to two decimals). The SRC’s structural per-year contribution is uniform across all 20 years, matching the algebraic prediction:</w:t>
+        <w:t xml:space="preserve">The Outside − Inside column is constant at $1,695.86 every year, matching the algebraic prediction:</w:t>
       </w:r>
     </w:p>
     <w:p>
@@ -7463,7 +7201,7 @@
         <w:pStyle w:val="FirstParagraph"/>
       </w:pPr>
       <w:r>
-        <w:t xml:space="preserve">The Outside − Inside (PV @ 7%) column sums to approximately zero across all 21 rows — the decisive empirical evidence of the algebraic identity proved in Section 4. The −$17,966 year-0 outflow is exactly compensated by the present value of the 20-year constant $1,696 distribution stream:</w:t>
+        <w:t xml:space="preserve">The Outside − Inside (PV @ 7%) column sums to approximately zero across all 21 rows — empirical evidence of the algebraic identity proved in Section 4. The −$17,966 year-0 outflow is offset by the 20-year constant $1,696 distribution stream PV:</w:t>
       </w:r>
     </w:p>
     <w:p>
@@ -7664,7 +7402,7 @@
         <w:pStyle w:val="FirstParagraph"/>
       </w:pPr>
       <w:r>
-        <w:t xml:space="preserve">Equivalently, the Inside ΔATCF total PV at 7% ($9,766) equals the Outside ΔATCF total PV at 7% ($9,766) to the dollar — identical present values at the portfolio rate!</w:t>
+        <w:t xml:space="preserve">Equivalently, Inside ΔATCF total PV at 7% ($9,766) equals Outside ΔATCF total PV at 7% ($9,766).</w:t>
       </w:r>
     </w:p>
     <w:p>
@@ -7672,7 +7410,7 @@
         <w:pStyle w:val="BodyText"/>
       </w:pPr>
       <w:r>
-        <w:t xml:space="preserve">The household paid $17,966 at year 0 and received its present-value equivalent back over 20 years — the algebraic identity in production-system numbers. The conversion’s alpha components (rate-arbitrage Core, Medicare-surcharge savings, tax-drag) are identical between Inside and Outside; both scenarios report $9,766 of alpha in PV terms. Outside also admits an IRR measurement on the</w:t>
+        <w:t xml:space="preserve">The owner paid $17,966 at year 0 and received its PV equivalent back over 20 years — the identity confirmed; SRC IRR = 7% portfolio rate. Alpha components are identical between Inside and Outside ($9,766 PV). Outside’s</w:t>
       </w:r>
       <w:r>
         <w:t xml:space="preserve"> </w:t>
@@ -7686,7 +7424,7 @@
         <w:t xml:space="preserve"> </w:t>
       </w:r>
       <w:r>
-        <w:t xml:space="preserve">outlay: 15.01%, exceeding the portfolio rate by ~8 percentage points — capturing the same alpha components on top of the (PV-zero-at-7%) SRC. Inside’s IRR is undefined for lack of a cash outlay.</w:t>
+        <w:t xml:space="preserve">outlay earns a 15.01% IRR (~8% more than SRC’s 7%). Inside’s IRR is undefined (no cash outlay).</w:t>
       </w:r>
     </w:p>
     <w:p>
@@ -7698,13 +7436,13 @@
     </w:p>
     <w:bookmarkEnd w:id="25"/>
     <w:bookmarkEnd w:id="26"/>
-    <w:bookmarkStart w:id="31" w:name="X2f321f8c0570938977d6c03976ef4e3bb78bcf7"/>
+    <w:bookmarkStart w:id="31" w:name="Xe7944b71c4bb1569151cd4a67157069d4cb9277"/>
     <w:p>
       <w:pPr>
         <w:pStyle w:val="Heading2"/>
       </w:pPr>
       <w:r>
-        <w:t xml:space="preserve">5B. Generalization to RMD-Only Distributions: Paired Inside / Outside Scenarios (RMD)</w:t>
+        <w:t xml:space="preserve">5B. Generalization: Paired Inside / Outside Scenarios (RMD)</w:t>
       </w:r>
     </w:p>
     <w:p>
@@ -7712,7 +7450,7 @@
         <w:pStyle w:val="FirstParagraph"/>
       </w:pPr>
       <w:r>
-        <w:t xml:space="preserve">Section 5 uses Fixed Annuity (FA) distributions: a constant nominal payment depleting the balance to zero over the owner’s 20-year life expectancy and producing the constant $1,695.86 per-year SRC increment. Two natural questions follow:</w:t>
+        <w:t xml:space="preserve">Two natural questions extend the §5 FA result:</w:t>
       </w:r>
     </w:p>
     <w:p>
@@ -7724,65 +7462,7 @@
         </w:numPr>
       </w:pPr>
       <w:r>
-        <w:t xml:space="preserve">Does the SRC’s PV identity (</w:t>
-      </w:r>
-      <m:oMath>
-        <m:r>
-          <m:rPr>
-            <m:sty m:val="p"/>
-          </m:rPr>
-          <m:t>P</m:t>
-        </m:r>
-        <m:r>
-          <m:rPr>
-            <m:sty m:val="p"/>
-          </m:rPr>
-          <m:t>V</m:t>
-        </m:r>
-        <m:r>
-          <m:rPr>
-            <m:sty m:val="p"/>
-          </m:rPr>
-          <m:t>(</m:t>
-        </m:r>
-        <m:r>
-          <m:rPr>
-            <m:nor/>
-            <m:sty m:val="p"/>
-          </m:rPr>
-          <m:t>Outside</m:t>
-        </m:r>
-        <m:r>
-          <m:rPr>
-            <m:sty m:val="p"/>
-          </m:rPr>
-          <m:t>−</m:t>
-        </m:r>
-        <m:r>
-          <m:rPr>
-            <m:nor/>
-            <m:sty m:val="p"/>
-          </m:rPr>
-          <m:t>Inside</m:t>
-        </m:r>
-        <m:r>
-          <m:rPr>
-            <m:sty m:val="p"/>
-          </m:rPr>
-          <m:t>)</m:t>
-        </m:r>
-        <m:r>
-          <m:rPr>
-            <m:sty m:val="p"/>
-          </m:rPr>
-          <m:t>≈</m:t>
-        </m:r>
-        <m:r>
-          <m:t>K</m:t>
-        </m:r>
-      </m:oMath>
-      <w:r>
-        <w:t xml:space="preserve">) hold under varying-distribution methods, where the per-year increment is no longer constant?</w:t>
+        <w:t xml:space="preserve">Does the SRC’s PV identity hold under varying distributions, where the per-year increment is no longer constant?</w:t>
       </w:r>
     </w:p>
     <w:p>
@@ -7794,7 +7474,7 @@
         </w:numPr>
       </w:pPr>
       <w:r>
-        <w:t xml:space="preserve">How does the SRC manifest in distribution methods that leave a positive balance for beneficiaries?</w:t>
+        <w:t xml:space="preserve">How does the SRC manifest when distributions leave a positive balance for beneficiaries?</w:t>
       </w:r>
     </w:p>
     <w:p>
@@ -7802,7 +7482,7 @@
         <w:pStyle w:val="FirstParagraph"/>
       </w:pPr>
       <w:r>
-        <w:t xml:space="preserve">We answer both with a second paired simulation, holding all inputs identical to the FA case except the distribution method is set to IRS RMD-Only.</w:t>
+        <w:t xml:space="preserve">We answer both with a second paired simulation, all inputs identical except the distribution method is set to RMD-Only.</w:t>
       </w:r>
     </w:p>
     <w:bookmarkStart w:id="27" w:name="b.1-setup"/>
@@ -7819,7 +7499,7 @@
         <w:pStyle w:val="FirstParagraph"/>
       </w:pPr>
       <w:r>
-        <w:t xml:space="preserve">All §5 inputs apply except the distribution method:</w:t>
+        <w:t xml:space="preserve">All §5 inputs apply except distribution method:</w:t>
       </w:r>
       <w:r>
         <w:t xml:space="preserve"> </w:t>
@@ -7847,25 +7527,7 @@
         <w:t xml:space="preserve"> </w:t>
       </w:r>
       <w:r>
-        <w:t xml:space="preserve">= $17,966, 7.00% portfolio return, 20-year life expectancy. RMDs run from the IRS-mandated age 73 (year 2030) through age 92 (year 2049), followed by the SECURE Act’s 10-year beneficiary distribution period (years 2050–2059), distributed as a constant annuity-payment, not continued RMDs.</w:t>
-      </w:r>
-    </w:p>
-    <w:p>
-      <w:pPr>
-        <w:pStyle w:val="BodyText"/>
-      </w:pPr>
-      <w:r>
-        <w:rPr>
-          <w:b/>
-          <w:bCs/>
-        </w:rPr>
-        <w:t xml:space="preserve">Distribution convention</w:t>
-      </w:r>
-      <w:r>
-        <w:t xml:space="preserve"> </w:t>
-      </w:r>
-      <w:r>
-        <w:t xml:space="preserve">(extends §5): for Outside-vs-Inside comparability, under RMD Inside and Outside follow IRS Uniform Lifetime Table divisors during owner period (ages 73–92) and level distributions during SECURE Act’s 10-year beneficiary period (93–102).</w:t>
+        <w:t xml:space="preserve">= $17,966, 7.00% portfolio return, 20-year life expectancy. RMDs run ages 73–92 using IRS Uniform Lifetime Table divisors; ages 93–102 use level annuity distributions under SECURE Act’s 10-year beneficiary period. Roth accounts have no RMDs but are modeled identically to Traditional here for Outside-vs-Inside comparability.</w:t>
       </w:r>
     </w:p>
     <w:bookmarkEnd w:id="27"/>
@@ -7883,23 +7545,7 @@
         <w:pStyle w:val="FirstParagraph"/>
       </w:pPr>
       <w:r>
-        <w:t xml:space="preserve">The crucial RMD finding: the per-year</w:t>
-      </w:r>
-      <w:r>
-        <w:t xml:space="preserve"> </w:t>
-      </w:r>
-      <w:r>
-        <w:rPr>
-          <w:b/>
-          <w:bCs/>
-        </w:rPr>
-        <w:t xml:space="preserve">(Outside − Inside) increment is not constant</w:t>
-      </w:r>
-      <w:r>
-        <w:t xml:space="preserve"> </w:t>
-      </w:r>
-      <w:r>
-        <w:t xml:space="preserve">but varies with the age-indexed RMD divisor and post-conversion balance trajectory.</w:t>
+        <w:t xml:space="preserve">Under RMD, the per-year (Outside − Inside) increment varies during the owner RMD period and is constant during the 10-year beneficiary annuity period.</w:t>
       </w:r>
     </w:p>
     <w:tbl>
@@ -10410,10 +10056,10 @@
           <w:b/>
           <w:bCs/>
         </w:rPr>
-        <w:t xml:space="preserve">The SRC’s algebraic identity is empirically confirmed under RMD distributions to within 0.0002%</w:t>
-      </w:r>
-      <w:r>
-        <w:t xml:space="preserve">, despite varying per-year differentials from $831 (year 2030) to $2,596 (year 2049) for the owner plus a flat $3,901 (years 2050–2059) for the beneficiary.</w:t>
+        <w:t xml:space="preserve">The SRC’s algebraic identity is empirically confirmed under RMD distributions</w:t>
+      </w:r>
+      <w:r>
+        <w:t xml:space="preserve">, despite varying per-year differentials from $831 to $2,596 for the owner plus a flat $3,901 for the beneficiary.</w:t>
       </w:r>
     </w:p>
     <w:p>
@@ -10421,320 +10067,191 @@
         <w:pStyle w:val="BodyText"/>
       </w:pPr>
       <w:r>
-        <w:t xml:space="preserve">Unlike FA’s flat $1,695.86 per-year differential (§5.3), RMD’s varies because each year’s distribution is the prior balance divided by an age-indexed divisor that changes annually.</w:t>
-      </w:r>
-      <w:r>
-        <w:t xml:space="preserve"> </w:t>
-      </w:r>
+        <w:t xml:space="preserve">Unlike FA’s flat $1,695.86 per-year differential (§5.3), RMD’s varies as the divisor changes annually. Across both methods, the SRC’s PV at the portfolio rate equals exactly zero.</w:t>
+      </w:r>
+    </w:p>
+    <w:bookmarkEnd w:id="29"/>
+    <w:bookmarkStart w:id="30" w:name="Xb87e6099050fbf12f4f5dd010b3c526c68ff61d"/>
+    <w:p>
+      <w:pPr>
+        <w:pStyle w:val="Heading3"/>
+      </w:pPr>
+      <w:r>
+        <w:t xml:space="preserve">5B.4 The Payout Multiple — Closed Form and Empirical Validation</w:t>
+      </w:r>
+    </w:p>
+    <w:p>
+      <w:pPr>
+        <w:pStyle w:val="FirstParagraph"/>
+      </w:pPr>
+      <w:r>
+        <w:t xml:space="preserve">The SRC’s lifetime nominal payout =</w:t>
+      </w:r>
+      <w:r>
+        <w:t xml:space="preserve"> </w:t>
+      </w:r>
+      <m:oMath>
+        <m:r>
+          <m:t>K</m:t>
+        </m:r>
+      </m:oMath>
+      <w:r>
+        <w:t xml:space="preserve"> </w:t>
+      </w:r>
+      <w:r>
+        <w:t xml:space="preserve">× payout multiple, a structural property of the distribution schedule. Under FA at</w:t>
+      </w:r>
+      <w:r>
+        <w:t xml:space="preserve"> </w:t>
+      </w:r>
+      <m:oMath>
+        <m:r>
+          <m:t>r</m:t>
+        </m:r>
+        <m:r>
+          <m:rPr>
+            <m:sty m:val="p"/>
+          </m:rPr>
+          <m:t>=</m:t>
+        </m:r>
+        <m:r>
+          <m:t>7</m:t>
+        </m:r>
+        <m:r>
+          <m:rPr>
+            <m:sty m:val="p"/>
+          </m:rPr>
+          <m:t>%</m:t>
+        </m:r>
+      </m:oMath>
+      <w:r>
+        <w:t xml:space="preserve">,</w:t>
+      </w:r>
+      <w:r>
+        <w:t xml:space="preserve"> </w:t>
+      </w:r>
+      <m:oMath>
+        <m:r>
+          <m:t>N</m:t>
+        </m:r>
+        <m:r>
+          <m:rPr>
+            <m:sty m:val="p"/>
+          </m:rPr>
+          <m:t>=</m:t>
+        </m:r>
+        <m:r>
+          <m:t>20</m:t>
+        </m:r>
+      </m:oMath>
+      <w:r>
+        <w:t xml:space="preserve">, the multiple equals</w:t>
+      </w:r>
+      <w:r>
+        <w:t xml:space="preserve"> </w:t>
+      </w:r>
+      <m:oMath>
+        <m:r>
+          <m:rPr>
+            <m:sty m:val="p"/>
+          </m:rPr>
+          <m:t>A</m:t>
+        </m:r>
+        <m:r>
+          <m:rPr>
+            <m:sty m:val="p"/>
+          </m:rPr>
+          <m:t>F</m:t>
+        </m:r>
+        <m:r>
+          <m:rPr>
+            <m:sty m:val="p"/>
+          </m:rPr>
+          <m:t>(</m:t>
+        </m:r>
+        <m:r>
+          <m:t>r</m:t>
+        </m:r>
+        <m:r>
+          <m:rPr>
+            <m:sty m:val="p"/>
+          </m:rPr>
+          <m:t>,</m:t>
+        </m:r>
+        <m:r>
+          <m:t>N</m:t>
+        </m:r>
+        <m:r>
+          <m:rPr>
+            <m:sty m:val="p"/>
+          </m:rPr>
+          <m:t>)</m:t>
+        </m:r>
+        <m:r>
+          <m:rPr>
+            <m:sty m:val="p"/>
+          </m:rPr>
+          <m:t>⋅</m:t>
+        </m:r>
+        <m:r>
+          <m:t>N</m:t>
+        </m:r>
+      </m:oMath>
+      <w:r>
+        <w:t xml:space="preserve"> </w:t>
+      </w:r>
+      <w:r>
+        <w:t xml:space="preserve">= 1.88786. Under RMD (20-year owner + 10-year beneficiary), it is determined empirically: the Outside RMD scenario yields 3.9647, giving lifetime payout = $17,966 × 3.9647 = $71,229.59.</w:t>
+      </w:r>
+    </w:p>
+    <w:p>
+      <w:pPr>
+        <w:pStyle w:val="BodyText"/>
+      </w:pPr>
       <w:r>
         <w:rPr>
           <w:b/>
           <w:bCs/>
         </w:rPr>
-        <w:t xml:space="preserve">The varying per-year SRC differential is a feature of distribution-method-specific cash flows, not a violation of the SRC framework.</w:t>
-      </w:r>
-      <w:r>
-        <w:t xml:space="preserve"> </w:t>
-      </w:r>
-      <w:r>
-        <w:t xml:space="preserve">Across both distribution methods, the SRC’s PV at the portfolio rate equals exactly zero.</w:t>
-      </w:r>
-    </w:p>
-    <w:bookmarkEnd w:id="29"/>
-    <w:bookmarkStart w:id="30" w:name="Xb87e6099050fbf12f4f5dd010b3c526c68ff61d"/>
-    <w:p>
-      <w:pPr>
-        <w:pStyle w:val="Heading3"/>
-      </w:pPr>
-      <w:r>
-        <w:t xml:space="preserve">5B.4 The Payout Multiple — Closed Form and Empirical Validation</w:t>
-      </w:r>
-    </w:p>
-    <w:p>
-      <w:pPr>
-        <w:pStyle w:val="FirstParagraph"/>
-      </w:pPr>
-      <w:r>
-        <w:t xml:space="preserve">The SRC’s</w:t>
-      </w:r>
-      <w:r>
-        <w:t xml:space="preserve"> </w:t>
-      </w:r>
+        <w:t xml:space="preserve">3.9647 is a structural constant:</w:t>
+      </w:r>
+      <w:r>
+        <w:t xml:space="preserve"> </w:t>
+      </w:r>
+      <w:r>
+        <w:t xml:space="preserve">Different sized conversions — filling through the 10%, 12%, or 22% bracket (the $123,850 case examined here) — each compute the same 3.9647 payout multiple, a structural property of the distribution schedule and input assumptions.</w:t>
+      </w:r>
+    </w:p>
+    <w:p>
+      <w:pPr>
+        <w:pStyle w:val="BodyText"/>
+      </w:pPr>
       <w:r>
         <w:rPr>
           <w:b/>
           <w:bCs/>
         </w:rPr>
-        <w:t xml:space="preserve">lifetime nominal payout</w:t>
-      </w:r>
-      <w:r>
-        <w:t xml:space="preserve"> </w:t>
-      </w:r>
-      <w:r>
-        <w:t xml:space="preserve">is the sum of yearly after-tax Roth distributions attributable to the tax payment entering the Roth, conceptually equal to the sum of per-year (Outside − Inside) ΔATCFs over the full distribution horizon.</w:t>
-      </w:r>
-    </w:p>
-    <w:p>
-      <w:pPr>
-        <w:pStyle w:val="BodyText"/>
-      </w:pPr>
-      <w:r>
-        <w:t xml:space="preserve">The engine computes the lifetime nominal payout as a per-dollar multiple of the conversion-tax outlay:</w:t>
-      </w:r>
-    </w:p>
-    <w:p>
-      <w:pPr>
-        <w:pStyle w:val="BodyText"/>
-      </w:pPr>
-      <m:oMathPara>
-        <m:oMathParaPr>
-          <m:jc m:val="center"/>
-        </m:oMathParaPr>
-        <m:oMath>
-          <m:r>
-            <m:rPr>
-              <m:nor/>
-              <m:sty m:val="p"/>
-            </m:rPr>
-            <m:t>Lifetime nominal payout</m:t>
-          </m:r>
-          <m:r>
-            <m:rPr>
-              <m:sty m:val="p"/>
-            </m:rPr>
-            <m:t>=</m:t>
-          </m:r>
-          <m:r>
-            <m:t>K</m:t>
-          </m:r>
-          <m:r>
-            <m:rPr>
-              <m:sty m:val="p"/>
-            </m:rPr>
-            <m:t>⋅</m:t>
-          </m:r>
-          <m:r>
-            <m:rPr>
-              <m:nor/>
-              <m:sty m:val="p"/>
-            </m:rPr>
-            <m:t>payout multiple</m:t>
-          </m:r>
-        </m:oMath>
-      </m:oMathPara>
-    </w:p>
-    <w:p>
-      <w:pPr>
-        <w:pStyle w:val="FirstParagraph"/>
-      </w:pPr>
-      <w:r>
-        <w:t xml:space="preserve">The payout multiple is a structural property of the distribution schedule. Under FA distribution at</w:t>
+        <w:t xml:space="preserve">Empirical validation:</w:t>
+      </w:r>
+      <w:r>
+        <w:t xml:space="preserve"> </w:t>
+      </w:r>
+      <w:r>
+        <w:t xml:space="preserve">The 10% bracket conversion’s multiple of 3.9647, applied to the 22% bracket’s</w:t>
       </w:r>
       <w:r>
         <w:t xml:space="preserve"> </w:t>
       </w:r>
       <m:oMath>
         <m:r>
-          <m:t>r</m:t>
-        </m:r>
-        <m:r>
-          <m:rPr>
-            <m:sty m:val="p"/>
-          </m:rPr>
-          <m:t>=</m:t>
-        </m:r>
-        <m:r>
-          <m:t>7</m:t>
-        </m:r>
-        <m:r>
-          <m:rPr>
-            <m:sty m:val="p"/>
-          </m:rPr>
-          <m:t>%</m:t>
+          <m:t>K</m:t>
         </m:r>
       </m:oMath>
       <w:r>
         <w:t xml:space="preserve"> </w:t>
       </w:r>
       <w:r>
-        <w:t xml:space="preserve">over</w:t>
-      </w:r>
-      <w:r>
-        <w:t xml:space="preserve"> </w:t>
-      </w:r>
-      <m:oMath>
-        <m:r>
-          <m:t>N</m:t>
-        </m:r>
-        <m:r>
-          <m:rPr>
-            <m:sty m:val="p"/>
-          </m:rPr>
-          <m:t>=</m:t>
-        </m:r>
-        <m:r>
-          <m:t>20</m:t>
-        </m:r>
-      </m:oMath>
-      <w:r>
-        <w:t xml:space="preserve"> </w:t>
-      </w:r>
-      <w:r>
-        <w:t xml:space="preserve">years, it equals</w:t>
-      </w:r>
-      <w:r>
-        <w:t xml:space="preserve"> </w:t>
-      </w:r>
-      <m:oMath>
-        <m:r>
-          <m:rPr>
-            <m:sty m:val="p"/>
-          </m:rPr>
-          <m:t>A</m:t>
-        </m:r>
-        <m:r>
-          <m:rPr>
-            <m:sty m:val="p"/>
-          </m:rPr>
-          <m:t>F</m:t>
-        </m:r>
-        <m:r>
-          <m:rPr>
-            <m:sty m:val="p"/>
-          </m:rPr>
-          <m:t>(</m:t>
-        </m:r>
-        <m:r>
-          <m:t>r</m:t>
-        </m:r>
-        <m:r>
-          <m:rPr>
-            <m:sty m:val="p"/>
-          </m:rPr>
-          <m:t>,</m:t>
-        </m:r>
-        <m:r>
-          <m:t>N</m:t>
-        </m:r>
-        <m:r>
-          <m:rPr>
-            <m:sty m:val="p"/>
-          </m:rPr>
-          <m:t>)</m:t>
-        </m:r>
-        <m:r>
-          <m:rPr>
-            <m:sty m:val="p"/>
-          </m:rPr>
-          <m:t>⋅</m:t>
-        </m:r>
-        <m:r>
-          <m:t>N</m:t>
-        </m:r>
-      </m:oMath>
-      <w:r>
-        <w:t xml:space="preserve"> </w:t>
-      </w:r>
-      <w:r>
-        <w:t xml:space="preserve">= 1.88786. Under RMD distribution (20-year owner period plus 10-year SECURE beneficiary period), it is determined empirically from the year-by-year RMD divisor applied to the SRC’s</w:t>
-      </w:r>
-      <w:r>
-        <w:t xml:space="preserve"> </w:t>
-      </w:r>
-      <m:oMath>
-        <m:r>
-          <m:t>K</m:t>
-        </m:r>
-      </m:oMath>
-      <w:r>
-        <w:t xml:space="preserve"> </w:t>
-      </w:r>
-      <w:r>
-        <w:t xml:space="preserve">dollars; the Outside RMD scenario yields 3.9647, so the lifetime nominal payout = $17,966 × 3.9647 = $71,229.59.</w:t>
-      </w:r>
-    </w:p>
-    <w:p>
-      <w:pPr>
-        <w:pStyle w:val="BodyText"/>
-      </w:pPr>
-      <w:r>
-        <w:t xml:space="preserve">The 3.9647 payout multiple is the</w:t>
-      </w:r>
-      <w:r>
-        <w:t xml:space="preserve"> </w:t>
-      </w:r>
-      <w:r>
-        <w:rPr>
-          <w:b/>
-          <w:bCs/>
-        </w:rPr>
-        <w:t xml:space="preserve">per-dollar lifetime growth of the conversion-tax dollar under the household’s distribution schedule</w:t>
-      </w:r>
-      <w:r>
-        <w:t xml:space="preserve"> </w:t>
-      </w:r>
-      <w:r>
-        <w:t xml:space="preserve">— the SRC’s structural growth factor.</w:t>
-      </w:r>
-    </w:p>
-    <w:p>
-      <w:pPr>
-        <w:pStyle w:val="BodyText"/>
-      </w:pPr>
-      <w:r>
-        <w:rPr>
-          <w:b/>
-          <w:bCs/>
-        </w:rPr>
-        <w:t xml:space="preserve">Why the same 3.9647 appears at every cumulative bracket.</w:t>
-      </w:r>
-      <w:r>
-        <w:t xml:space="preserve"> </w:t>
-      </w:r>
-      <w:r>
-        <w:t xml:space="preserve">Conversions of different cumulative sizes — filling through the 10%, 12%, or 22% bracket (the $123,850 case examined here) — each independently compute the same 3.9647 payout multiple from their own ΔATCF,</w:t>
-      </w:r>
-      <w:r>
-        <w:t xml:space="preserve"> </w:t>
-      </w:r>
-      <m:oMath>
-        <m:r>
-          <m:t>K</m:t>
-        </m:r>
-      </m:oMath>
-      <w:r>
-        <w:t xml:space="preserve">, and rate-spread inputs. This is the empirical signature of the SRC framework’s internal consistency. The payout multiple is a</w:t>
-      </w:r>
-      <w:r>
-        <w:t xml:space="preserve"> </w:t>
-      </w:r>
-      <w:r>
-        <w:rPr>
-          <w:b/>
-          <w:bCs/>
-        </w:rPr>
-        <w:t xml:space="preserve">structural property of the distribution schedule</w:t>
-      </w:r>
-      <w:r>
-        <w:t xml:space="preserve">, not an artifact of any particular conversion size.</w:t>
-      </w:r>
-    </w:p>
-    <w:p>
-      <w:pPr>
-        <w:pStyle w:val="BodyText"/>
-      </w:pPr>
-      <w:r>
-        <w:rPr>
-          <w:b/>
-          <w:bCs/>
-        </w:rPr>
-        <w:t xml:space="preserve">Empirical validation against the year-by-year sum.</w:t>
-      </w:r>
-      <w:r>
-        <w:t xml:space="preserve"> </w:t>
-      </w:r>
-      <w:r>
-        <w:t xml:space="preserve">The closed-form lifetime nominal payout of $71,229.59 matches the §5B.2 table’s year-by-year nominal sum of (Outside − Inside) ΔATCF of $71,229.46 to within $0.13.</w:t>
+        <w:t xml:space="preserve">= $17,966, predicts a lifetime payout of $71,229.59 — matching the §5B.2 table’s actual year-by-year sum ($71,229.46) to within $0.13.</w:t>
       </w:r>
     </w:p>
     <w:p>
@@ -10752,7 +10269,7 @@
         <w:t xml:space="preserve"> </w:t>
       </w:r>
       <w:r>
-        <w:t xml:space="preserve">The same</w:t>
+        <w:t xml:space="preserve">Under FA,</w:t>
       </w:r>
       <w:r>
         <w:t xml:space="preserve"> </w:t>
@@ -10766,21 +10283,7 @@
         <w:t xml:space="preserve"> </w:t>
       </w:r>
       <w:r>
-        <w:t xml:space="preserve">= $17,966 distributed via FA over 20 years would yield a lifetime nominal payout of $17,966 × 1.88786 = $33,917.27. RMD’s multiplier exceeds FA’s by ~2.1× because RMD distributes over 30 years instead of 20, giving</w:t>
-      </w:r>
-      <w:r>
-        <w:t xml:space="preserve"> </w:t>
-      </w:r>
-      <m:oMath>
-        <m:r>
-          <m:t>K</m:t>
-        </m:r>
-      </m:oMath>
-      <w:r>
-        <w:t xml:space="preserve"> </w:t>
-      </w:r>
-      <w:r>
-        <w:t xml:space="preserve">more years of tax-free compounding before full distribution. Both methods produce the same PV at the portfolio rate (zero, by §4’s identity); only nominal cash flow differs.</w:t>
+        <w:t xml:space="preserve">× 1.88786 = $33,917.27. RMD’s 3.9647 multiple is 2.1× larger thanks to the 30-year horizon (vs FA’s 20). Both produce zero PV at the portfolio rate (§4); only nominal totals differ.</w:t>
       </w:r>
     </w:p>
     <w:p>
@@ -10792,13 +10295,13 @@
     </w:p>
     <w:bookmarkEnd w:id="30"/>
     <w:bookmarkEnd w:id="31"/>
-    <w:bookmarkStart w:id="32" w:name="the-src-alpha-tax-drag-avoidance"/>
+    <w:bookmarkStart w:id="32" w:name="src-alpha-tax-drag-avoidance"/>
     <w:p>
       <w:pPr>
         <w:pStyle w:val="Heading2"/>
       </w:pPr>
       <w:r>
-        <w:t xml:space="preserve">6. The SRC Alpha: Tax-Drag Avoidance</w:t>
+        <w:t xml:space="preserve">6. SRC Alpha: Tax-Drag Avoidance</w:t>
       </w:r>
     </w:p>
     <w:p>
@@ -10806,26 +10309,35 @@
         <w:pStyle w:val="FirstParagraph"/>
       </w:pPr>
       <w:r>
-        <w:t xml:space="preserve">Section 4 proved that the SRC present value is zero when the discount rate equals the portfolio rate. This makes the SRC appear neutral. It is not. The SRC has real economic value through the tax-drag-differential channel that escapes a pure PV-at-portfolio-rate framing.</w:t>
-      </w:r>
-    </w:p>
-    <w:p>
-      <w:pPr>
-        <w:pStyle w:val="BodyText"/>
-      </w:pPr>
-      <w:r>
-        <w:t xml:space="preserve">Every dollar in the Roth wrapper compounds at</w:t>
+        <w:t xml:space="preserve">Under Outside funding,</w:t>
       </w:r>
       <w:r>
         <w:t xml:space="preserve"> </w:t>
       </w:r>
       <m:oMath>
         <m:r>
+          <m:t>K</m:t>
+        </m:r>
+      </m:oMath>
+      <w:r>
+        <w:t xml:space="preserve"> </w:t>
+      </w:r>
+      <w:r>
+        <w:t xml:space="preserve">compounds at the Roth’s</w:t>
+      </w:r>
+      <w:r>
+        <w:t xml:space="preserve"> </w:t>
+      </w:r>
+      <m:oMath>
+        <m:r>
           <m:t>r</m:t>
         </m:r>
       </m:oMath>
       <w:r>
-        <w:t xml:space="preserve">. In a taxable brokerage wrapper that dollar pays tax on dividends, interest, realized capital gains, and turnover-driven distributions every year, compounding at an after-drag rate</w:t>
+        <w:t xml:space="preserve"> </w:t>
+      </w:r>
+      <w:r>
+        <w:t xml:space="preserve">instead of the taxable account’s</w:t>
       </w:r>
       <w:r>
         <w:t xml:space="preserve"> </w:t>
@@ -10884,10 +10396,7 @@
         </m:r>
       </m:oMath>
       <w:r>
-        <w:t xml:space="preserve"> </w:t>
-      </w:r>
-      <w:r>
-        <w:t xml:space="preserve">where</w:t>
+        <w:t xml:space="preserve">, where</w:t>
       </w:r>
       <w:r>
         <w:t xml:space="preserve"> </w:t>
@@ -10901,7 +10410,7 @@
         <w:t xml:space="preserve"> </w:t>
       </w:r>
       <w:r>
-        <w:t xml:space="preserve">represents the annual percent of return lost to taxation. This paper uses</w:t>
+        <w:t xml:space="preserve">is the annual return lost to taxation. At</w:t>
       </w:r>
       <w:r>
         <w:t xml:space="preserve"> </w:t>
@@ -10927,122 +10436,7 @@
         </m:r>
       </m:oMath>
       <w:r>
-        <w:t xml:space="preserve"> </w:t>
-      </w:r>
-      <w:r>
-        <w:t xml:space="preserve">— i.e., a 7.0% tax-free return becomes an after-drag 6.65%. This 35 basis point annual differential compounds materially over a multi-decade retirement horizon.</w:t>
-      </w:r>
-    </w:p>
-    <w:p>
-      <w:pPr>
-        <w:pStyle w:val="BodyText"/>
-      </w:pPr>
-      <w:r>
-        <w:t xml:space="preserve">Under Outside payment,</w:t>
-      </w:r>
-      <w:r>
-        <w:t xml:space="preserve"> </w:t>
-      </w:r>
-      <m:oMath>
-        <m:r>
-          <m:t>K</m:t>
-        </m:r>
-      </m:oMath>
-      <w:r>
-        <w:t xml:space="preserve"> </w:t>
-      </w:r>
-      <w:r>
-        <w:t xml:space="preserve">dollars move from the taxable into the Roth wrapper and compound at</w:t>
-      </w:r>
-      <w:r>
-        <w:t xml:space="preserve"> </w:t>
-      </w:r>
-      <m:oMath>
-        <m:r>
-          <m:t>r</m:t>
-        </m:r>
-      </m:oMath>
-      <w:r>
-        <w:t xml:space="preserve"> </w:t>
-      </w:r>
-      <w:r>
-        <w:t xml:space="preserve">instead of</w:t>
-      </w:r>
-      <w:r>
-        <w:t xml:space="preserve"> </w:t>
-      </w:r>
-      <m:oMath>
-        <m:sSub>
-          <m:e>
-            <m:r>
-              <m:t>r</m:t>
-            </m:r>
-          </m:e>
-          <m:sub>
-            <m:r>
-              <m:t>d</m:t>
-            </m:r>
-          </m:sub>
-        </m:sSub>
-      </m:oMath>
-      <w:r>
-        <w:t xml:space="preserve">. This drag-avoidance benefit is the lifetime PV/FV differential of the SRC compounding at</w:t>
-      </w:r>
-      <w:r>
-        <w:t xml:space="preserve"> </w:t>
-      </w:r>
-      <m:oMath>
-        <m:r>
-          <m:t>r</m:t>
-        </m:r>
-      </m:oMath>
-      <w:r>
-        <w:t xml:space="preserve"> </w:t>
-      </w:r>
-      <w:r>
-        <w:t xml:space="preserve">vs. the taxable counterfactual compounding at</w:t>
-      </w:r>
-      <w:r>
-        <w:t xml:space="preserve"> </w:t>
-      </w:r>
-      <m:oMath>
-        <m:sSub>
-          <m:e>
-            <m:r>
-              <m:t>r</m:t>
-            </m:r>
-          </m:e>
-          <m:sub>
-            <m:r>
-              <m:t>d</m:t>
-            </m:r>
-          </m:sub>
-        </m:sSub>
-      </m:oMath>
-      <w:r>
-        <w:t xml:space="preserve">. This alpha component exists only under Outside payment — Inside payment retains</w:t>
-      </w:r>
-      <w:r>
-        <w:t xml:space="preserve"> </w:t>
-      </w:r>
-      <m:oMath>
-        <m:r>
-          <m:t>K</m:t>
-        </m:r>
-      </m:oMath>
-      <w:r>
-        <w:t xml:space="preserve"> </w:t>
-      </w:r>
-      <w:r>
-        <w:t xml:space="preserve">dollars in the taxable wrapper.</w:t>
-      </w:r>
-    </w:p>
-    <w:p>
-      <w:pPr>
-        <w:pStyle w:val="BodyText"/>
-      </w:pPr>
-      <w:r>
-        <w:t xml:space="preserve">Empirical values:</w:t>
+        <w:t xml:space="preserve">, a 7% Roth return becomes 6.65% after drag — a 35-bp annual differential producing the SRC’s drag-avoidance alpha:</w:t>
       </w:r>
     </w:p>
     <w:p>
@@ -11058,13 +10452,13 @@
           <w:b/>
           <w:bCs/>
         </w:rPr>
-        <w:t xml:space="preserve">Outside FA scenario (§5):</w:t>
-      </w:r>
-      <w:r>
-        <w:t xml:space="preserve"> </w:t>
-      </w:r>
-      <w:r>
-        <w:t xml:space="preserve">FV $917.08 / PV $485.78</w:t>
+        <w:t xml:space="preserve">FA (§5):</w:t>
+      </w:r>
+      <w:r>
+        <w:t xml:space="preserve"> </w:t>
+      </w:r>
+      <w:r>
+        <w:t xml:space="preserve">$485.78 PV / $917.08 FV</w:t>
       </w:r>
     </w:p>
     <w:p>
@@ -11080,13 +10474,13 @@
           <w:b/>
           <w:bCs/>
         </w:rPr>
-        <w:t xml:space="preserve">Outside RMD scenario (§5B):</w:t>
-      </w:r>
-      <w:r>
-        <w:t xml:space="preserve"> </w:t>
-      </w:r>
-      <w:r>
-        <w:t xml:space="preserve">FV $5,092 / PV $1,021</w:t>
+        <w:t xml:space="preserve">RMD (§5B):</w:t>
+      </w:r>
+      <w:r>
+        <w:t xml:space="preserve"> </w:t>
+      </w:r>
+      <w:r>
+        <w:t xml:space="preserve">$1,021 PV / $5,092 FV</w:t>
       </w:r>
     </w:p>
     <w:p>
@@ -11094,15 +10488,7 @@
         <w:pStyle w:val="FirstParagraph"/>
       </w:pPr>
       <w:r>
-        <w:t xml:space="preserve">RMD values exceed the FA-scenario values on both metrics. RMD’s 30-year horizon (20 owner + 10 beneficiary) keeps SRC dollars compounding in the Roth wrapper longer than FA’s 20 years, producing a larger cumulative drag-avoidance differential. The FV ratio (~5.5×) exceeds the PV ratio (~2.1×) because beneficiary-period drag-avoidance accruals are heavily discounted back to today.</w:t>
-      </w:r>
-    </w:p>
-    <w:p>
-      <w:pPr>
-        <w:pStyle w:val="BodyText"/>
-      </w:pPr>
-      <w:r>
-        <w:t xml:space="preserve">Unlike the SRC’s PV-zero identity at the portfolio rate, this drag-avoidance alpha is quantifiable, accrues only under Outside funding, and belongs in the alpha sum when evaluating an Outside-funded conversion (§7).</w:t>
+        <w:t xml:space="preserve">This alpha accrues only under Outside funding.</w:t>
       </w:r>
     </w:p>
     <w:p>
@@ -14169,7 +13555,7 @@
           <w:i/>
           <w:iCs/>
         </w:rPr>
-        <w:t xml:space="preserve">Draft prepared 2026-05-18. Empirical results produced by the RothGPT calculation engine.</w:t>
+        <w:t xml:space="preserve">Draft prepared 2026-05-20. Empirical results produced by the RothGPT calculation engine.</w:t>
       </w:r>
     </w:p>
     <w:bookmarkEnd w:id="37"/>

--- a/exports/synthetic-roth-contribution.docx
+++ b/exports/synthetic-roth-contribution.docx
@@ -1180,7 +1180,7 @@
         <w:pStyle w:val="FirstParagraph"/>
       </w:pPr>
       <w:r>
-        <w:t xml:space="preserve">Conversion is recommended since 24% &gt; 23.3%, despite an immediate $11,000 loss of wealth (= $100K × (35% − 24%)).</w:t>
+        <w:t xml:space="preserve">Conversion is recommended since 24% &gt; 23.3%, despite an immediate $11,000 loss of wealth (= $100K × (24% - 35%)).</w:t>
       </w:r>
     </w:p>
     <w:p>
